--- a/提交材料/01_详细功能设计文档.docx
+++ b/提交材料/01_详细功能设计文档.docx
@@ -42,10 +42,9 @@
     <w:tbl>
       <w:tblPr>
         <w:tblW w:type="dxa" w:w="9360"/>
-        <w:jc w:val="left"/>
+        <w:jc w:val="center"/>
         <w:tblLayout w:type="fixed"/>
         <w:tblLook w:firstColumn="1" w:firstRow="1" w:lastColumn="0" w:lastRow="0" w:noHBand="0" w:noVBand="1" w:val="04A0"/>
-        <w:tblInd w:w="120" w:type="dxa"/>
       </w:tblPr>
       <w:tblGrid>
         <w:gridCol w:w="2088"/>
@@ -54,17 +53,16 @@
       <w:tr>
         <w:trPr>
           <w:trHeight w:hRule="atLeast"/>
-          <w:cantSplit/>
         </w:trPr>
         <w:tc>
           <w:tcPr>
             <w:tcW w:type="dxa" w:w="2088"/>
             <w:vAlign w:val="center"/>
             <w:tcMar>
-              <w:top w:w="80" w:type="dxa"/>
-              <w:start w:w="120" w:type="dxa"/>
-              <w:bottom w:w="80" w:type="dxa"/>
-              <w:end w:w="120" w:type="dxa"/>
+              <w:top w:w="90" w:type="dxa"/>
+              <w:start w:w="100" w:type="dxa"/>
+              <w:bottom w:w="90" w:type="dxa"/>
+              <w:end w:w="100" w:type="dxa"/>
             </w:tcMar>
             <w:shd w:fill="F2F2F2"/>
             <w:tcBorders>
@@ -87,10 +85,10 @@
             <w:tcW w:type="dxa" w:w="7272"/>
             <w:vAlign w:val="center"/>
             <w:tcMar>
-              <w:top w:w="80" w:type="dxa"/>
-              <w:start w:w="120" w:type="dxa"/>
-              <w:bottom w:w="80" w:type="dxa"/>
-              <w:end w:w="120" w:type="dxa"/>
+              <w:top w:w="90" w:type="dxa"/>
+              <w:start w:w="100" w:type="dxa"/>
+              <w:bottom w:w="90" w:type="dxa"/>
+              <w:end w:w="100" w:type="dxa"/>
             </w:tcMar>
             <w:tcBorders>
               <w:bottom w:val="single" w:sz="4" w:color="DDE5E8"/>
@@ -106,17 +104,16 @@
       <w:tr>
         <w:trPr>
           <w:trHeight w:hRule="atLeast"/>
-          <w:cantSplit/>
         </w:trPr>
         <w:tc>
           <w:tcPr>
             <w:tcW w:type="dxa" w:w="2088"/>
             <w:vAlign w:val="center"/>
             <w:tcMar>
-              <w:top w:w="80" w:type="dxa"/>
-              <w:start w:w="120" w:type="dxa"/>
-              <w:bottom w:w="80" w:type="dxa"/>
-              <w:end w:w="120" w:type="dxa"/>
+              <w:top w:w="90" w:type="dxa"/>
+              <w:start w:w="100" w:type="dxa"/>
+              <w:bottom w:w="90" w:type="dxa"/>
+              <w:end w:w="100" w:type="dxa"/>
             </w:tcMar>
             <w:shd w:fill="F2F2F2"/>
             <w:tcBorders>
@@ -139,10 +136,10 @@
             <w:tcW w:type="dxa" w:w="7272"/>
             <w:vAlign w:val="center"/>
             <w:tcMar>
-              <w:top w:w="80" w:type="dxa"/>
-              <w:start w:w="120" w:type="dxa"/>
-              <w:bottom w:w="80" w:type="dxa"/>
-              <w:end w:w="120" w:type="dxa"/>
+              <w:top w:w="90" w:type="dxa"/>
+              <w:start w:w="100" w:type="dxa"/>
+              <w:bottom w:w="90" w:type="dxa"/>
+              <w:end w:w="100" w:type="dxa"/>
             </w:tcMar>
             <w:tcBorders>
               <w:bottom w:val="single" w:sz="4" w:color="DDE5E8"/>
@@ -158,17 +155,16 @@
       <w:tr>
         <w:trPr>
           <w:trHeight w:hRule="atLeast"/>
-          <w:cantSplit/>
         </w:trPr>
         <w:tc>
           <w:tcPr>
             <w:tcW w:type="dxa" w:w="2088"/>
             <w:vAlign w:val="center"/>
             <w:tcMar>
-              <w:top w:w="80" w:type="dxa"/>
-              <w:start w:w="120" w:type="dxa"/>
-              <w:bottom w:w="80" w:type="dxa"/>
-              <w:end w:w="120" w:type="dxa"/>
+              <w:top w:w="90" w:type="dxa"/>
+              <w:start w:w="100" w:type="dxa"/>
+              <w:bottom w:w="90" w:type="dxa"/>
+              <w:end w:w="100" w:type="dxa"/>
             </w:tcMar>
             <w:shd w:fill="F2F2F2"/>
             <w:tcBorders>
@@ -191,10 +187,10 @@
             <w:tcW w:type="dxa" w:w="7272"/>
             <w:vAlign w:val="center"/>
             <w:tcMar>
-              <w:top w:w="80" w:type="dxa"/>
-              <w:start w:w="120" w:type="dxa"/>
-              <w:bottom w:w="80" w:type="dxa"/>
-              <w:end w:w="120" w:type="dxa"/>
+              <w:top w:w="90" w:type="dxa"/>
+              <w:start w:w="100" w:type="dxa"/>
+              <w:bottom w:w="90" w:type="dxa"/>
+              <w:end w:w="100" w:type="dxa"/>
             </w:tcMar>
             <w:tcBorders>
               <w:bottom w:val="single" w:sz="4" w:color="DDE5E8"/>
@@ -210,17 +206,16 @@
       <w:tr>
         <w:trPr>
           <w:trHeight w:hRule="atLeast"/>
-          <w:cantSplit/>
         </w:trPr>
         <w:tc>
           <w:tcPr>
             <w:tcW w:type="dxa" w:w="2088"/>
             <w:vAlign w:val="center"/>
             <w:tcMar>
-              <w:top w:w="80" w:type="dxa"/>
-              <w:start w:w="120" w:type="dxa"/>
-              <w:bottom w:w="80" w:type="dxa"/>
-              <w:end w:w="120" w:type="dxa"/>
+              <w:top w:w="90" w:type="dxa"/>
+              <w:start w:w="100" w:type="dxa"/>
+              <w:bottom w:w="90" w:type="dxa"/>
+              <w:end w:w="100" w:type="dxa"/>
             </w:tcMar>
             <w:shd w:fill="F2F2F2"/>
             <w:tcBorders>
@@ -243,10 +238,10 @@
             <w:tcW w:type="dxa" w:w="7272"/>
             <w:vAlign w:val="center"/>
             <w:tcMar>
-              <w:top w:w="80" w:type="dxa"/>
-              <w:start w:w="120" w:type="dxa"/>
-              <w:bottom w:w="80" w:type="dxa"/>
-              <w:end w:w="120" w:type="dxa"/>
+              <w:top w:w="90" w:type="dxa"/>
+              <w:start w:w="100" w:type="dxa"/>
+              <w:bottom w:w="90" w:type="dxa"/>
+              <w:end w:w="100" w:type="dxa"/>
             </w:tcMar>
             <w:tcBorders>
               <w:bottom w:val="single" w:sz="4" w:color="DDE5E8"/>
@@ -262,17 +257,16 @@
       <w:tr>
         <w:trPr>
           <w:trHeight w:hRule="atLeast"/>
-          <w:cantSplit/>
         </w:trPr>
         <w:tc>
           <w:tcPr>
             <w:tcW w:type="dxa" w:w="2088"/>
             <w:vAlign w:val="center"/>
             <w:tcMar>
-              <w:top w:w="80" w:type="dxa"/>
-              <w:start w:w="120" w:type="dxa"/>
-              <w:bottom w:w="80" w:type="dxa"/>
-              <w:end w:w="120" w:type="dxa"/>
+              <w:top w:w="90" w:type="dxa"/>
+              <w:start w:w="100" w:type="dxa"/>
+              <w:bottom w:w="90" w:type="dxa"/>
+              <w:end w:w="100" w:type="dxa"/>
             </w:tcMar>
             <w:shd w:fill="F2F2F2"/>
             <w:tcBorders>
@@ -295,10 +289,10 @@
             <w:tcW w:type="dxa" w:w="7272"/>
             <w:vAlign w:val="center"/>
             <w:tcMar>
-              <w:top w:w="80" w:type="dxa"/>
-              <w:start w:w="120" w:type="dxa"/>
-              <w:bottom w:w="80" w:type="dxa"/>
-              <w:end w:w="120" w:type="dxa"/>
+              <w:top w:w="90" w:type="dxa"/>
+              <w:start w:w="100" w:type="dxa"/>
+              <w:bottom w:w="90" w:type="dxa"/>
+              <w:end w:w="100" w:type="dxa"/>
             </w:tcMar>
             <w:tcBorders>
               <w:bottom w:val="single" w:sz="4" w:color="DDE5E8"/>
@@ -306,7 +300,7 @@
           </w:tcPr>
           <w:p>
             <w:r>
-              <w:t>2026年8月16日</w:t>
+              <w:t>2026年8月14日</w:t>
             </w:r>
           </w:p>
         </w:tc>
@@ -320,10 +314,9 @@
     <w:tbl>
       <w:tblPr>
         <w:tblW w:type="dxa" w:w="9360"/>
-        <w:jc w:val="left"/>
+        <w:jc w:val="center"/>
         <w:tblLayout w:type="fixed"/>
         <w:tblLook w:firstColumn="1" w:firstRow="1" w:lastColumn="0" w:lastRow="0" w:noHBand="0" w:noVBand="1" w:val="04A0"/>
-        <w:tblInd w:w="120" w:type="dxa"/>
       </w:tblPr>
       <w:tblGrid>
         <w:gridCol w:w="9360"/>
@@ -331,17 +324,16 @@
       <w:tr>
         <w:trPr>
           <w:trHeight w:hRule="atLeast"/>
-          <w:cantSplit/>
         </w:trPr>
         <w:tc>
           <w:tcPr>
             <w:tcW w:type="dxa" w:w="9360"/>
             <w:vAlign w:val="center"/>
             <w:tcMar>
-              <w:top w:w="80" w:type="dxa"/>
-              <w:start w:w="120" w:type="dxa"/>
-              <w:bottom w:w="80" w:type="dxa"/>
-              <w:end w:w="120" w:type="dxa"/>
+              <w:top w:w="90" w:type="dxa"/>
+              <w:start w:w="100" w:type="dxa"/>
+              <w:bottom w:w="90" w:type="dxa"/>
+              <w:end w:w="100" w:type="dxa"/>
             </w:tcMar>
             <w:shd w:fill="F2F2F2"/>
           </w:tcPr>
@@ -360,7 +352,7 @@
                 <w:color w:val="000000"/>
                 <w:sz w:val="19"/>
               </w:rPr>
-              <w:t>本文基于当前可运行版本撰写。百宝箱双智能体已发布并通过真实接口验证；真实学员效度、教师双评和生产级身份体系仍按未完成或部分完成标注。</w:t>
+              <w:t>本文基于当前可运行版本撰写。百宝箱相关能力在取得正式接口与 Token 后接入；未完成的真实学员效度验证不表述为既有成果。</w:t>
             </w:r>
           </w:p>
         </w:tc>
@@ -384,16 +376,15 @@
         <w:spacing w:after="200"/>
       </w:pPr>
       <w:r>
-        <w:t>平台聚焦一个业务场景：校企联合 AI 能力培养。以一套平台贯通企业岗位标准、教师发布与分析测评、学生作答与成长、训练复测和授权后的岗位能力参考，不建设三套割裂系统。</w:t>
+        <w:t>本系统面向高校学员、教师/培训师及教学管理者，通过客观题、开放作答与实操任务，在较短测评时间内形成可解释、可追溯的六维 AI 能力画像，并将结果转化为个体学习建议和群体教学决策依据。</w:t>
       </w:r>
     </w:p>
     <w:tbl>
       <w:tblPr>
         <w:tblW w:type="dxa" w:w="9360"/>
-        <w:jc w:val="left"/>
+        <w:jc w:val="center"/>
         <w:tblLayout w:type="fixed"/>
         <w:tblLook w:firstColumn="1" w:firstRow="1" w:lastColumn="0" w:lastRow="0" w:noHBand="0" w:noVBand="1" w:val="04A0"/>
-        <w:tblInd w:w="120" w:type="dxa"/>
       </w:tblPr>
       <w:tblGrid>
         <w:gridCol w:w="9360"/>
@@ -401,17 +392,16 @@
       <w:tr>
         <w:trPr>
           <w:trHeight w:hRule="atLeast"/>
-          <w:cantSplit/>
         </w:trPr>
         <w:tc>
           <w:tcPr>
             <w:tcW w:type="dxa" w:w="9360"/>
             <w:vAlign w:val="center"/>
             <w:tcMar>
-              <w:top w:w="80" w:type="dxa"/>
-              <w:start w:w="120" w:type="dxa"/>
-              <w:bottom w:w="80" w:type="dxa"/>
-              <w:end w:w="120" w:type="dxa"/>
+              <w:top w:w="90" w:type="dxa"/>
+              <w:start w:w="100" w:type="dxa"/>
+              <w:bottom w:w="90" w:type="dxa"/>
+              <w:end w:w="100" w:type="dxa"/>
             </w:tcMar>
             <w:shd w:fill="F2F2F2"/>
             <w:tcBorders>
@@ -433,7 +423,7 @@
                 <w:color w:val="000000"/>
                 <w:sz w:val="19"/>
               </w:rPr>
-              <w:t>形成“企业岗位标准—教师测评—学生能力画像—分层教学—训练复测—授权匹配”的完整闭环。学生端和教师端重点实现，企业端只承担岗位标准共建与匿名群体洞察。</w:t>
+              <w:t>以“测得准、解释清、可复核、能扩展”为主线：用分层与自适应减少无效题量，用证据与置信度避免单题定级，用人工复核守住开放题评分边界。</w:t>
             </w:r>
           </w:p>
         </w:tc>
@@ -455,10 +445,9 @@
     <w:tbl>
       <w:tblPr>
         <w:tblW w:type="dxa" w:w="9360"/>
+        <w:jc w:val="center"/>
         <w:tblLayout w:type="fixed"/>
         <w:tblLook w:firstColumn="1" w:firstRow="1" w:lastColumn="0" w:lastRow="0" w:noHBand="0" w:noVBand="1" w:val="04A0"/>
-        <w:jc w:val="left"/>
-        <w:tblInd w:w="120" w:type="dxa"/>
       </w:tblPr>
       <w:tblGrid>
         <w:gridCol w:w="1512"/>
@@ -468,17 +457,16 @@
       <w:tr>
         <w:trPr>
           <w:trHeight w:hRule="atLeast" w:val="547"/>
-          <w:cantSplit/>
         </w:trPr>
         <w:tc>
           <w:tcPr>
             <w:tcW w:type="dxa" w:w="1512"/>
             <w:vAlign w:val="center"/>
             <w:tcMar>
-              <w:top w:w="80" w:type="dxa"/>
-              <w:start w:w="120" w:type="dxa"/>
-              <w:bottom w:w="80" w:type="dxa"/>
-              <w:end w:w="120" w:type="dxa"/>
+              <w:top w:w="90" w:type="dxa"/>
+              <w:start w:w="100" w:type="dxa"/>
+              <w:bottom w:w="90" w:type="dxa"/>
+              <w:end w:w="100" w:type="dxa"/>
             </w:tcMar>
             <w:shd w:fill="D9D9D9"/>
           </w:tcPr>
@@ -502,10 +490,10 @@
             <w:tcW w:type="dxa" w:w="3960"/>
             <w:vAlign w:val="center"/>
             <w:tcMar>
-              <w:top w:w="80" w:type="dxa"/>
-              <w:start w:w="120" w:type="dxa"/>
-              <w:bottom w:w="80" w:type="dxa"/>
-              <w:end w:w="120" w:type="dxa"/>
+              <w:top w:w="90" w:type="dxa"/>
+              <w:start w:w="100" w:type="dxa"/>
+              <w:bottom w:w="90" w:type="dxa"/>
+              <w:end w:w="100" w:type="dxa"/>
             </w:tcMar>
             <w:shd w:fill="D9D9D9"/>
           </w:tcPr>
@@ -529,10 +517,10 @@
             <w:tcW w:type="dxa" w:w="3888"/>
             <w:vAlign w:val="center"/>
             <w:tcMar>
-              <w:top w:w="80" w:type="dxa"/>
-              <w:start w:w="120" w:type="dxa"/>
-              <w:bottom w:w="80" w:type="dxa"/>
-              <w:end w:w="120" w:type="dxa"/>
+              <w:top w:w="90" w:type="dxa"/>
+              <w:start w:w="100" w:type="dxa"/>
+              <w:bottom w:w="90" w:type="dxa"/>
+              <w:end w:w="100" w:type="dxa"/>
             </w:tcMar>
             <w:shd w:fill="D9D9D9"/>
           </w:tcPr>
@@ -555,7 +543,6 @@
       <w:tr>
         <w:trPr>
           <w:trHeight w:hRule="atLeast"/>
-          <w:cantSplit/>
         </w:trPr>
         <w:tc>
           <w:tcPr>
@@ -565,10 +552,10 @@
             </w:tcBorders>
             <w:vAlign w:val="center"/>
             <w:tcMar>
-              <w:top w:w="80" w:type="dxa"/>
-              <w:start w:w="120" w:type="dxa"/>
-              <w:bottom w:w="80" w:type="dxa"/>
-              <w:end w:w="120" w:type="dxa"/>
+              <w:top w:w="90" w:type="dxa"/>
+              <w:start w:w="100" w:type="dxa"/>
+              <w:bottom w:w="90" w:type="dxa"/>
+              <w:end w:w="100" w:type="dxa"/>
             </w:tcMar>
           </w:tcPr>
           <w:p>
@@ -581,7 +568,7 @@
                 <w:color w:val="000000"/>
                 <w:sz w:val="18"/>
               </w:rPr>
-              <w:t>学生（重点）</w:t>
+              <w:t>学员</w:t>
             </w:r>
           </w:p>
         </w:tc>
@@ -593,10 +580,10 @@
             </w:tcBorders>
             <w:vAlign w:val="center"/>
             <w:tcMar>
-              <w:top w:w="80" w:type="dxa"/>
-              <w:start w:w="120" w:type="dxa"/>
-              <w:bottom w:w="80" w:type="dxa"/>
-              <w:end w:w="120" w:type="dxa"/>
+              <w:top w:w="90" w:type="dxa"/>
+              <w:start w:w="100" w:type="dxa"/>
+              <w:bottom w:w="90" w:type="dxa"/>
+              <w:end w:w="100" w:type="dxa"/>
             </w:tcMar>
           </w:tcPr>
           <w:p>
@@ -609,7 +596,7 @@
                 <w:color w:val="000000"/>
                 <w:sz w:val="18"/>
               </w:rPr>
-              <w:t>创建/继续测评；过程引导；上传证据；查看报告、成长与授权岗位参考</w:t>
+              <w:t>创建/继续测评；阶段内选题；完成开放与实操任务；查看解析</w:t>
             </w:r>
           </w:p>
         </w:tc>
@@ -621,10 +608,10 @@
             </w:tcBorders>
             <w:vAlign w:val="center"/>
             <w:tcMar>
-              <w:top w:w="80" w:type="dxa"/>
-              <w:start w:w="120" w:type="dxa"/>
-              <w:bottom w:w="80" w:type="dxa"/>
-              <w:end w:w="120" w:type="dxa"/>
+              <w:top w:w="90" w:type="dxa"/>
+              <w:start w:w="100" w:type="dxa"/>
+              <w:bottom w:w="90" w:type="dxa"/>
+              <w:end w:w="100" w:type="dxa"/>
             </w:tcMar>
           </w:tcPr>
           <w:p>
@@ -637,7 +624,7 @@
                 <w:color w:val="000000"/>
                 <w:sz w:val="18"/>
               </w:rPr>
-              <w:t>L1–L5、六维雷达图、证据、建议、成长记录与本人岗位参考</w:t>
+              <w:t>综合分、L1–L5等级、六维雷达图、证据、建议与成长记录</w:t>
             </w:r>
           </w:p>
         </w:tc>
@@ -645,7 +632,6 @@
       <w:tr>
         <w:trPr>
           <w:trHeight w:hRule="atLeast"/>
-          <w:cantSplit/>
         </w:trPr>
         <w:tc>
           <w:tcPr>
@@ -656,10 +642,10 @@
             </w:tcBorders>
             <w:vAlign w:val="center"/>
             <w:tcMar>
-              <w:top w:w="80" w:type="dxa"/>
-              <w:start w:w="120" w:type="dxa"/>
-              <w:bottom w:w="80" w:type="dxa"/>
-              <w:end w:w="120" w:type="dxa"/>
+              <w:top w:w="90" w:type="dxa"/>
+              <w:start w:w="100" w:type="dxa"/>
+              <w:bottom w:w="90" w:type="dxa"/>
+              <w:end w:w="100" w:type="dxa"/>
             </w:tcMar>
           </w:tcPr>
           <w:p>
@@ -672,7 +658,7 @@
                 <w:color w:val="000000"/>
                 <w:sz w:val="18"/>
               </w:rPr>
-              <w:t>教师（重点）</w:t>
+              <w:t>教师/评审</w:t>
             </w:r>
           </w:p>
         </w:tc>
@@ -685,10 +671,10 @@
             </w:tcBorders>
             <w:vAlign w:val="center"/>
             <w:tcMar>
-              <w:top w:w="80" w:type="dxa"/>
-              <w:start w:w="120" w:type="dxa"/>
-              <w:bottom w:w="80" w:type="dxa"/>
-              <w:end w:w="120" w:type="dxa"/>
+              <w:top w:w="90" w:type="dxa"/>
+              <w:start w:w="100" w:type="dxa"/>
+              <w:bottom w:w="90" w:type="dxa"/>
+              <w:end w:w="100" w:type="dxa"/>
             </w:tcMar>
           </w:tcPr>
           <w:p>
@@ -701,7 +687,7 @@
                 <w:color w:val="000000"/>
                 <w:sz w:val="18"/>
               </w:rPr>
-              <w:t>查看实名班级画像；管理题库；对开放作答独立评分；处理分歧</w:t>
+              <w:t>查看班级画像；对开放作答独立评分；处理分歧</w:t>
             </w:r>
           </w:p>
         </w:tc>
@@ -714,10 +700,10 @@
             </w:tcBorders>
             <w:vAlign w:val="center"/>
             <w:tcMar>
-              <w:top w:w="80" w:type="dxa"/>
-              <w:start w:w="120" w:type="dxa"/>
-              <w:bottom w:w="80" w:type="dxa"/>
-              <w:end w:w="120" w:type="dxa"/>
+              <w:top w:w="90" w:type="dxa"/>
+              <w:start w:w="100" w:type="dxa"/>
+              <w:bottom w:w="90" w:type="dxa"/>
+              <w:end w:w="100" w:type="dxa"/>
             </w:tcMar>
           </w:tcPr>
           <w:p>
@@ -730,7 +716,7 @@
                 <w:color w:val="000000"/>
                 <w:sz w:val="18"/>
               </w:rPr>
-              <w:t>群体短板、题目质量、评审一致性、裁决记录与教研数据</w:t>
+              <w:t>群体短板、题目质量、评审一致性与裁决记录</w:t>
             </w:r>
           </w:p>
         </w:tc>
@@ -738,7 +724,6 @@
       <w:tr>
         <w:trPr>
           <w:trHeight w:hRule="atLeast"/>
-          <w:cantSplit/>
         </w:trPr>
         <w:tc>
           <w:tcPr>
@@ -748,10 +733,10 @@
             </w:tcBorders>
             <w:vAlign w:val="center"/>
             <w:tcMar>
-              <w:top w:w="80" w:type="dxa"/>
-              <w:start w:w="120" w:type="dxa"/>
-              <w:bottom w:w="80" w:type="dxa"/>
-              <w:end w:w="120" w:type="dxa"/>
+              <w:top w:w="90" w:type="dxa"/>
+              <w:start w:w="100" w:type="dxa"/>
+              <w:bottom w:w="90" w:type="dxa"/>
+              <w:end w:w="100" w:type="dxa"/>
             </w:tcMar>
           </w:tcPr>
           <w:p>
@@ -764,7 +749,7 @@
                 <w:color w:val="000000"/>
                 <w:sz w:val="18"/>
               </w:rPr>
-              <w:t>企业（轻量）</w:t>
+              <w:t>题库管理员</w:t>
             </w:r>
           </w:p>
         </w:tc>
@@ -776,10 +761,10 @@
             </w:tcBorders>
             <w:vAlign w:val="center"/>
             <w:tcMar>
-              <w:top w:w="80" w:type="dxa"/>
-              <w:start w:w="120" w:type="dxa"/>
-              <w:bottom w:w="80" w:type="dxa"/>
-              <w:end w:w="120" w:type="dxa"/>
+              <w:top w:w="90" w:type="dxa"/>
+              <w:start w:w="100" w:type="dxa"/>
+              <w:bottom w:w="90" w:type="dxa"/>
+              <w:end w:w="100" w:type="dxa"/>
             </w:tcMar>
           </w:tcPr>
           <w:p>
@@ -792,7 +777,7 @@
                 <w:color w:val="000000"/>
                 <w:sz w:val="18"/>
               </w:rPr>
-              <w:t>维护岗位能力模板；查看满足隐私阈值的匿名群体统计</w:t>
+              <w:t>新增、编辑、启停、导入导出和版本检查</w:t>
             </w:r>
           </w:p>
         </w:tc>
@@ -804,10 +789,10 @@
             </w:tcBorders>
             <w:vAlign w:val="center"/>
             <w:tcMar>
-              <w:top w:w="80" w:type="dxa"/>
-              <w:start w:w="120" w:type="dxa"/>
-              <w:bottom w:w="80" w:type="dxa"/>
-              <w:end w:w="120" w:type="dxa"/>
+              <w:top w:w="90" w:type="dxa"/>
+              <w:start w:w="100" w:type="dxa"/>
+              <w:bottom w:w="90" w:type="dxa"/>
+              <w:end w:w="100" w:type="dxa"/>
             </w:tcMar>
           </w:tcPr>
           <w:p>
@@ -820,7 +805,99 @@
                 <w:color w:val="000000"/>
                 <w:sz w:val="18"/>
               </w:rPr>
-              <w:t>岗位六维权重/门槛、匿名群体画像；不得查看个人记录</w:t>
+              <w:t>题库统计、质量预警、操作版本与备份文件</w:t>
+            </w:r>
+          </w:p>
+        </w:tc>
+      </w:tr>
+      <w:tr>
+        <w:trPr>
+          <w:trHeight w:hRule="atLeast"/>
+        </w:trPr>
+        <w:tc>
+          <w:tcPr>
+            <w:tcW w:type="dxa" w:w="1512"/>
+            <w:shd w:fill="F2F2F2"/>
+            <w:tcBorders>
+              <w:bottom w:val="single" w:sz="4" w:color="DDE5E8"/>
+            </w:tcBorders>
+            <w:vAlign w:val="center"/>
+            <w:tcMar>
+              <w:top w:w="90" w:type="dxa"/>
+              <w:start w:w="100" w:type="dxa"/>
+              <w:bottom w:w="90" w:type="dxa"/>
+              <w:end w:w="100" w:type="dxa"/>
+            </w:tcMar>
+          </w:tcPr>
+          <w:p>
+            <w:pPr>
+              <w:spacing w:after="0" w:line="252" w:lineRule="auto"/>
+            </w:pPr>
+            <w:r>
+              <w:rPr>
+                <w:rFonts w:ascii="Calibri" w:hAnsi="Calibri" w:eastAsia="Microsoft YaHei"/>
+                <w:color w:val="000000"/>
+                <w:sz w:val="18"/>
+              </w:rPr>
+              <w:t>学校/企业</w:t>
+            </w:r>
+          </w:p>
+        </w:tc>
+        <w:tc>
+          <w:tcPr>
+            <w:tcW w:type="dxa" w:w="3960"/>
+            <w:shd w:fill="F2F2F2"/>
+            <w:tcBorders>
+              <w:bottom w:val="single" w:sz="4" w:color="DDE5E8"/>
+            </w:tcBorders>
+            <w:vAlign w:val="center"/>
+            <w:tcMar>
+              <w:top w:w="90" w:type="dxa"/>
+              <w:start w:w="100" w:type="dxa"/>
+              <w:bottom w:w="90" w:type="dxa"/>
+              <w:end w:w="100" w:type="dxa"/>
+            </w:tcMar>
+          </w:tcPr>
+          <w:p>
+            <w:pPr>
+              <w:spacing w:after="0" w:line="252" w:lineRule="auto"/>
+            </w:pPr>
+            <w:r>
+              <w:rPr>
+                <w:rFonts w:ascii="Calibri" w:hAnsi="Calibri" w:eastAsia="Microsoft YaHei"/>
+                <w:color w:val="000000"/>
+                <w:sz w:val="18"/>
+              </w:rPr>
+              <w:t>开展课程诊断、培训评估或能力认证试点</w:t>
+            </w:r>
+          </w:p>
+        </w:tc>
+        <w:tc>
+          <w:tcPr>
+            <w:tcW w:type="dxa" w:w="3888"/>
+            <w:shd w:fill="F2F2F2"/>
+            <w:tcBorders>
+              <w:bottom w:val="single" w:sz="4" w:color="DDE5E8"/>
+            </w:tcBorders>
+            <w:vAlign w:val="center"/>
+            <w:tcMar>
+              <w:top w:w="90" w:type="dxa"/>
+              <w:start w:w="100" w:type="dxa"/>
+              <w:bottom w:w="90" w:type="dxa"/>
+              <w:end w:w="100" w:type="dxa"/>
+            </w:tcMar>
+          </w:tcPr>
+          <w:p>
+            <w:pPr>
+              <w:spacing w:after="0" w:line="252" w:lineRule="auto"/>
+            </w:pPr>
+            <w:r>
+              <w:rPr>
+                <w:rFonts w:ascii="Calibri" w:hAnsi="Calibri" w:eastAsia="Microsoft YaHei"/>
+                <w:color w:val="000000"/>
+                <w:sz w:val="18"/>
+              </w:rPr>
+              <w:t>聚合画像、课程改进线索与可对接的数据接口</w:t>
             </w:r>
           </w:p>
         </w:tc>
@@ -842,67 +919,9 @@
     <w:tbl>
       <w:tblPr>
         <w:tblW w:type="dxa" w:w="9360"/>
-        <w:jc w:val="left"/>
+        <w:jc w:val="center"/>
         <w:tblLayout w:type="fixed"/>
         <w:tblLook w:firstColumn="1" w:firstRow="1" w:lastColumn="0" w:lastRow="0" w:noHBand="0" w:noVBand="1" w:val="04A0"/>
-        <w:tblInd w:w="120" w:type="dxa"/>
-      </w:tblPr>
-      <w:tblGrid>
-        <w:gridCol w:w="9360"/>
-      </w:tblGrid>
-      <w:tr>
-        <w:trPr>
-          <w:trHeight w:hRule="atLeast"/>
-          <w:cantSplit/>
-        </w:trPr>
-        <w:tc>
-          <w:tcPr>
-            <w:tcW w:type="dxa" w:w="9360"/>
-            <w:vAlign w:val="center"/>
-            <w:tcMar>
-              <w:top w:w="80" w:type="dxa"/>
-              <w:start w:w="120" w:type="dxa"/>
-              <w:bottom w:w="80" w:type="dxa"/>
-              <w:end w:w="120" w:type="dxa"/>
-            </w:tcMar>
-            <w:shd w:fill="D9D9D9"/>
-            <w:tcBorders>
-              <w:left w:val="single" w:sz="18" w:color="000000"/>
-            </w:tcBorders>
-          </w:tcPr>
-          <w:p>
-            <w:r>
-              <w:rPr>
-                <w:rFonts w:ascii="Calibri" w:hAnsi="Calibri" w:eastAsia="Microsoft YaHei"/>
-                <w:b/>
-                <w:color w:val="000000"/>
-              </w:rPr>
-              <w:t xml:space="preserve">角色口径  </w:t>
-            </w:r>
-            <w:r>
-              <w:rPr>
-                <w:rFonts w:ascii="Calibri" w:hAnsi="Calibri" w:eastAsia="Microsoft YaHei"/>
-                <w:color w:val="000000"/>
-                <w:sz w:val="19"/>
-              </w:rPr>
-              <w:t>学生、教师、企业是平台业务角色；项目负责人、技术负责人、客户关系经理是参赛团队角色。两套角色用于不同维度，文档、分工与答辩中不得混淆。</w:t>
-            </w:r>
-          </w:p>
-        </w:tc>
-      </w:tr>
-    </w:tbl>
-    <w:p>
-      <w:pPr>
-        <w:spacing w:after="20"/>
-      </w:pPr>
-    </w:p>
-    <w:tbl>
-      <w:tblPr>
-        <w:tblW w:type="dxa" w:w="9360"/>
-        <w:tblLayout w:type="fixed"/>
-        <w:tblLook w:firstColumn="1" w:firstRow="1" w:lastColumn="0" w:lastRow="0" w:noHBand="0" w:noVBand="1" w:val="04A0"/>
-        <w:jc w:val="left"/>
-        <w:tblInd w:w="120" w:type="dxa"/>
       </w:tblPr>
       <w:tblGrid>
         <w:gridCol w:w="1800"/>
@@ -911,17 +930,16 @@
       <w:tr>
         <w:trPr>
           <w:trHeight w:hRule="atLeast" w:val="547"/>
-          <w:cantSplit/>
         </w:trPr>
         <w:tc>
           <w:tcPr>
             <w:tcW w:type="dxa" w:w="1800"/>
             <w:vAlign w:val="center"/>
             <w:tcMar>
-              <w:top w:w="80" w:type="dxa"/>
-              <w:start w:w="120" w:type="dxa"/>
-              <w:bottom w:w="80" w:type="dxa"/>
-              <w:end w:w="120" w:type="dxa"/>
+              <w:top w:w="90" w:type="dxa"/>
+              <w:start w:w="100" w:type="dxa"/>
+              <w:bottom w:w="90" w:type="dxa"/>
+              <w:end w:w="100" w:type="dxa"/>
             </w:tcMar>
             <w:shd w:fill="D9D9D9"/>
           </w:tcPr>
@@ -945,10 +963,10 @@
             <w:tcW w:type="dxa" w:w="7560"/>
             <w:vAlign w:val="center"/>
             <w:tcMar>
-              <w:top w:w="80" w:type="dxa"/>
-              <w:start w:w="120" w:type="dxa"/>
-              <w:bottom w:w="80" w:type="dxa"/>
-              <w:end w:w="120" w:type="dxa"/>
+              <w:top w:w="90" w:type="dxa"/>
+              <w:start w:w="100" w:type="dxa"/>
+              <w:bottom w:w="90" w:type="dxa"/>
+              <w:end w:w="100" w:type="dxa"/>
             </w:tcMar>
             <w:shd w:fill="D9D9D9"/>
           </w:tcPr>
@@ -971,7 +989,6 @@
       <w:tr>
         <w:trPr>
           <w:trHeight w:hRule="atLeast"/>
-          <w:cantSplit/>
         </w:trPr>
         <w:tc>
           <w:tcPr>
@@ -981,10 +998,10 @@
             </w:tcBorders>
             <w:vAlign w:val="center"/>
             <w:tcMar>
-              <w:top w:w="80" w:type="dxa"/>
-              <w:start w:w="120" w:type="dxa"/>
-              <w:bottom w:w="80" w:type="dxa"/>
-              <w:end w:w="120" w:type="dxa"/>
+              <w:top w:w="90" w:type="dxa"/>
+              <w:start w:w="100" w:type="dxa"/>
+              <w:bottom w:w="90" w:type="dxa"/>
+              <w:end w:w="100" w:type="dxa"/>
             </w:tcMar>
           </w:tcPr>
           <w:p>
@@ -1009,10 +1026,10 @@
             </w:tcBorders>
             <w:vAlign w:val="center"/>
             <w:tcMar>
-              <w:top w:w="80" w:type="dxa"/>
-              <w:start w:w="120" w:type="dxa"/>
-              <w:bottom w:w="80" w:type="dxa"/>
-              <w:end w:w="120" w:type="dxa"/>
+              <w:top w:w="90" w:type="dxa"/>
+              <w:start w:w="100" w:type="dxa"/>
+              <w:bottom w:w="90" w:type="dxa"/>
+              <w:end w:w="100" w:type="dxa"/>
             </w:tcMar>
           </w:tcPr>
           <w:p>
@@ -1025,7 +1042,7 @@
                 <w:color w:val="000000"/>
                 <w:sz w:val="18"/>
               </w:rPr>
-              <w:t>90题六维题库、自适应选题、报告与成长档案、教师题库/复核/导出、百宝箱评分适配与真实接口验证、企业独立密钥/岗位模板/匿名聚合、学生授权岗位参考、过程引导和证据文件留存。</w:t>
+              <w:t>六维90题题库、自适应选题、15/18/25题模式、题号导航、客观/开放/实操作答、结构化初评、报告、成长档案、题库后台、双人复核、统计与导出。</w:t>
             </w:r>
           </w:p>
         </w:tc>
@@ -1033,7 +1050,6 @@
       <w:tr>
         <w:trPr>
           <w:trHeight w:hRule="atLeast"/>
-          <w:cantSplit/>
         </w:trPr>
         <w:tc>
           <w:tcPr>
@@ -1044,10 +1060,10 @@
             </w:tcBorders>
             <w:vAlign w:val="center"/>
             <w:tcMar>
-              <w:top w:w="80" w:type="dxa"/>
-              <w:start w:w="120" w:type="dxa"/>
-              <w:bottom w:w="80" w:type="dxa"/>
-              <w:end w:w="120" w:type="dxa"/>
+              <w:top w:w="90" w:type="dxa"/>
+              <w:start w:w="100" w:type="dxa"/>
+              <w:bottom w:w="90" w:type="dxa"/>
+              <w:end w:w="100" w:type="dxa"/>
             </w:tcMar>
           </w:tcPr>
           <w:p>
@@ -1060,7 +1076,7 @@
                 <w:color w:val="000000"/>
                 <w:sz w:val="18"/>
               </w:rPr>
-              <w:t>部分实现</w:t>
+              <w:t>待外部条件</w:t>
             </w:r>
           </w:p>
         </w:tc>
@@ -1073,10 +1089,10 @@
             </w:tcBorders>
             <w:vAlign w:val="center"/>
             <w:tcMar>
-              <w:top w:w="80" w:type="dxa"/>
-              <w:start w:w="120" w:type="dxa"/>
-              <w:bottom w:w="80" w:type="dxa"/>
-              <w:end w:w="120" w:type="dxa"/>
+              <w:top w:w="90" w:type="dxa"/>
+              <w:start w:w="100" w:type="dxa"/>
+              <w:bottom w:w="90" w:type="dxa"/>
+              <w:end w:w="100" w:type="dxa"/>
             </w:tcMar>
           </w:tcPr>
           <w:p>
@@ -1089,7 +1105,7 @@
                 <w:color w:val="000000"/>
                 <w:sz w:val="18"/>
               </w:rPr>
-              <w:t>多模态已支持图片/PDF/文本等证据上传与摘要，但未调用视觉模型解读；过程对话为结构化引导，不等同通用大模型连续会话；当前权限为原型级密钥/UUID。</w:t>
+              <w:t>百宝箱正式接口与 Token；开放题真实模型评分的一致性验证；至少30名真实学员与两名教师的测评效度验证。</w:t>
             </w:r>
           </w:p>
         </w:tc>
@@ -1097,7 +1113,6 @@
       <w:tr>
         <w:trPr>
           <w:trHeight w:hRule="atLeast"/>
-          <w:cantSplit/>
         </w:trPr>
         <w:tc>
           <w:tcPr>
@@ -1107,10 +1122,10 @@
             </w:tcBorders>
             <w:vAlign w:val="center"/>
             <w:tcMar>
-              <w:top w:w="80" w:type="dxa"/>
-              <w:start w:w="120" w:type="dxa"/>
-              <w:bottom w:w="80" w:type="dxa"/>
-              <w:end w:w="120" w:type="dxa"/>
+              <w:top w:w="90" w:type="dxa"/>
+              <w:start w:w="100" w:type="dxa"/>
+              <w:bottom w:w="90" w:type="dxa"/>
+              <w:end w:w="100" w:type="dxa"/>
             </w:tcMar>
           </w:tcPr>
           <w:p>
@@ -1123,7 +1138,7 @@
                 <w:color w:val="000000"/>
                 <w:sz w:val="18"/>
               </w:rPr>
-              <w:t>尚未实现</w:t>
+              <w:t>本次不含</w:t>
             </w:r>
           </w:p>
         </w:tc>
@@ -1135,10 +1150,10 @@
             </w:tcBorders>
             <w:vAlign w:val="center"/>
             <w:tcMar>
-              <w:top w:w="80" w:type="dxa"/>
-              <w:start w:w="120" w:type="dxa"/>
-              <w:bottom w:w="80" w:type="dxa"/>
-              <w:end w:w="120" w:type="dxa"/>
+              <w:top w:w="90" w:type="dxa"/>
+              <w:start w:w="100" w:type="dxa"/>
+              <w:bottom w:w="90" w:type="dxa"/>
+              <w:end w:w="100" w:type="dxa"/>
             </w:tcMar>
           </w:tcPr>
           <w:p>
@@ -1151,7 +1166,7 @@
                 <w:color w:val="000000"/>
                 <w:sz w:val="18"/>
               </w:rPr>
-              <w:t>真实外部 AI 操作沙箱、生产级统一身份与多租户、至少30名学员真实试测、两名教师双评/Kappa和正式效度结论。</w:t>
+              <w:t>提交材料序号（3）的演示视频或正式在线测试环境。</w:t>
             </w:r>
           </w:p>
         </w:tc>
@@ -1162,7 +1177,11 @@
         <w:spacing w:after="20"/>
       </w:pPr>
     </w:p>
-    <w:p/>
+    <w:p>
+      <w:r>
+        <w:br w:type="page"/>
+      </w:r>
+    </w:p>
     <w:p>
       <w:pPr>
         <w:pStyle w:val="Heading1"/>
@@ -1182,10 +1201,9 @@
     <w:tbl>
       <w:tblPr>
         <w:tblW w:type="dxa" w:w="9360"/>
+        <w:jc w:val="center"/>
         <w:tblLayout w:type="fixed"/>
         <w:tblLook w:firstColumn="1" w:firstRow="1" w:lastColumn="0" w:lastRow="0" w:noHBand="0" w:noVBand="1" w:val="04A0"/>
-        <w:jc w:val="left"/>
-        <w:tblInd w:w="120" w:type="dxa"/>
       </w:tblPr>
       <w:tblGrid>
         <w:gridCol w:w="1944"/>
@@ -1195,17 +1213,16 @@
       <w:tr>
         <w:trPr>
           <w:trHeight w:hRule="atLeast" w:val="547"/>
-          <w:cantSplit/>
         </w:trPr>
         <w:tc>
           <w:tcPr>
             <w:tcW w:type="dxa" w:w="1944"/>
             <w:vAlign w:val="center"/>
             <w:tcMar>
-              <w:top w:w="80" w:type="dxa"/>
-              <w:start w:w="120" w:type="dxa"/>
-              <w:bottom w:w="80" w:type="dxa"/>
-              <w:end w:w="120" w:type="dxa"/>
+              <w:top w:w="90" w:type="dxa"/>
+              <w:start w:w="100" w:type="dxa"/>
+              <w:bottom w:w="90" w:type="dxa"/>
+              <w:end w:w="100" w:type="dxa"/>
             </w:tcMar>
             <w:shd w:fill="D9D9D9"/>
           </w:tcPr>
@@ -1229,10 +1246,10 @@
             <w:tcW w:type="dxa" w:w="4680"/>
             <w:vAlign w:val="center"/>
             <w:tcMar>
-              <w:top w:w="80" w:type="dxa"/>
-              <w:start w:w="120" w:type="dxa"/>
-              <w:bottom w:w="80" w:type="dxa"/>
-              <w:end w:w="120" w:type="dxa"/>
+              <w:top w:w="90" w:type="dxa"/>
+              <w:start w:w="100" w:type="dxa"/>
+              <w:bottom w:w="90" w:type="dxa"/>
+              <w:end w:w="100" w:type="dxa"/>
             </w:tcMar>
             <w:shd w:fill="D9D9D9"/>
           </w:tcPr>
@@ -1256,10 +1273,10 @@
             <w:tcW w:type="dxa" w:w="2736"/>
             <w:vAlign w:val="center"/>
             <w:tcMar>
-              <w:top w:w="80" w:type="dxa"/>
-              <w:start w:w="120" w:type="dxa"/>
-              <w:bottom w:w="80" w:type="dxa"/>
-              <w:end w:w="120" w:type="dxa"/>
+              <w:top w:w="90" w:type="dxa"/>
+              <w:start w:w="100" w:type="dxa"/>
+              <w:bottom w:w="90" w:type="dxa"/>
+              <w:end w:w="100" w:type="dxa"/>
             </w:tcMar>
             <w:shd w:fill="D9D9D9"/>
           </w:tcPr>
@@ -1282,7 +1299,6 @@
       <w:tr>
         <w:trPr>
           <w:trHeight w:hRule="atLeast"/>
-          <w:cantSplit/>
         </w:trPr>
         <w:tc>
           <w:tcPr>
@@ -1292,10 +1308,10 @@
             </w:tcBorders>
             <w:vAlign w:val="center"/>
             <w:tcMar>
-              <w:top w:w="80" w:type="dxa"/>
-              <w:start w:w="120" w:type="dxa"/>
-              <w:bottom w:w="80" w:type="dxa"/>
-              <w:end w:w="120" w:type="dxa"/>
+              <w:top w:w="90" w:type="dxa"/>
+              <w:start w:w="100" w:type="dxa"/>
+              <w:bottom w:w="90" w:type="dxa"/>
+              <w:end w:w="100" w:type="dxa"/>
             </w:tcMar>
           </w:tcPr>
           <w:p>
@@ -1320,10 +1336,10 @@
             </w:tcBorders>
             <w:vAlign w:val="center"/>
             <w:tcMar>
-              <w:top w:w="80" w:type="dxa"/>
-              <w:start w:w="120" w:type="dxa"/>
-              <w:bottom w:w="80" w:type="dxa"/>
-              <w:end w:w="120" w:type="dxa"/>
+              <w:top w:w="90" w:type="dxa"/>
+              <w:start w:w="100" w:type="dxa"/>
+              <w:bottom w:w="90" w:type="dxa"/>
+              <w:end w:w="100" w:type="dxa"/>
             </w:tcMar>
           </w:tcPr>
           <w:p>
@@ -1348,10 +1364,10 @@
             </w:tcBorders>
             <w:vAlign w:val="center"/>
             <w:tcMar>
-              <w:top w:w="80" w:type="dxa"/>
-              <w:start w:w="120" w:type="dxa"/>
-              <w:bottom w:w="80" w:type="dxa"/>
-              <w:end w:w="120" w:type="dxa"/>
+              <w:top w:w="90" w:type="dxa"/>
+              <w:start w:w="100" w:type="dxa"/>
+              <w:bottom w:w="90" w:type="dxa"/>
+              <w:end w:w="100" w:type="dxa"/>
             </w:tcMar>
           </w:tcPr>
           <w:p>
@@ -1372,7 +1388,6 @@
       <w:tr>
         <w:trPr>
           <w:trHeight w:hRule="atLeast"/>
-          <w:cantSplit/>
         </w:trPr>
         <w:tc>
           <w:tcPr>
@@ -1383,10 +1398,10 @@
             </w:tcBorders>
             <w:vAlign w:val="center"/>
             <w:tcMar>
-              <w:top w:w="80" w:type="dxa"/>
-              <w:start w:w="120" w:type="dxa"/>
-              <w:bottom w:w="80" w:type="dxa"/>
-              <w:end w:w="120" w:type="dxa"/>
+              <w:top w:w="90" w:type="dxa"/>
+              <w:start w:w="100" w:type="dxa"/>
+              <w:bottom w:w="90" w:type="dxa"/>
+              <w:end w:w="100" w:type="dxa"/>
             </w:tcMar>
           </w:tcPr>
           <w:p>
@@ -1412,10 +1427,10 @@
             </w:tcBorders>
             <w:vAlign w:val="center"/>
             <w:tcMar>
-              <w:top w:w="80" w:type="dxa"/>
-              <w:start w:w="120" w:type="dxa"/>
-              <w:bottom w:w="80" w:type="dxa"/>
-              <w:end w:w="120" w:type="dxa"/>
+              <w:top w:w="90" w:type="dxa"/>
+              <w:start w:w="100" w:type="dxa"/>
+              <w:bottom w:w="90" w:type="dxa"/>
+              <w:end w:w="100" w:type="dxa"/>
             </w:tcMar>
           </w:tcPr>
           <w:p>
@@ -1441,10 +1456,10 @@
             </w:tcBorders>
             <w:vAlign w:val="center"/>
             <w:tcMar>
-              <w:top w:w="80" w:type="dxa"/>
-              <w:start w:w="120" w:type="dxa"/>
-              <w:bottom w:w="80" w:type="dxa"/>
-              <w:end w:w="120" w:type="dxa"/>
+              <w:top w:w="90" w:type="dxa"/>
+              <w:start w:w="100" w:type="dxa"/>
+              <w:bottom w:w="90" w:type="dxa"/>
+              <w:end w:w="100" w:type="dxa"/>
             </w:tcMar>
           </w:tcPr>
           <w:p>
@@ -1465,7 +1480,6 @@
       <w:tr>
         <w:trPr>
           <w:trHeight w:hRule="atLeast"/>
-          <w:cantSplit/>
         </w:trPr>
         <w:tc>
           <w:tcPr>
@@ -1475,10 +1489,10 @@
             </w:tcBorders>
             <w:vAlign w:val="center"/>
             <w:tcMar>
-              <w:top w:w="80" w:type="dxa"/>
-              <w:start w:w="120" w:type="dxa"/>
-              <w:bottom w:w="80" w:type="dxa"/>
-              <w:end w:w="120" w:type="dxa"/>
+              <w:top w:w="90" w:type="dxa"/>
+              <w:start w:w="100" w:type="dxa"/>
+              <w:bottom w:w="90" w:type="dxa"/>
+              <w:end w:w="100" w:type="dxa"/>
             </w:tcMar>
           </w:tcPr>
           <w:p>
@@ -1503,10 +1517,10 @@
             </w:tcBorders>
             <w:vAlign w:val="center"/>
             <w:tcMar>
-              <w:top w:w="80" w:type="dxa"/>
-              <w:start w:w="120" w:type="dxa"/>
-              <w:bottom w:w="80" w:type="dxa"/>
-              <w:end w:w="120" w:type="dxa"/>
+              <w:top w:w="90" w:type="dxa"/>
+              <w:start w:w="100" w:type="dxa"/>
+              <w:bottom w:w="90" w:type="dxa"/>
+              <w:end w:w="100" w:type="dxa"/>
             </w:tcMar>
           </w:tcPr>
           <w:p>
@@ -1531,10 +1545,10 @@
             </w:tcBorders>
             <w:vAlign w:val="center"/>
             <w:tcMar>
-              <w:top w:w="80" w:type="dxa"/>
-              <w:start w:w="120" w:type="dxa"/>
-              <w:bottom w:w="80" w:type="dxa"/>
-              <w:end w:w="120" w:type="dxa"/>
+              <w:top w:w="90" w:type="dxa"/>
+              <w:start w:w="100" w:type="dxa"/>
+              <w:bottom w:w="90" w:type="dxa"/>
+              <w:end w:w="100" w:type="dxa"/>
             </w:tcMar>
           </w:tcPr>
           <w:p>
@@ -1555,7 +1569,6 @@
       <w:tr>
         <w:trPr>
           <w:trHeight w:hRule="atLeast"/>
-          <w:cantSplit/>
         </w:trPr>
         <w:tc>
           <w:tcPr>
@@ -1566,10 +1579,10 @@
             </w:tcBorders>
             <w:vAlign w:val="center"/>
             <w:tcMar>
-              <w:top w:w="80" w:type="dxa"/>
-              <w:start w:w="120" w:type="dxa"/>
-              <w:bottom w:w="80" w:type="dxa"/>
-              <w:end w:w="120" w:type="dxa"/>
+              <w:top w:w="90" w:type="dxa"/>
+              <w:start w:w="100" w:type="dxa"/>
+              <w:bottom w:w="90" w:type="dxa"/>
+              <w:end w:w="100" w:type="dxa"/>
             </w:tcMar>
           </w:tcPr>
           <w:p>
@@ -1595,10 +1608,10 @@
             </w:tcBorders>
             <w:vAlign w:val="center"/>
             <w:tcMar>
-              <w:top w:w="80" w:type="dxa"/>
-              <w:start w:w="120" w:type="dxa"/>
-              <w:bottom w:w="80" w:type="dxa"/>
-              <w:end w:w="120" w:type="dxa"/>
+              <w:top w:w="90" w:type="dxa"/>
+              <w:start w:w="100" w:type="dxa"/>
+              <w:bottom w:w="90" w:type="dxa"/>
+              <w:end w:w="100" w:type="dxa"/>
             </w:tcMar>
           </w:tcPr>
           <w:p>
@@ -1624,10 +1637,10 @@
             </w:tcBorders>
             <w:vAlign w:val="center"/>
             <w:tcMar>
-              <w:top w:w="80" w:type="dxa"/>
-              <w:start w:w="120" w:type="dxa"/>
-              <w:bottom w:w="80" w:type="dxa"/>
-              <w:end w:w="120" w:type="dxa"/>
+              <w:top w:w="90" w:type="dxa"/>
+              <w:start w:w="100" w:type="dxa"/>
+              <w:bottom w:w="90" w:type="dxa"/>
+              <w:end w:w="100" w:type="dxa"/>
             </w:tcMar>
           </w:tcPr>
           <w:p>
@@ -1648,7 +1661,6 @@
       <w:tr>
         <w:trPr>
           <w:trHeight w:hRule="atLeast"/>
-          <w:cantSplit/>
         </w:trPr>
         <w:tc>
           <w:tcPr>
@@ -1658,10 +1670,10 @@
             </w:tcBorders>
             <w:vAlign w:val="center"/>
             <w:tcMar>
-              <w:top w:w="80" w:type="dxa"/>
-              <w:start w:w="120" w:type="dxa"/>
-              <w:bottom w:w="80" w:type="dxa"/>
-              <w:end w:w="120" w:type="dxa"/>
+              <w:top w:w="90" w:type="dxa"/>
+              <w:start w:w="100" w:type="dxa"/>
+              <w:bottom w:w="90" w:type="dxa"/>
+              <w:end w:w="100" w:type="dxa"/>
             </w:tcMar>
           </w:tcPr>
           <w:p>
@@ -1686,10 +1698,10 @@
             </w:tcBorders>
             <w:vAlign w:val="center"/>
             <w:tcMar>
-              <w:top w:w="80" w:type="dxa"/>
-              <w:start w:w="120" w:type="dxa"/>
-              <w:bottom w:w="80" w:type="dxa"/>
-              <w:end w:w="120" w:type="dxa"/>
+              <w:top w:w="90" w:type="dxa"/>
+              <w:start w:w="100" w:type="dxa"/>
+              <w:bottom w:w="90" w:type="dxa"/>
+              <w:end w:w="100" w:type="dxa"/>
             </w:tcMar>
           </w:tcPr>
           <w:p>
@@ -1714,10 +1726,10 @@
             </w:tcBorders>
             <w:vAlign w:val="center"/>
             <w:tcMar>
-              <w:top w:w="80" w:type="dxa"/>
-              <w:start w:w="120" w:type="dxa"/>
-              <w:bottom w:w="80" w:type="dxa"/>
-              <w:end w:w="120" w:type="dxa"/>
+              <w:top w:w="90" w:type="dxa"/>
+              <w:start w:w="100" w:type="dxa"/>
+              <w:bottom w:w="90" w:type="dxa"/>
+              <w:end w:w="100" w:type="dxa"/>
             </w:tcMar>
           </w:tcPr>
           <w:p>
@@ -1738,7 +1750,6 @@
       <w:tr>
         <w:trPr>
           <w:trHeight w:hRule="atLeast"/>
-          <w:cantSplit/>
         </w:trPr>
         <w:tc>
           <w:tcPr>
@@ -1749,10 +1760,10 @@
             </w:tcBorders>
             <w:vAlign w:val="center"/>
             <w:tcMar>
-              <w:top w:w="80" w:type="dxa"/>
-              <w:start w:w="120" w:type="dxa"/>
-              <w:bottom w:w="80" w:type="dxa"/>
-              <w:end w:w="120" w:type="dxa"/>
+              <w:top w:w="90" w:type="dxa"/>
+              <w:start w:w="100" w:type="dxa"/>
+              <w:bottom w:w="90" w:type="dxa"/>
+              <w:end w:w="100" w:type="dxa"/>
             </w:tcMar>
           </w:tcPr>
           <w:p>
@@ -1778,10 +1789,10 @@
             </w:tcBorders>
             <w:vAlign w:val="center"/>
             <w:tcMar>
-              <w:top w:w="80" w:type="dxa"/>
-              <w:start w:w="120" w:type="dxa"/>
-              <w:bottom w:w="80" w:type="dxa"/>
-              <w:end w:w="120" w:type="dxa"/>
+              <w:top w:w="90" w:type="dxa"/>
+              <w:start w:w="100" w:type="dxa"/>
+              <w:bottom w:w="90" w:type="dxa"/>
+              <w:end w:w="100" w:type="dxa"/>
             </w:tcMar>
           </w:tcPr>
           <w:p>
@@ -1807,10 +1818,10 @@
             </w:tcBorders>
             <w:vAlign w:val="center"/>
             <w:tcMar>
-              <w:top w:w="80" w:type="dxa"/>
-              <w:start w:w="120" w:type="dxa"/>
-              <w:bottom w:w="80" w:type="dxa"/>
-              <w:end w:w="120" w:type="dxa"/>
+              <w:top w:w="90" w:type="dxa"/>
+              <w:start w:w="100" w:type="dxa"/>
+              <w:bottom w:w="90" w:type="dxa"/>
+              <w:end w:w="100" w:type="dxa"/>
             </w:tcMar>
           </w:tcPr>
           <w:p>
@@ -1845,10 +1856,9 @@
     <w:tbl>
       <w:tblPr>
         <w:tblW w:type="dxa" w:w="9360"/>
+        <w:jc w:val="center"/>
         <w:tblLayout w:type="fixed"/>
         <w:tblLook w:firstColumn="1" w:firstRow="1" w:lastColumn="0" w:lastRow="0" w:noHBand="0" w:noVBand="1" w:val="04A0"/>
-        <w:jc w:val="left"/>
-        <w:tblInd w:w="120" w:type="dxa"/>
       </w:tblPr>
       <w:tblGrid>
         <w:gridCol w:w="1584"/>
@@ -1858,17 +1868,16 @@
       <w:tr>
         <w:trPr>
           <w:trHeight w:hRule="atLeast" w:val="547"/>
-          <w:cantSplit/>
         </w:trPr>
         <w:tc>
           <w:tcPr>
             <w:tcW w:type="dxa" w:w="1584"/>
             <w:vAlign w:val="center"/>
             <w:tcMar>
-              <w:top w:w="80" w:type="dxa"/>
-              <w:start w:w="120" w:type="dxa"/>
-              <w:bottom w:w="80" w:type="dxa"/>
-              <w:end w:w="120" w:type="dxa"/>
+              <w:top w:w="90" w:type="dxa"/>
+              <w:start w:w="100" w:type="dxa"/>
+              <w:bottom w:w="90" w:type="dxa"/>
+              <w:end w:w="100" w:type="dxa"/>
             </w:tcMar>
             <w:shd w:fill="D9D9D9"/>
           </w:tcPr>
@@ -1892,10 +1901,10 @@
             <w:tcW w:type="dxa" w:w="1800"/>
             <w:vAlign w:val="center"/>
             <w:tcMar>
-              <w:top w:w="80" w:type="dxa"/>
-              <w:start w:w="120" w:type="dxa"/>
-              <w:bottom w:w="80" w:type="dxa"/>
-              <w:end w:w="120" w:type="dxa"/>
+              <w:top w:w="90" w:type="dxa"/>
+              <w:start w:w="100" w:type="dxa"/>
+              <w:bottom w:w="90" w:type="dxa"/>
+              <w:end w:w="100" w:type="dxa"/>
             </w:tcMar>
             <w:shd w:fill="D9D9D9"/>
           </w:tcPr>
@@ -1919,10 +1928,10 @@
             <w:tcW w:type="dxa" w:w="5976"/>
             <w:vAlign w:val="center"/>
             <w:tcMar>
-              <w:top w:w="80" w:type="dxa"/>
-              <w:start w:w="120" w:type="dxa"/>
-              <w:bottom w:w="80" w:type="dxa"/>
-              <w:end w:w="120" w:type="dxa"/>
+              <w:top w:w="90" w:type="dxa"/>
+              <w:start w:w="100" w:type="dxa"/>
+              <w:bottom w:w="90" w:type="dxa"/>
+              <w:end w:w="100" w:type="dxa"/>
             </w:tcMar>
             <w:shd w:fill="D9D9D9"/>
           </w:tcPr>
@@ -1945,7 +1954,6 @@
       <w:tr>
         <w:trPr>
           <w:trHeight w:hRule="atLeast"/>
-          <w:cantSplit/>
         </w:trPr>
         <w:tc>
           <w:tcPr>
@@ -1955,10 +1963,10 @@
             </w:tcBorders>
             <w:vAlign w:val="center"/>
             <w:tcMar>
-              <w:top w:w="80" w:type="dxa"/>
-              <w:start w:w="120" w:type="dxa"/>
-              <w:bottom w:w="80" w:type="dxa"/>
-              <w:end w:w="120" w:type="dxa"/>
+              <w:top w:w="90" w:type="dxa"/>
+              <w:start w:w="100" w:type="dxa"/>
+              <w:bottom w:w="90" w:type="dxa"/>
+              <w:end w:w="100" w:type="dxa"/>
             </w:tcMar>
           </w:tcPr>
           <w:p>
@@ -1983,10 +1991,10 @@
             </w:tcBorders>
             <w:vAlign w:val="center"/>
             <w:tcMar>
-              <w:top w:w="80" w:type="dxa"/>
-              <w:start w:w="120" w:type="dxa"/>
-              <w:bottom w:w="80" w:type="dxa"/>
-              <w:end w:w="120" w:type="dxa"/>
+              <w:top w:w="90" w:type="dxa"/>
+              <w:start w:w="100" w:type="dxa"/>
+              <w:bottom w:w="90" w:type="dxa"/>
+              <w:end w:w="100" w:type="dxa"/>
             </w:tcMar>
           </w:tcPr>
           <w:p>
@@ -2011,10 +2019,10 @@
             </w:tcBorders>
             <w:vAlign w:val="center"/>
             <w:tcMar>
-              <w:top w:w="80" w:type="dxa"/>
-              <w:start w:w="120" w:type="dxa"/>
-              <w:bottom w:w="80" w:type="dxa"/>
-              <w:end w:w="120" w:type="dxa"/>
+              <w:top w:w="90" w:type="dxa"/>
+              <w:start w:w="100" w:type="dxa"/>
+              <w:bottom w:w="90" w:type="dxa"/>
+              <w:end w:w="100" w:type="dxa"/>
             </w:tcMar>
           </w:tcPr>
           <w:p>
@@ -2035,7 +2043,6 @@
       <w:tr>
         <w:trPr>
           <w:trHeight w:hRule="atLeast"/>
-          <w:cantSplit/>
         </w:trPr>
         <w:tc>
           <w:tcPr>
@@ -2046,10 +2053,10 @@
             </w:tcBorders>
             <w:vAlign w:val="center"/>
             <w:tcMar>
-              <w:top w:w="80" w:type="dxa"/>
-              <w:start w:w="120" w:type="dxa"/>
-              <w:bottom w:w="80" w:type="dxa"/>
-              <w:end w:w="120" w:type="dxa"/>
+              <w:top w:w="90" w:type="dxa"/>
+              <w:start w:w="100" w:type="dxa"/>
+              <w:bottom w:w="90" w:type="dxa"/>
+              <w:end w:w="100" w:type="dxa"/>
             </w:tcMar>
           </w:tcPr>
           <w:p>
@@ -2075,10 +2082,10 @@
             </w:tcBorders>
             <w:vAlign w:val="center"/>
             <w:tcMar>
-              <w:top w:w="80" w:type="dxa"/>
-              <w:start w:w="120" w:type="dxa"/>
-              <w:bottom w:w="80" w:type="dxa"/>
-              <w:end w:w="120" w:type="dxa"/>
+              <w:top w:w="90" w:type="dxa"/>
+              <w:start w:w="100" w:type="dxa"/>
+              <w:bottom w:w="90" w:type="dxa"/>
+              <w:end w:w="100" w:type="dxa"/>
             </w:tcMar>
           </w:tcPr>
           <w:p>
@@ -2104,10 +2111,10 @@
             </w:tcBorders>
             <w:vAlign w:val="center"/>
             <w:tcMar>
-              <w:top w:w="80" w:type="dxa"/>
-              <w:start w:w="120" w:type="dxa"/>
-              <w:bottom w:w="80" w:type="dxa"/>
-              <w:end w:w="120" w:type="dxa"/>
+              <w:top w:w="90" w:type="dxa"/>
+              <w:start w:w="100" w:type="dxa"/>
+              <w:bottom w:w="90" w:type="dxa"/>
+              <w:end w:w="100" w:type="dxa"/>
             </w:tcMar>
           </w:tcPr>
           <w:p>
@@ -2128,7 +2135,6 @@
       <w:tr>
         <w:trPr>
           <w:trHeight w:hRule="atLeast"/>
-          <w:cantSplit/>
         </w:trPr>
         <w:tc>
           <w:tcPr>
@@ -2138,10 +2144,10 @@
             </w:tcBorders>
             <w:vAlign w:val="center"/>
             <w:tcMar>
-              <w:top w:w="80" w:type="dxa"/>
-              <w:start w:w="120" w:type="dxa"/>
-              <w:bottom w:w="80" w:type="dxa"/>
-              <w:end w:w="120" w:type="dxa"/>
+              <w:top w:w="90" w:type="dxa"/>
+              <w:start w:w="100" w:type="dxa"/>
+              <w:bottom w:w="90" w:type="dxa"/>
+              <w:end w:w="100" w:type="dxa"/>
             </w:tcMar>
           </w:tcPr>
           <w:p>
@@ -2166,10 +2172,10 @@
             </w:tcBorders>
             <w:vAlign w:val="center"/>
             <w:tcMar>
-              <w:top w:w="80" w:type="dxa"/>
-              <w:start w:w="120" w:type="dxa"/>
-              <w:bottom w:w="80" w:type="dxa"/>
-              <w:end w:w="120" w:type="dxa"/>
+              <w:top w:w="90" w:type="dxa"/>
+              <w:start w:w="100" w:type="dxa"/>
+              <w:bottom w:w="90" w:type="dxa"/>
+              <w:end w:w="100" w:type="dxa"/>
             </w:tcMar>
           </w:tcPr>
           <w:p>
@@ -2194,10 +2200,10 @@
             </w:tcBorders>
             <w:vAlign w:val="center"/>
             <w:tcMar>
-              <w:top w:w="80" w:type="dxa"/>
-              <w:start w:w="120" w:type="dxa"/>
-              <w:bottom w:w="80" w:type="dxa"/>
-              <w:end w:w="120" w:type="dxa"/>
+              <w:top w:w="90" w:type="dxa"/>
+              <w:start w:w="100" w:type="dxa"/>
+              <w:bottom w:w="90" w:type="dxa"/>
+              <w:end w:w="100" w:type="dxa"/>
             </w:tcMar>
           </w:tcPr>
           <w:p>
@@ -2218,7 +2224,6 @@
       <w:tr>
         <w:trPr>
           <w:trHeight w:hRule="atLeast"/>
-          <w:cantSplit/>
         </w:trPr>
         <w:tc>
           <w:tcPr>
@@ -2229,10 +2234,10 @@
             </w:tcBorders>
             <w:vAlign w:val="center"/>
             <w:tcMar>
-              <w:top w:w="80" w:type="dxa"/>
-              <w:start w:w="120" w:type="dxa"/>
-              <w:bottom w:w="80" w:type="dxa"/>
-              <w:end w:w="120" w:type="dxa"/>
+              <w:top w:w="90" w:type="dxa"/>
+              <w:start w:w="100" w:type="dxa"/>
+              <w:bottom w:w="90" w:type="dxa"/>
+              <w:end w:w="100" w:type="dxa"/>
             </w:tcMar>
           </w:tcPr>
           <w:p>
@@ -2258,10 +2263,10 @@
             </w:tcBorders>
             <w:vAlign w:val="center"/>
             <w:tcMar>
-              <w:top w:w="80" w:type="dxa"/>
-              <w:start w:w="120" w:type="dxa"/>
-              <w:bottom w:w="80" w:type="dxa"/>
-              <w:end w:w="120" w:type="dxa"/>
+              <w:top w:w="90" w:type="dxa"/>
+              <w:start w:w="100" w:type="dxa"/>
+              <w:bottom w:w="90" w:type="dxa"/>
+              <w:end w:w="100" w:type="dxa"/>
             </w:tcMar>
           </w:tcPr>
           <w:p>
@@ -2287,10 +2292,10 @@
             </w:tcBorders>
             <w:vAlign w:val="center"/>
             <w:tcMar>
-              <w:top w:w="80" w:type="dxa"/>
-              <w:start w:w="120" w:type="dxa"/>
-              <w:bottom w:w="80" w:type="dxa"/>
-              <w:end w:w="120" w:type="dxa"/>
+              <w:top w:w="90" w:type="dxa"/>
+              <w:start w:w="100" w:type="dxa"/>
+              <w:bottom w:w="90" w:type="dxa"/>
+              <w:end w:w="100" w:type="dxa"/>
             </w:tcMar>
           </w:tcPr>
           <w:p>
@@ -2311,7 +2316,6 @@
       <w:tr>
         <w:trPr>
           <w:trHeight w:hRule="atLeast"/>
-          <w:cantSplit/>
         </w:trPr>
         <w:tc>
           <w:tcPr>
@@ -2321,10 +2325,10 @@
             </w:tcBorders>
             <w:vAlign w:val="center"/>
             <w:tcMar>
-              <w:top w:w="80" w:type="dxa"/>
-              <w:start w:w="120" w:type="dxa"/>
-              <w:bottom w:w="80" w:type="dxa"/>
-              <w:end w:w="120" w:type="dxa"/>
+              <w:top w:w="90" w:type="dxa"/>
+              <w:start w:w="100" w:type="dxa"/>
+              <w:bottom w:w="90" w:type="dxa"/>
+              <w:end w:w="100" w:type="dxa"/>
             </w:tcMar>
           </w:tcPr>
           <w:p>
@@ -2349,10 +2353,10 @@
             </w:tcBorders>
             <w:vAlign w:val="center"/>
             <w:tcMar>
-              <w:top w:w="80" w:type="dxa"/>
-              <w:start w:w="120" w:type="dxa"/>
-              <w:bottom w:w="80" w:type="dxa"/>
-              <w:end w:w="120" w:type="dxa"/>
+              <w:top w:w="90" w:type="dxa"/>
+              <w:start w:w="100" w:type="dxa"/>
+              <w:bottom w:w="90" w:type="dxa"/>
+              <w:end w:w="100" w:type="dxa"/>
             </w:tcMar>
           </w:tcPr>
           <w:p>
@@ -2377,10 +2381,10 @@
             </w:tcBorders>
             <w:vAlign w:val="center"/>
             <w:tcMar>
-              <w:top w:w="80" w:type="dxa"/>
-              <w:start w:w="120" w:type="dxa"/>
-              <w:bottom w:w="80" w:type="dxa"/>
-              <w:end w:w="120" w:type="dxa"/>
+              <w:top w:w="90" w:type="dxa"/>
+              <w:start w:w="100" w:type="dxa"/>
+              <w:bottom w:w="90" w:type="dxa"/>
+              <w:end w:w="100" w:type="dxa"/>
             </w:tcMar>
           </w:tcPr>
           <w:p>
@@ -2407,10 +2411,9 @@
     <w:tbl>
       <w:tblPr>
         <w:tblW w:type="dxa" w:w="9360"/>
-        <w:jc w:val="left"/>
+        <w:jc w:val="center"/>
         <w:tblLayout w:type="fixed"/>
         <w:tblLook w:firstColumn="1" w:firstRow="1" w:lastColumn="0" w:lastRow="0" w:noHBand="0" w:noVBand="1" w:val="04A0"/>
-        <w:tblInd w:w="120" w:type="dxa"/>
       </w:tblPr>
       <w:tblGrid>
         <w:gridCol w:w="9360"/>
@@ -2418,17 +2421,16 @@
       <w:tr>
         <w:trPr>
           <w:trHeight w:hRule="atLeast"/>
-          <w:cantSplit/>
         </w:trPr>
         <w:tc>
           <w:tcPr>
             <w:tcW w:type="dxa" w:w="9360"/>
             <w:vAlign w:val="center"/>
             <w:tcMar>
-              <w:top w:w="80" w:type="dxa"/>
-              <w:start w:w="120" w:type="dxa"/>
-              <w:bottom w:w="80" w:type="dxa"/>
-              <w:end w:w="120" w:type="dxa"/>
+              <w:top w:w="90" w:type="dxa"/>
+              <w:start w:w="100" w:type="dxa"/>
+              <w:bottom w:w="90" w:type="dxa"/>
+              <w:end w:w="100" w:type="dxa"/>
             </w:tcMar>
             <w:shd w:fill="D9D9D9"/>
             <w:tcBorders>
@@ -2461,7 +2463,11 @@
         <w:spacing w:after="20"/>
       </w:pPr>
     </w:p>
-    <w:p/>
+    <w:p>
+      <w:r>
+        <w:br w:type="page"/>
+      </w:r>
+    </w:p>
     <w:p>
       <w:pPr>
         <w:pStyle w:val="Heading1"/>
@@ -2481,10 +2487,9 @@
     <w:tbl>
       <w:tblPr>
         <w:tblW w:type="dxa" w:w="9244"/>
-        <w:jc w:val="left"/>
+        <w:jc w:val="center"/>
         <w:tblLayout w:type="fixed"/>
         <w:tblLook w:firstColumn="1" w:firstRow="1" w:lastColumn="0" w:lastRow="0" w:noHBand="0" w:noVBand="1" w:val="04A0"/>
-        <w:tblInd w:w="120" w:type="dxa"/>
       </w:tblPr>
       <w:tblGrid>
         <w:gridCol w:w="1324"/>
@@ -2502,17 +2507,16 @@
       <w:tr>
         <w:trPr>
           <w:trHeight w:hRule="atLeast"/>
-          <w:cantSplit/>
         </w:trPr>
         <w:tc>
           <w:tcPr>
             <w:tcW w:type="dxa" w:w="1324"/>
             <w:vAlign w:val="center"/>
             <w:tcMar>
-              <w:top w:w="80" w:type="dxa"/>
-              <w:start w:w="120" w:type="dxa"/>
-              <w:bottom w:w="80" w:type="dxa"/>
-              <w:end w:w="120" w:type="dxa"/>
+              <w:top w:w="90" w:type="dxa"/>
+              <w:start w:w="100" w:type="dxa"/>
+              <w:bottom w:w="90" w:type="dxa"/>
+              <w:end w:w="100" w:type="dxa"/>
             </w:tcMar>
             <w:shd w:fill="E7E7E7"/>
             <w:tcBorders>
@@ -2542,10 +2546,10 @@
             <w:tcW w:type="dxa" w:w="259"/>
             <w:vAlign w:val="center"/>
             <w:tcMar>
-              <w:top w:w="80" w:type="dxa"/>
-              <w:start w:w="120" w:type="dxa"/>
-              <w:bottom w:w="80" w:type="dxa"/>
-              <w:end w:w="120" w:type="dxa"/>
+              <w:top w:w="90" w:type="dxa"/>
+              <w:start w:w="100" w:type="dxa"/>
+              <w:bottom w:w="90" w:type="dxa"/>
+              <w:end w:w="100" w:type="dxa"/>
             </w:tcMar>
           </w:tcPr>
           <w:p/>
@@ -2555,10 +2559,10 @@
             <w:tcW w:type="dxa" w:w="1324"/>
             <w:vAlign w:val="center"/>
             <w:tcMar>
-              <w:top w:w="80" w:type="dxa"/>
-              <w:start w:w="120" w:type="dxa"/>
-              <w:bottom w:w="80" w:type="dxa"/>
-              <w:end w:w="120" w:type="dxa"/>
+              <w:top w:w="90" w:type="dxa"/>
+              <w:start w:w="100" w:type="dxa"/>
+              <w:bottom w:w="90" w:type="dxa"/>
+              <w:end w:w="100" w:type="dxa"/>
             </w:tcMar>
             <w:shd w:fill="E7E7E7"/>
             <w:tcBorders>
@@ -2588,10 +2592,10 @@
             <w:tcW w:type="dxa" w:w="259"/>
             <w:vAlign w:val="center"/>
             <w:tcMar>
-              <w:top w:w="80" w:type="dxa"/>
-              <w:start w:w="120" w:type="dxa"/>
-              <w:bottom w:w="80" w:type="dxa"/>
-              <w:end w:w="120" w:type="dxa"/>
+              <w:top w:w="90" w:type="dxa"/>
+              <w:start w:w="100" w:type="dxa"/>
+              <w:bottom w:w="90" w:type="dxa"/>
+              <w:end w:w="100" w:type="dxa"/>
             </w:tcMar>
           </w:tcPr>
           <w:p/>
@@ -2601,10 +2605,10 @@
             <w:tcW w:type="dxa" w:w="1324"/>
             <w:vAlign w:val="center"/>
             <w:tcMar>
-              <w:top w:w="80" w:type="dxa"/>
-              <w:start w:w="120" w:type="dxa"/>
-              <w:bottom w:w="80" w:type="dxa"/>
-              <w:end w:w="120" w:type="dxa"/>
+              <w:top w:w="90" w:type="dxa"/>
+              <w:start w:w="100" w:type="dxa"/>
+              <w:bottom w:w="90" w:type="dxa"/>
+              <w:end w:w="100" w:type="dxa"/>
             </w:tcMar>
             <w:shd w:fill="E7E7E7"/>
             <w:tcBorders>
@@ -2634,10 +2638,10 @@
             <w:tcW w:type="dxa" w:w="259"/>
             <w:vAlign w:val="center"/>
             <w:tcMar>
-              <w:top w:w="80" w:type="dxa"/>
-              <w:start w:w="120" w:type="dxa"/>
-              <w:bottom w:w="80" w:type="dxa"/>
-              <w:end w:w="120" w:type="dxa"/>
+              <w:top w:w="90" w:type="dxa"/>
+              <w:start w:w="100" w:type="dxa"/>
+              <w:bottom w:w="90" w:type="dxa"/>
+              <w:end w:w="100" w:type="dxa"/>
             </w:tcMar>
           </w:tcPr>
           <w:p/>
@@ -2647,10 +2651,10 @@
             <w:tcW w:type="dxa" w:w="1324"/>
             <w:vAlign w:val="center"/>
             <w:tcMar>
-              <w:top w:w="80" w:type="dxa"/>
-              <w:start w:w="120" w:type="dxa"/>
-              <w:bottom w:w="80" w:type="dxa"/>
-              <w:end w:w="120" w:type="dxa"/>
+              <w:top w:w="90" w:type="dxa"/>
+              <w:start w:w="100" w:type="dxa"/>
+              <w:bottom w:w="90" w:type="dxa"/>
+              <w:end w:w="100" w:type="dxa"/>
             </w:tcMar>
             <w:shd w:fill="E7E7E7"/>
             <w:tcBorders>
@@ -2680,10 +2684,10 @@
             <w:tcW w:type="dxa" w:w="259"/>
             <w:vAlign w:val="center"/>
             <w:tcMar>
-              <w:top w:w="80" w:type="dxa"/>
-              <w:start w:w="120" w:type="dxa"/>
-              <w:bottom w:w="80" w:type="dxa"/>
-              <w:end w:w="120" w:type="dxa"/>
+              <w:top w:w="90" w:type="dxa"/>
+              <w:start w:w="100" w:type="dxa"/>
+              <w:bottom w:w="90" w:type="dxa"/>
+              <w:end w:w="100" w:type="dxa"/>
             </w:tcMar>
           </w:tcPr>
           <w:p/>
@@ -2693,10 +2697,10 @@
             <w:tcW w:type="dxa" w:w="1324"/>
             <w:vAlign w:val="center"/>
             <w:tcMar>
-              <w:top w:w="80" w:type="dxa"/>
-              <w:start w:w="120" w:type="dxa"/>
-              <w:bottom w:w="80" w:type="dxa"/>
-              <w:end w:w="120" w:type="dxa"/>
+              <w:top w:w="90" w:type="dxa"/>
+              <w:start w:w="100" w:type="dxa"/>
+              <w:bottom w:w="90" w:type="dxa"/>
+              <w:end w:w="100" w:type="dxa"/>
             </w:tcMar>
             <w:shd w:fill="E7E7E7"/>
             <w:tcBorders>
@@ -2726,10 +2730,10 @@
             <w:tcW w:type="dxa" w:w="259"/>
             <w:vAlign w:val="center"/>
             <w:tcMar>
-              <w:top w:w="80" w:type="dxa"/>
-              <w:start w:w="120" w:type="dxa"/>
-              <w:bottom w:w="80" w:type="dxa"/>
-              <w:end w:w="120" w:type="dxa"/>
+              <w:top w:w="90" w:type="dxa"/>
+              <w:start w:w="100" w:type="dxa"/>
+              <w:bottom w:w="90" w:type="dxa"/>
+              <w:end w:w="100" w:type="dxa"/>
             </w:tcMar>
           </w:tcPr>
           <w:p/>
@@ -2739,10 +2743,10 @@
             <w:tcW w:type="dxa" w:w="1324"/>
             <w:vAlign w:val="center"/>
             <w:tcMar>
-              <w:top w:w="80" w:type="dxa"/>
-              <w:start w:w="120" w:type="dxa"/>
-              <w:bottom w:w="80" w:type="dxa"/>
-              <w:end w:w="120" w:type="dxa"/>
+              <w:top w:w="90" w:type="dxa"/>
+              <w:start w:w="100" w:type="dxa"/>
+              <w:bottom w:w="90" w:type="dxa"/>
+              <w:end w:w="100" w:type="dxa"/>
             </w:tcMar>
             <w:shd w:fill="E7E7E7"/>
             <w:tcBorders>
@@ -2771,17 +2775,16 @@
       <w:tr>
         <w:trPr>
           <w:trHeight w:hRule="atLeast"/>
-          <w:cantSplit/>
         </w:trPr>
         <w:tc>
           <w:tcPr>
             <w:tcW w:type="dxa" w:w="1324"/>
             <w:vAlign w:val="center"/>
             <w:tcMar>
-              <w:top w:w="80" w:type="dxa"/>
-              <w:start w:w="120" w:type="dxa"/>
-              <w:bottom w:w="80" w:type="dxa"/>
-              <w:end w:w="120" w:type="dxa"/>
+              <w:top w:w="90" w:type="dxa"/>
+              <w:start w:w="100" w:type="dxa"/>
+              <w:bottom w:w="90" w:type="dxa"/>
+              <w:end w:w="100" w:type="dxa"/>
             </w:tcMar>
             <w:tcBorders>
               <w:top w:val="single" w:sz="6" w:color="7F7F7F"/>
@@ -2810,10 +2813,10 @@
             <w:tcW w:type="dxa" w:w="259"/>
             <w:vAlign w:val="center"/>
             <w:tcMar>
-              <w:top w:w="80" w:type="dxa"/>
-              <w:start w:w="120" w:type="dxa"/>
-              <w:bottom w:w="80" w:type="dxa"/>
-              <w:end w:w="120" w:type="dxa"/>
+              <w:top w:w="90" w:type="dxa"/>
+              <w:start w:w="100" w:type="dxa"/>
+              <w:bottom w:w="90" w:type="dxa"/>
+              <w:end w:w="100" w:type="dxa"/>
             </w:tcMar>
           </w:tcPr>
           <w:p>
@@ -2836,10 +2839,10 @@
             <w:tcW w:type="dxa" w:w="1324"/>
             <w:vAlign w:val="center"/>
             <w:tcMar>
-              <w:top w:w="80" w:type="dxa"/>
-              <w:start w:w="120" w:type="dxa"/>
-              <w:bottom w:w="80" w:type="dxa"/>
-              <w:end w:w="120" w:type="dxa"/>
+              <w:top w:w="90" w:type="dxa"/>
+              <w:start w:w="100" w:type="dxa"/>
+              <w:bottom w:w="90" w:type="dxa"/>
+              <w:end w:w="100" w:type="dxa"/>
             </w:tcMar>
             <w:tcBorders>
               <w:top w:val="single" w:sz="6" w:color="7F7F7F"/>
@@ -2868,10 +2871,10 @@
             <w:tcW w:type="dxa" w:w="259"/>
             <w:vAlign w:val="center"/>
             <w:tcMar>
-              <w:top w:w="80" w:type="dxa"/>
-              <w:start w:w="120" w:type="dxa"/>
-              <w:bottom w:w="80" w:type="dxa"/>
-              <w:end w:w="120" w:type="dxa"/>
+              <w:top w:w="90" w:type="dxa"/>
+              <w:start w:w="100" w:type="dxa"/>
+              <w:bottom w:w="90" w:type="dxa"/>
+              <w:end w:w="100" w:type="dxa"/>
             </w:tcMar>
           </w:tcPr>
           <w:p>
@@ -2894,10 +2897,10 @@
             <w:tcW w:type="dxa" w:w="1324"/>
             <w:vAlign w:val="center"/>
             <w:tcMar>
-              <w:top w:w="80" w:type="dxa"/>
-              <w:start w:w="120" w:type="dxa"/>
-              <w:bottom w:w="80" w:type="dxa"/>
-              <w:end w:w="120" w:type="dxa"/>
+              <w:top w:w="90" w:type="dxa"/>
+              <w:start w:w="100" w:type="dxa"/>
+              <w:bottom w:w="90" w:type="dxa"/>
+              <w:end w:w="100" w:type="dxa"/>
             </w:tcMar>
             <w:tcBorders>
               <w:top w:val="single" w:sz="6" w:color="7F7F7F"/>
@@ -2926,10 +2929,10 @@
             <w:tcW w:type="dxa" w:w="259"/>
             <w:vAlign w:val="center"/>
             <w:tcMar>
-              <w:top w:w="80" w:type="dxa"/>
-              <w:start w:w="120" w:type="dxa"/>
-              <w:bottom w:w="80" w:type="dxa"/>
-              <w:end w:w="120" w:type="dxa"/>
+              <w:top w:w="90" w:type="dxa"/>
+              <w:start w:w="100" w:type="dxa"/>
+              <w:bottom w:w="90" w:type="dxa"/>
+              <w:end w:w="100" w:type="dxa"/>
             </w:tcMar>
           </w:tcPr>
           <w:p>
@@ -2952,10 +2955,10 @@
             <w:tcW w:type="dxa" w:w="1324"/>
             <w:vAlign w:val="center"/>
             <w:tcMar>
-              <w:top w:w="80" w:type="dxa"/>
-              <w:start w:w="120" w:type="dxa"/>
-              <w:bottom w:w="80" w:type="dxa"/>
-              <w:end w:w="120" w:type="dxa"/>
+              <w:top w:w="90" w:type="dxa"/>
+              <w:start w:w="100" w:type="dxa"/>
+              <w:bottom w:w="90" w:type="dxa"/>
+              <w:end w:w="100" w:type="dxa"/>
             </w:tcMar>
             <w:tcBorders>
               <w:top w:val="single" w:sz="6" w:color="7F7F7F"/>
@@ -2984,10 +2987,10 @@
             <w:tcW w:type="dxa" w:w="259"/>
             <w:vAlign w:val="center"/>
             <w:tcMar>
-              <w:top w:w="80" w:type="dxa"/>
-              <w:start w:w="120" w:type="dxa"/>
-              <w:bottom w:w="80" w:type="dxa"/>
-              <w:end w:w="120" w:type="dxa"/>
+              <w:top w:w="90" w:type="dxa"/>
+              <w:start w:w="100" w:type="dxa"/>
+              <w:bottom w:w="90" w:type="dxa"/>
+              <w:end w:w="100" w:type="dxa"/>
             </w:tcMar>
           </w:tcPr>
           <w:p>
@@ -3010,10 +3013,10 @@
             <w:tcW w:type="dxa" w:w="1324"/>
             <w:vAlign w:val="center"/>
             <w:tcMar>
-              <w:top w:w="80" w:type="dxa"/>
-              <w:start w:w="120" w:type="dxa"/>
-              <w:bottom w:w="80" w:type="dxa"/>
-              <w:end w:w="120" w:type="dxa"/>
+              <w:top w:w="90" w:type="dxa"/>
+              <w:start w:w="100" w:type="dxa"/>
+              <w:bottom w:w="90" w:type="dxa"/>
+              <w:end w:w="100" w:type="dxa"/>
             </w:tcMar>
             <w:tcBorders>
               <w:top w:val="single" w:sz="6" w:color="7F7F7F"/>
@@ -3042,10 +3045,10 @@
             <w:tcW w:type="dxa" w:w="259"/>
             <w:vAlign w:val="center"/>
             <w:tcMar>
-              <w:top w:w="80" w:type="dxa"/>
-              <w:start w:w="120" w:type="dxa"/>
-              <w:bottom w:w="80" w:type="dxa"/>
-              <w:end w:w="120" w:type="dxa"/>
+              <w:top w:w="90" w:type="dxa"/>
+              <w:start w:w="100" w:type="dxa"/>
+              <w:bottom w:w="90" w:type="dxa"/>
+              <w:end w:w="100" w:type="dxa"/>
             </w:tcMar>
           </w:tcPr>
           <w:p>
@@ -3068,10 +3071,10 @@
             <w:tcW w:type="dxa" w:w="1324"/>
             <w:vAlign w:val="center"/>
             <w:tcMar>
-              <w:top w:w="80" w:type="dxa"/>
-              <w:start w:w="120" w:type="dxa"/>
-              <w:bottom w:w="80" w:type="dxa"/>
-              <w:end w:w="120" w:type="dxa"/>
+              <w:top w:w="90" w:type="dxa"/>
+              <w:start w:w="100" w:type="dxa"/>
+              <w:bottom w:w="90" w:type="dxa"/>
+              <w:end w:w="100" w:type="dxa"/>
             </w:tcMar>
             <w:tcBorders>
               <w:top w:val="single" w:sz="6" w:color="7F7F7F"/>
@@ -3099,17 +3102,16 @@
       <w:tr>
         <w:trPr>
           <w:trHeight w:hRule="atLeast"/>
-          <w:cantSplit/>
         </w:trPr>
         <w:tc>
           <w:tcPr>
             <w:tcW w:type="dxa" w:w="1324"/>
             <w:vAlign w:val="center"/>
             <w:tcMar>
-              <w:top w:w="80" w:type="dxa"/>
-              <w:start w:w="120" w:type="dxa"/>
-              <w:bottom w:w="80" w:type="dxa"/>
-              <w:end w:w="120" w:type="dxa"/>
+              <w:top w:w="90" w:type="dxa"/>
+              <w:start w:w="100" w:type="dxa"/>
+              <w:bottom w:w="90" w:type="dxa"/>
+              <w:end w:w="100" w:type="dxa"/>
             </w:tcMar>
             <w:tcBorders>
               <w:top w:val="single" w:sz="6" w:color="7F7F7F"/>
@@ -3138,10 +3140,10 @@
             <w:tcW w:type="dxa" w:w="259"/>
             <w:vAlign w:val="center"/>
             <w:tcMar>
-              <w:top w:w="80" w:type="dxa"/>
-              <w:start w:w="120" w:type="dxa"/>
-              <w:bottom w:w="80" w:type="dxa"/>
-              <w:end w:w="120" w:type="dxa"/>
+              <w:top w:w="90" w:type="dxa"/>
+              <w:start w:w="100" w:type="dxa"/>
+              <w:bottom w:w="90" w:type="dxa"/>
+              <w:end w:w="100" w:type="dxa"/>
             </w:tcMar>
           </w:tcPr>
           <w:p/>
@@ -3151,10 +3153,10 @@
             <w:tcW w:type="dxa" w:w="1324"/>
             <w:vAlign w:val="center"/>
             <w:tcMar>
-              <w:top w:w="80" w:type="dxa"/>
-              <w:start w:w="120" w:type="dxa"/>
-              <w:bottom w:w="80" w:type="dxa"/>
-              <w:end w:w="120" w:type="dxa"/>
+              <w:top w:w="90" w:type="dxa"/>
+              <w:start w:w="100" w:type="dxa"/>
+              <w:bottom w:w="90" w:type="dxa"/>
+              <w:end w:w="100" w:type="dxa"/>
             </w:tcMar>
             <w:tcBorders>
               <w:top w:val="single" w:sz="6" w:color="7F7F7F"/>
@@ -3183,10 +3185,10 @@
             <w:tcW w:type="dxa" w:w="259"/>
             <w:vAlign w:val="center"/>
             <w:tcMar>
-              <w:top w:w="80" w:type="dxa"/>
-              <w:start w:w="120" w:type="dxa"/>
-              <w:bottom w:w="80" w:type="dxa"/>
-              <w:end w:w="120" w:type="dxa"/>
+              <w:top w:w="90" w:type="dxa"/>
+              <w:start w:w="100" w:type="dxa"/>
+              <w:bottom w:w="90" w:type="dxa"/>
+              <w:end w:w="100" w:type="dxa"/>
             </w:tcMar>
           </w:tcPr>
           <w:p/>
@@ -3196,10 +3198,10 @@
             <w:tcW w:type="dxa" w:w="1324"/>
             <w:vAlign w:val="center"/>
             <w:tcMar>
-              <w:top w:w="80" w:type="dxa"/>
-              <w:start w:w="120" w:type="dxa"/>
-              <w:bottom w:w="80" w:type="dxa"/>
-              <w:end w:w="120" w:type="dxa"/>
+              <w:top w:w="90" w:type="dxa"/>
+              <w:start w:w="100" w:type="dxa"/>
+              <w:bottom w:w="90" w:type="dxa"/>
+              <w:end w:w="100" w:type="dxa"/>
             </w:tcMar>
             <w:tcBorders>
               <w:top w:val="single" w:sz="6" w:color="7F7F7F"/>
@@ -3228,10 +3230,10 @@
             <w:tcW w:type="dxa" w:w="259"/>
             <w:vAlign w:val="center"/>
             <w:tcMar>
-              <w:top w:w="80" w:type="dxa"/>
-              <w:start w:w="120" w:type="dxa"/>
-              <w:bottom w:w="80" w:type="dxa"/>
-              <w:end w:w="120" w:type="dxa"/>
+              <w:top w:w="90" w:type="dxa"/>
+              <w:start w:w="100" w:type="dxa"/>
+              <w:bottom w:w="90" w:type="dxa"/>
+              <w:end w:w="100" w:type="dxa"/>
             </w:tcMar>
           </w:tcPr>
           <w:p/>
@@ -3241,10 +3243,10 @@
             <w:tcW w:type="dxa" w:w="1324"/>
             <w:vAlign w:val="center"/>
             <w:tcMar>
-              <w:top w:w="80" w:type="dxa"/>
-              <w:start w:w="120" w:type="dxa"/>
-              <w:bottom w:w="80" w:type="dxa"/>
-              <w:end w:w="120" w:type="dxa"/>
+              <w:top w:w="90" w:type="dxa"/>
+              <w:start w:w="100" w:type="dxa"/>
+              <w:bottom w:w="90" w:type="dxa"/>
+              <w:end w:w="100" w:type="dxa"/>
             </w:tcMar>
             <w:tcBorders>
               <w:top w:val="single" w:sz="6" w:color="7F7F7F"/>
@@ -3273,10 +3275,10 @@
             <w:tcW w:type="dxa" w:w="259"/>
             <w:vAlign w:val="center"/>
             <w:tcMar>
-              <w:top w:w="80" w:type="dxa"/>
-              <w:start w:w="120" w:type="dxa"/>
-              <w:bottom w:w="80" w:type="dxa"/>
-              <w:end w:w="120" w:type="dxa"/>
+              <w:top w:w="90" w:type="dxa"/>
+              <w:start w:w="100" w:type="dxa"/>
+              <w:bottom w:w="90" w:type="dxa"/>
+              <w:end w:w="100" w:type="dxa"/>
             </w:tcMar>
           </w:tcPr>
           <w:p/>
@@ -3286,10 +3288,10 @@
             <w:tcW w:type="dxa" w:w="1324"/>
             <w:vAlign w:val="center"/>
             <w:tcMar>
-              <w:top w:w="80" w:type="dxa"/>
-              <w:start w:w="120" w:type="dxa"/>
-              <w:bottom w:w="80" w:type="dxa"/>
-              <w:end w:w="120" w:type="dxa"/>
+              <w:top w:w="90" w:type="dxa"/>
+              <w:start w:w="100" w:type="dxa"/>
+              <w:bottom w:w="90" w:type="dxa"/>
+              <w:end w:w="100" w:type="dxa"/>
             </w:tcMar>
             <w:tcBorders>
               <w:top w:val="single" w:sz="6" w:color="7F7F7F"/>
@@ -3318,10 +3320,10 @@
             <w:tcW w:type="dxa" w:w="259"/>
             <w:vAlign w:val="center"/>
             <w:tcMar>
-              <w:top w:w="80" w:type="dxa"/>
-              <w:start w:w="120" w:type="dxa"/>
-              <w:bottom w:w="80" w:type="dxa"/>
-              <w:end w:w="120" w:type="dxa"/>
+              <w:top w:w="90" w:type="dxa"/>
+              <w:start w:w="100" w:type="dxa"/>
+              <w:bottom w:w="90" w:type="dxa"/>
+              <w:end w:w="100" w:type="dxa"/>
             </w:tcMar>
           </w:tcPr>
           <w:p/>
@@ -3331,10 +3333,10 @@
             <w:tcW w:type="dxa" w:w="1324"/>
             <w:vAlign w:val="center"/>
             <w:tcMar>
-              <w:top w:w="80" w:type="dxa"/>
-              <w:start w:w="120" w:type="dxa"/>
-              <w:bottom w:w="80" w:type="dxa"/>
-              <w:end w:w="120" w:type="dxa"/>
+              <w:top w:w="90" w:type="dxa"/>
+              <w:start w:w="100" w:type="dxa"/>
+              <w:bottom w:w="90" w:type="dxa"/>
+              <w:end w:w="100" w:type="dxa"/>
             </w:tcMar>
             <w:tcBorders>
               <w:top w:val="single" w:sz="6" w:color="7F7F7F"/>
@@ -3384,10 +3386,6 @@
     <w:p>
       <w:pPr>
         <w:pStyle w:val="ListNumber"/>
-        <w:numPr>
-          <w:ilvl w:val="0"/>
-          <w:numId w:val="10"/>
-        </w:numPr>
       </w:pPr>
       <w:r>
         <w:t>开始：学员填写姓名、班级/团队并选择15题快速、18题标准或25题深入模式。系统创建独立 user_id 与 test_id。</w:t>
@@ -3396,10 +3394,6 @@
     <w:p>
       <w:pPr>
         <w:pStyle w:val="ListNumber"/>
-        <w:numPr>
-          <w:ilvl w:val="0"/>
-          <w:numId w:val="10"/>
-        </w:numPr>
       </w:pPr>
       <w:r>
         <w:t>分层初测：前12题按六个维度轮转，前6题为难度1，后6题为难度2；同一测评按题目ID去重。</w:t>
@@ -3408,10 +3402,6 @@
     <w:p>
       <w:pPr>
         <w:pStyle w:val="ListNumber"/>
-        <w:numPr>
-          <w:ilvl w:val="0"/>
-          <w:numId w:val="10"/>
-        </w:numPr>
       </w:pPr>
       <w:r>
         <w:t>自适应补测：按“置信度优先、分数次优先”排序维度，在薄弱或证据不足的维度继续抽题；根据当前分数选择难度1/2/3。</w:t>
@@ -3420,10 +3410,6 @@
     <w:p>
       <w:pPr>
         <w:pStyle w:val="ListNumber"/>
-        <w:numPr>
-          <w:ilvl w:val="0"/>
-          <w:numId w:val="10"/>
-        </w:numPr>
       </w:pPr>
       <w:r>
         <w:t>开放/实操：目标题量末段至少包含一题开放作答和一题实操任务，避免只凭客观题判断高阶能力。</w:t>
@@ -3432,22 +3418,14 @@
     <w:p>
       <w:pPr>
         <w:pStyle w:val="ListNumber"/>
-        <w:numPr>
-          <w:ilvl w:val="0"/>
-          <w:numId w:val="10"/>
-        </w:numPr>
       </w:pPr>
       <w:r>
-        <w:t>评分：客观题确定性评分；配置运行时令牌后由百宝箱评分智能体输出结构化初评，失败时透明降级为本地量表并进入人工复核。</w:t>
+        <w:t>评分：客观题确定性评分；开放与实操题由结构化量表初评并标记人工复核。取得百宝箱 Token 后启用模型评分适配器。</w:t>
       </w:r>
     </w:p>
     <w:p>
       <w:pPr>
         <w:pStyle w:val="ListNumber"/>
-        <w:numPr>
-          <w:ilvl w:val="0"/>
-          <w:numId w:val="10"/>
-        </w:numPr>
       </w:pPr>
       <w:r>
         <w:t>反馈与巩固：提交后留在答题界面，以错误/半对/全对三种状态着色，错误题立即显示正确答案和解析；按钮切换为“进入下一题”。</w:t>
@@ -3456,10 +3434,6 @@
     <w:p>
       <w:pPr>
         <w:pStyle w:val="ListNumber"/>
-        <w:numPr>
-          <w:ilvl w:val="0"/>
-          <w:numId w:val="10"/>
-        </w:numPr>
       </w:pPr>
       <w:r>
         <w:t>报告：完成全部目标题量后计算六维分数、置信度、优势/薄弱项、题型与难度分布，并形成学习建议与成长档案。</w:t>
@@ -3476,10 +3450,9 @@
     <w:tbl>
       <w:tblPr>
         <w:tblW w:type="dxa" w:w="9360"/>
+        <w:jc w:val="center"/>
         <w:tblLayout w:type="fixed"/>
         <w:tblLook w:firstColumn="1" w:firstRow="1" w:lastColumn="0" w:lastRow="0" w:noHBand="0" w:noVBand="1" w:val="04A0"/>
-        <w:jc w:val="left"/>
-        <w:tblInd w:w="120" w:type="dxa"/>
       </w:tblPr>
       <w:tblGrid>
         <w:gridCol w:w="1728"/>
@@ -3490,17 +3463,16 @@
       <w:tr>
         <w:trPr>
           <w:trHeight w:hRule="atLeast" w:val="547"/>
-          <w:cantSplit/>
         </w:trPr>
         <w:tc>
           <w:tcPr>
             <w:tcW w:type="dxa" w:w="1728"/>
             <w:vAlign w:val="center"/>
             <w:tcMar>
-              <w:top w:w="80" w:type="dxa"/>
-              <w:start w:w="120" w:type="dxa"/>
-              <w:bottom w:w="80" w:type="dxa"/>
-              <w:end w:w="120" w:type="dxa"/>
+              <w:top w:w="90" w:type="dxa"/>
+              <w:start w:w="100" w:type="dxa"/>
+              <w:bottom w:w="90" w:type="dxa"/>
+              <w:end w:w="100" w:type="dxa"/>
             </w:tcMar>
             <w:shd w:fill="D9D9D9"/>
           </w:tcPr>
@@ -3524,10 +3496,10 @@
             <w:tcW w:type="dxa" w:w="1152"/>
             <w:vAlign w:val="center"/>
             <w:tcMar>
-              <w:top w:w="80" w:type="dxa"/>
-              <w:start w:w="120" w:type="dxa"/>
-              <w:bottom w:w="80" w:type="dxa"/>
-              <w:end w:w="120" w:type="dxa"/>
+              <w:top w:w="90" w:type="dxa"/>
+              <w:start w:w="100" w:type="dxa"/>
+              <w:bottom w:w="90" w:type="dxa"/>
+              <w:end w:w="100" w:type="dxa"/>
             </w:tcMar>
             <w:shd w:fill="D9D9D9"/>
           </w:tcPr>
@@ -3551,10 +3523,10 @@
             <w:tcW w:type="dxa" w:w="2880"/>
             <w:vAlign w:val="center"/>
             <w:tcMar>
-              <w:top w:w="80" w:type="dxa"/>
-              <w:start w:w="120" w:type="dxa"/>
-              <w:bottom w:w="80" w:type="dxa"/>
-              <w:end w:w="120" w:type="dxa"/>
+              <w:top w:w="90" w:type="dxa"/>
+              <w:start w:w="100" w:type="dxa"/>
+              <w:bottom w:w="90" w:type="dxa"/>
+              <w:end w:w="100" w:type="dxa"/>
             </w:tcMar>
             <w:shd w:fill="D9D9D9"/>
           </w:tcPr>
@@ -3578,10 +3550,10 @@
             <w:tcW w:type="dxa" w:w="3600"/>
             <w:vAlign w:val="center"/>
             <w:tcMar>
-              <w:top w:w="80" w:type="dxa"/>
-              <w:start w:w="120" w:type="dxa"/>
-              <w:bottom w:w="80" w:type="dxa"/>
-              <w:end w:w="120" w:type="dxa"/>
+              <w:top w:w="90" w:type="dxa"/>
+              <w:start w:w="100" w:type="dxa"/>
+              <w:bottom w:w="90" w:type="dxa"/>
+              <w:end w:w="100" w:type="dxa"/>
             </w:tcMar>
             <w:shd w:fill="D9D9D9"/>
           </w:tcPr>
@@ -3604,7 +3576,6 @@
       <w:tr>
         <w:trPr>
           <w:trHeight w:hRule="atLeast"/>
-          <w:cantSplit/>
         </w:trPr>
         <w:tc>
           <w:tcPr>
@@ -3614,10 +3585,10 @@
             </w:tcBorders>
             <w:vAlign w:val="center"/>
             <w:tcMar>
-              <w:top w:w="80" w:type="dxa"/>
-              <w:start w:w="120" w:type="dxa"/>
-              <w:bottom w:w="80" w:type="dxa"/>
-              <w:end w:w="120" w:type="dxa"/>
+              <w:top w:w="90" w:type="dxa"/>
+              <w:start w:w="100" w:type="dxa"/>
+              <w:bottom w:w="90" w:type="dxa"/>
+              <w:end w:w="100" w:type="dxa"/>
             </w:tcMar>
           </w:tcPr>
           <w:p>
@@ -3642,10 +3613,10 @@
             </w:tcBorders>
             <w:vAlign w:val="center"/>
             <w:tcMar>
-              <w:top w:w="80" w:type="dxa"/>
-              <w:start w:w="120" w:type="dxa"/>
-              <w:bottom w:w="80" w:type="dxa"/>
-              <w:end w:w="120" w:type="dxa"/>
+              <w:top w:w="90" w:type="dxa"/>
+              <w:start w:w="100" w:type="dxa"/>
+              <w:bottom w:w="90" w:type="dxa"/>
+              <w:end w:w="100" w:type="dxa"/>
             </w:tcMar>
           </w:tcPr>
           <w:p>
@@ -3670,10 +3641,10 @@
             </w:tcBorders>
             <w:vAlign w:val="center"/>
             <w:tcMar>
-              <w:top w:w="80" w:type="dxa"/>
-              <w:start w:w="120" w:type="dxa"/>
-              <w:bottom w:w="80" w:type="dxa"/>
-              <w:end w:w="120" w:type="dxa"/>
+              <w:top w:w="90" w:type="dxa"/>
+              <w:start w:w="100" w:type="dxa"/>
+              <w:bottom w:w="90" w:type="dxa"/>
+              <w:end w:w="100" w:type="dxa"/>
             </w:tcMar>
           </w:tcPr>
           <w:p>
@@ -3698,10 +3669,10 @@
             </w:tcBorders>
             <w:vAlign w:val="center"/>
             <w:tcMar>
-              <w:top w:w="80" w:type="dxa"/>
-              <w:start w:w="120" w:type="dxa"/>
-              <w:bottom w:w="80" w:type="dxa"/>
-              <w:end w:w="120" w:type="dxa"/>
+              <w:top w:w="90" w:type="dxa"/>
+              <w:start w:w="100" w:type="dxa"/>
+              <w:bottom w:w="90" w:type="dxa"/>
+              <w:end w:w="100" w:type="dxa"/>
             </w:tcMar>
           </w:tcPr>
           <w:p>
@@ -3722,7 +3693,6 @@
       <w:tr>
         <w:trPr>
           <w:trHeight w:hRule="atLeast"/>
-          <w:cantSplit/>
         </w:trPr>
         <w:tc>
           <w:tcPr>
@@ -3733,10 +3703,10 @@
             </w:tcBorders>
             <w:vAlign w:val="center"/>
             <w:tcMar>
-              <w:top w:w="80" w:type="dxa"/>
-              <w:start w:w="120" w:type="dxa"/>
-              <w:bottom w:w="80" w:type="dxa"/>
-              <w:end w:w="120" w:type="dxa"/>
+              <w:top w:w="90" w:type="dxa"/>
+              <w:start w:w="100" w:type="dxa"/>
+              <w:bottom w:w="90" w:type="dxa"/>
+              <w:end w:w="100" w:type="dxa"/>
             </w:tcMar>
           </w:tcPr>
           <w:p>
@@ -3762,10 +3732,10 @@
             </w:tcBorders>
             <w:vAlign w:val="center"/>
             <w:tcMar>
-              <w:top w:w="80" w:type="dxa"/>
-              <w:start w:w="120" w:type="dxa"/>
-              <w:bottom w:w="80" w:type="dxa"/>
-              <w:end w:w="120" w:type="dxa"/>
+              <w:top w:w="90" w:type="dxa"/>
+              <w:start w:w="100" w:type="dxa"/>
+              <w:bottom w:w="90" w:type="dxa"/>
+              <w:end w:w="100" w:type="dxa"/>
             </w:tcMar>
           </w:tcPr>
           <w:p>
@@ -3791,10 +3761,10 @@
             </w:tcBorders>
             <w:vAlign w:val="center"/>
             <w:tcMar>
-              <w:top w:w="80" w:type="dxa"/>
-              <w:start w:w="120" w:type="dxa"/>
-              <w:bottom w:w="80" w:type="dxa"/>
-              <w:end w:w="120" w:type="dxa"/>
+              <w:top w:w="90" w:type="dxa"/>
+              <w:start w:w="100" w:type="dxa"/>
+              <w:bottom w:w="90" w:type="dxa"/>
+              <w:end w:w="100" w:type="dxa"/>
             </w:tcMar>
           </w:tcPr>
           <w:p>
@@ -3820,10 +3790,10 @@
             </w:tcBorders>
             <w:vAlign w:val="center"/>
             <w:tcMar>
-              <w:top w:w="80" w:type="dxa"/>
-              <w:start w:w="120" w:type="dxa"/>
-              <w:bottom w:w="80" w:type="dxa"/>
-              <w:end w:w="120" w:type="dxa"/>
+              <w:top w:w="90" w:type="dxa"/>
+              <w:start w:w="100" w:type="dxa"/>
+              <w:bottom w:w="90" w:type="dxa"/>
+              <w:end w:w="100" w:type="dxa"/>
             </w:tcMar>
           </w:tcPr>
           <w:p>
@@ -3844,7 +3814,6 @@
       <w:tr>
         <w:trPr>
           <w:trHeight w:hRule="atLeast"/>
-          <w:cantSplit/>
         </w:trPr>
         <w:tc>
           <w:tcPr>
@@ -3854,10 +3823,10 @@
             </w:tcBorders>
             <w:vAlign w:val="center"/>
             <w:tcMar>
-              <w:top w:w="80" w:type="dxa"/>
-              <w:start w:w="120" w:type="dxa"/>
-              <w:bottom w:w="80" w:type="dxa"/>
-              <w:end w:w="120" w:type="dxa"/>
+              <w:top w:w="90" w:type="dxa"/>
+              <w:start w:w="100" w:type="dxa"/>
+              <w:bottom w:w="90" w:type="dxa"/>
+              <w:end w:w="100" w:type="dxa"/>
             </w:tcMar>
           </w:tcPr>
           <w:p>
@@ -3882,10 +3851,10 @@
             </w:tcBorders>
             <w:vAlign w:val="center"/>
             <w:tcMar>
-              <w:top w:w="80" w:type="dxa"/>
-              <w:start w:w="120" w:type="dxa"/>
-              <w:bottom w:w="80" w:type="dxa"/>
-              <w:end w:w="120" w:type="dxa"/>
+              <w:top w:w="90" w:type="dxa"/>
+              <w:start w:w="100" w:type="dxa"/>
+              <w:bottom w:w="90" w:type="dxa"/>
+              <w:end w:w="100" w:type="dxa"/>
             </w:tcMar>
           </w:tcPr>
           <w:p>
@@ -3910,10 +3879,10 @@
             </w:tcBorders>
             <w:vAlign w:val="center"/>
             <w:tcMar>
-              <w:top w:w="80" w:type="dxa"/>
-              <w:start w:w="120" w:type="dxa"/>
-              <w:bottom w:w="80" w:type="dxa"/>
-              <w:end w:w="120" w:type="dxa"/>
+              <w:top w:w="90" w:type="dxa"/>
+              <w:start w:w="100" w:type="dxa"/>
+              <w:bottom w:w="90" w:type="dxa"/>
+              <w:end w:w="100" w:type="dxa"/>
             </w:tcMar>
           </w:tcPr>
           <w:p>
@@ -3938,10 +3907,10 @@
             </w:tcBorders>
             <w:vAlign w:val="center"/>
             <w:tcMar>
-              <w:top w:w="80" w:type="dxa"/>
-              <w:start w:w="120" w:type="dxa"/>
-              <w:bottom w:w="80" w:type="dxa"/>
-              <w:end w:w="120" w:type="dxa"/>
+              <w:top w:w="90" w:type="dxa"/>
+              <w:start w:w="100" w:type="dxa"/>
+              <w:bottom w:w="90" w:type="dxa"/>
+              <w:end w:w="100" w:type="dxa"/>
             </w:tcMar>
           </w:tcPr>
           <w:p>
@@ -3965,7 +3934,11 @@
         <w:spacing w:after="20"/>
       </w:pPr>
     </w:p>
-    <w:p/>
+    <w:p>
+      <w:r>
+        <w:br w:type="page"/>
+      </w:r>
+    </w:p>
     <w:p>
       <w:pPr>
         <w:pStyle w:val="Heading1"/>
@@ -3979,70 +3952,15 @@
         <w:spacing w:after="200"/>
       </w:pPr>
       <w:r>
-        <w:t>交互遵循“当前任务突出、状态可见、错误即时巩固”的原则。新版 UI 采用参考图的纸张、粗边框与编辑部式视觉语言，同时保留原有题号、测评状态、报告和教学管理功能。</w:t>
-      </w:r>
-    </w:p>
-    <w:p>
-      <w:pPr>
-        <w:keepNext/>
-        <w:jc w:val="center"/>
-      </w:pPr>
-      <w:r>
-        <w:drawing>
-          <wp:inline xmlns:a="http://schemas.openxmlformats.org/drawingml/2006/main" xmlns:pic="http://schemas.openxmlformats.org/drawingml/2006/picture">
-            <wp:extent cx="5715000" cy="3929062"/>
-            <wp:docPr id="1" name="Picture 1"/>
-            <wp:cNvGraphicFramePr>
-              <a:graphicFrameLocks noChangeAspect="1"/>
-            </wp:cNvGraphicFramePr>
-            <a:graphic>
-              <a:graphicData uri="http://schemas.openxmlformats.org/drawingml/2006/picture">
-                <pic:pic>
-                  <pic:nvPicPr>
-                    <pic:cNvPr id="0" name="UI预览_三角色首页.png"/>
-                    <pic:cNvPicPr/>
-                  </pic:nvPicPr>
-                  <pic:blipFill>
-                    <a:blip r:embed="rId11"/>
-                    <a:stretch>
-                      <a:fillRect/>
-                    </a:stretch>
-                  </pic:blipFill>
-                  <pic:spPr>
-                    <a:xfrm>
-                      <a:off x="0" y="0"/>
-                      <a:ext cx="5715000" cy="3929062"/>
-                    </a:xfrm>
-                    <a:prstGeom prst="rect"/>
-                  </pic:spPr>
-                </pic:pic>
-              </a:graphicData>
-            </a:graphic>
-          </wp:inline>
-        </w:drawing>
-      </w:r>
-    </w:p>
-    <w:p>
-      <w:pPr>
-        <w:spacing w:after="160"/>
-        <w:jc w:val="center"/>
-      </w:pPr>
-      <w:r>
-        <w:rPr>
-          <w:rFonts w:ascii="Calibri" w:hAnsi="Calibri" w:eastAsia="Microsoft YaHei"/>
-          <w:color w:val="000000"/>
-          <w:sz w:val="17"/>
-        </w:rPr>
-        <w:t>图 2  新版三角色平台首页（真实浏览器渲染）</w:t>
+        <w:t>交互遵循“当前任务突出、状态可见、错误即时巩固”的原则。题号面板置于进度条下方，阶段内允许自由选题；已提交题目可以回看，但不能重复计分。</w:t>
       </w:r>
     </w:p>
     <w:tbl>
       <w:tblPr>
         <w:tblW w:type="dxa" w:w="9360"/>
-        <w:jc w:val="left"/>
+        <w:jc w:val="center"/>
         <w:tblLayout w:type="fixed"/>
         <w:tblLook w:firstColumn="1" w:firstRow="1" w:lastColumn="0" w:lastRow="0" w:noHBand="0" w:noVBand="1" w:val="04A0"/>
-        <w:tblInd w:w="120" w:type="dxa"/>
       </w:tblPr>
       <w:tblGrid>
         <w:gridCol w:w="6552"/>
@@ -4051,17 +3969,16 @@
       <w:tr>
         <w:trPr>
           <w:trHeight w:hRule="atLeast"/>
-          <w:cantSplit/>
         </w:trPr>
         <w:tc>
           <w:tcPr>
             <w:tcW w:type="dxa" w:w="9360"/>
             <w:vAlign w:val="center"/>
             <w:tcMar>
-              <w:top w:w="80" w:type="dxa"/>
-              <w:start w:w="120" w:type="dxa"/>
-              <w:bottom w:w="80" w:type="dxa"/>
-              <w:end w:w="120" w:type="dxa"/>
+              <w:top w:w="90" w:type="dxa"/>
+              <w:start w:w="100" w:type="dxa"/>
+              <w:bottom w:w="90" w:type="dxa"/>
+              <w:end w:w="100" w:type="dxa"/>
             </w:tcMar>
             <w:gridSpan w:val="2"/>
             <w:shd w:fill="D9D9D9"/>
@@ -4076,17 +3993,16 @@
       <w:tr>
         <w:trPr>
           <w:trHeight w:hRule="atLeast"/>
-          <w:cantSplit/>
         </w:trPr>
         <w:tc>
           <w:tcPr>
             <w:tcW w:type="dxa" w:w="6552"/>
             <w:vAlign w:val="center"/>
             <w:tcMar>
-              <w:top w:w="80" w:type="dxa"/>
-              <w:start w:w="120" w:type="dxa"/>
-              <w:bottom w:w="80" w:type="dxa"/>
-              <w:end w:w="120" w:type="dxa"/>
+              <w:top w:w="90" w:type="dxa"/>
+              <w:start w:w="100" w:type="dxa"/>
+              <w:bottom w:w="90" w:type="dxa"/>
+              <w:end w:w="100" w:type="dxa"/>
             </w:tcMar>
             <w:tcBorders>
               <w:top w:val="single" w:sz="6" w:color="7F7F7F"/>
@@ -4117,10 +4033,10 @@
             <w:tcW w:type="dxa" w:w="2808"/>
             <w:vAlign w:val="center"/>
             <w:tcMar>
-              <w:top w:w="80" w:type="dxa"/>
-              <w:start w:w="120" w:type="dxa"/>
-              <w:bottom w:w="80" w:type="dxa"/>
-              <w:end w:w="120" w:type="dxa"/>
+              <w:top w:w="90" w:type="dxa"/>
+              <w:start w:w="100" w:type="dxa"/>
+              <w:bottom w:w="90" w:type="dxa"/>
+              <w:end w:w="100" w:type="dxa"/>
             </w:tcMar>
             <w:shd w:fill="E7E7E7"/>
             <w:tcBorders>
@@ -4151,17 +4067,16 @@
       <w:tr>
         <w:trPr>
           <w:trHeight w:hRule="atLeast"/>
-          <w:cantSplit/>
         </w:trPr>
         <w:tc>
           <w:tcPr>
             <w:tcW w:type="dxa" w:w="6552"/>
             <w:vAlign w:val="center"/>
             <w:tcMar>
-              <w:top w:w="80" w:type="dxa"/>
-              <w:start w:w="120" w:type="dxa"/>
-              <w:bottom w:w="80" w:type="dxa"/>
-              <w:end w:w="120" w:type="dxa"/>
+              <w:top w:w="90" w:type="dxa"/>
+              <w:start w:w="100" w:type="dxa"/>
+              <w:bottom w:w="90" w:type="dxa"/>
+              <w:end w:w="100" w:type="dxa"/>
             </w:tcMar>
             <w:shd w:fill="F2F2F2"/>
             <w:tcBorders>
@@ -4193,10 +4108,10 @@
             <w:tcW w:type="dxa" w:w="2808"/>
             <w:vAlign w:val="center"/>
             <w:tcMar>
-              <w:top w:w="80" w:type="dxa"/>
-              <w:start w:w="120" w:type="dxa"/>
-              <w:bottom w:w="80" w:type="dxa"/>
-              <w:end w:w="120" w:type="dxa"/>
+              <w:top w:w="90" w:type="dxa"/>
+              <w:start w:w="100" w:type="dxa"/>
+              <w:bottom w:w="90" w:type="dxa"/>
+              <w:end w:w="100" w:type="dxa"/>
             </w:tcMar>
             <w:shd w:fill="E7E7E7"/>
             <w:tcBorders>
@@ -4227,17 +4142,16 @@
       <w:tr>
         <w:trPr>
           <w:trHeight w:hRule="atLeast"/>
-          <w:cantSplit/>
         </w:trPr>
         <w:tc>
           <w:tcPr>
             <w:tcW w:type="dxa" w:w="6552"/>
             <w:vAlign w:val="center"/>
             <w:tcMar>
-              <w:top w:w="80" w:type="dxa"/>
-              <w:start w:w="120" w:type="dxa"/>
-              <w:bottom w:w="80" w:type="dxa"/>
-              <w:end w:w="120" w:type="dxa"/>
+              <w:top w:w="90" w:type="dxa"/>
+              <w:start w:w="100" w:type="dxa"/>
+              <w:bottom w:w="90" w:type="dxa"/>
+              <w:end w:w="100" w:type="dxa"/>
             </w:tcMar>
             <w:tcBorders>
               <w:top w:val="single" w:sz="6" w:color="7F7F7F"/>
@@ -4268,10 +4182,10 @@
             <w:tcW w:type="dxa" w:w="2808"/>
             <w:vAlign w:val="center"/>
             <w:tcMar>
-              <w:top w:w="80" w:type="dxa"/>
-              <w:start w:w="120" w:type="dxa"/>
-              <w:bottom w:w="80" w:type="dxa"/>
-              <w:end w:w="120" w:type="dxa"/>
+              <w:top w:w="90" w:type="dxa"/>
+              <w:start w:w="100" w:type="dxa"/>
+              <w:bottom w:w="90" w:type="dxa"/>
+              <w:end w:w="100" w:type="dxa"/>
             </w:tcMar>
             <w:shd w:fill="E7E7E7"/>
             <w:tcBorders>
@@ -4302,17 +4216,16 @@
       <w:tr>
         <w:trPr>
           <w:trHeight w:hRule="atLeast"/>
-          <w:cantSplit/>
         </w:trPr>
         <w:tc>
           <w:tcPr>
             <w:tcW w:type="dxa" w:w="6552"/>
             <w:vAlign w:val="center"/>
             <w:tcMar>
-              <w:top w:w="80" w:type="dxa"/>
-              <w:start w:w="120" w:type="dxa"/>
-              <w:bottom w:w="80" w:type="dxa"/>
-              <w:end w:w="120" w:type="dxa"/>
+              <w:top w:w="90" w:type="dxa"/>
+              <w:start w:w="100" w:type="dxa"/>
+              <w:bottom w:w="90" w:type="dxa"/>
+              <w:end w:w="100" w:type="dxa"/>
             </w:tcMar>
             <w:shd w:fill="F2F2F2"/>
             <w:tcBorders>
@@ -4344,10 +4257,10 @@
             <w:tcW w:type="dxa" w:w="2808"/>
             <w:vAlign w:val="center"/>
             <w:tcMar>
-              <w:top w:w="80" w:type="dxa"/>
-              <w:start w:w="120" w:type="dxa"/>
-              <w:bottom w:w="80" w:type="dxa"/>
-              <w:end w:w="120" w:type="dxa"/>
+              <w:top w:w="90" w:type="dxa"/>
+              <w:start w:w="100" w:type="dxa"/>
+              <w:bottom w:w="90" w:type="dxa"/>
+              <w:end w:w="100" w:type="dxa"/>
             </w:tcMar>
             <w:shd w:fill="E7E7E7"/>
             <w:tcBorders>
@@ -4378,17 +4291,16 @@
       <w:tr>
         <w:trPr>
           <w:trHeight w:hRule="atLeast"/>
-          <w:cantSplit/>
         </w:trPr>
         <w:tc>
           <w:tcPr>
             <w:tcW w:type="dxa" w:w="6552"/>
             <w:vAlign w:val="center"/>
             <w:tcMar>
-              <w:top w:w="80" w:type="dxa"/>
-              <w:start w:w="120" w:type="dxa"/>
-              <w:bottom w:w="80" w:type="dxa"/>
-              <w:end w:w="120" w:type="dxa"/>
+              <w:top w:w="90" w:type="dxa"/>
+              <w:start w:w="100" w:type="dxa"/>
+              <w:bottom w:w="90" w:type="dxa"/>
+              <w:end w:w="100" w:type="dxa"/>
             </w:tcMar>
             <w:tcBorders>
               <w:top w:val="single" w:sz="6" w:color="7F7F7F"/>
@@ -4419,10 +4331,10 @@
             <w:tcW w:type="dxa" w:w="2808"/>
             <w:vAlign w:val="center"/>
             <w:tcMar>
-              <w:top w:w="80" w:type="dxa"/>
-              <w:start w:w="120" w:type="dxa"/>
-              <w:bottom w:w="80" w:type="dxa"/>
-              <w:end w:w="120" w:type="dxa"/>
+              <w:top w:w="90" w:type="dxa"/>
+              <w:start w:w="100" w:type="dxa"/>
+              <w:bottom w:w="90" w:type="dxa"/>
+              <w:end w:w="100" w:type="dxa"/>
             </w:tcMar>
             <w:tcBorders>
               <w:top w:val="single" w:sz="6" w:color="7F7F7F"/>
@@ -4449,17 +4361,16 @@
       <w:tr>
         <w:trPr>
           <w:trHeight w:hRule="atLeast"/>
-          <w:cantSplit/>
         </w:trPr>
         <w:tc>
           <w:tcPr>
             <w:tcW w:type="dxa" w:w="6552"/>
             <w:vAlign w:val="center"/>
             <w:tcMar>
-              <w:top w:w="80" w:type="dxa"/>
-              <w:start w:w="120" w:type="dxa"/>
-              <w:bottom w:w="80" w:type="dxa"/>
-              <w:end w:w="120" w:type="dxa"/>
+              <w:top w:w="90" w:type="dxa"/>
+              <w:start w:w="100" w:type="dxa"/>
+              <w:bottom w:w="90" w:type="dxa"/>
+              <w:end w:w="100" w:type="dxa"/>
             </w:tcMar>
             <w:shd w:fill="F2F2F2"/>
             <w:tcBorders>
@@ -4491,10 +4402,10 @@
             <w:tcW w:type="dxa" w:w="2808"/>
             <w:vAlign w:val="center"/>
             <w:tcMar>
-              <w:top w:w="80" w:type="dxa"/>
-              <w:start w:w="120" w:type="dxa"/>
-              <w:bottom w:w="80" w:type="dxa"/>
-              <w:end w:w="120" w:type="dxa"/>
+              <w:top w:w="90" w:type="dxa"/>
+              <w:start w:w="100" w:type="dxa"/>
+              <w:bottom w:w="90" w:type="dxa"/>
+              <w:end w:w="100" w:type="dxa"/>
             </w:tcMar>
             <w:tcBorders>
               <w:top w:val="single" w:sz="6" w:color="7F7F7F"/>
@@ -4529,7 +4440,7 @@
           <w:color w:val="000000"/>
           <w:sz w:val="17"/>
         </w:rPr>
-        <w:t>图 3  用户交互线框原型（Word表格绘制，可编辑）</w:t>
+        <w:t>图 2  用户交互线框原型（Word表格绘制，可编辑）</w:t>
       </w:r>
     </w:p>
     <w:p>
@@ -4543,10 +4454,9 @@
     <w:tbl>
       <w:tblPr>
         <w:tblW w:type="dxa" w:w="9360"/>
+        <w:jc w:val="center"/>
         <w:tblLayout w:type="fixed"/>
         <w:tblLook w:firstColumn="1" w:firstRow="1" w:lastColumn="0" w:lastRow="0" w:noHBand="0" w:noVBand="1" w:val="04A0"/>
-        <w:jc w:val="left"/>
-        <w:tblInd w:w="120" w:type="dxa"/>
       </w:tblPr>
       <w:tblGrid>
         <w:gridCol w:w="1512"/>
@@ -4556,17 +4466,16 @@
       <w:tr>
         <w:trPr>
           <w:trHeight w:hRule="atLeast" w:val="547"/>
-          <w:cantSplit/>
         </w:trPr>
         <w:tc>
           <w:tcPr>
             <w:tcW w:type="dxa" w:w="1512"/>
             <w:vAlign w:val="center"/>
             <w:tcMar>
-              <w:top w:w="80" w:type="dxa"/>
-              <w:start w:w="120" w:type="dxa"/>
-              <w:bottom w:w="80" w:type="dxa"/>
-              <w:end w:w="120" w:type="dxa"/>
+              <w:top w:w="90" w:type="dxa"/>
+              <w:start w:w="100" w:type="dxa"/>
+              <w:bottom w:w="90" w:type="dxa"/>
+              <w:end w:w="100" w:type="dxa"/>
             </w:tcMar>
             <w:shd w:fill="D9D9D9"/>
           </w:tcPr>
@@ -4590,10 +4499,10 @@
             <w:tcW w:type="dxa" w:w="4536"/>
             <w:vAlign w:val="center"/>
             <w:tcMar>
-              <w:top w:w="80" w:type="dxa"/>
-              <w:start w:w="120" w:type="dxa"/>
-              <w:bottom w:w="80" w:type="dxa"/>
-              <w:end w:w="120" w:type="dxa"/>
+              <w:top w:w="90" w:type="dxa"/>
+              <w:start w:w="100" w:type="dxa"/>
+              <w:bottom w:w="90" w:type="dxa"/>
+              <w:end w:w="100" w:type="dxa"/>
             </w:tcMar>
             <w:shd w:fill="D9D9D9"/>
           </w:tcPr>
@@ -4617,10 +4526,10 @@
             <w:tcW w:type="dxa" w:w="3311"/>
             <w:vAlign w:val="center"/>
             <w:tcMar>
-              <w:top w:w="80" w:type="dxa"/>
-              <w:start w:w="120" w:type="dxa"/>
-              <w:bottom w:w="80" w:type="dxa"/>
-              <w:end w:w="120" w:type="dxa"/>
+              <w:top w:w="90" w:type="dxa"/>
+              <w:start w:w="100" w:type="dxa"/>
+              <w:bottom w:w="90" w:type="dxa"/>
+              <w:end w:w="100" w:type="dxa"/>
             </w:tcMar>
             <w:shd w:fill="D9D9D9"/>
           </w:tcPr>
@@ -4643,7 +4552,6 @@
       <w:tr>
         <w:trPr>
           <w:trHeight w:hRule="atLeast"/>
-          <w:cantSplit/>
         </w:trPr>
         <w:tc>
           <w:tcPr>
@@ -4653,10 +4561,10 @@
             </w:tcBorders>
             <w:vAlign w:val="center"/>
             <w:tcMar>
-              <w:top w:w="80" w:type="dxa"/>
-              <w:start w:w="120" w:type="dxa"/>
-              <w:bottom w:w="80" w:type="dxa"/>
-              <w:end w:w="120" w:type="dxa"/>
+              <w:top w:w="90" w:type="dxa"/>
+              <w:start w:w="100" w:type="dxa"/>
+              <w:bottom w:w="90" w:type="dxa"/>
+              <w:end w:w="100" w:type="dxa"/>
             </w:tcMar>
           </w:tcPr>
           <w:p>
@@ -4681,10 +4589,10 @@
             </w:tcBorders>
             <w:vAlign w:val="center"/>
             <w:tcMar>
-              <w:top w:w="80" w:type="dxa"/>
-              <w:start w:w="120" w:type="dxa"/>
-              <w:bottom w:w="80" w:type="dxa"/>
-              <w:end w:w="120" w:type="dxa"/>
+              <w:top w:w="90" w:type="dxa"/>
+              <w:start w:w="100" w:type="dxa"/>
+              <w:bottom w:w="90" w:type="dxa"/>
+              <w:end w:w="100" w:type="dxa"/>
             </w:tcMar>
           </w:tcPr>
           <w:p>
@@ -4709,10 +4617,10 @@
             </w:tcBorders>
             <w:vAlign w:val="center"/>
             <w:tcMar>
-              <w:top w:w="80" w:type="dxa"/>
-              <w:start w:w="120" w:type="dxa"/>
-              <w:bottom w:w="80" w:type="dxa"/>
-              <w:end w:w="120" w:type="dxa"/>
+              <w:top w:w="90" w:type="dxa"/>
+              <w:start w:w="100" w:type="dxa"/>
+              <w:bottom w:w="90" w:type="dxa"/>
+              <w:end w:w="100" w:type="dxa"/>
             </w:tcMar>
           </w:tcPr>
           <w:p>
@@ -4733,7 +4641,6 @@
       <w:tr>
         <w:trPr>
           <w:trHeight w:hRule="atLeast"/>
-          <w:cantSplit/>
         </w:trPr>
         <w:tc>
           <w:tcPr>
@@ -4744,10 +4651,10 @@
             </w:tcBorders>
             <w:vAlign w:val="center"/>
             <w:tcMar>
-              <w:top w:w="80" w:type="dxa"/>
-              <w:start w:w="120" w:type="dxa"/>
-              <w:bottom w:w="80" w:type="dxa"/>
-              <w:end w:w="120" w:type="dxa"/>
+              <w:top w:w="90" w:type="dxa"/>
+              <w:start w:w="100" w:type="dxa"/>
+              <w:bottom w:w="90" w:type="dxa"/>
+              <w:end w:w="100" w:type="dxa"/>
             </w:tcMar>
           </w:tcPr>
           <w:p>
@@ -4773,10 +4680,10 @@
             </w:tcBorders>
             <w:vAlign w:val="center"/>
             <w:tcMar>
-              <w:top w:w="80" w:type="dxa"/>
-              <w:start w:w="120" w:type="dxa"/>
-              <w:bottom w:w="80" w:type="dxa"/>
-              <w:end w:w="120" w:type="dxa"/>
+              <w:top w:w="90" w:type="dxa"/>
+              <w:start w:w="100" w:type="dxa"/>
+              <w:bottom w:w="90" w:type="dxa"/>
+              <w:end w:w="100" w:type="dxa"/>
             </w:tcMar>
           </w:tcPr>
           <w:p>
@@ -4802,10 +4709,10 @@
             </w:tcBorders>
             <w:vAlign w:val="center"/>
             <w:tcMar>
-              <w:top w:w="80" w:type="dxa"/>
-              <w:start w:w="120" w:type="dxa"/>
-              <w:bottom w:w="80" w:type="dxa"/>
-              <w:end w:w="120" w:type="dxa"/>
+              <w:top w:w="90" w:type="dxa"/>
+              <w:start w:w="100" w:type="dxa"/>
+              <w:bottom w:w="90" w:type="dxa"/>
+              <w:end w:w="100" w:type="dxa"/>
             </w:tcMar>
           </w:tcPr>
           <w:p>
@@ -4826,7 +4733,6 @@
       <w:tr>
         <w:trPr>
           <w:trHeight w:hRule="atLeast"/>
-          <w:cantSplit/>
         </w:trPr>
         <w:tc>
           <w:tcPr>
@@ -4836,10 +4742,10 @@
             </w:tcBorders>
             <w:vAlign w:val="center"/>
             <w:tcMar>
-              <w:top w:w="80" w:type="dxa"/>
-              <w:start w:w="120" w:type="dxa"/>
-              <w:bottom w:w="80" w:type="dxa"/>
-              <w:end w:w="120" w:type="dxa"/>
+              <w:top w:w="90" w:type="dxa"/>
+              <w:start w:w="100" w:type="dxa"/>
+              <w:bottom w:w="90" w:type="dxa"/>
+              <w:end w:w="100" w:type="dxa"/>
             </w:tcMar>
           </w:tcPr>
           <w:p>
@@ -4864,10 +4770,10 @@
             </w:tcBorders>
             <w:vAlign w:val="center"/>
             <w:tcMar>
-              <w:top w:w="80" w:type="dxa"/>
-              <w:start w:w="120" w:type="dxa"/>
-              <w:bottom w:w="80" w:type="dxa"/>
-              <w:end w:w="120" w:type="dxa"/>
+              <w:top w:w="90" w:type="dxa"/>
+              <w:start w:w="100" w:type="dxa"/>
+              <w:bottom w:w="90" w:type="dxa"/>
+              <w:end w:w="100" w:type="dxa"/>
             </w:tcMar>
           </w:tcPr>
           <w:p>
@@ -4892,10 +4798,10 @@
             </w:tcBorders>
             <w:vAlign w:val="center"/>
             <w:tcMar>
-              <w:top w:w="80" w:type="dxa"/>
-              <w:start w:w="120" w:type="dxa"/>
-              <w:bottom w:w="80" w:type="dxa"/>
-              <w:end w:w="120" w:type="dxa"/>
+              <w:top w:w="90" w:type="dxa"/>
+              <w:start w:w="100" w:type="dxa"/>
+              <w:bottom w:w="90" w:type="dxa"/>
+              <w:end w:w="100" w:type="dxa"/>
             </w:tcMar>
           </w:tcPr>
           <w:p>
@@ -4916,7 +4822,6 @@
       <w:tr>
         <w:trPr>
           <w:trHeight w:hRule="atLeast"/>
-          <w:cantSplit/>
         </w:trPr>
         <w:tc>
           <w:tcPr>
@@ -4927,102 +4832,10 @@
             </w:tcBorders>
             <w:vAlign w:val="center"/>
             <w:tcMar>
-              <w:top w:w="80" w:type="dxa"/>
-              <w:start w:w="120" w:type="dxa"/>
-              <w:bottom w:w="80" w:type="dxa"/>
-              <w:end w:w="120" w:type="dxa"/>
-            </w:tcMar>
-          </w:tcPr>
-          <w:p>
-            <w:pPr>
-              <w:spacing w:after="0" w:line="252" w:lineRule="auto"/>
-            </w:pPr>
-            <w:r>
-              <w:rPr>
-                <w:rFonts w:ascii="Calibri" w:hAnsi="Calibri" w:eastAsia="Microsoft YaHei"/>
-                <w:color w:val="000000"/>
-                <w:sz w:val="17"/>
-              </w:rPr>
-              <w:t>过程证据</w:t>
-            </w:r>
-          </w:p>
-        </w:tc>
-        <w:tc>
-          <w:tcPr>
-            <w:tcW w:type="dxa" w:w="4536"/>
-            <w:shd w:fill="F2F2F2"/>
-            <w:tcBorders>
-              <w:bottom w:val="single" w:sz="4" w:color="DDE5E8"/>
-            </w:tcBorders>
-            <w:vAlign w:val="center"/>
-            <w:tcMar>
-              <w:top w:w="80" w:type="dxa"/>
-              <w:start w:w="120" w:type="dxa"/>
-              <w:bottom w:w="80" w:type="dxa"/>
-              <w:end w:w="120" w:type="dxa"/>
-            </w:tcMar>
-          </w:tcPr>
-          <w:p>
-            <w:pPr>
-              <w:spacing w:after="0" w:line="252" w:lineRule="auto"/>
-            </w:pPr>
-            <w:r>
-              <w:rPr>
-                <w:rFonts w:ascii="Calibri" w:hAnsi="Calibri" w:eastAsia="Microsoft YaHei"/>
-                <w:color w:val="000000"/>
-                <w:sz w:val="17"/>
-              </w:rPr>
-              <w:t>开放/实操题可请求最多6轮结构化引导，并上传图片、PDF、文本或数据文件</w:t>
-            </w:r>
-          </w:p>
-        </w:tc>
-        <w:tc>
-          <w:tcPr>
-            <w:tcW w:type="dxa" w:w="3311"/>
-            <w:shd w:fill="F2F2F2"/>
-            <w:tcBorders>
-              <w:bottom w:val="single" w:sz="4" w:color="DDE5E8"/>
-            </w:tcBorders>
-            <w:vAlign w:val="center"/>
-            <w:tcMar>
-              <w:top w:w="80" w:type="dxa"/>
-              <w:start w:w="120" w:type="dxa"/>
-              <w:bottom w:w="80" w:type="dxa"/>
-              <w:end w:w="120" w:type="dxa"/>
-            </w:tcMar>
-          </w:tcPr>
-          <w:p>
-            <w:pPr>
-              <w:spacing w:after="0" w:line="252" w:lineRule="auto"/>
-            </w:pPr>
-            <w:r>
-              <w:rPr>
-                <w:rFonts w:ascii="Calibri" w:hAnsi="Calibri" w:eastAsia="Microsoft YaHei"/>
-                <w:color w:val="000000"/>
-                <w:sz w:val="17"/>
-              </w:rPr>
-              <w:t>文件≤5MB；保存SHA-256摘要；教师复核可见</w:t>
-            </w:r>
-          </w:p>
-        </w:tc>
-      </w:tr>
-      <w:tr>
-        <w:trPr>
-          <w:trHeight w:hRule="atLeast"/>
-          <w:cantSplit/>
-        </w:trPr>
-        <w:tc>
-          <w:tcPr>
-            <w:tcW w:type="dxa" w:w="1512"/>
-            <w:tcBorders>
-              <w:bottom w:val="single" w:sz="4" w:color="DDE5E8"/>
-            </w:tcBorders>
-            <w:vAlign w:val="center"/>
-            <w:tcMar>
-              <w:top w:w="80" w:type="dxa"/>
-              <w:start w:w="120" w:type="dxa"/>
-              <w:bottom w:w="80" w:type="dxa"/>
-              <w:end w:w="120" w:type="dxa"/>
+              <w:top w:w="90" w:type="dxa"/>
+              <w:start w:w="100" w:type="dxa"/>
+              <w:bottom w:w="90" w:type="dxa"/>
+              <w:end w:w="100" w:type="dxa"/>
             </w:tcMar>
           </w:tcPr>
           <w:p>
@@ -5042,15 +4855,16 @@
         <w:tc>
           <w:tcPr>
             <w:tcW w:type="dxa" w:w="4536"/>
+            <w:shd w:fill="F2F2F2"/>
             <w:tcBorders>
               <w:bottom w:val="single" w:sz="4" w:color="DDE5E8"/>
             </w:tcBorders>
             <w:vAlign w:val="center"/>
             <w:tcMar>
-              <w:top w:w="80" w:type="dxa"/>
-              <w:start w:w="120" w:type="dxa"/>
-              <w:bottom w:w="80" w:type="dxa"/>
-              <w:end w:w="120" w:type="dxa"/>
+              <w:top w:w="90" w:type="dxa"/>
+              <w:start w:w="100" w:type="dxa"/>
+              <w:bottom w:w="90" w:type="dxa"/>
+              <w:end w:w="100" w:type="dxa"/>
             </w:tcMar>
           </w:tcPr>
           <w:p>
@@ -5070,15 +4884,16 @@
         <w:tc>
           <w:tcPr>
             <w:tcW w:type="dxa" w:w="3311"/>
+            <w:shd w:fill="F2F2F2"/>
             <w:tcBorders>
               <w:bottom w:val="single" w:sz="4" w:color="DDE5E8"/>
             </w:tcBorders>
             <w:vAlign w:val="center"/>
             <w:tcMar>
-              <w:top w:w="80" w:type="dxa"/>
-              <w:start w:w="120" w:type="dxa"/>
-              <w:bottom w:w="80" w:type="dxa"/>
-              <w:end w:w="120" w:type="dxa"/>
+              <w:top w:w="90" w:type="dxa"/>
+              <w:start w:w="100" w:type="dxa"/>
+              <w:bottom w:w="90" w:type="dxa"/>
+              <w:end w:w="100" w:type="dxa"/>
             </w:tcMar>
           </w:tcPr>
           <w:p>
@@ -5150,7 +4965,11 @@
         <w:t>人工复核：开放作答进入待复核队列，两名评审独立评分，差异较大时由第三人/负责人裁决。</w:t>
       </w:r>
     </w:p>
-    <w:p/>
+    <w:p>
+      <w:r>
+        <w:br w:type="page"/>
+      </w:r>
+    </w:p>
     <w:p>
       <w:pPr>
         <w:pStyle w:val="Heading1"/>
@@ -5170,10 +4989,9 @@
     <w:tbl>
       <w:tblPr>
         <w:tblW w:type="dxa" w:w="9360"/>
+        <w:jc w:val="center"/>
         <w:tblLayout w:type="fixed"/>
         <w:tblLook w:firstColumn="1" w:firstRow="1" w:lastColumn="0" w:lastRow="0" w:noHBand="0" w:noVBand="1" w:val="04A0"/>
-        <w:jc w:val="left"/>
-        <w:tblInd w:w="120" w:type="dxa"/>
       </w:tblPr>
       <w:tblGrid>
         <w:gridCol w:w="1655"/>
@@ -5183,17 +5001,16 @@
       <w:tr>
         <w:trPr>
           <w:trHeight w:hRule="atLeast" w:val="547"/>
-          <w:cantSplit/>
         </w:trPr>
         <w:tc>
           <w:tcPr>
             <w:tcW w:type="dxa" w:w="1655"/>
             <w:vAlign w:val="center"/>
             <w:tcMar>
-              <w:top w:w="80" w:type="dxa"/>
-              <w:start w:w="120" w:type="dxa"/>
-              <w:bottom w:w="80" w:type="dxa"/>
-              <w:end w:w="120" w:type="dxa"/>
+              <w:top w:w="90" w:type="dxa"/>
+              <w:start w:w="100" w:type="dxa"/>
+              <w:bottom w:w="90" w:type="dxa"/>
+              <w:end w:w="100" w:type="dxa"/>
             </w:tcMar>
             <w:shd w:fill="D9D9D9"/>
           </w:tcPr>
@@ -5217,10 +5034,10 @@
             <w:tcW w:type="dxa" w:w="3960"/>
             <w:vAlign w:val="center"/>
             <w:tcMar>
-              <w:top w:w="80" w:type="dxa"/>
-              <w:start w:w="120" w:type="dxa"/>
-              <w:bottom w:w="80" w:type="dxa"/>
-              <w:end w:w="120" w:type="dxa"/>
+              <w:top w:w="90" w:type="dxa"/>
+              <w:start w:w="100" w:type="dxa"/>
+              <w:bottom w:w="90" w:type="dxa"/>
+              <w:end w:w="100" w:type="dxa"/>
             </w:tcMar>
             <w:shd w:fill="D9D9D9"/>
           </w:tcPr>
@@ -5244,10 +5061,10 @@
             <w:tcW w:type="dxa" w:w="3744"/>
             <w:vAlign w:val="center"/>
             <w:tcMar>
-              <w:top w:w="80" w:type="dxa"/>
-              <w:start w:w="120" w:type="dxa"/>
-              <w:bottom w:w="80" w:type="dxa"/>
-              <w:end w:w="120" w:type="dxa"/>
+              <w:top w:w="90" w:type="dxa"/>
+              <w:start w:w="100" w:type="dxa"/>
+              <w:bottom w:w="90" w:type="dxa"/>
+              <w:end w:w="100" w:type="dxa"/>
             </w:tcMar>
             <w:shd w:fill="D9D9D9"/>
           </w:tcPr>
@@ -5270,7 +5087,6 @@
       <w:tr>
         <w:trPr>
           <w:trHeight w:hRule="atLeast"/>
-          <w:cantSplit/>
         </w:trPr>
         <w:tc>
           <w:tcPr>
@@ -5280,10 +5096,10 @@
             </w:tcBorders>
             <w:vAlign w:val="center"/>
             <w:tcMar>
-              <w:top w:w="80" w:type="dxa"/>
-              <w:start w:w="120" w:type="dxa"/>
-              <w:bottom w:w="80" w:type="dxa"/>
-              <w:end w:w="120" w:type="dxa"/>
+              <w:top w:w="90" w:type="dxa"/>
+              <w:start w:w="100" w:type="dxa"/>
+              <w:bottom w:w="90" w:type="dxa"/>
+              <w:end w:w="100" w:type="dxa"/>
             </w:tcMar>
           </w:tcPr>
           <w:p>
@@ -5308,10 +5124,10 @@
             </w:tcBorders>
             <w:vAlign w:val="center"/>
             <w:tcMar>
-              <w:top w:w="80" w:type="dxa"/>
-              <w:start w:w="120" w:type="dxa"/>
-              <w:bottom w:w="80" w:type="dxa"/>
-              <w:end w:w="120" w:type="dxa"/>
+              <w:top w:w="90" w:type="dxa"/>
+              <w:start w:w="100" w:type="dxa"/>
+              <w:bottom w:w="90" w:type="dxa"/>
+              <w:end w:w="100" w:type="dxa"/>
             </w:tcMar>
           </w:tcPr>
           <w:p>
@@ -5336,10 +5152,10 @@
             </w:tcBorders>
             <w:vAlign w:val="center"/>
             <w:tcMar>
-              <w:top w:w="80" w:type="dxa"/>
-              <w:start w:w="120" w:type="dxa"/>
-              <w:bottom w:w="80" w:type="dxa"/>
-              <w:end w:w="120" w:type="dxa"/>
+              <w:top w:w="90" w:type="dxa"/>
+              <w:start w:w="100" w:type="dxa"/>
+              <w:bottom w:w="90" w:type="dxa"/>
+              <w:end w:w="100" w:type="dxa"/>
             </w:tcMar>
           </w:tcPr>
           <w:p>
@@ -5360,7 +5176,6 @@
       <w:tr>
         <w:trPr>
           <w:trHeight w:hRule="atLeast"/>
-          <w:cantSplit/>
         </w:trPr>
         <w:tc>
           <w:tcPr>
@@ -5371,10 +5186,10 @@
             </w:tcBorders>
             <w:vAlign w:val="center"/>
             <w:tcMar>
-              <w:top w:w="80" w:type="dxa"/>
-              <w:start w:w="120" w:type="dxa"/>
-              <w:bottom w:w="80" w:type="dxa"/>
-              <w:end w:w="120" w:type="dxa"/>
+              <w:top w:w="90" w:type="dxa"/>
+              <w:start w:w="100" w:type="dxa"/>
+              <w:bottom w:w="90" w:type="dxa"/>
+              <w:end w:w="100" w:type="dxa"/>
             </w:tcMar>
           </w:tcPr>
           <w:p>
@@ -5400,10 +5215,10 @@
             </w:tcBorders>
             <w:vAlign w:val="center"/>
             <w:tcMar>
-              <w:top w:w="80" w:type="dxa"/>
-              <w:start w:w="120" w:type="dxa"/>
-              <w:bottom w:w="80" w:type="dxa"/>
-              <w:end w:w="120" w:type="dxa"/>
+              <w:top w:w="90" w:type="dxa"/>
+              <w:start w:w="100" w:type="dxa"/>
+              <w:bottom w:w="90" w:type="dxa"/>
+              <w:end w:w="100" w:type="dxa"/>
             </w:tcMar>
           </w:tcPr>
           <w:p>
@@ -5429,10 +5244,10 @@
             </w:tcBorders>
             <w:vAlign w:val="center"/>
             <w:tcMar>
-              <w:top w:w="80" w:type="dxa"/>
-              <w:start w:w="120" w:type="dxa"/>
-              <w:bottom w:w="80" w:type="dxa"/>
-              <w:end w:w="120" w:type="dxa"/>
+              <w:top w:w="90" w:type="dxa"/>
+              <w:start w:w="100" w:type="dxa"/>
+              <w:bottom w:w="90" w:type="dxa"/>
+              <w:end w:w="100" w:type="dxa"/>
             </w:tcMar>
           </w:tcPr>
           <w:p>
@@ -5453,7 +5268,6 @@
       <w:tr>
         <w:trPr>
           <w:trHeight w:hRule="atLeast"/>
-          <w:cantSplit/>
         </w:trPr>
         <w:tc>
           <w:tcPr>
@@ -5463,10 +5277,10 @@
             </w:tcBorders>
             <w:vAlign w:val="center"/>
             <w:tcMar>
-              <w:top w:w="80" w:type="dxa"/>
-              <w:start w:w="120" w:type="dxa"/>
-              <w:bottom w:w="80" w:type="dxa"/>
-              <w:end w:w="120" w:type="dxa"/>
+              <w:top w:w="90" w:type="dxa"/>
+              <w:start w:w="100" w:type="dxa"/>
+              <w:bottom w:w="90" w:type="dxa"/>
+              <w:end w:w="100" w:type="dxa"/>
             </w:tcMar>
           </w:tcPr>
           <w:p>
@@ -5491,10 +5305,10 @@
             </w:tcBorders>
             <w:vAlign w:val="center"/>
             <w:tcMar>
-              <w:top w:w="80" w:type="dxa"/>
-              <w:start w:w="120" w:type="dxa"/>
-              <w:bottom w:w="80" w:type="dxa"/>
-              <w:end w:w="120" w:type="dxa"/>
+              <w:top w:w="90" w:type="dxa"/>
+              <w:start w:w="100" w:type="dxa"/>
+              <w:bottom w:w="90" w:type="dxa"/>
+              <w:end w:w="100" w:type="dxa"/>
             </w:tcMar>
           </w:tcPr>
           <w:p>
@@ -5519,10 +5333,10 @@
             </w:tcBorders>
             <w:vAlign w:val="center"/>
             <w:tcMar>
-              <w:top w:w="80" w:type="dxa"/>
-              <w:start w:w="120" w:type="dxa"/>
-              <w:bottom w:w="80" w:type="dxa"/>
-              <w:end w:w="120" w:type="dxa"/>
+              <w:top w:w="90" w:type="dxa"/>
+              <w:start w:w="100" w:type="dxa"/>
+              <w:bottom w:w="90" w:type="dxa"/>
+              <w:end w:w="100" w:type="dxa"/>
             </w:tcMar>
           </w:tcPr>
           <w:p>
@@ -5543,7 +5357,6 @@
       <w:tr>
         <w:trPr>
           <w:trHeight w:hRule="atLeast"/>
-          <w:cantSplit/>
         </w:trPr>
         <w:tc>
           <w:tcPr>
@@ -5554,10 +5367,10 @@
             </w:tcBorders>
             <w:vAlign w:val="center"/>
             <w:tcMar>
-              <w:top w:w="80" w:type="dxa"/>
-              <w:start w:w="120" w:type="dxa"/>
-              <w:bottom w:w="80" w:type="dxa"/>
-              <w:end w:w="120" w:type="dxa"/>
+              <w:top w:w="90" w:type="dxa"/>
+              <w:start w:w="100" w:type="dxa"/>
+              <w:bottom w:w="90" w:type="dxa"/>
+              <w:end w:w="100" w:type="dxa"/>
             </w:tcMar>
           </w:tcPr>
           <w:p>
@@ -5583,10 +5396,10 @@
             </w:tcBorders>
             <w:vAlign w:val="center"/>
             <w:tcMar>
-              <w:top w:w="80" w:type="dxa"/>
-              <w:start w:w="120" w:type="dxa"/>
-              <w:bottom w:w="80" w:type="dxa"/>
-              <w:end w:w="120" w:type="dxa"/>
+              <w:top w:w="90" w:type="dxa"/>
+              <w:start w:w="100" w:type="dxa"/>
+              <w:bottom w:w="90" w:type="dxa"/>
+              <w:end w:w="100" w:type="dxa"/>
             </w:tcMar>
           </w:tcPr>
           <w:p>
@@ -5612,10 +5425,10 @@
             </w:tcBorders>
             <w:vAlign w:val="center"/>
             <w:tcMar>
-              <w:top w:w="80" w:type="dxa"/>
-              <w:start w:w="120" w:type="dxa"/>
-              <w:bottom w:w="80" w:type="dxa"/>
-              <w:end w:w="120" w:type="dxa"/>
+              <w:top w:w="90" w:type="dxa"/>
+              <w:start w:w="100" w:type="dxa"/>
+              <w:bottom w:w="90" w:type="dxa"/>
+              <w:end w:w="100" w:type="dxa"/>
             </w:tcMar>
           </w:tcPr>
           <w:p>
@@ -5636,7 +5449,6 @@
       <w:tr>
         <w:trPr>
           <w:trHeight w:hRule="atLeast"/>
-          <w:cantSplit/>
         </w:trPr>
         <w:tc>
           <w:tcPr>
@@ -5646,10 +5458,10 @@
             </w:tcBorders>
             <w:vAlign w:val="center"/>
             <w:tcMar>
-              <w:top w:w="80" w:type="dxa"/>
-              <w:start w:w="120" w:type="dxa"/>
-              <w:bottom w:w="80" w:type="dxa"/>
-              <w:end w:w="120" w:type="dxa"/>
+              <w:top w:w="90" w:type="dxa"/>
+              <w:start w:w="100" w:type="dxa"/>
+              <w:bottom w:w="90" w:type="dxa"/>
+              <w:end w:w="100" w:type="dxa"/>
             </w:tcMar>
           </w:tcPr>
           <w:p>
@@ -5674,10 +5486,10 @@
             </w:tcBorders>
             <w:vAlign w:val="center"/>
             <w:tcMar>
-              <w:top w:w="80" w:type="dxa"/>
-              <w:start w:w="120" w:type="dxa"/>
-              <w:bottom w:w="80" w:type="dxa"/>
-              <w:end w:w="120" w:type="dxa"/>
+              <w:top w:w="90" w:type="dxa"/>
+              <w:start w:w="100" w:type="dxa"/>
+              <w:bottom w:w="90" w:type="dxa"/>
+              <w:end w:w="100" w:type="dxa"/>
             </w:tcMar>
           </w:tcPr>
           <w:p>
@@ -5702,10 +5514,10 @@
             </w:tcBorders>
             <w:vAlign w:val="center"/>
             <w:tcMar>
-              <w:top w:w="80" w:type="dxa"/>
-              <w:start w:w="120" w:type="dxa"/>
-              <w:bottom w:w="80" w:type="dxa"/>
-              <w:end w:w="120" w:type="dxa"/>
+              <w:top w:w="90" w:type="dxa"/>
+              <w:start w:w="100" w:type="dxa"/>
+              <w:bottom w:w="90" w:type="dxa"/>
+              <w:end w:w="100" w:type="dxa"/>
             </w:tcMar>
           </w:tcPr>
           <w:p>
@@ -5726,7 +5538,6 @@
       <w:tr>
         <w:trPr>
           <w:trHeight w:hRule="atLeast"/>
-          <w:cantSplit/>
         </w:trPr>
         <w:tc>
           <w:tcPr>
@@ -5737,10 +5548,10 @@
             </w:tcBorders>
             <w:vAlign w:val="center"/>
             <w:tcMar>
-              <w:top w:w="80" w:type="dxa"/>
-              <w:start w:w="120" w:type="dxa"/>
-              <w:bottom w:w="80" w:type="dxa"/>
-              <w:end w:w="120" w:type="dxa"/>
+              <w:top w:w="90" w:type="dxa"/>
+              <w:start w:w="100" w:type="dxa"/>
+              <w:bottom w:w="90" w:type="dxa"/>
+              <w:end w:w="100" w:type="dxa"/>
             </w:tcMar>
           </w:tcPr>
           <w:p>
@@ -5766,10 +5577,10 @@
             </w:tcBorders>
             <w:vAlign w:val="center"/>
             <w:tcMar>
-              <w:top w:w="80" w:type="dxa"/>
-              <w:start w:w="120" w:type="dxa"/>
-              <w:bottom w:w="80" w:type="dxa"/>
-              <w:end w:w="120" w:type="dxa"/>
+              <w:top w:w="90" w:type="dxa"/>
+              <w:start w:w="100" w:type="dxa"/>
+              <w:bottom w:w="90" w:type="dxa"/>
+              <w:end w:w="100" w:type="dxa"/>
             </w:tcMar>
           </w:tcPr>
           <w:p>
@@ -5795,10 +5606,10 @@
             </w:tcBorders>
             <w:vAlign w:val="center"/>
             <w:tcMar>
-              <w:top w:w="80" w:type="dxa"/>
-              <w:start w:w="120" w:type="dxa"/>
-              <w:bottom w:w="80" w:type="dxa"/>
-              <w:end w:w="120" w:type="dxa"/>
+              <w:top w:w="90" w:type="dxa"/>
+              <w:start w:w="100" w:type="dxa"/>
+              <w:bottom w:w="90" w:type="dxa"/>
+              <w:end w:w="100" w:type="dxa"/>
             </w:tcMar>
           </w:tcPr>
           <w:p>
@@ -5819,7 +5630,6 @@
       <w:tr>
         <w:trPr>
           <w:trHeight w:hRule="atLeast"/>
-          <w:cantSplit/>
         </w:trPr>
         <w:tc>
           <w:tcPr>
@@ -5829,10 +5639,10 @@
             </w:tcBorders>
             <w:vAlign w:val="center"/>
             <w:tcMar>
-              <w:top w:w="80" w:type="dxa"/>
-              <w:start w:w="120" w:type="dxa"/>
-              <w:bottom w:w="80" w:type="dxa"/>
-              <w:end w:w="120" w:type="dxa"/>
+              <w:top w:w="90" w:type="dxa"/>
+              <w:start w:w="100" w:type="dxa"/>
+              <w:bottom w:w="90" w:type="dxa"/>
+              <w:end w:w="100" w:type="dxa"/>
             </w:tcMar>
           </w:tcPr>
           <w:p>
@@ -5857,10 +5667,10 @@
             </w:tcBorders>
             <w:vAlign w:val="center"/>
             <w:tcMar>
-              <w:top w:w="80" w:type="dxa"/>
-              <w:start w:w="120" w:type="dxa"/>
-              <w:bottom w:w="80" w:type="dxa"/>
-              <w:end w:w="120" w:type="dxa"/>
+              <w:top w:w="90" w:type="dxa"/>
+              <w:start w:w="100" w:type="dxa"/>
+              <w:bottom w:w="90" w:type="dxa"/>
+              <w:end w:w="100" w:type="dxa"/>
             </w:tcMar>
           </w:tcPr>
           <w:p>
@@ -5885,10 +5695,10 @@
             </w:tcBorders>
             <w:vAlign w:val="center"/>
             <w:tcMar>
-              <w:top w:w="80" w:type="dxa"/>
-              <w:start w:w="120" w:type="dxa"/>
-              <w:bottom w:w="80" w:type="dxa"/>
-              <w:end w:w="120" w:type="dxa"/>
+              <w:top w:w="90" w:type="dxa"/>
+              <w:start w:w="100" w:type="dxa"/>
+              <w:bottom w:w="90" w:type="dxa"/>
+              <w:end w:w="100" w:type="dxa"/>
             </w:tcMar>
           </w:tcPr>
           <w:p>
@@ -5909,7 +5719,6 @@
       <w:tr>
         <w:trPr>
           <w:trHeight w:hRule="atLeast"/>
-          <w:cantSplit/>
         </w:trPr>
         <w:tc>
           <w:tcPr>
@@ -5920,10 +5729,10 @@
             </w:tcBorders>
             <w:vAlign w:val="center"/>
             <w:tcMar>
-              <w:top w:w="80" w:type="dxa"/>
-              <w:start w:w="120" w:type="dxa"/>
-              <w:bottom w:w="80" w:type="dxa"/>
-              <w:end w:w="120" w:type="dxa"/>
+              <w:top w:w="90" w:type="dxa"/>
+              <w:start w:w="100" w:type="dxa"/>
+              <w:bottom w:w="90" w:type="dxa"/>
+              <w:end w:w="100" w:type="dxa"/>
             </w:tcMar>
           </w:tcPr>
           <w:p>
@@ -5949,10 +5758,10 @@
             </w:tcBorders>
             <w:vAlign w:val="center"/>
             <w:tcMar>
-              <w:top w:w="80" w:type="dxa"/>
-              <w:start w:w="120" w:type="dxa"/>
-              <w:bottom w:w="80" w:type="dxa"/>
-              <w:end w:w="120" w:type="dxa"/>
+              <w:top w:w="90" w:type="dxa"/>
+              <w:start w:w="100" w:type="dxa"/>
+              <w:bottom w:w="90" w:type="dxa"/>
+              <w:end w:w="100" w:type="dxa"/>
             </w:tcMar>
           </w:tcPr>
           <w:p>
@@ -5978,10 +5787,10 @@
             </w:tcBorders>
             <w:vAlign w:val="center"/>
             <w:tcMar>
-              <w:top w:w="80" w:type="dxa"/>
-              <w:start w:w="120" w:type="dxa"/>
-              <w:bottom w:w="80" w:type="dxa"/>
-              <w:end w:w="120" w:type="dxa"/>
+              <w:top w:w="90" w:type="dxa"/>
+              <w:start w:w="100" w:type="dxa"/>
+              <w:bottom w:w="90" w:type="dxa"/>
+              <w:end w:w="100" w:type="dxa"/>
             </w:tcMar>
           </w:tcPr>
           <w:p>
@@ -6002,7 +5811,6 @@
       <w:tr>
         <w:trPr>
           <w:trHeight w:hRule="atLeast"/>
-          <w:cantSplit/>
         </w:trPr>
         <w:tc>
           <w:tcPr>
@@ -6012,10 +5820,10 @@
             </w:tcBorders>
             <w:vAlign w:val="center"/>
             <w:tcMar>
-              <w:top w:w="80" w:type="dxa"/>
-              <w:start w:w="120" w:type="dxa"/>
-              <w:bottom w:w="80" w:type="dxa"/>
-              <w:end w:w="120" w:type="dxa"/>
+              <w:top w:w="90" w:type="dxa"/>
+              <w:start w:w="100" w:type="dxa"/>
+              <w:bottom w:w="90" w:type="dxa"/>
+              <w:end w:w="100" w:type="dxa"/>
             </w:tcMar>
           </w:tcPr>
           <w:p>
@@ -6040,10 +5848,10 @@
             </w:tcBorders>
             <w:vAlign w:val="center"/>
             <w:tcMar>
-              <w:top w:w="80" w:type="dxa"/>
-              <w:start w:w="120" w:type="dxa"/>
-              <w:bottom w:w="80" w:type="dxa"/>
-              <w:end w:w="120" w:type="dxa"/>
+              <w:top w:w="90" w:type="dxa"/>
+              <w:start w:w="100" w:type="dxa"/>
+              <w:bottom w:w="90" w:type="dxa"/>
+              <w:end w:w="100" w:type="dxa"/>
             </w:tcMar>
           </w:tcPr>
           <w:p>
@@ -6068,10 +5876,10 @@
             </w:tcBorders>
             <w:vAlign w:val="center"/>
             <w:tcMar>
-              <w:top w:w="80" w:type="dxa"/>
-              <w:start w:w="120" w:type="dxa"/>
-              <w:bottom w:w="80" w:type="dxa"/>
-              <w:end w:w="120" w:type="dxa"/>
+              <w:top w:w="90" w:type="dxa"/>
+              <w:start w:w="100" w:type="dxa"/>
+              <w:bottom w:w="90" w:type="dxa"/>
+              <w:end w:w="100" w:type="dxa"/>
             </w:tcMar>
           </w:tcPr>
           <w:p>
@@ -6092,7 +5900,6 @@
       <w:tr>
         <w:trPr>
           <w:trHeight w:hRule="atLeast"/>
-          <w:cantSplit/>
         </w:trPr>
         <w:tc>
           <w:tcPr>
@@ -6103,10 +5910,10 @@
             </w:tcBorders>
             <w:vAlign w:val="center"/>
             <w:tcMar>
-              <w:top w:w="80" w:type="dxa"/>
-              <w:start w:w="120" w:type="dxa"/>
-              <w:bottom w:w="80" w:type="dxa"/>
-              <w:end w:w="120" w:type="dxa"/>
+              <w:top w:w="90" w:type="dxa"/>
+              <w:start w:w="100" w:type="dxa"/>
+              <w:bottom w:w="90" w:type="dxa"/>
+              <w:end w:w="100" w:type="dxa"/>
             </w:tcMar>
           </w:tcPr>
           <w:p>
@@ -6132,10 +5939,10 @@
             </w:tcBorders>
             <w:vAlign w:val="center"/>
             <w:tcMar>
-              <w:top w:w="80" w:type="dxa"/>
-              <w:start w:w="120" w:type="dxa"/>
-              <w:bottom w:w="80" w:type="dxa"/>
-              <w:end w:w="120" w:type="dxa"/>
+              <w:top w:w="90" w:type="dxa"/>
+              <w:start w:w="100" w:type="dxa"/>
+              <w:bottom w:w="90" w:type="dxa"/>
+              <w:end w:w="100" w:type="dxa"/>
             </w:tcMar>
           </w:tcPr>
           <w:p>
@@ -6161,10 +5968,10 @@
             </w:tcBorders>
             <w:vAlign w:val="center"/>
             <w:tcMar>
-              <w:top w:w="80" w:type="dxa"/>
-              <w:start w:w="120" w:type="dxa"/>
-              <w:bottom w:w="80" w:type="dxa"/>
-              <w:end w:w="120" w:type="dxa"/>
+              <w:top w:w="90" w:type="dxa"/>
+              <w:start w:w="100" w:type="dxa"/>
+              <w:bottom w:w="90" w:type="dxa"/>
+              <w:end w:w="100" w:type="dxa"/>
             </w:tcMar>
           </w:tcPr>
           <w:p>
@@ -6199,10 +6006,9 @@
     <w:tbl>
       <w:tblPr>
         <w:tblW w:type="dxa" w:w="9360"/>
+        <w:jc w:val="center"/>
         <w:tblLayout w:type="fixed"/>
         <w:tblLook w:firstColumn="1" w:firstRow="1" w:lastColumn="0" w:lastRow="0" w:noHBand="0" w:noVBand="1" w:val="04A0"/>
-        <w:jc w:val="left"/>
-        <w:tblInd w:w="120" w:type="dxa"/>
       </w:tblPr>
       <w:tblGrid>
         <w:gridCol w:w="1655"/>
@@ -6212,17 +6018,16 @@
       <w:tr>
         <w:trPr>
           <w:trHeight w:hRule="atLeast" w:val="547"/>
-          <w:cantSplit/>
         </w:trPr>
         <w:tc>
           <w:tcPr>
             <w:tcW w:type="dxa" w:w="1655"/>
             <w:vAlign w:val="center"/>
             <w:tcMar>
-              <w:top w:w="80" w:type="dxa"/>
-              <w:start w:w="120" w:type="dxa"/>
-              <w:bottom w:w="80" w:type="dxa"/>
-              <w:end w:w="120" w:type="dxa"/>
+              <w:top w:w="90" w:type="dxa"/>
+              <w:start w:w="100" w:type="dxa"/>
+              <w:bottom w:w="90" w:type="dxa"/>
+              <w:end w:w="100" w:type="dxa"/>
             </w:tcMar>
             <w:shd w:fill="D9D9D9"/>
           </w:tcPr>
@@ -6246,10 +6051,10 @@
             <w:tcW w:type="dxa" w:w="2232"/>
             <w:vAlign w:val="center"/>
             <w:tcMar>
-              <w:top w:w="80" w:type="dxa"/>
-              <w:start w:w="120" w:type="dxa"/>
-              <w:bottom w:w="80" w:type="dxa"/>
-              <w:end w:w="120" w:type="dxa"/>
+              <w:top w:w="90" w:type="dxa"/>
+              <w:start w:w="100" w:type="dxa"/>
+              <w:bottom w:w="90" w:type="dxa"/>
+              <w:end w:w="100" w:type="dxa"/>
             </w:tcMar>
             <w:shd w:fill="D9D9D9"/>
           </w:tcPr>
@@ -6273,10 +6078,10 @@
             <w:tcW w:type="dxa" w:w="5472"/>
             <w:vAlign w:val="center"/>
             <w:tcMar>
-              <w:top w:w="80" w:type="dxa"/>
-              <w:start w:w="120" w:type="dxa"/>
-              <w:bottom w:w="80" w:type="dxa"/>
-              <w:end w:w="120" w:type="dxa"/>
+              <w:top w:w="90" w:type="dxa"/>
+              <w:start w:w="100" w:type="dxa"/>
+              <w:bottom w:w="90" w:type="dxa"/>
+              <w:end w:w="100" w:type="dxa"/>
             </w:tcMar>
             <w:shd w:fill="D9D9D9"/>
           </w:tcPr>
@@ -6299,7 +6104,6 @@
       <w:tr>
         <w:trPr>
           <w:trHeight w:hRule="atLeast"/>
-          <w:cantSplit/>
         </w:trPr>
         <w:tc>
           <w:tcPr>
@@ -6309,10 +6113,10 @@
             </w:tcBorders>
             <w:vAlign w:val="center"/>
             <w:tcMar>
-              <w:top w:w="80" w:type="dxa"/>
-              <w:start w:w="120" w:type="dxa"/>
-              <w:bottom w:w="80" w:type="dxa"/>
-              <w:end w:w="120" w:type="dxa"/>
+              <w:top w:w="90" w:type="dxa"/>
+              <w:start w:w="100" w:type="dxa"/>
+              <w:bottom w:w="90" w:type="dxa"/>
+              <w:end w:w="100" w:type="dxa"/>
             </w:tcMar>
           </w:tcPr>
           <w:p>
@@ -6337,10 +6141,10 @@
             </w:tcBorders>
             <w:vAlign w:val="center"/>
             <w:tcMar>
-              <w:top w:w="80" w:type="dxa"/>
-              <w:start w:w="120" w:type="dxa"/>
-              <w:bottom w:w="80" w:type="dxa"/>
-              <w:end w:w="120" w:type="dxa"/>
+              <w:top w:w="90" w:type="dxa"/>
+              <w:start w:w="100" w:type="dxa"/>
+              <w:bottom w:w="90" w:type="dxa"/>
+              <w:end w:w="100" w:type="dxa"/>
             </w:tcMar>
           </w:tcPr>
           <w:p>
@@ -6365,10 +6169,10 @@
             </w:tcBorders>
             <w:vAlign w:val="center"/>
             <w:tcMar>
-              <w:top w:w="80" w:type="dxa"/>
-              <w:start w:w="120" w:type="dxa"/>
-              <w:bottom w:w="80" w:type="dxa"/>
-              <w:end w:w="120" w:type="dxa"/>
+              <w:top w:w="90" w:type="dxa"/>
+              <w:start w:w="100" w:type="dxa"/>
+              <w:bottom w:w="90" w:type="dxa"/>
+              <w:end w:w="100" w:type="dxa"/>
             </w:tcMar>
           </w:tcPr>
           <w:p>
@@ -6389,7 +6193,6 @@
       <w:tr>
         <w:trPr>
           <w:trHeight w:hRule="atLeast"/>
-          <w:cantSplit/>
         </w:trPr>
         <w:tc>
           <w:tcPr>
@@ -6400,10 +6203,10 @@
             </w:tcBorders>
             <w:vAlign w:val="center"/>
             <w:tcMar>
-              <w:top w:w="80" w:type="dxa"/>
-              <w:start w:w="120" w:type="dxa"/>
-              <w:bottom w:w="80" w:type="dxa"/>
-              <w:end w:w="120" w:type="dxa"/>
+              <w:top w:w="90" w:type="dxa"/>
+              <w:start w:w="100" w:type="dxa"/>
+              <w:bottom w:w="90" w:type="dxa"/>
+              <w:end w:w="100" w:type="dxa"/>
             </w:tcMar>
           </w:tcPr>
           <w:p>
@@ -6429,10 +6232,10 @@
             </w:tcBorders>
             <w:vAlign w:val="center"/>
             <w:tcMar>
-              <w:top w:w="80" w:type="dxa"/>
-              <w:start w:w="120" w:type="dxa"/>
-              <w:bottom w:w="80" w:type="dxa"/>
-              <w:end w:w="120" w:type="dxa"/>
+              <w:top w:w="90" w:type="dxa"/>
+              <w:start w:w="100" w:type="dxa"/>
+              <w:bottom w:w="90" w:type="dxa"/>
+              <w:end w:w="100" w:type="dxa"/>
             </w:tcMar>
           </w:tcPr>
           <w:p>
@@ -6458,10 +6261,10 @@
             </w:tcBorders>
             <w:vAlign w:val="center"/>
             <w:tcMar>
-              <w:top w:w="80" w:type="dxa"/>
-              <w:start w:w="120" w:type="dxa"/>
-              <w:bottom w:w="80" w:type="dxa"/>
-              <w:end w:w="120" w:type="dxa"/>
+              <w:top w:w="90" w:type="dxa"/>
+              <w:start w:w="100" w:type="dxa"/>
+              <w:bottom w:w="90" w:type="dxa"/>
+              <w:end w:w="100" w:type="dxa"/>
             </w:tcMar>
           </w:tcPr>
           <w:p>
@@ -6482,7 +6285,6 @@
       <w:tr>
         <w:trPr>
           <w:trHeight w:hRule="atLeast"/>
-          <w:cantSplit/>
         </w:trPr>
         <w:tc>
           <w:tcPr>
@@ -6492,10 +6294,10 @@
             </w:tcBorders>
             <w:vAlign w:val="center"/>
             <w:tcMar>
-              <w:top w:w="80" w:type="dxa"/>
-              <w:start w:w="120" w:type="dxa"/>
-              <w:bottom w:w="80" w:type="dxa"/>
-              <w:end w:w="120" w:type="dxa"/>
+              <w:top w:w="90" w:type="dxa"/>
+              <w:start w:w="100" w:type="dxa"/>
+              <w:bottom w:w="90" w:type="dxa"/>
+              <w:end w:w="100" w:type="dxa"/>
             </w:tcMar>
           </w:tcPr>
           <w:p>
@@ -6520,10 +6322,10 @@
             </w:tcBorders>
             <w:vAlign w:val="center"/>
             <w:tcMar>
-              <w:top w:w="80" w:type="dxa"/>
-              <w:start w:w="120" w:type="dxa"/>
-              <w:bottom w:w="80" w:type="dxa"/>
-              <w:end w:w="120" w:type="dxa"/>
+              <w:top w:w="90" w:type="dxa"/>
+              <w:start w:w="100" w:type="dxa"/>
+              <w:bottom w:w="90" w:type="dxa"/>
+              <w:end w:w="100" w:type="dxa"/>
             </w:tcMar>
           </w:tcPr>
           <w:p>
@@ -6548,10 +6350,10 @@
             </w:tcBorders>
             <w:vAlign w:val="center"/>
             <w:tcMar>
-              <w:top w:w="80" w:type="dxa"/>
-              <w:start w:w="120" w:type="dxa"/>
-              <w:bottom w:w="80" w:type="dxa"/>
-              <w:end w:w="120" w:type="dxa"/>
+              <w:top w:w="90" w:type="dxa"/>
+              <w:start w:w="100" w:type="dxa"/>
+              <w:bottom w:w="90" w:type="dxa"/>
+              <w:end w:w="100" w:type="dxa"/>
             </w:tcMar>
           </w:tcPr>
           <w:p>
@@ -6572,7 +6374,6 @@
       <w:tr>
         <w:trPr>
           <w:trHeight w:hRule="atLeast"/>
-          <w:cantSplit/>
         </w:trPr>
         <w:tc>
           <w:tcPr>
@@ -6583,10 +6384,10 @@
             </w:tcBorders>
             <w:vAlign w:val="center"/>
             <w:tcMar>
-              <w:top w:w="80" w:type="dxa"/>
-              <w:start w:w="120" w:type="dxa"/>
-              <w:bottom w:w="80" w:type="dxa"/>
-              <w:end w:w="120" w:type="dxa"/>
+              <w:top w:w="90" w:type="dxa"/>
+              <w:start w:w="100" w:type="dxa"/>
+              <w:bottom w:w="90" w:type="dxa"/>
+              <w:end w:w="100" w:type="dxa"/>
             </w:tcMar>
           </w:tcPr>
           <w:p>
@@ -6612,10 +6413,10 @@
             </w:tcBorders>
             <w:vAlign w:val="center"/>
             <w:tcMar>
-              <w:top w:w="80" w:type="dxa"/>
-              <w:start w:w="120" w:type="dxa"/>
-              <w:bottom w:w="80" w:type="dxa"/>
-              <w:end w:w="120" w:type="dxa"/>
+              <w:top w:w="90" w:type="dxa"/>
+              <w:start w:w="100" w:type="dxa"/>
+              <w:bottom w:w="90" w:type="dxa"/>
+              <w:end w:w="100" w:type="dxa"/>
             </w:tcMar>
           </w:tcPr>
           <w:p>
@@ -6641,10 +6442,10 @@
             </w:tcBorders>
             <w:vAlign w:val="center"/>
             <w:tcMar>
-              <w:top w:w="80" w:type="dxa"/>
-              <w:start w:w="120" w:type="dxa"/>
-              <w:bottom w:w="80" w:type="dxa"/>
-              <w:end w:w="120" w:type="dxa"/>
+              <w:top w:w="90" w:type="dxa"/>
+              <w:start w:w="100" w:type="dxa"/>
+              <w:bottom w:w="90" w:type="dxa"/>
+              <w:end w:w="100" w:type="dxa"/>
             </w:tcMar>
           </w:tcPr>
           <w:p>
@@ -6665,7 +6466,6 @@
       <w:tr>
         <w:trPr>
           <w:trHeight w:hRule="atLeast"/>
-          <w:cantSplit/>
         </w:trPr>
         <w:tc>
           <w:tcPr>
@@ -6675,10 +6475,10 @@
             </w:tcBorders>
             <w:vAlign w:val="center"/>
             <w:tcMar>
-              <w:top w:w="80" w:type="dxa"/>
-              <w:start w:w="120" w:type="dxa"/>
-              <w:bottom w:w="80" w:type="dxa"/>
-              <w:end w:w="120" w:type="dxa"/>
+              <w:top w:w="90" w:type="dxa"/>
+              <w:start w:w="100" w:type="dxa"/>
+              <w:bottom w:w="90" w:type="dxa"/>
+              <w:end w:w="100" w:type="dxa"/>
             </w:tcMar>
           </w:tcPr>
           <w:p>
@@ -6703,10 +6503,10 @@
             </w:tcBorders>
             <w:vAlign w:val="center"/>
             <w:tcMar>
-              <w:top w:w="80" w:type="dxa"/>
-              <w:start w:w="120" w:type="dxa"/>
-              <w:bottom w:w="80" w:type="dxa"/>
-              <w:end w:w="120" w:type="dxa"/>
+              <w:top w:w="90" w:type="dxa"/>
+              <w:start w:w="100" w:type="dxa"/>
+              <w:bottom w:w="90" w:type="dxa"/>
+              <w:end w:w="100" w:type="dxa"/>
             </w:tcMar>
           </w:tcPr>
           <w:p>
@@ -6731,10 +6531,10 @@
             </w:tcBorders>
             <w:vAlign w:val="center"/>
             <w:tcMar>
-              <w:top w:w="80" w:type="dxa"/>
-              <w:start w:w="120" w:type="dxa"/>
-              <w:bottom w:w="80" w:type="dxa"/>
-              <w:end w:w="120" w:type="dxa"/>
+              <w:top w:w="90" w:type="dxa"/>
+              <w:start w:w="100" w:type="dxa"/>
+              <w:bottom w:w="90" w:type="dxa"/>
+              <w:end w:w="100" w:type="dxa"/>
             </w:tcMar>
           </w:tcPr>
           <w:p>
@@ -6755,7 +6555,6 @@
       <w:tr>
         <w:trPr>
           <w:trHeight w:hRule="atLeast"/>
-          <w:cantSplit/>
         </w:trPr>
         <w:tc>
           <w:tcPr>
@@ -6766,10 +6565,10 @@
             </w:tcBorders>
             <w:vAlign w:val="center"/>
             <w:tcMar>
-              <w:top w:w="80" w:type="dxa"/>
-              <w:start w:w="120" w:type="dxa"/>
-              <w:bottom w:w="80" w:type="dxa"/>
-              <w:end w:w="120" w:type="dxa"/>
+              <w:top w:w="90" w:type="dxa"/>
+              <w:start w:w="100" w:type="dxa"/>
+              <w:bottom w:w="90" w:type="dxa"/>
+              <w:end w:w="100" w:type="dxa"/>
             </w:tcMar>
           </w:tcPr>
           <w:p>
@@ -6795,10 +6594,10 @@
             </w:tcBorders>
             <w:vAlign w:val="center"/>
             <w:tcMar>
-              <w:top w:w="80" w:type="dxa"/>
-              <w:start w:w="120" w:type="dxa"/>
-              <w:bottom w:w="80" w:type="dxa"/>
-              <w:end w:w="120" w:type="dxa"/>
+              <w:top w:w="90" w:type="dxa"/>
+              <w:start w:w="100" w:type="dxa"/>
+              <w:bottom w:w="90" w:type="dxa"/>
+              <w:end w:w="100" w:type="dxa"/>
             </w:tcMar>
           </w:tcPr>
           <w:p>
@@ -6824,10 +6623,10 @@
             </w:tcBorders>
             <w:vAlign w:val="center"/>
             <w:tcMar>
-              <w:top w:w="80" w:type="dxa"/>
-              <w:start w:w="120" w:type="dxa"/>
-              <w:bottom w:w="80" w:type="dxa"/>
-              <w:end w:w="120" w:type="dxa"/>
+              <w:top w:w="90" w:type="dxa"/>
+              <w:start w:w="100" w:type="dxa"/>
+              <w:bottom w:w="90" w:type="dxa"/>
+              <w:end w:w="100" w:type="dxa"/>
             </w:tcMar>
           </w:tcPr>
           <w:p>
@@ -6851,7 +6650,11 @@
         <w:spacing w:after="20"/>
       </w:pPr>
     </w:p>
-    <w:p/>
+    <w:p>
+      <w:r>
+        <w:br w:type="page"/>
+      </w:r>
+    </w:p>
     <w:p>
       <w:pPr>
         <w:pStyle w:val="Heading1"/>
@@ -6887,10 +6690,9 @@
     <w:tbl>
       <w:tblPr>
         <w:tblW w:type="dxa" w:w="9360"/>
+        <w:jc w:val="center"/>
         <w:tblLayout w:type="fixed"/>
         <w:tblLook w:firstColumn="1" w:firstRow="1" w:lastColumn="0" w:lastRow="0" w:noHBand="0" w:noVBand="1" w:val="04A0"/>
-        <w:jc w:val="left"/>
-        <w:tblInd w:w="120" w:type="dxa"/>
       </w:tblPr>
       <w:tblGrid>
         <w:gridCol w:w="5976"/>
@@ -6899,17 +6701,16 @@
       <w:tr>
         <w:trPr>
           <w:trHeight w:hRule="atLeast" w:val="547"/>
-          <w:cantSplit/>
         </w:trPr>
         <w:tc>
           <w:tcPr>
             <w:tcW w:type="dxa" w:w="5976"/>
             <w:vAlign w:val="center"/>
             <w:tcMar>
-              <w:top w:w="80" w:type="dxa"/>
-              <w:start w:w="120" w:type="dxa"/>
-              <w:bottom w:w="80" w:type="dxa"/>
-              <w:end w:w="120" w:type="dxa"/>
+              <w:top w:w="90" w:type="dxa"/>
+              <w:start w:w="100" w:type="dxa"/>
+              <w:bottom w:w="90" w:type="dxa"/>
+              <w:end w:w="100" w:type="dxa"/>
             </w:tcMar>
             <w:shd w:fill="D9D9D9"/>
           </w:tcPr>
@@ -6933,10 +6734,10 @@
             <w:tcW w:type="dxa" w:w="3384"/>
             <w:vAlign w:val="center"/>
             <w:tcMar>
-              <w:top w:w="80" w:type="dxa"/>
-              <w:start w:w="120" w:type="dxa"/>
-              <w:bottom w:w="80" w:type="dxa"/>
-              <w:end w:w="120" w:type="dxa"/>
+              <w:top w:w="90" w:type="dxa"/>
+              <w:start w:w="100" w:type="dxa"/>
+              <w:bottom w:w="90" w:type="dxa"/>
+              <w:end w:w="100" w:type="dxa"/>
             </w:tcMar>
             <w:shd w:fill="D9D9D9"/>
           </w:tcPr>
@@ -6959,7 +6760,6 @@
       <w:tr>
         <w:trPr>
           <w:trHeight w:hRule="atLeast"/>
-          <w:cantSplit/>
         </w:trPr>
         <w:tc>
           <w:tcPr>
@@ -6969,10 +6769,10 @@
             </w:tcBorders>
             <w:vAlign w:val="center"/>
             <w:tcMar>
-              <w:top w:w="80" w:type="dxa"/>
-              <w:start w:w="120" w:type="dxa"/>
-              <w:bottom w:w="80" w:type="dxa"/>
-              <w:end w:w="120" w:type="dxa"/>
+              <w:top w:w="90" w:type="dxa"/>
+              <w:start w:w="100" w:type="dxa"/>
+              <w:bottom w:w="90" w:type="dxa"/>
+              <w:end w:w="100" w:type="dxa"/>
             </w:tcMar>
           </w:tcPr>
           <w:p>
@@ -7005,10 +6805,10 @@
             </w:tcBorders>
             <w:vAlign w:val="center"/>
             <w:tcMar>
-              <w:top w:w="80" w:type="dxa"/>
-              <w:start w:w="120" w:type="dxa"/>
-              <w:bottom w:w="80" w:type="dxa"/>
-              <w:end w:w="120" w:type="dxa"/>
+              <w:top w:w="90" w:type="dxa"/>
+              <w:start w:w="100" w:type="dxa"/>
+              <w:bottom w:w="90" w:type="dxa"/>
+              <w:end w:w="100" w:type="dxa"/>
             </w:tcMar>
           </w:tcPr>
           <w:p>
@@ -7039,10 +6839,9 @@
     <w:tbl>
       <w:tblPr>
         <w:tblW w:type="dxa" w:w="9360"/>
+        <w:jc w:val="center"/>
         <w:tblLayout w:type="fixed"/>
         <w:tblLook w:firstColumn="1" w:firstRow="1" w:lastColumn="0" w:lastRow="0" w:noHBand="0" w:noVBand="1" w:val="04A0"/>
-        <w:jc w:val="left"/>
-        <w:tblInd w:w="120" w:type="dxa"/>
       </w:tblPr>
       <w:tblGrid>
         <w:gridCol w:w="5976"/>
@@ -7051,17 +6850,16 @@
       <w:tr>
         <w:trPr>
           <w:trHeight w:hRule="atLeast" w:val="547"/>
-          <w:cantSplit/>
         </w:trPr>
         <w:tc>
           <w:tcPr>
             <w:tcW w:type="dxa" w:w="5976"/>
             <w:vAlign w:val="center"/>
             <w:tcMar>
-              <w:top w:w="80" w:type="dxa"/>
-              <w:start w:w="120" w:type="dxa"/>
-              <w:bottom w:w="80" w:type="dxa"/>
-              <w:end w:w="120" w:type="dxa"/>
+              <w:top w:w="90" w:type="dxa"/>
+              <w:start w:w="100" w:type="dxa"/>
+              <w:bottom w:w="90" w:type="dxa"/>
+              <w:end w:w="100" w:type="dxa"/>
             </w:tcMar>
             <w:shd w:fill="D9D9D9"/>
           </w:tcPr>
@@ -7085,10 +6883,10 @@
             <w:tcW w:type="dxa" w:w="3384"/>
             <w:vAlign w:val="center"/>
             <w:tcMar>
-              <w:top w:w="80" w:type="dxa"/>
-              <w:start w:w="120" w:type="dxa"/>
-              <w:bottom w:w="80" w:type="dxa"/>
-              <w:end w:w="120" w:type="dxa"/>
+              <w:top w:w="90" w:type="dxa"/>
+              <w:start w:w="100" w:type="dxa"/>
+              <w:bottom w:w="90" w:type="dxa"/>
+              <w:end w:w="100" w:type="dxa"/>
             </w:tcMar>
             <w:shd w:fill="D9D9D9"/>
           </w:tcPr>
@@ -7111,7 +6909,6 @@
       <w:tr>
         <w:trPr>
           <w:trHeight w:hRule="atLeast"/>
-          <w:cantSplit/>
         </w:trPr>
         <w:tc>
           <w:tcPr>
@@ -7121,10 +6918,10 @@
             </w:tcBorders>
             <w:vAlign w:val="center"/>
             <w:tcMar>
-              <w:top w:w="80" w:type="dxa"/>
-              <w:start w:w="120" w:type="dxa"/>
-              <w:bottom w:w="80" w:type="dxa"/>
-              <w:end w:w="120" w:type="dxa"/>
+              <w:top w:w="90" w:type="dxa"/>
+              <w:start w:w="100" w:type="dxa"/>
+              <w:bottom w:w="90" w:type="dxa"/>
+              <w:end w:w="100" w:type="dxa"/>
             </w:tcMar>
           </w:tcPr>
           <w:p>
@@ -7149,10 +6946,10 @@
             </w:tcBorders>
             <w:vAlign w:val="center"/>
             <w:tcMar>
-              <w:top w:w="80" w:type="dxa"/>
-              <w:start w:w="120" w:type="dxa"/>
-              <w:bottom w:w="80" w:type="dxa"/>
-              <w:end w:w="120" w:type="dxa"/>
+              <w:top w:w="90" w:type="dxa"/>
+              <w:start w:w="100" w:type="dxa"/>
+              <w:bottom w:w="90" w:type="dxa"/>
+              <w:end w:w="100" w:type="dxa"/>
             </w:tcMar>
           </w:tcPr>
           <w:p>
@@ -7197,10 +6994,9 @@
     <w:tbl>
       <w:tblPr>
         <w:tblW w:type="dxa" w:w="9360"/>
+        <w:jc w:val="center"/>
         <w:tblLayout w:type="fixed"/>
         <w:tblLook w:firstColumn="1" w:firstRow="1" w:lastColumn="0" w:lastRow="0" w:noHBand="0" w:noVBand="1" w:val="04A0"/>
-        <w:jc w:val="left"/>
-        <w:tblInd w:w="120" w:type="dxa"/>
       </w:tblPr>
       <w:tblGrid>
         <w:gridCol w:w="5976"/>
@@ -7209,17 +7005,16 @@
       <w:tr>
         <w:trPr>
           <w:trHeight w:hRule="atLeast" w:val="547"/>
-          <w:cantSplit/>
         </w:trPr>
         <w:tc>
           <w:tcPr>
             <w:tcW w:type="dxa" w:w="5976"/>
             <w:vAlign w:val="center"/>
             <w:tcMar>
-              <w:top w:w="80" w:type="dxa"/>
-              <w:start w:w="120" w:type="dxa"/>
-              <w:bottom w:w="80" w:type="dxa"/>
-              <w:end w:w="120" w:type="dxa"/>
+              <w:top w:w="90" w:type="dxa"/>
+              <w:start w:w="100" w:type="dxa"/>
+              <w:bottom w:w="90" w:type="dxa"/>
+              <w:end w:w="100" w:type="dxa"/>
             </w:tcMar>
             <w:shd w:fill="D9D9D9"/>
           </w:tcPr>
@@ -7243,10 +7038,10 @@
             <w:tcW w:type="dxa" w:w="3384"/>
             <w:vAlign w:val="center"/>
             <w:tcMar>
-              <w:top w:w="80" w:type="dxa"/>
-              <w:start w:w="120" w:type="dxa"/>
-              <w:bottom w:w="80" w:type="dxa"/>
-              <w:end w:w="120" w:type="dxa"/>
+              <w:top w:w="90" w:type="dxa"/>
+              <w:start w:w="100" w:type="dxa"/>
+              <w:bottom w:w="90" w:type="dxa"/>
+              <w:end w:w="100" w:type="dxa"/>
             </w:tcMar>
             <w:shd w:fill="D9D9D9"/>
           </w:tcPr>
@@ -7269,7 +7064,6 @@
       <w:tr>
         <w:trPr>
           <w:trHeight w:hRule="atLeast"/>
-          <w:cantSplit/>
         </w:trPr>
         <w:tc>
           <w:tcPr>
@@ -7279,10 +7073,10 @@
             </w:tcBorders>
             <w:vAlign w:val="center"/>
             <w:tcMar>
-              <w:top w:w="80" w:type="dxa"/>
-              <w:start w:w="120" w:type="dxa"/>
-              <w:bottom w:w="80" w:type="dxa"/>
-              <w:end w:w="120" w:type="dxa"/>
+              <w:top w:w="90" w:type="dxa"/>
+              <w:start w:w="100" w:type="dxa"/>
+              <w:bottom w:w="90" w:type="dxa"/>
+              <w:end w:w="100" w:type="dxa"/>
             </w:tcMar>
           </w:tcPr>
           <w:p>
@@ -7315,10 +7109,10 @@
             </w:tcBorders>
             <w:vAlign w:val="center"/>
             <w:tcMar>
-              <w:top w:w="80" w:type="dxa"/>
-              <w:start w:w="120" w:type="dxa"/>
-              <w:bottom w:w="80" w:type="dxa"/>
-              <w:end w:w="120" w:type="dxa"/>
+              <w:top w:w="90" w:type="dxa"/>
+              <w:start w:w="100" w:type="dxa"/>
+              <w:bottom w:w="90" w:type="dxa"/>
+              <w:end w:w="100" w:type="dxa"/>
             </w:tcMar>
           </w:tcPr>
           <w:p>
@@ -7349,10 +7143,9 @@
     <w:tbl>
       <w:tblPr>
         <w:tblW w:type="dxa" w:w="9360"/>
+        <w:jc w:val="center"/>
         <w:tblLayout w:type="fixed"/>
         <w:tblLook w:firstColumn="1" w:firstRow="1" w:lastColumn="0" w:lastRow="0" w:noHBand="0" w:noVBand="1" w:val="04A0"/>
-        <w:jc w:val="left"/>
-        <w:tblInd w:w="120" w:type="dxa"/>
       </w:tblPr>
       <w:tblGrid>
         <w:gridCol w:w="5976"/>
@@ -7361,17 +7154,16 @@
       <w:tr>
         <w:trPr>
           <w:trHeight w:hRule="atLeast" w:val="547"/>
-          <w:cantSplit/>
         </w:trPr>
         <w:tc>
           <w:tcPr>
             <w:tcW w:type="dxa" w:w="5976"/>
             <w:vAlign w:val="center"/>
             <w:tcMar>
-              <w:top w:w="80" w:type="dxa"/>
-              <w:start w:w="120" w:type="dxa"/>
-              <w:bottom w:w="80" w:type="dxa"/>
-              <w:end w:w="120" w:type="dxa"/>
+              <w:top w:w="90" w:type="dxa"/>
+              <w:start w:w="100" w:type="dxa"/>
+              <w:bottom w:w="90" w:type="dxa"/>
+              <w:end w:w="100" w:type="dxa"/>
             </w:tcMar>
             <w:shd w:fill="D9D9D9"/>
           </w:tcPr>
@@ -7395,10 +7187,10 @@
             <w:tcW w:type="dxa" w:w="3384"/>
             <w:vAlign w:val="center"/>
             <w:tcMar>
-              <w:top w:w="80" w:type="dxa"/>
-              <w:start w:w="120" w:type="dxa"/>
-              <w:bottom w:w="80" w:type="dxa"/>
-              <w:end w:w="120" w:type="dxa"/>
+              <w:top w:w="90" w:type="dxa"/>
+              <w:start w:w="100" w:type="dxa"/>
+              <w:bottom w:w="90" w:type="dxa"/>
+              <w:end w:w="100" w:type="dxa"/>
             </w:tcMar>
             <w:shd w:fill="D9D9D9"/>
           </w:tcPr>
@@ -7421,7 +7213,6 @@
       <w:tr>
         <w:trPr>
           <w:trHeight w:hRule="atLeast"/>
-          <w:cantSplit/>
         </w:trPr>
         <w:tc>
           <w:tcPr>
@@ -7431,10 +7222,10 @@
             </w:tcBorders>
             <w:vAlign w:val="center"/>
             <w:tcMar>
-              <w:top w:w="80" w:type="dxa"/>
-              <w:start w:w="120" w:type="dxa"/>
-              <w:bottom w:w="80" w:type="dxa"/>
-              <w:end w:w="120" w:type="dxa"/>
+              <w:top w:w="90" w:type="dxa"/>
+              <w:start w:w="100" w:type="dxa"/>
+              <w:bottom w:w="90" w:type="dxa"/>
+              <w:end w:w="100" w:type="dxa"/>
             </w:tcMar>
           </w:tcPr>
           <w:p>
@@ -7459,10 +7250,10 @@
             </w:tcBorders>
             <w:vAlign w:val="center"/>
             <w:tcMar>
-              <w:top w:w="80" w:type="dxa"/>
-              <w:start w:w="120" w:type="dxa"/>
-              <w:bottom w:w="80" w:type="dxa"/>
-              <w:end w:w="120" w:type="dxa"/>
+              <w:top w:w="90" w:type="dxa"/>
+              <w:start w:w="100" w:type="dxa"/>
+              <w:bottom w:w="90" w:type="dxa"/>
+              <w:end w:w="100" w:type="dxa"/>
             </w:tcMar>
           </w:tcPr>
           <w:p>
@@ -7488,7 +7279,11 @@
         <w:spacing w:after="20"/>
       </w:pPr>
     </w:p>
-    <w:p/>
+    <w:p>
+      <w:r>
+        <w:br w:type="page"/>
+      </w:r>
+    </w:p>
     <w:p>
       <w:pPr>
         <w:pStyle w:val="Heading2"/>
@@ -7508,10 +7303,9 @@
     <w:tbl>
       <w:tblPr>
         <w:tblW w:type="dxa" w:w="9360"/>
+        <w:jc w:val="center"/>
         <w:tblLayout w:type="fixed"/>
         <w:tblLook w:firstColumn="1" w:firstRow="1" w:lastColumn="0" w:lastRow="0" w:noHBand="0" w:noVBand="1" w:val="04A0"/>
-        <w:jc w:val="left"/>
-        <w:tblInd w:w="120" w:type="dxa"/>
       </w:tblPr>
       <w:tblGrid>
         <w:gridCol w:w="5976"/>
@@ -7520,17 +7314,16 @@
       <w:tr>
         <w:trPr>
           <w:trHeight w:hRule="atLeast" w:val="547"/>
-          <w:cantSplit/>
         </w:trPr>
         <w:tc>
           <w:tcPr>
             <w:tcW w:type="dxa" w:w="5976"/>
             <w:vAlign w:val="center"/>
             <w:tcMar>
-              <w:top w:w="80" w:type="dxa"/>
-              <w:start w:w="120" w:type="dxa"/>
-              <w:bottom w:w="80" w:type="dxa"/>
-              <w:end w:w="120" w:type="dxa"/>
+              <w:top w:w="90" w:type="dxa"/>
+              <w:start w:w="100" w:type="dxa"/>
+              <w:bottom w:w="90" w:type="dxa"/>
+              <w:end w:w="100" w:type="dxa"/>
             </w:tcMar>
             <w:shd w:fill="D9D9D9"/>
           </w:tcPr>
@@ -7554,10 +7347,10 @@
             <w:tcW w:type="dxa" w:w="3384"/>
             <w:vAlign w:val="center"/>
             <w:tcMar>
-              <w:top w:w="80" w:type="dxa"/>
-              <w:start w:w="120" w:type="dxa"/>
-              <w:bottom w:w="80" w:type="dxa"/>
-              <w:end w:w="120" w:type="dxa"/>
+              <w:top w:w="90" w:type="dxa"/>
+              <w:start w:w="100" w:type="dxa"/>
+              <w:bottom w:w="90" w:type="dxa"/>
+              <w:end w:w="100" w:type="dxa"/>
             </w:tcMar>
             <w:shd w:fill="D9D9D9"/>
           </w:tcPr>
@@ -7580,7 +7373,6 @@
       <w:tr>
         <w:trPr>
           <w:trHeight w:hRule="atLeast"/>
-          <w:cantSplit/>
         </w:trPr>
         <w:tc>
           <w:tcPr>
@@ -7590,10 +7382,10 @@
             </w:tcBorders>
             <w:vAlign w:val="center"/>
             <w:tcMar>
-              <w:top w:w="80" w:type="dxa"/>
-              <w:start w:w="120" w:type="dxa"/>
-              <w:bottom w:w="80" w:type="dxa"/>
-              <w:end w:w="120" w:type="dxa"/>
+              <w:top w:w="90" w:type="dxa"/>
+              <w:start w:w="100" w:type="dxa"/>
+              <w:bottom w:w="90" w:type="dxa"/>
+              <w:end w:w="100" w:type="dxa"/>
             </w:tcMar>
           </w:tcPr>
           <w:p>
@@ -7626,10 +7418,10 @@
             </w:tcBorders>
             <w:vAlign w:val="center"/>
             <w:tcMar>
-              <w:top w:w="80" w:type="dxa"/>
-              <w:start w:w="120" w:type="dxa"/>
-              <w:bottom w:w="80" w:type="dxa"/>
-              <w:end w:w="120" w:type="dxa"/>
+              <w:top w:w="90" w:type="dxa"/>
+              <w:start w:w="100" w:type="dxa"/>
+              <w:bottom w:w="90" w:type="dxa"/>
+              <w:end w:w="100" w:type="dxa"/>
             </w:tcMar>
           </w:tcPr>
           <w:p>
@@ -7660,10 +7452,9 @@
     <w:tbl>
       <w:tblPr>
         <w:tblW w:type="dxa" w:w="9360"/>
+        <w:jc w:val="center"/>
         <w:tblLayout w:type="fixed"/>
         <w:tblLook w:firstColumn="1" w:firstRow="1" w:lastColumn="0" w:lastRow="0" w:noHBand="0" w:noVBand="1" w:val="04A0"/>
-        <w:jc w:val="left"/>
-        <w:tblInd w:w="120" w:type="dxa"/>
       </w:tblPr>
       <w:tblGrid>
         <w:gridCol w:w="5976"/>
@@ -7672,17 +7463,16 @@
       <w:tr>
         <w:trPr>
           <w:trHeight w:hRule="atLeast" w:val="547"/>
-          <w:cantSplit/>
         </w:trPr>
         <w:tc>
           <w:tcPr>
             <w:tcW w:type="dxa" w:w="5976"/>
             <w:vAlign w:val="center"/>
             <w:tcMar>
-              <w:top w:w="80" w:type="dxa"/>
-              <w:start w:w="120" w:type="dxa"/>
-              <w:bottom w:w="80" w:type="dxa"/>
-              <w:end w:w="120" w:type="dxa"/>
+              <w:top w:w="90" w:type="dxa"/>
+              <w:start w:w="100" w:type="dxa"/>
+              <w:bottom w:w="90" w:type="dxa"/>
+              <w:end w:w="100" w:type="dxa"/>
             </w:tcMar>
             <w:shd w:fill="D9D9D9"/>
           </w:tcPr>
@@ -7706,10 +7496,10 @@
             <w:tcW w:type="dxa" w:w="3384"/>
             <w:vAlign w:val="center"/>
             <w:tcMar>
-              <w:top w:w="80" w:type="dxa"/>
-              <w:start w:w="120" w:type="dxa"/>
-              <w:bottom w:w="80" w:type="dxa"/>
-              <w:end w:w="120" w:type="dxa"/>
+              <w:top w:w="90" w:type="dxa"/>
+              <w:start w:w="100" w:type="dxa"/>
+              <w:bottom w:w="90" w:type="dxa"/>
+              <w:end w:w="100" w:type="dxa"/>
             </w:tcMar>
             <w:shd w:fill="D9D9D9"/>
           </w:tcPr>
@@ -7732,7 +7522,6 @@
       <w:tr>
         <w:trPr>
           <w:trHeight w:hRule="atLeast"/>
-          <w:cantSplit/>
         </w:trPr>
         <w:tc>
           <w:tcPr>
@@ -7742,10 +7531,10 @@
             </w:tcBorders>
             <w:vAlign w:val="center"/>
             <w:tcMar>
-              <w:top w:w="80" w:type="dxa"/>
-              <w:start w:w="120" w:type="dxa"/>
-              <w:bottom w:w="80" w:type="dxa"/>
-              <w:end w:w="120" w:type="dxa"/>
+              <w:top w:w="90" w:type="dxa"/>
+              <w:start w:w="100" w:type="dxa"/>
+              <w:bottom w:w="90" w:type="dxa"/>
+              <w:end w:w="100" w:type="dxa"/>
             </w:tcMar>
           </w:tcPr>
           <w:p>
@@ -7770,10 +7559,10 @@
             </w:tcBorders>
             <w:vAlign w:val="center"/>
             <w:tcMar>
-              <w:top w:w="80" w:type="dxa"/>
-              <w:start w:w="120" w:type="dxa"/>
-              <w:bottom w:w="80" w:type="dxa"/>
-              <w:end w:w="120" w:type="dxa"/>
+              <w:top w:w="90" w:type="dxa"/>
+              <w:start w:w="100" w:type="dxa"/>
+              <w:bottom w:w="90" w:type="dxa"/>
+              <w:end w:w="100" w:type="dxa"/>
             </w:tcMar>
           </w:tcPr>
           <w:p>
@@ -7818,10 +7607,9 @@
     <w:tbl>
       <w:tblPr>
         <w:tblW w:type="dxa" w:w="9360"/>
+        <w:jc w:val="center"/>
         <w:tblLayout w:type="fixed"/>
         <w:tblLook w:firstColumn="1" w:firstRow="1" w:lastColumn="0" w:lastRow="0" w:noHBand="0" w:noVBand="1" w:val="04A0"/>
-        <w:jc w:val="left"/>
-        <w:tblInd w:w="120" w:type="dxa"/>
       </w:tblPr>
       <w:tblGrid>
         <w:gridCol w:w="5976"/>
@@ -7830,17 +7618,16 @@
       <w:tr>
         <w:trPr>
           <w:trHeight w:hRule="atLeast" w:val="547"/>
-          <w:cantSplit/>
         </w:trPr>
         <w:tc>
           <w:tcPr>
             <w:tcW w:type="dxa" w:w="5976"/>
             <w:vAlign w:val="center"/>
             <w:tcMar>
-              <w:top w:w="80" w:type="dxa"/>
-              <w:start w:w="120" w:type="dxa"/>
-              <w:bottom w:w="80" w:type="dxa"/>
-              <w:end w:w="120" w:type="dxa"/>
+              <w:top w:w="90" w:type="dxa"/>
+              <w:start w:w="100" w:type="dxa"/>
+              <w:bottom w:w="90" w:type="dxa"/>
+              <w:end w:w="100" w:type="dxa"/>
             </w:tcMar>
             <w:shd w:fill="D9D9D9"/>
           </w:tcPr>
@@ -7864,10 +7651,10 @@
             <w:tcW w:type="dxa" w:w="3384"/>
             <w:vAlign w:val="center"/>
             <w:tcMar>
-              <w:top w:w="80" w:type="dxa"/>
-              <w:start w:w="120" w:type="dxa"/>
-              <w:bottom w:w="80" w:type="dxa"/>
-              <w:end w:w="120" w:type="dxa"/>
+              <w:top w:w="90" w:type="dxa"/>
+              <w:start w:w="100" w:type="dxa"/>
+              <w:bottom w:w="90" w:type="dxa"/>
+              <w:end w:w="100" w:type="dxa"/>
             </w:tcMar>
             <w:shd w:fill="D9D9D9"/>
           </w:tcPr>
@@ -7890,7 +7677,6 @@
       <w:tr>
         <w:trPr>
           <w:trHeight w:hRule="atLeast"/>
-          <w:cantSplit/>
         </w:trPr>
         <w:tc>
           <w:tcPr>
@@ -7900,10 +7686,10 @@
             </w:tcBorders>
             <w:vAlign w:val="center"/>
             <w:tcMar>
-              <w:top w:w="80" w:type="dxa"/>
-              <w:start w:w="120" w:type="dxa"/>
-              <w:bottom w:w="80" w:type="dxa"/>
-              <w:end w:w="120" w:type="dxa"/>
+              <w:top w:w="90" w:type="dxa"/>
+              <w:start w:w="100" w:type="dxa"/>
+              <w:bottom w:w="90" w:type="dxa"/>
+              <w:end w:w="100" w:type="dxa"/>
             </w:tcMar>
           </w:tcPr>
           <w:p>
@@ -7936,10 +7722,10 @@
             </w:tcBorders>
             <w:vAlign w:val="center"/>
             <w:tcMar>
-              <w:top w:w="80" w:type="dxa"/>
-              <w:start w:w="120" w:type="dxa"/>
-              <w:bottom w:w="80" w:type="dxa"/>
-              <w:end w:w="120" w:type="dxa"/>
+              <w:top w:w="90" w:type="dxa"/>
+              <w:start w:w="100" w:type="dxa"/>
+              <w:bottom w:w="90" w:type="dxa"/>
+              <w:end w:w="100" w:type="dxa"/>
             </w:tcMar>
           </w:tcPr>
           <w:p>
@@ -7970,10 +7756,9 @@
     <w:tbl>
       <w:tblPr>
         <w:tblW w:type="dxa" w:w="9360"/>
+        <w:jc w:val="center"/>
         <w:tblLayout w:type="fixed"/>
         <w:tblLook w:firstColumn="1" w:firstRow="1" w:lastColumn="0" w:lastRow="0" w:noHBand="0" w:noVBand="1" w:val="04A0"/>
-        <w:jc w:val="left"/>
-        <w:tblInd w:w="120" w:type="dxa"/>
       </w:tblPr>
       <w:tblGrid>
         <w:gridCol w:w="5976"/>
@@ -7982,17 +7767,16 @@
       <w:tr>
         <w:trPr>
           <w:trHeight w:hRule="atLeast" w:val="547"/>
-          <w:cantSplit/>
         </w:trPr>
         <w:tc>
           <w:tcPr>
             <w:tcW w:type="dxa" w:w="5976"/>
             <w:vAlign w:val="center"/>
             <w:tcMar>
-              <w:top w:w="80" w:type="dxa"/>
-              <w:start w:w="120" w:type="dxa"/>
-              <w:bottom w:w="80" w:type="dxa"/>
-              <w:end w:w="120" w:type="dxa"/>
+              <w:top w:w="90" w:type="dxa"/>
+              <w:start w:w="100" w:type="dxa"/>
+              <w:bottom w:w="90" w:type="dxa"/>
+              <w:end w:w="100" w:type="dxa"/>
             </w:tcMar>
             <w:shd w:fill="D9D9D9"/>
           </w:tcPr>
@@ -8016,10 +7800,10 @@
             <w:tcW w:type="dxa" w:w="3384"/>
             <w:vAlign w:val="center"/>
             <w:tcMar>
-              <w:top w:w="80" w:type="dxa"/>
-              <w:start w:w="120" w:type="dxa"/>
-              <w:bottom w:w="80" w:type="dxa"/>
-              <w:end w:w="120" w:type="dxa"/>
+              <w:top w:w="90" w:type="dxa"/>
+              <w:start w:w="100" w:type="dxa"/>
+              <w:bottom w:w="90" w:type="dxa"/>
+              <w:end w:w="100" w:type="dxa"/>
             </w:tcMar>
             <w:shd w:fill="D9D9D9"/>
           </w:tcPr>
@@ -8042,7 +7826,6 @@
       <w:tr>
         <w:trPr>
           <w:trHeight w:hRule="atLeast"/>
-          <w:cantSplit/>
         </w:trPr>
         <w:tc>
           <w:tcPr>
@@ -8052,10 +7835,10 @@
             </w:tcBorders>
             <w:vAlign w:val="center"/>
             <w:tcMar>
-              <w:top w:w="80" w:type="dxa"/>
-              <w:start w:w="120" w:type="dxa"/>
-              <w:bottom w:w="80" w:type="dxa"/>
-              <w:end w:w="120" w:type="dxa"/>
+              <w:top w:w="90" w:type="dxa"/>
+              <w:start w:w="100" w:type="dxa"/>
+              <w:bottom w:w="90" w:type="dxa"/>
+              <w:end w:w="100" w:type="dxa"/>
             </w:tcMar>
           </w:tcPr>
           <w:p>
@@ -8080,10 +7863,10 @@
             </w:tcBorders>
             <w:vAlign w:val="center"/>
             <w:tcMar>
-              <w:top w:w="80" w:type="dxa"/>
-              <w:start w:w="120" w:type="dxa"/>
-              <w:bottom w:w="80" w:type="dxa"/>
-              <w:end w:w="120" w:type="dxa"/>
+              <w:top w:w="90" w:type="dxa"/>
+              <w:start w:w="100" w:type="dxa"/>
+              <w:bottom w:w="90" w:type="dxa"/>
+              <w:end w:w="100" w:type="dxa"/>
             </w:tcMar>
           </w:tcPr>
           <w:p>
@@ -8109,7 +7892,11 @@
         <w:spacing w:after="20"/>
       </w:pPr>
     </w:p>
-    <w:p/>
+    <w:p>
+      <w:r>
+        <w:br w:type="page"/>
+      </w:r>
+    </w:p>
     <w:p>
       <w:pPr>
         <w:pStyle w:val="Heading2"/>
@@ -8129,10 +7916,9 @@
     <w:tbl>
       <w:tblPr>
         <w:tblW w:type="dxa" w:w="9360"/>
+        <w:jc w:val="center"/>
         <w:tblLayout w:type="fixed"/>
         <w:tblLook w:firstColumn="1" w:firstRow="1" w:lastColumn="0" w:lastRow="0" w:noHBand="0" w:noVBand="1" w:val="04A0"/>
-        <w:jc w:val="left"/>
-        <w:tblInd w:w="120" w:type="dxa"/>
       </w:tblPr>
       <w:tblGrid>
         <w:gridCol w:w="5976"/>
@@ -8141,17 +7927,16 @@
       <w:tr>
         <w:trPr>
           <w:trHeight w:hRule="atLeast" w:val="547"/>
-          <w:cantSplit/>
         </w:trPr>
         <w:tc>
           <w:tcPr>
             <w:tcW w:type="dxa" w:w="5976"/>
             <w:vAlign w:val="center"/>
             <w:tcMar>
-              <w:top w:w="80" w:type="dxa"/>
-              <w:start w:w="120" w:type="dxa"/>
-              <w:bottom w:w="80" w:type="dxa"/>
-              <w:end w:w="120" w:type="dxa"/>
+              <w:top w:w="90" w:type="dxa"/>
+              <w:start w:w="100" w:type="dxa"/>
+              <w:bottom w:w="90" w:type="dxa"/>
+              <w:end w:w="100" w:type="dxa"/>
             </w:tcMar>
             <w:shd w:fill="D9D9D9"/>
           </w:tcPr>
@@ -8175,10 +7960,10 @@
             <w:tcW w:type="dxa" w:w="3384"/>
             <w:vAlign w:val="center"/>
             <w:tcMar>
-              <w:top w:w="80" w:type="dxa"/>
-              <w:start w:w="120" w:type="dxa"/>
-              <w:bottom w:w="80" w:type="dxa"/>
-              <w:end w:w="120" w:type="dxa"/>
+              <w:top w:w="90" w:type="dxa"/>
+              <w:start w:w="100" w:type="dxa"/>
+              <w:bottom w:w="90" w:type="dxa"/>
+              <w:end w:w="100" w:type="dxa"/>
             </w:tcMar>
             <w:shd w:fill="D9D9D9"/>
           </w:tcPr>
@@ -8201,7 +7986,6 @@
       <w:tr>
         <w:trPr>
           <w:trHeight w:hRule="atLeast"/>
-          <w:cantSplit/>
         </w:trPr>
         <w:tc>
           <w:tcPr>
@@ -8211,10 +7995,10 @@
             </w:tcBorders>
             <w:vAlign w:val="center"/>
             <w:tcMar>
-              <w:top w:w="80" w:type="dxa"/>
-              <w:start w:w="120" w:type="dxa"/>
-              <w:bottom w:w="80" w:type="dxa"/>
-              <w:end w:w="120" w:type="dxa"/>
+              <w:top w:w="90" w:type="dxa"/>
+              <w:start w:w="100" w:type="dxa"/>
+              <w:bottom w:w="90" w:type="dxa"/>
+              <w:end w:w="100" w:type="dxa"/>
             </w:tcMar>
           </w:tcPr>
           <w:p>
@@ -8247,10 +8031,10 @@
             </w:tcBorders>
             <w:vAlign w:val="center"/>
             <w:tcMar>
-              <w:top w:w="80" w:type="dxa"/>
-              <w:start w:w="120" w:type="dxa"/>
-              <w:bottom w:w="80" w:type="dxa"/>
-              <w:end w:w="120" w:type="dxa"/>
+              <w:top w:w="90" w:type="dxa"/>
+              <w:start w:w="100" w:type="dxa"/>
+              <w:bottom w:w="90" w:type="dxa"/>
+              <w:end w:w="100" w:type="dxa"/>
             </w:tcMar>
           </w:tcPr>
           <w:p>
@@ -8281,10 +8065,9 @@
     <w:tbl>
       <w:tblPr>
         <w:tblW w:type="dxa" w:w="9360"/>
+        <w:jc w:val="center"/>
         <w:tblLayout w:type="fixed"/>
         <w:tblLook w:firstColumn="1" w:firstRow="1" w:lastColumn="0" w:lastRow="0" w:noHBand="0" w:noVBand="1" w:val="04A0"/>
-        <w:jc w:val="left"/>
-        <w:tblInd w:w="120" w:type="dxa"/>
       </w:tblPr>
       <w:tblGrid>
         <w:gridCol w:w="5976"/>
@@ -8293,17 +8076,16 @@
       <w:tr>
         <w:trPr>
           <w:trHeight w:hRule="atLeast" w:val="547"/>
-          <w:cantSplit/>
         </w:trPr>
         <w:tc>
           <w:tcPr>
             <w:tcW w:type="dxa" w:w="5976"/>
             <w:vAlign w:val="center"/>
             <w:tcMar>
-              <w:top w:w="80" w:type="dxa"/>
-              <w:start w:w="120" w:type="dxa"/>
-              <w:bottom w:w="80" w:type="dxa"/>
-              <w:end w:w="120" w:type="dxa"/>
+              <w:top w:w="90" w:type="dxa"/>
+              <w:start w:w="100" w:type="dxa"/>
+              <w:bottom w:w="90" w:type="dxa"/>
+              <w:end w:w="100" w:type="dxa"/>
             </w:tcMar>
             <w:shd w:fill="D9D9D9"/>
           </w:tcPr>
@@ -8327,10 +8109,10 @@
             <w:tcW w:type="dxa" w:w="3384"/>
             <w:vAlign w:val="center"/>
             <w:tcMar>
-              <w:top w:w="80" w:type="dxa"/>
-              <w:start w:w="120" w:type="dxa"/>
-              <w:bottom w:w="80" w:type="dxa"/>
-              <w:end w:w="120" w:type="dxa"/>
+              <w:top w:w="90" w:type="dxa"/>
+              <w:start w:w="100" w:type="dxa"/>
+              <w:bottom w:w="90" w:type="dxa"/>
+              <w:end w:w="100" w:type="dxa"/>
             </w:tcMar>
             <w:shd w:fill="D9D9D9"/>
           </w:tcPr>
@@ -8353,7 +8135,6 @@
       <w:tr>
         <w:trPr>
           <w:trHeight w:hRule="atLeast"/>
-          <w:cantSplit/>
         </w:trPr>
         <w:tc>
           <w:tcPr>
@@ -8363,10 +8144,10 @@
             </w:tcBorders>
             <w:vAlign w:val="center"/>
             <w:tcMar>
-              <w:top w:w="80" w:type="dxa"/>
-              <w:start w:w="120" w:type="dxa"/>
-              <w:bottom w:w="80" w:type="dxa"/>
-              <w:end w:w="120" w:type="dxa"/>
+              <w:top w:w="90" w:type="dxa"/>
+              <w:start w:w="100" w:type="dxa"/>
+              <w:bottom w:w="90" w:type="dxa"/>
+              <w:end w:w="100" w:type="dxa"/>
             </w:tcMar>
           </w:tcPr>
           <w:p>
@@ -8391,10 +8172,10 @@
             </w:tcBorders>
             <w:vAlign w:val="center"/>
             <w:tcMar>
-              <w:top w:w="80" w:type="dxa"/>
-              <w:start w:w="120" w:type="dxa"/>
-              <w:bottom w:w="80" w:type="dxa"/>
-              <w:end w:w="120" w:type="dxa"/>
+              <w:top w:w="90" w:type="dxa"/>
+              <w:start w:w="100" w:type="dxa"/>
+              <w:bottom w:w="90" w:type="dxa"/>
+              <w:end w:w="100" w:type="dxa"/>
             </w:tcMar>
           </w:tcPr>
           <w:p>
@@ -8439,10 +8220,9 @@
     <w:tbl>
       <w:tblPr>
         <w:tblW w:type="dxa" w:w="9360"/>
+        <w:jc w:val="center"/>
         <w:tblLayout w:type="fixed"/>
         <w:tblLook w:firstColumn="1" w:firstRow="1" w:lastColumn="0" w:lastRow="0" w:noHBand="0" w:noVBand="1" w:val="04A0"/>
-        <w:jc w:val="left"/>
-        <w:tblInd w:w="120" w:type="dxa"/>
       </w:tblPr>
       <w:tblGrid>
         <w:gridCol w:w="5976"/>
@@ -8451,17 +8231,16 @@
       <w:tr>
         <w:trPr>
           <w:trHeight w:hRule="atLeast" w:val="547"/>
-          <w:cantSplit/>
         </w:trPr>
         <w:tc>
           <w:tcPr>
             <w:tcW w:type="dxa" w:w="5976"/>
             <w:vAlign w:val="center"/>
             <w:tcMar>
-              <w:top w:w="80" w:type="dxa"/>
-              <w:start w:w="120" w:type="dxa"/>
-              <w:bottom w:w="80" w:type="dxa"/>
-              <w:end w:w="120" w:type="dxa"/>
+              <w:top w:w="90" w:type="dxa"/>
+              <w:start w:w="100" w:type="dxa"/>
+              <w:bottom w:w="90" w:type="dxa"/>
+              <w:end w:w="100" w:type="dxa"/>
             </w:tcMar>
             <w:shd w:fill="D9D9D9"/>
           </w:tcPr>
@@ -8485,10 +8264,10 @@
             <w:tcW w:type="dxa" w:w="3384"/>
             <w:vAlign w:val="center"/>
             <w:tcMar>
-              <w:top w:w="80" w:type="dxa"/>
-              <w:start w:w="120" w:type="dxa"/>
-              <w:bottom w:w="80" w:type="dxa"/>
-              <w:end w:w="120" w:type="dxa"/>
+              <w:top w:w="90" w:type="dxa"/>
+              <w:start w:w="100" w:type="dxa"/>
+              <w:bottom w:w="90" w:type="dxa"/>
+              <w:end w:w="100" w:type="dxa"/>
             </w:tcMar>
             <w:shd w:fill="D9D9D9"/>
           </w:tcPr>
@@ -8511,7 +8290,6 @@
       <w:tr>
         <w:trPr>
           <w:trHeight w:hRule="atLeast"/>
-          <w:cantSplit/>
         </w:trPr>
         <w:tc>
           <w:tcPr>
@@ -8521,10 +8299,10 @@
             </w:tcBorders>
             <w:vAlign w:val="center"/>
             <w:tcMar>
-              <w:top w:w="80" w:type="dxa"/>
-              <w:start w:w="120" w:type="dxa"/>
-              <w:bottom w:w="80" w:type="dxa"/>
-              <w:end w:w="120" w:type="dxa"/>
+              <w:top w:w="90" w:type="dxa"/>
+              <w:start w:w="100" w:type="dxa"/>
+              <w:bottom w:w="90" w:type="dxa"/>
+              <w:end w:w="100" w:type="dxa"/>
             </w:tcMar>
           </w:tcPr>
           <w:p>
@@ -8557,10 +8335,10 @@
             </w:tcBorders>
             <w:vAlign w:val="center"/>
             <w:tcMar>
-              <w:top w:w="80" w:type="dxa"/>
-              <w:start w:w="120" w:type="dxa"/>
-              <w:bottom w:w="80" w:type="dxa"/>
-              <w:end w:w="120" w:type="dxa"/>
+              <w:top w:w="90" w:type="dxa"/>
+              <w:start w:w="100" w:type="dxa"/>
+              <w:bottom w:w="90" w:type="dxa"/>
+              <w:end w:w="100" w:type="dxa"/>
             </w:tcMar>
           </w:tcPr>
           <w:p>
@@ -8591,10 +8369,9 @@
     <w:tbl>
       <w:tblPr>
         <w:tblW w:type="dxa" w:w="9360"/>
+        <w:jc w:val="center"/>
         <w:tblLayout w:type="fixed"/>
         <w:tblLook w:firstColumn="1" w:firstRow="1" w:lastColumn="0" w:lastRow="0" w:noHBand="0" w:noVBand="1" w:val="04A0"/>
-        <w:jc w:val="left"/>
-        <w:tblInd w:w="120" w:type="dxa"/>
       </w:tblPr>
       <w:tblGrid>
         <w:gridCol w:w="5976"/>
@@ -8603,17 +8380,16 @@
       <w:tr>
         <w:trPr>
           <w:trHeight w:hRule="atLeast" w:val="547"/>
-          <w:cantSplit/>
         </w:trPr>
         <w:tc>
           <w:tcPr>
             <w:tcW w:type="dxa" w:w="5976"/>
             <w:vAlign w:val="center"/>
             <w:tcMar>
-              <w:top w:w="80" w:type="dxa"/>
-              <w:start w:w="120" w:type="dxa"/>
-              <w:bottom w:w="80" w:type="dxa"/>
-              <w:end w:w="120" w:type="dxa"/>
+              <w:top w:w="90" w:type="dxa"/>
+              <w:start w:w="100" w:type="dxa"/>
+              <w:bottom w:w="90" w:type="dxa"/>
+              <w:end w:w="100" w:type="dxa"/>
             </w:tcMar>
             <w:shd w:fill="D9D9D9"/>
           </w:tcPr>
@@ -8637,10 +8413,10 @@
             <w:tcW w:type="dxa" w:w="3384"/>
             <w:vAlign w:val="center"/>
             <w:tcMar>
-              <w:top w:w="80" w:type="dxa"/>
-              <w:start w:w="120" w:type="dxa"/>
-              <w:bottom w:w="80" w:type="dxa"/>
-              <w:end w:w="120" w:type="dxa"/>
+              <w:top w:w="90" w:type="dxa"/>
+              <w:start w:w="100" w:type="dxa"/>
+              <w:bottom w:w="90" w:type="dxa"/>
+              <w:end w:w="100" w:type="dxa"/>
             </w:tcMar>
             <w:shd w:fill="D9D9D9"/>
           </w:tcPr>
@@ -8663,7 +8439,6 @@
       <w:tr>
         <w:trPr>
           <w:trHeight w:hRule="atLeast"/>
-          <w:cantSplit/>
         </w:trPr>
         <w:tc>
           <w:tcPr>
@@ -8673,10 +8448,10 @@
             </w:tcBorders>
             <w:vAlign w:val="center"/>
             <w:tcMar>
-              <w:top w:w="80" w:type="dxa"/>
-              <w:start w:w="120" w:type="dxa"/>
-              <w:bottom w:w="80" w:type="dxa"/>
-              <w:end w:w="120" w:type="dxa"/>
+              <w:top w:w="90" w:type="dxa"/>
+              <w:start w:w="100" w:type="dxa"/>
+              <w:bottom w:w="90" w:type="dxa"/>
+              <w:end w:w="100" w:type="dxa"/>
             </w:tcMar>
           </w:tcPr>
           <w:p>
@@ -8701,10 +8476,10 @@
             </w:tcBorders>
             <w:vAlign w:val="center"/>
             <w:tcMar>
-              <w:top w:w="80" w:type="dxa"/>
-              <w:start w:w="120" w:type="dxa"/>
-              <w:bottom w:w="80" w:type="dxa"/>
-              <w:end w:w="120" w:type="dxa"/>
+              <w:top w:w="90" w:type="dxa"/>
+              <w:start w:w="100" w:type="dxa"/>
+              <w:bottom w:w="90" w:type="dxa"/>
+              <w:end w:w="100" w:type="dxa"/>
             </w:tcMar>
           </w:tcPr>
           <w:p>
@@ -8730,7 +8505,11 @@
         <w:spacing w:after="20"/>
       </w:pPr>
     </w:p>
-    <w:p/>
+    <w:p>
+      <w:r>
+        <w:br w:type="page"/>
+      </w:r>
+    </w:p>
     <w:p>
       <w:pPr>
         <w:pStyle w:val="Heading1"/>
@@ -8750,10 +8529,9 @@
     <w:tbl>
       <w:tblPr>
         <w:tblW w:type="dxa" w:w="9360"/>
+        <w:jc w:val="center"/>
         <w:tblLayout w:type="fixed"/>
         <w:tblLook w:firstColumn="1" w:firstRow="1" w:lastColumn="0" w:lastRow="0" w:noHBand="0" w:noVBand="1" w:val="04A0"/>
-        <w:jc w:val="left"/>
-        <w:tblInd w:w="120" w:type="dxa"/>
       </w:tblPr>
       <w:tblGrid>
         <w:gridCol w:w="1512"/>
@@ -8764,17 +8542,16 @@
       <w:tr>
         <w:trPr>
           <w:trHeight w:hRule="atLeast" w:val="547"/>
-          <w:cantSplit/>
         </w:trPr>
         <w:tc>
           <w:tcPr>
             <w:tcW w:type="dxa" w:w="1512"/>
             <w:vAlign w:val="center"/>
             <w:tcMar>
-              <w:top w:w="80" w:type="dxa"/>
-              <w:start w:w="120" w:type="dxa"/>
-              <w:bottom w:w="80" w:type="dxa"/>
-              <w:end w:w="120" w:type="dxa"/>
+              <w:top w:w="90" w:type="dxa"/>
+              <w:start w:w="100" w:type="dxa"/>
+              <w:bottom w:w="90" w:type="dxa"/>
+              <w:end w:w="100" w:type="dxa"/>
             </w:tcMar>
             <w:shd w:fill="D9D9D9"/>
           </w:tcPr>
@@ -8798,10 +8575,10 @@
             <w:tcW w:type="dxa" w:w="3240"/>
             <w:vAlign w:val="center"/>
             <w:tcMar>
-              <w:top w:w="80" w:type="dxa"/>
-              <w:start w:w="120" w:type="dxa"/>
-              <w:bottom w:w="80" w:type="dxa"/>
-              <w:end w:w="120" w:type="dxa"/>
+              <w:top w:w="90" w:type="dxa"/>
+              <w:start w:w="100" w:type="dxa"/>
+              <w:bottom w:w="90" w:type="dxa"/>
+              <w:end w:w="100" w:type="dxa"/>
             </w:tcMar>
             <w:shd w:fill="D9D9D9"/>
           </w:tcPr>
@@ -8825,10 +8602,10 @@
             <w:tcW w:type="dxa" w:w="2376"/>
             <w:vAlign w:val="center"/>
             <w:tcMar>
-              <w:top w:w="80" w:type="dxa"/>
-              <w:start w:w="120" w:type="dxa"/>
-              <w:bottom w:w="80" w:type="dxa"/>
-              <w:end w:w="120" w:type="dxa"/>
+              <w:top w:w="90" w:type="dxa"/>
+              <w:start w:w="100" w:type="dxa"/>
+              <w:bottom w:w="90" w:type="dxa"/>
+              <w:end w:w="100" w:type="dxa"/>
             </w:tcMar>
             <w:shd w:fill="D9D9D9"/>
           </w:tcPr>
@@ -8852,10 +8629,10 @@
             <w:tcW w:type="dxa" w:w="2232"/>
             <w:vAlign w:val="center"/>
             <w:tcMar>
-              <w:top w:w="80" w:type="dxa"/>
-              <w:start w:w="120" w:type="dxa"/>
-              <w:bottom w:w="80" w:type="dxa"/>
-              <w:end w:w="120" w:type="dxa"/>
+              <w:top w:w="90" w:type="dxa"/>
+              <w:start w:w="100" w:type="dxa"/>
+              <w:bottom w:w="90" w:type="dxa"/>
+              <w:end w:w="100" w:type="dxa"/>
             </w:tcMar>
             <w:shd w:fill="D9D9D9"/>
           </w:tcPr>
@@ -8878,7 +8655,6 @@
       <w:tr>
         <w:trPr>
           <w:trHeight w:hRule="atLeast"/>
-          <w:cantSplit/>
         </w:trPr>
         <w:tc>
           <w:tcPr>
@@ -8888,10 +8664,10 @@
             </w:tcBorders>
             <w:vAlign w:val="center"/>
             <w:tcMar>
-              <w:top w:w="80" w:type="dxa"/>
-              <w:start w:w="120" w:type="dxa"/>
-              <w:bottom w:w="80" w:type="dxa"/>
-              <w:end w:w="120" w:type="dxa"/>
+              <w:top w:w="90" w:type="dxa"/>
+              <w:start w:w="100" w:type="dxa"/>
+              <w:bottom w:w="90" w:type="dxa"/>
+              <w:end w:w="100" w:type="dxa"/>
             </w:tcMar>
           </w:tcPr>
           <w:p>
@@ -8916,10 +8692,10 @@
             </w:tcBorders>
             <w:vAlign w:val="center"/>
             <w:tcMar>
-              <w:top w:w="80" w:type="dxa"/>
-              <w:start w:w="120" w:type="dxa"/>
-              <w:bottom w:w="80" w:type="dxa"/>
-              <w:end w:w="120" w:type="dxa"/>
+              <w:top w:w="90" w:type="dxa"/>
+              <w:start w:w="100" w:type="dxa"/>
+              <w:bottom w:w="90" w:type="dxa"/>
+              <w:end w:w="100" w:type="dxa"/>
             </w:tcMar>
           </w:tcPr>
           <w:p>
@@ -8944,10 +8720,10 @@
             </w:tcBorders>
             <w:vAlign w:val="center"/>
             <w:tcMar>
-              <w:top w:w="80" w:type="dxa"/>
-              <w:start w:w="120" w:type="dxa"/>
-              <w:bottom w:w="80" w:type="dxa"/>
-              <w:end w:w="120" w:type="dxa"/>
+              <w:top w:w="90" w:type="dxa"/>
+              <w:start w:w="100" w:type="dxa"/>
+              <w:bottom w:w="90" w:type="dxa"/>
+              <w:end w:w="100" w:type="dxa"/>
             </w:tcMar>
           </w:tcPr>
           <w:p>
@@ -8972,10 +8748,10 @@
             </w:tcBorders>
             <w:vAlign w:val="center"/>
             <w:tcMar>
-              <w:top w:w="80" w:type="dxa"/>
-              <w:start w:w="120" w:type="dxa"/>
-              <w:bottom w:w="80" w:type="dxa"/>
-              <w:end w:w="120" w:type="dxa"/>
+              <w:top w:w="90" w:type="dxa"/>
+              <w:start w:w="100" w:type="dxa"/>
+              <w:bottom w:w="90" w:type="dxa"/>
+              <w:end w:w="100" w:type="dxa"/>
             </w:tcMar>
           </w:tcPr>
           <w:p>
@@ -8996,7 +8772,6 @@
       <w:tr>
         <w:trPr>
           <w:trHeight w:hRule="atLeast"/>
-          <w:cantSplit/>
         </w:trPr>
         <w:tc>
           <w:tcPr>
@@ -9007,10 +8782,10 @@
             </w:tcBorders>
             <w:vAlign w:val="center"/>
             <w:tcMar>
-              <w:top w:w="80" w:type="dxa"/>
-              <w:start w:w="120" w:type="dxa"/>
-              <w:bottom w:w="80" w:type="dxa"/>
-              <w:end w:w="120" w:type="dxa"/>
+              <w:top w:w="90" w:type="dxa"/>
+              <w:start w:w="100" w:type="dxa"/>
+              <w:bottom w:w="90" w:type="dxa"/>
+              <w:end w:w="100" w:type="dxa"/>
             </w:tcMar>
           </w:tcPr>
           <w:p>
@@ -9036,10 +8811,10 @@
             </w:tcBorders>
             <w:vAlign w:val="center"/>
             <w:tcMar>
-              <w:top w:w="80" w:type="dxa"/>
-              <w:start w:w="120" w:type="dxa"/>
-              <w:bottom w:w="80" w:type="dxa"/>
-              <w:end w:w="120" w:type="dxa"/>
+              <w:top w:w="90" w:type="dxa"/>
+              <w:start w:w="100" w:type="dxa"/>
+              <w:bottom w:w="90" w:type="dxa"/>
+              <w:end w:w="100" w:type="dxa"/>
             </w:tcMar>
           </w:tcPr>
           <w:p>
@@ -9065,10 +8840,10 @@
             </w:tcBorders>
             <w:vAlign w:val="center"/>
             <w:tcMar>
-              <w:top w:w="80" w:type="dxa"/>
-              <w:start w:w="120" w:type="dxa"/>
-              <w:bottom w:w="80" w:type="dxa"/>
-              <w:end w:w="120" w:type="dxa"/>
+              <w:top w:w="90" w:type="dxa"/>
+              <w:start w:w="100" w:type="dxa"/>
+              <w:bottom w:w="90" w:type="dxa"/>
+              <w:end w:w="100" w:type="dxa"/>
             </w:tcMar>
           </w:tcPr>
           <w:p>
@@ -9094,10 +8869,10 @@
             </w:tcBorders>
             <w:vAlign w:val="center"/>
             <w:tcMar>
-              <w:top w:w="80" w:type="dxa"/>
-              <w:start w:w="120" w:type="dxa"/>
-              <w:bottom w:w="80" w:type="dxa"/>
-              <w:end w:w="120" w:type="dxa"/>
+              <w:top w:w="90" w:type="dxa"/>
+              <w:start w:w="100" w:type="dxa"/>
+              <w:bottom w:w="90" w:type="dxa"/>
+              <w:end w:w="100" w:type="dxa"/>
             </w:tcMar>
           </w:tcPr>
           <w:p>
@@ -9118,7 +8893,6 @@
       <w:tr>
         <w:trPr>
           <w:trHeight w:hRule="atLeast"/>
-          <w:cantSplit/>
         </w:trPr>
         <w:tc>
           <w:tcPr>
@@ -9128,10 +8902,10 @@
             </w:tcBorders>
             <w:vAlign w:val="center"/>
             <w:tcMar>
-              <w:top w:w="80" w:type="dxa"/>
-              <w:start w:w="120" w:type="dxa"/>
-              <w:bottom w:w="80" w:type="dxa"/>
-              <w:end w:w="120" w:type="dxa"/>
+              <w:top w:w="90" w:type="dxa"/>
+              <w:start w:w="100" w:type="dxa"/>
+              <w:bottom w:w="90" w:type="dxa"/>
+              <w:end w:w="100" w:type="dxa"/>
             </w:tcMar>
           </w:tcPr>
           <w:p>
@@ -9156,10 +8930,10 @@
             </w:tcBorders>
             <w:vAlign w:val="center"/>
             <w:tcMar>
-              <w:top w:w="80" w:type="dxa"/>
-              <w:start w:w="120" w:type="dxa"/>
-              <w:bottom w:w="80" w:type="dxa"/>
-              <w:end w:w="120" w:type="dxa"/>
+              <w:top w:w="90" w:type="dxa"/>
+              <w:start w:w="100" w:type="dxa"/>
+              <w:bottom w:w="90" w:type="dxa"/>
+              <w:end w:w="100" w:type="dxa"/>
             </w:tcMar>
           </w:tcPr>
           <w:p>
@@ -9184,10 +8958,10 @@
             </w:tcBorders>
             <w:vAlign w:val="center"/>
             <w:tcMar>
-              <w:top w:w="80" w:type="dxa"/>
-              <w:start w:w="120" w:type="dxa"/>
-              <w:bottom w:w="80" w:type="dxa"/>
-              <w:end w:w="120" w:type="dxa"/>
+              <w:top w:w="90" w:type="dxa"/>
+              <w:start w:w="100" w:type="dxa"/>
+              <w:bottom w:w="90" w:type="dxa"/>
+              <w:end w:w="100" w:type="dxa"/>
             </w:tcMar>
           </w:tcPr>
           <w:p>
@@ -9212,10 +8986,10 @@
             </w:tcBorders>
             <w:vAlign w:val="center"/>
             <w:tcMar>
-              <w:top w:w="80" w:type="dxa"/>
-              <w:start w:w="120" w:type="dxa"/>
-              <w:bottom w:w="80" w:type="dxa"/>
-              <w:end w:w="120" w:type="dxa"/>
+              <w:top w:w="90" w:type="dxa"/>
+              <w:start w:w="100" w:type="dxa"/>
+              <w:bottom w:w="90" w:type="dxa"/>
+              <w:end w:w="100" w:type="dxa"/>
             </w:tcMar>
           </w:tcPr>
           <w:p>
@@ -9300,7 +9074,11 @@
         <w:t>未满30名真实学员、未完成教师双评前，模拟准确率不得写成真实测评准确率。</w:t>
       </w:r>
     </w:p>
-    <w:p/>
+    <w:p>
+      <w:r>
+        <w:br w:type="page"/>
+      </w:r>
+    </w:p>
     <w:p>
       <w:pPr>
         <w:pStyle w:val="Heading1"/>
@@ -9320,10 +9098,9 @@
     <w:tbl>
       <w:tblPr>
         <w:tblW w:type="dxa" w:w="9360"/>
+        <w:jc w:val="center"/>
         <w:tblLayout w:type="fixed"/>
         <w:tblLook w:firstColumn="1" w:firstRow="1" w:lastColumn="0" w:lastRow="0" w:noHBand="0" w:noVBand="1" w:val="04A0"/>
-        <w:jc w:val="left"/>
-        <w:tblInd w:w="120" w:type="dxa"/>
       </w:tblPr>
       <w:tblGrid>
         <w:gridCol w:w="1944"/>
@@ -9333,17 +9110,16 @@
       <w:tr>
         <w:trPr>
           <w:trHeight w:hRule="atLeast" w:val="547"/>
-          <w:cantSplit/>
         </w:trPr>
         <w:tc>
           <w:tcPr>
             <w:tcW w:type="dxa" w:w="1944"/>
             <w:vAlign w:val="center"/>
             <w:tcMar>
-              <w:top w:w="80" w:type="dxa"/>
-              <w:start w:w="120" w:type="dxa"/>
-              <w:bottom w:w="80" w:type="dxa"/>
-              <w:end w:w="120" w:type="dxa"/>
+              <w:top w:w="90" w:type="dxa"/>
+              <w:start w:w="100" w:type="dxa"/>
+              <w:bottom w:w="90" w:type="dxa"/>
+              <w:end w:w="100" w:type="dxa"/>
             </w:tcMar>
             <w:shd w:fill="D9D9D9"/>
           </w:tcPr>
@@ -9367,10 +9143,10 @@
             <w:tcW w:type="dxa" w:w="3816"/>
             <w:vAlign w:val="center"/>
             <w:tcMar>
-              <w:top w:w="80" w:type="dxa"/>
-              <w:start w:w="120" w:type="dxa"/>
-              <w:bottom w:w="80" w:type="dxa"/>
-              <w:end w:w="120" w:type="dxa"/>
+              <w:top w:w="90" w:type="dxa"/>
+              <w:start w:w="100" w:type="dxa"/>
+              <w:bottom w:w="90" w:type="dxa"/>
+              <w:end w:w="100" w:type="dxa"/>
             </w:tcMar>
             <w:shd w:fill="D9D9D9"/>
           </w:tcPr>
@@ -9394,10 +9170,10 @@
             <w:tcW w:type="dxa" w:w="3600"/>
             <w:vAlign w:val="center"/>
             <w:tcMar>
-              <w:top w:w="80" w:type="dxa"/>
-              <w:start w:w="120" w:type="dxa"/>
-              <w:bottom w:w="80" w:type="dxa"/>
-              <w:end w:w="120" w:type="dxa"/>
+              <w:top w:w="90" w:type="dxa"/>
+              <w:start w:w="100" w:type="dxa"/>
+              <w:bottom w:w="90" w:type="dxa"/>
+              <w:end w:w="100" w:type="dxa"/>
             </w:tcMar>
             <w:shd w:fill="D9D9D9"/>
           </w:tcPr>
@@ -9420,7 +9196,6 @@
       <w:tr>
         <w:trPr>
           <w:trHeight w:hRule="atLeast"/>
-          <w:cantSplit/>
         </w:trPr>
         <w:tc>
           <w:tcPr>
@@ -9430,10 +9205,10 @@
             </w:tcBorders>
             <w:vAlign w:val="center"/>
             <w:tcMar>
-              <w:top w:w="80" w:type="dxa"/>
-              <w:start w:w="120" w:type="dxa"/>
-              <w:bottom w:w="80" w:type="dxa"/>
-              <w:end w:w="120" w:type="dxa"/>
+              <w:top w:w="90" w:type="dxa"/>
+              <w:start w:w="100" w:type="dxa"/>
+              <w:bottom w:w="90" w:type="dxa"/>
+              <w:end w:w="100" w:type="dxa"/>
             </w:tcMar>
           </w:tcPr>
           <w:p>
@@ -9458,10 +9233,10 @@
             </w:tcBorders>
             <w:vAlign w:val="center"/>
             <w:tcMar>
-              <w:top w:w="80" w:type="dxa"/>
-              <w:start w:w="120" w:type="dxa"/>
-              <w:bottom w:w="80" w:type="dxa"/>
-              <w:end w:w="120" w:type="dxa"/>
+              <w:top w:w="90" w:type="dxa"/>
+              <w:start w:w="100" w:type="dxa"/>
+              <w:bottom w:w="90" w:type="dxa"/>
+              <w:end w:w="100" w:type="dxa"/>
             </w:tcMar>
           </w:tcPr>
           <w:p>
@@ -9486,10 +9261,10 @@
             </w:tcBorders>
             <w:vAlign w:val="center"/>
             <w:tcMar>
-              <w:top w:w="80" w:type="dxa"/>
-              <w:start w:w="120" w:type="dxa"/>
-              <w:bottom w:w="80" w:type="dxa"/>
-              <w:end w:w="120" w:type="dxa"/>
+              <w:top w:w="90" w:type="dxa"/>
+              <w:start w:w="100" w:type="dxa"/>
+              <w:bottom w:w="90" w:type="dxa"/>
+              <w:end w:w="100" w:type="dxa"/>
             </w:tcMar>
           </w:tcPr>
           <w:p>
@@ -9510,7 +9285,6 @@
       <w:tr>
         <w:trPr>
           <w:trHeight w:hRule="atLeast"/>
-          <w:cantSplit/>
         </w:trPr>
         <w:tc>
           <w:tcPr>
@@ -9521,10 +9295,10 @@
             </w:tcBorders>
             <w:vAlign w:val="center"/>
             <w:tcMar>
-              <w:top w:w="80" w:type="dxa"/>
-              <w:start w:w="120" w:type="dxa"/>
-              <w:bottom w:w="80" w:type="dxa"/>
-              <w:end w:w="120" w:type="dxa"/>
+              <w:top w:w="90" w:type="dxa"/>
+              <w:start w:w="100" w:type="dxa"/>
+              <w:bottom w:w="90" w:type="dxa"/>
+              <w:end w:w="100" w:type="dxa"/>
             </w:tcMar>
           </w:tcPr>
           <w:p>
@@ -9550,10 +9324,10 @@
             </w:tcBorders>
             <w:vAlign w:val="center"/>
             <w:tcMar>
-              <w:top w:w="80" w:type="dxa"/>
-              <w:start w:w="120" w:type="dxa"/>
-              <w:bottom w:w="80" w:type="dxa"/>
-              <w:end w:w="120" w:type="dxa"/>
+              <w:top w:w="90" w:type="dxa"/>
+              <w:start w:w="100" w:type="dxa"/>
+              <w:bottom w:w="90" w:type="dxa"/>
+              <w:end w:w="100" w:type="dxa"/>
             </w:tcMar>
           </w:tcPr>
           <w:p>
@@ -9579,10 +9353,10 @@
             </w:tcBorders>
             <w:vAlign w:val="center"/>
             <w:tcMar>
-              <w:top w:w="80" w:type="dxa"/>
-              <w:start w:w="120" w:type="dxa"/>
-              <w:bottom w:w="80" w:type="dxa"/>
-              <w:end w:w="120" w:type="dxa"/>
+              <w:top w:w="90" w:type="dxa"/>
+              <w:start w:w="100" w:type="dxa"/>
+              <w:bottom w:w="90" w:type="dxa"/>
+              <w:end w:w="100" w:type="dxa"/>
             </w:tcMar>
           </w:tcPr>
           <w:p>
@@ -9603,7 +9377,6 @@
       <w:tr>
         <w:trPr>
           <w:trHeight w:hRule="atLeast"/>
-          <w:cantSplit/>
         </w:trPr>
         <w:tc>
           <w:tcPr>
@@ -9613,10 +9386,10 @@
             </w:tcBorders>
             <w:vAlign w:val="center"/>
             <w:tcMar>
-              <w:top w:w="80" w:type="dxa"/>
-              <w:start w:w="120" w:type="dxa"/>
-              <w:bottom w:w="80" w:type="dxa"/>
-              <w:end w:w="120" w:type="dxa"/>
+              <w:top w:w="90" w:type="dxa"/>
+              <w:start w:w="100" w:type="dxa"/>
+              <w:bottom w:w="90" w:type="dxa"/>
+              <w:end w:w="100" w:type="dxa"/>
             </w:tcMar>
           </w:tcPr>
           <w:p>
@@ -9641,10 +9414,10 @@
             </w:tcBorders>
             <w:vAlign w:val="center"/>
             <w:tcMar>
-              <w:top w:w="80" w:type="dxa"/>
-              <w:start w:w="120" w:type="dxa"/>
-              <w:bottom w:w="80" w:type="dxa"/>
-              <w:end w:w="120" w:type="dxa"/>
+              <w:top w:w="90" w:type="dxa"/>
+              <w:start w:w="100" w:type="dxa"/>
+              <w:bottom w:w="90" w:type="dxa"/>
+              <w:end w:w="100" w:type="dxa"/>
             </w:tcMar>
           </w:tcPr>
           <w:p>
@@ -9669,10 +9442,10 @@
             </w:tcBorders>
             <w:vAlign w:val="center"/>
             <w:tcMar>
-              <w:top w:w="80" w:type="dxa"/>
-              <w:start w:w="120" w:type="dxa"/>
-              <w:bottom w:w="80" w:type="dxa"/>
-              <w:end w:w="120" w:type="dxa"/>
+              <w:top w:w="90" w:type="dxa"/>
+              <w:start w:w="100" w:type="dxa"/>
+              <w:bottom w:w="90" w:type="dxa"/>
+              <w:end w:w="100" w:type="dxa"/>
             </w:tcMar>
           </w:tcPr>
           <w:p>
@@ -9693,7 +9466,6 @@
       <w:tr>
         <w:trPr>
           <w:trHeight w:hRule="atLeast"/>
-          <w:cantSplit/>
         </w:trPr>
         <w:tc>
           <w:tcPr>
@@ -9704,10 +9476,10 @@
             </w:tcBorders>
             <w:vAlign w:val="center"/>
             <w:tcMar>
-              <w:top w:w="80" w:type="dxa"/>
-              <w:start w:w="120" w:type="dxa"/>
-              <w:bottom w:w="80" w:type="dxa"/>
-              <w:end w:w="120" w:type="dxa"/>
+              <w:top w:w="90" w:type="dxa"/>
+              <w:start w:w="100" w:type="dxa"/>
+              <w:bottom w:w="90" w:type="dxa"/>
+              <w:end w:w="100" w:type="dxa"/>
             </w:tcMar>
           </w:tcPr>
           <w:p>
@@ -9733,10 +9505,10 @@
             </w:tcBorders>
             <w:vAlign w:val="center"/>
             <w:tcMar>
-              <w:top w:w="80" w:type="dxa"/>
-              <w:start w:w="120" w:type="dxa"/>
-              <w:bottom w:w="80" w:type="dxa"/>
-              <w:end w:w="120" w:type="dxa"/>
+              <w:top w:w="90" w:type="dxa"/>
+              <w:start w:w="100" w:type="dxa"/>
+              <w:bottom w:w="90" w:type="dxa"/>
+              <w:end w:w="100" w:type="dxa"/>
             </w:tcMar>
           </w:tcPr>
           <w:p>
@@ -9762,10 +9534,10 @@
             </w:tcBorders>
             <w:vAlign w:val="center"/>
             <w:tcMar>
-              <w:top w:w="80" w:type="dxa"/>
-              <w:start w:w="120" w:type="dxa"/>
-              <w:bottom w:w="80" w:type="dxa"/>
-              <w:end w:w="120" w:type="dxa"/>
+              <w:top w:w="90" w:type="dxa"/>
+              <w:start w:w="100" w:type="dxa"/>
+              <w:bottom w:w="90" w:type="dxa"/>
+              <w:end w:w="100" w:type="dxa"/>
             </w:tcMar>
           </w:tcPr>
           <w:p>
@@ -9786,7 +9558,6 @@
       <w:tr>
         <w:trPr>
           <w:trHeight w:hRule="atLeast"/>
-          <w:cantSplit/>
         </w:trPr>
         <w:tc>
           <w:tcPr>
@@ -9796,10 +9567,10 @@
             </w:tcBorders>
             <w:vAlign w:val="center"/>
             <w:tcMar>
-              <w:top w:w="80" w:type="dxa"/>
-              <w:start w:w="120" w:type="dxa"/>
-              <w:bottom w:w="80" w:type="dxa"/>
-              <w:end w:w="120" w:type="dxa"/>
+              <w:top w:w="90" w:type="dxa"/>
+              <w:start w:w="100" w:type="dxa"/>
+              <w:bottom w:w="90" w:type="dxa"/>
+              <w:end w:w="100" w:type="dxa"/>
             </w:tcMar>
           </w:tcPr>
           <w:p>
@@ -9824,10 +9595,10 @@
             </w:tcBorders>
             <w:vAlign w:val="center"/>
             <w:tcMar>
-              <w:top w:w="80" w:type="dxa"/>
-              <w:start w:w="120" w:type="dxa"/>
-              <w:bottom w:w="80" w:type="dxa"/>
-              <w:end w:w="120" w:type="dxa"/>
+              <w:top w:w="90" w:type="dxa"/>
+              <w:start w:w="100" w:type="dxa"/>
+              <w:bottom w:w="90" w:type="dxa"/>
+              <w:end w:w="100" w:type="dxa"/>
             </w:tcMar>
           </w:tcPr>
           <w:p>
@@ -9852,10 +9623,10 @@
             </w:tcBorders>
             <w:vAlign w:val="center"/>
             <w:tcMar>
-              <w:top w:w="80" w:type="dxa"/>
-              <w:start w:w="120" w:type="dxa"/>
-              <w:bottom w:w="80" w:type="dxa"/>
-              <w:end w:w="120" w:type="dxa"/>
+              <w:top w:w="90" w:type="dxa"/>
+              <w:start w:w="100" w:type="dxa"/>
+              <w:bottom w:w="90" w:type="dxa"/>
+              <w:end w:w="100" w:type="dxa"/>
             </w:tcMar>
           </w:tcPr>
           <w:p>
@@ -9927,7 +9698,11 @@
         <w:t>报告提前访问：未完成测评时拒绝生成，防止报告与作答证据不一致。</w:t>
       </w:r>
     </w:p>
-    <w:p/>
+    <w:p>
+      <w:r>
+        <w:br w:type="page"/>
+      </w:r>
+    </w:p>
     <w:p>
       <w:pPr>
         <w:pStyle w:val="Heading1"/>
@@ -9947,10 +9722,9 @@
     <w:tbl>
       <w:tblPr>
         <w:tblW w:type="dxa" w:w="9360"/>
+        <w:jc w:val="center"/>
         <w:tblLayout w:type="fixed"/>
         <w:tblLook w:firstColumn="1" w:firstRow="1" w:lastColumn="0" w:lastRow="0" w:noHBand="0" w:noVBand="1" w:val="04A0"/>
-        <w:jc w:val="left"/>
-        <w:tblInd w:w="120" w:type="dxa"/>
       </w:tblPr>
       <w:tblGrid>
         <w:gridCol w:w="1944"/>
@@ -9960,17 +9734,16 @@
       <w:tr>
         <w:trPr>
           <w:trHeight w:hRule="atLeast" w:val="547"/>
-          <w:cantSplit/>
         </w:trPr>
         <w:tc>
           <w:tcPr>
             <w:tcW w:type="dxa" w:w="1944"/>
             <w:vAlign w:val="center"/>
             <w:tcMar>
-              <w:top w:w="80" w:type="dxa"/>
-              <w:start w:w="120" w:type="dxa"/>
-              <w:bottom w:w="80" w:type="dxa"/>
-              <w:end w:w="120" w:type="dxa"/>
+              <w:top w:w="90" w:type="dxa"/>
+              <w:start w:w="100" w:type="dxa"/>
+              <w:bottom w:w="90" w:type="dxa"/>
+              <w:end w:w="100" w:type="dxa"/>
             </w:tcMar>
             <w:shd w:fill="D9D9D9"/>
           </w:tcPr>
@@ -9994,10 +9767,10 @@
             <w:tcW w:type="dxa" w:w="5688"/>
             <w:vAlign w:val="center"/>
             <w:tcMar>
-              <w:top w:w="80" w:type="dxa"/>
-              <w:start w:w="120" w:type="dxa"/>
-              <w:bottom w:w="80" w:type="dxa"/>
-              <w:end w:w="120" w:type="dxa"/>
+              <w:top w:w="90" w:type="dxa"/>
+              <w:start w:w="100" w:type="dxa"/>
+              <w:bottom w:w="90" w:type="dxa"/>
+              <w:end w:w="100" w:type="dxa"/>
             </w:tcMar>
             <w:shd w:fill="D9D9D9"/>
           </w:tcPr>
@@ -10021,10 +9794,10 @@
             <w:tcW w:type="dxa" w:w="1728"/>
             <w:vAlign w:val="center"/>
             <w:tcMar>
-              <w:top w:w="80" w:type="dxa"/>
-              <w:start w:w="120" w:type="dxa"/>
-              <w:bottom w:w="80" w:type="dxa"/>
-              <w:end w:w="120" w:type="dxa"/>
+              <w:top w:w="90" w:type="dxa"/>
+              <w:start w:w="100" w:type="dxa"/>
+              <w:bottom w:w="90" w:type="dxa"/>
+              <w:end w:w="100" w:type="dxa"/>
             </w:tcMar>
             <w:shd w:fill="D9D9D9"/>
           </w:tcPr>
@@ -10047,7 +9820,6 @@
       <w:tr>
         <w:trPr>
           <w:trHeight w:hRule="atLeast"/>
-          <w:cantSplit/>
         </w:trPr>
         <w:tc>
           <w:tcPr>
@@ -10057,10 +9829,10 @@
             </w:tcBorders>
             <w:vAlign w:val="center"/>
             <w:tcMar>
-              <w:top w:w="80" w:type="dxa"/>
-              <w:start w:w="120" w:type="dxa"/>
-              <w:bottom w:w="80" w:type="dxa"/>
-              <w:end w:w="120" w:type="dxa"/>
+              <w:top w:w="90" w:type="dxa"/>
+              <w:start w:w="100" w:type="dxa"/>
+              <w:bottom w:w="90" w:type="dxa"/>
+              <w:end w:w="100" w:type="dxa"/>
             </w:tcMar>
           </w:tcPr>
           <w:p>
@@ -10085,10 +9857,10 @@
             </w:tcBorders>
             <w:vAlign w:val="center"/>
             <w:tcMar>
-              <w:top w:w="80" w:type="dxa"/>
-              <w:start w:w="120" w:type="dxa"/>
-              <w:bottom w:w="80" w:type="dxa"/>
-              <w:end w:w="120" w:type="dxa"/>
+              <w:top w:w="90" w:type="dxa"/>
+              <w:start w:w="100" w:type="dxa"/>
+              <w:bottom w:w="90" w:type="dxa"/>
+              <w:end w:w="100" w:type="dxa"/>
             </w:tcMar>
           </w:tcPr>
           <w:p>
@@ -10113,10 +9885,10 @@
             </w:tcBorders>
             <w:vAlign w:val="center"/>
             <w:tcMar>
-              <w:top w:w="80" w:type="dxa"/>
-              <w:start w:w="120" w:type="dxa"/>
-              <w:bottom w:w="80" w:type="dxa"/>
-              <w:end w:w="120" w:type="dxa"/>
+              <w:top w:w="90" w:type="dxa"/>
+              <w:start w:w="100" w:type="dxa"/>
+              <w:bottom w:w="90" w:type="dxa"/>
+              <w:end w:w="100" w:type="dxa"/>
             </w:tcMar>
           </w:tcPr>
           <w:p>
@@ -10137,7 +9909,6 @@
       <w:tr>
         <w:trPr>
           <w:trHeight w:hRule="atLeast"/>
-          <w:cantSplit/>
         </w:trPr>
         <w:tc>
           <w:tcPr>
@@ -10148,10 +9919,10 @@
             </w:tcBorders>
             <w:vAlign w:val="center"/>
             <w:tcMar>
-              <w:top w:w="80" w:type="dxa"/>
-              <w:start w:w="120" w:type="dxa"/>
-              <w:bottom w:w="80" w:type="dxa"/>
-              <w:end w:w="120" w:type="dxa"/>
+              <w:top w:w="90" w:type="dxa"/>
+              <w:start w:w="100" w:type="dxa"/>
+              <w:bottom w:w="90" w:type="dxa"/>
+              <w:end w:w="100" w:type="dxa"/>
             </w:tcMar>
           </w:tcPr>
           <w:p>
@@ -10177,10 +9948,10 @@
             </w:tcBorders>
             <w:vAlign w:val="center"/>
             <w:tcMar>
-              <w:top w:w="80" w:type="dxa"/>
-              <w:start w:w="120" w:type="dxa"/>
-              <w:bottom w:w="80" w:type="dxa"/>
-              <w:end w:w="120" w:type="dxa"/>
+              <w:top w:w="90" w:type="dxa"/>
+              <w:start w:w="100" w:type="dxa"/>
+              <w:bottom w:w="90" w:type="dxa"/>
+              <w:end w:w="100" w:type="dxa"/>
             </w:tcMar>
           </w:tcPr>
           <w:p>
@@ -10206,10 +9977,10 @@
             </w:tcBorders>
             <w:vAlign w:val="center"/>
             <w:tcMar>
-              <w:top w:w="80" w:type="dxa"/>
-              <w:start w:w="120" w:type="dxa"/>
-              <w:bottom w:w="80" w:type="dxa"/>
-              <w:end w:w="120" w:type="dxa"/>
+              <w:top w:w="90" w:type="dxa"/>
+              <w:start w:w="100" w:type="dxa"/>
+              <w:bottom w:w="90" w:type="dxa"/>
+              <w:end w:w="100" w:type="dxa"/>
             </w:tcMar>
           </w:tcPr>
           <w:p>
@@ -10230,7 +10001,6 @@
       <w:tr>
         <w:trPr>
           <w:trHeight w:hRule="atLeast"/>
-          <w:cantSplit/>
         </w:trPr>
         <w:tc>
           <w:tcPr>
@@ -10240,10 +10010,10 @@
             </w:tcBorders>
             <w:vAlign w:val="center"/>
             <w:tcMar>
-              <w:top w:w="80" w:type="dxa"/>
-              <w:start w:w="120" w:type="dxa"/>
-              <w:bottom w:w="80" w:type="dxa"/>
-              <w:end w:w="120" w:type="dxa"/>
+              <w:top w:w="90" w:type="dxa"/>
+              <w:start w:w="100" w:type="dxa"/>
+              <w:bottom w:w="90" w:type="dxa"/>
+              <w:end w:w="100" w:type="dxa"/>
             </w:tcMar>
           </w:tcPr>
           <w:p>
@@ -10268,10 +10038,10 @@
             </w:tcBorders>
             <w:vAlign w:val="center"/>
             <w:tcMar>
-              <w:top w:w="80" w:type="dxa"/>
-              <w:start w:w="120" w:type="dxa"/>
-              <w:bottom w:w="80" w:type="dxa"/>
-              <w:end w:w="120" w:type="dxa"/>
+              <w:top w:w="90" w:type="dxa"/>
+              <w:start w:w="100" w:type="dxa"/>
+              <w:bottom w:w="90" w:type="dxa"/>
+              <w:end w:w="100" w:type="dxa"/>
             </w:tcMar>
           </w:tcPr>
           <w:p>
@@ -10296,10 +10066,10 @@
             </w:tcBorders>
             <w:vAlign w:val="center"/>
             <w:tcMar>
-              <w:top w:w="80" w:type="dxa"/>
-              <w:start w:w="120" w:type="dxa"/>
-              <w:bottom w:w="80" w:type="dxa"/>
-              <w:end w:w="120" w:type="dxa"/>
+              <w:top w:w="90" w:type="dxa"/>
+              <w:start w:w="100" w:type="dxa"/>
+              <w:bottom w:w="90" w:type="dxa"/>
+              <w:end w:w="100" w:type="dxa"/>
             </w:tcMar>
           </w:tcPr>
           <w:p>
@@ -10320,7 +10090,6 @@
       <w:tr>
         <w:trPr>
           <w:trHeight w:hRule="atLeast"/>
-          <w:cantSplit/>
         </w:trPr>
         <w:tc>
           <w:tcPr>
@@ -10331,10 +10100,10 @@
             </w:tcBorders>
             <w:vAlign w:val="center"/>
             <w:tcMar>
-              <w:top w:w="80" w:type="dxa"/>
-              <w:start w:w="120" w:type="dxa"/>
-              <w:bottom w:w="80" w:type="dxa"/>
-              <w:end w:w="120" w:type="dxa"/>
+              <w:top w:w="90" w:type="dxa"/>
+              <w:start w:w="100" w:type="dxa"/>
+              <w:bottom w:w="90" w:type="dxa"/>
+              <w:end w:w="100" w:type="dxa"/>
             </w:tcMar>
           </w:tcPr>
           <w:p>
@@ -10360,10 +10129,10 @@
             </w:tcBorders>
             <w:vAlign w:val="center"/>
             <w:tcMar>
-              <w:top w:w="80" w:type="dxa"/>
-              <w:start w:w="120" w:type="dxa"/>
-              <w:bottom w:w="80" w:type="dxa"/>
-              <w:end w:w="120" w:type="dxa"/>
+              <w:top w:w="90" w:type="dxa"/>
+              <w:start w:w="100" w:type="dxa"/>
+              <w:bottom w:w="90" w:type="dxa"/>
+              <w:end w:w="100" w:type="dxa"/>
             </w:tcMar>
           </w:tcPr>
           <w:p>
@@ -10389,10 +10158,10 @@
             </w:tcBorders>
             <w:vAlign w:val="center"/>
             <w:tcMar>
-              <w:top w:w="80" w:type="dxa"/>
-              <w:start w:w="120" w:type="dxa"/>
-              <w:bottom w:w="80" w:type="dxa"/>
-              <w:end w:w="120" w:type="dxa"/>
+              <w:top w:w="90" w:type="dxa"/>
+              <w:start w:w="100" w:type="dxa"/>
+              <w:bottom w:w="90" w:type="dxa"/>
+              <w:end w:w="100" w:type="dxa"/>
             </w:tcMar>
           </w:tcPr>
           <w:p>
@@ -10413,7 +10182,6 @@
       <w:tr>
         <w:trPr>
           <w:trHeight w:hRule="atLeast"/>
-          <w:cantSplit/>
         </w:trPr>
         <w:tc>
           <w:tcPr>
@@ -10423,10 +10191,10 @@
             </w:tcBorders>
             <w:vAlign w:val="center"/>
             <w:tcMar>
-              <w:top w:w="80" w:type="dxa"/>
-              <w:start w:w="120" w:type="dxa"/>
-              <w:bottom w:w="80" w:type="dxa"/>
-              <w:end w:w="120" w:type="dxa"/>
+              <w:top w:w="90" w:type="dxa"/>
+              <w:start w:w="100" w:type="dxa"/>
+              <w:bottom w:w="90" w:type="dxa"/>
+              <w:end w:w="100" w:type="dxa"/>
             </w:tcMar>
           </w:tcPr>
           <w:p>
@@ -10451,10 +10219,10 @@
             </w:tcBorders>
             <w:vAlign w:val="center"/>
             <w:tcMar>
-              <w:top w:w="80" w:type="dxa"/>
-              <w:start w:w="120" w:type="dxa"/>
-              <w:bottom w:w="80" w:type="dxa"/>
-              <w:end w:w="120" w:type="dxa"/>
+              <w:top w:w="90" w:type="dxa"/>
+              <w:start w:w="100" w:type="dxa"/>
+              <w:bottom w:w="90" w:type="dxa"/>
+              <w:end w:w="100" w:type="dxa"/>
             </w:tcMar>
           </w:tcPr>
           <w:p>
@@ -10467,7 +10235,7 @@
                 <w:color w:val="000000"/>
                 <w:sz w:val="17"/>
               </w:rPr>
-              <w:t>班级看板、题库、复核、统计、导入导出受教师密钥保护</w:t>
+              <w:t>班级看板、题库、复核、统计、导入导出受鉴权保护</w:t>
             </w:r>
           </w:p>
         </w:tc>
@@ -10479,10 +10247,10 @@
             </w:tcBorders>
             <w:vAlign w:val="center"/>
             <w:tcMar>
-              <w:top w:w="80" w:type="dxa"/>
-              <w:start w:w="120" w:type="dxa"/>
-              <w:bottom w:w="80" w:type="dxa"/>
-              <w:end w:w="120" w:type="dxa"/>
+              <w:top w:w="90" w:type="dxa"/>
+              <w:start w:w="100" w:type="dxa"/>
+              <w:bottom w:w="90" w:type="dxa"/>
+              <w:end w:w="100" w:type="dxa"/>
             </w:tcMar>
           </w:tcPr>
           <w:p>
@@ -10503,7 +10271,6 @@
       <w:tr>
         <w:trPr>
           <w:trHeight w:hRule="atLeast"/>
-          <w:cantSplit/>
         </w:trPr>
         <w:tc>
           <w:tcPr>
@@ -10514,193 +10281,10 @@
             </w:tcBorders>
             <w:vAlign w:val="center"/>
             <w:tcMar>
-              <w:top w:w="80" w:type="dxa"/>
-              <w:start w:w="120" w:type="dxa"/>
-              <w:bottom w:w="80" w:type="dxa"/>
-              <w:end w:w="120" w:type="dxa"/>
-            </w:tcMar>
-          </w:tcPr>
-          <w:p>
-            <w:pPr>
-              <w:spacing w:after="0" w:line="252" w:lineRule="auto"/>
-            </w:pPr>
-            <w:r>
-              <w:rPr>
-                <w:rFonts w:ascii="Calibri" w:hAnsi="Calibri" w:eastAsia="Microsoft YaHei"/>
-                <w:color w:val="000000"/>
-                <w:sz w:val="17"/>
-              </w:rPr>
-              <w:t>企业轻量端</w:t>
-            </w:r>
-          </w:p>
-        </w:tc>
-        <w:tc>
-          <w:tcPr>
-            <w:tcW w:type="dxa" w:w="5688"/>
-            <w:shd w:fill="F2F2F2"/>
-            <w:tcBorders>
-              <w:bottom w:val="single" w:sz="4" w:color="DDE5E8"/>
-            </w:tcBorders>
-            <w:vAlign w:val="center"/>
-            <w:tcMar>
-              <w:top w:w="80" w:type="dxa"/>
-              <w:start w:w="120" w:type="dxa"/>
-              <w:bottom w:w="80" w:type="dxa"/>
-              <w:end w:w="120" w:type="dxa"/>
-            </w:tcMar>
-          </w:tcPr>
-          <w:p>
-            <w:pPr>
-              <w:spacing w:after="0" w:line="252" w:lineRule="auto"/>
-            </w:pPr>
-            <w:r>
-              <w:rPr>
-                <w:rFonts w:ascii="Calibri" w:hAnsi="Calibri" w:eastAsia="Microsoft YaHei"/>
-                <w:color w:val="000000"/>
-                <w:sz w:val="17"/>
-              </w:rPr>
-              <w:t>独立密钥、岗位模板、匿名群体画像；不返回姓名/答案/个人报告</w:t>
-            </w:r>
-          </w:p>
-        </w:tc>
-        <w:tc>
-          <w:tcPr>
-            <w:tcW w:type="dxa" w:w="1728"/>
-            <w:shd w:fill="F2F2F2"/>
-            <w:tcBorders>
-              <w:bottom w:val="single" w:sz="4" w:color="DDE5E8"/>
-            </w:tcBorders>
-            <w:vAlign w:val="center"/>
-            <w:tcMar>
-              <w:top w:w="80" w:type="dxa"/>
-              <w:start w:w="120" w:type="dxa"/>
-              <w:bottom w:w="80" w:type="dxa"/>
-              <w:end w:w="120" w:type="dxa"/>
-            </w:tcMar>
-          </w:tcPr>
-          <w:p>
-            <w:pPr>
-              <w:spacing w:after="0" w:line="252" w:lineRule="auto"/>
-            </w:pPr>
-            <w:r>
-              <w:rPr>
-                <w:rFonts w:ascii="Calibri" w:hAnsi="Calibri" w:eastAsia="Microsoft YaHei"/>
-                <w:color w:val="000000"/>
-                <w:sz w:val="17"/>
-              </w:rPr>
-              <w:t>已实现</w:t>
-            </w:r>
-          </w:p>
-        </w:tc>
-      </w:tr>
-      <w:tr>
-        <w:trPr>
-          <w:trHeight w:hRule="atLeast"/>
-          <w:cantSplit/>
-        </w:trPr>
-        <w:tc>
-          <w:tcPr>
-            <w:tcW w:type="dxa" w:w="1944"/>
-            <w:tcBorders>
-              <w:bottom w:val="single" w:sz="4" w:color="DDE5E8"/>
-            </w:tcBorders>
-            <w:vAlign w:val="center"/>
-            <w:tcMar>
-              <w:top w:w="80" w:type="dxa"/>
-              <w:start w:w="120" w:type="dxa"/>
-              <w:bottom w:w="80" w:type="dxa"/>
-              <w:end w:w="120" w:type="dxa"/>
-            </w:tcMar>
-          </w:tcPr>
-          <w:p>
-            <w:pPr>
-              <w:spacing w:after="0" w:line="252" w:lineRule="auto"/>
-            </w:pPr>
-            <w:r>
-              <w:rPr>
-                <w:rFonts w:ascii="Calibri" w:hAnsi="Calibri" w:eastAsia="Microsoft YaHei"/>
-                <w:color w:val="000000"/>
-                <w:sz w:val="17"/>
-              </w:rPr>
-              <w:t>授权岗位参考</w:t>
-            </w:r>
-          </w:p>
-        </w:tc>
-        <w:tc>
-          <w:tcPr>
-            <w:tcW w:type="dxa" w:w="5688"/>
-            <w:tcBorders>
-              <w:bottom w:val="single" w:sz="4" w:color="DDE5E8"/>
-            </w:tcBorders>
-            <w:vAlign w:val="center"/>
-            <w:tcMar>
-              <w:top w:w="80" w:type="dxa"/>
-              <w:start w:w="120" w:type="dxa"/>
-              <w:bottom w:w="80" w:type="dxa"/>
-              <w:end w:w="120" w:type="dxa"/>
-            </w:tcMar>
-          </w:tcPr>
-          <w:p>
-            <w:pPr>
-              <w:spacing w:after="0" w:line="252" w:lineRule="auto"/>
-            </w:pPr>
-            <w:r>
-              <w:rPr>
-                <w:rFonts w:ascii="Calibri" w:hAnsi="Calibri" w:eastAsia="Microsoft YaHei"/>
-                <w:color w:val="000000"/>
-                <w:sz w:val="17"/>
-              </w:rPr>
-              <w:t>学员主动授权后生成；仅本人页面展示；不得作为自动录用依据</w:t>
-            </w:r>
-          </w:p>
-        </w:tc>
-        <w:tc>
-          <w:tcPr>
-            <w:tcW w:type="dxa" w:w="1728"/>
-            <w:tcBorders>
-              <w:bottom w:val="single" w:sz="4" w:color="DDE5E8"/>
-            </w:tcBorders>
-            <w:vAlign w:val="center"/>
-            <w:tcMar>
-              <w:top w:w="80" w:type="dxa"/>
-              <w:start w:w="120" w:type="dxa"/>
-              <w:bottom w:w="80" w:type="dxa"/>
-              <w:end w:w="120" w:type="dxa"/>
-            </w:tcMar>
-          </w:tcPr>
-          <w:p>
-            <w:pPr>
-              <w:spacing w:after="0" w:line="252" w:lineRule="auto"/>
-            </w:pPr>
-            <w:r>
-              <w:rPr>
-                <w:rFonts w:ascii="Calibri" w:hAnsi="Calibri" w:eastAsia="Microsoft YaHei"/>
-                <w:color w:val="000000"/>
-                <w:sz w:val="17"/>
-              </w:rPr>
-              <w:t>已实现</w:t>
-            </w:r>
-          </w:p>
-        </w:tc>
-      </w:tr>
-      <w:tr>
-        <w:trPr>
-          <w:trHeight w:hRule="atLeast"/>
-          <w:cantSplit/>
-        </w:trPr>
-        <w:tc>
-          <w:tcPr>
-            <w:tcW w:type="dxa" w:w="1944"/>
-            <w:shd w:fill="F2F2F2"/>
-            <w:tcBorders>
-              <w:bottom w:val="single" w:sz="4" w:color="DDE5E8"/>
-            </w:tcBorders>
-            <w:vAlign w:val="center"/>
-            <w:tcMar>
-              <w:top w:w="80" w:type="dxa"/>
-              <w:start w:w="120" w:type="dxa"/>
-              <w:bottom w:w="80" w:type="dxa"/>
-              <w:end w:w="120" w:type="dxa"/>
+              <w:top w:w="90" w:type="dxa"/>
+              <w:start w:w="100" w:type="dxa"/>
+              <w:bottom w:w="90" w:type="dxa"/>
+              <w:end w:w="100" w:type="dxa"/>
             </w:tcMar>
           </w:tcPr>
           <w:p>
@@ -10726,10 +10310,10 @@
             </w:tcBorders>
             <w:vAlign w:val="center"/>
             <w:tcMar>
-              <w:top w:w="80" w:type="dxa"/>
-              <w:start w:w="120" w:type="dxa"/>
-              <w:bottom w:w="80" w:type="dxa"/>
-              <w:end w:w="120" w:type="dxa"/>
+              <w:top w:w="90" w:type="dxa"/>
+              <w:start w:w="100" w:type="dxa"/>
+              <w:bottom w:w="90" w:type="dxa"/>
+              <w:end w:w="100" w:type="dxa"/>
             </w:tcMar>
           </w:tcPr>
           <w:p>
@@ -10742,7 +10326,7 @@
                 <w:color w:val="000000"/>
                 <w:sz w:val="17"/>
               </w:rPr>
-              <w:t>评分智能体与题库教研智能体已发布；结构化输出、异常降级已验证</w:t>
+              <w:t>正式 Token、结构化输出、异常降级、人工一致性验证</w:t>
             </w:r>
           </w:p>
         </w:tc>
@@ -10755,10 +10339,10 @@
             </w:tcBorders>
             <w:vAlign w:val="center"/>
             <w:tcMar>
-              <w:top w:w="80" w:type="dxa"/>
-              <w:start w:w="120" w:type="dxa"/>
-              <w:bottom w:w="80" w:type="dxa"/>
-              <w:end w:w="120" w:type="dxa"/>
+              <w:top w:w="90" w:type="dxa"/>
+              <w:start w:w="100" w:type="dxa"/>
+              <w:bottom w:w="90" w:type="dxa"/>
+              <w:end w:w="100" w:type="dxa"/>
             </w:tcMar>
           </w:tcPr>
           <w:p>
@@ -10771,7 +10355,7 @@
                 <w:color w:val="000000"/>
                 <w:sz w:val="17"/>
               </w:rPr>
-              <w:t>已接入；真实效度待验证</w:t>
+              <w:t>待接入/待验证</w:t>
             </w:r>
           </w:p>
         </w:tc>
@@ -10779,7 +10363,6 @@
       <w:tr>
         <w:trPr>
           <w:trHeight w:hRule="atLeast"/>
-          <w:cantSplit/>
         </w:trPr>
         <w:tc>
           <w:tcPr>
@@ -10789,10 +10372,10 @@
             </w:tcBorders>
             <w:vAlign w:val="center"/>
             <w:tcMar>
-              <w:top w:w="80" w:type="dxa"/>
-              <w:start w:w="120" w:type="dxa"/>
-              <w:bottom w:w="80" w:type="dxa"/>
-              <w:end w:w="120" w:type="dxa"/>
+              <w:top w:w="90" w:type="dxa"/>
+              <w:start w:w="100" w:type="dxa"/>
+              <w:bottom w:w="90" w:type="dxa"/>
+              <w:end w:w="100" w:type="dxa"/>
             </w:tcMar>
           </w:tcPr>
           <w:p>
@@ -10805,7 +10388,7 @@
                 <w:color w:val="000000"/>
                 <w:sz w:val="17"/>
               </w:rPr>
-              <w:t>多模态/实操</w:t>
+              <w:t>真实效度</w:t>
             </w:r>
           </w:p>
         </w:tc>
@@ -10817,10 +10400,10 @@
             </w:tcBorders>
             <w:vAlign w:val="center"/>
             <w:tcMar>
-              <w:top w:w="80" w:type="dxa"/>
-              <w:start w:w="120" w:type="dxa"/>
-              <w:bottom w:w="80" w:type="dxa"/>
-              <w:end w:w="120" w:type="dxa"/>
+              <w:top w:w="90" w:type="dxa"/>
+              <w:start w:w="100" w:type="dxa"/>
+              <w:bottom w:w="90" w:type="dxa"/>
+              <w:end w:w="100" w:type="dxa"/>
             </w:tcMar>
           </w:tcPr>
           <w:p>
@@ -10833,7 +10416,7 @@
                 <w:color w:val="000000"/>
                 <w:sz w:val="17"/>
               </w:rPr>
-              <w:t>证据文件上传与摘要已实现；视觉理解和外部AI操作沙箱</w:t>
+              <w:t>≥30名学员、教师双评、Kappa/相关性/区分度分析</w:t>
             </w:r>
           </w:p>
         </w:tc>
@@ -10845,10 +10428,10 @@
             </w:tcBorders>
             <w:vAlign w:val="center"/>
             <w:tcMar>
-              <w:top w:w="80" w:type="dxa"/>
-              <w:start w:w="120" w:type="dxa"/>
-              <w:bottom w:w="80" w:type="dxa"/>
-              <w:end w:w="120" w:type="dxa"/>
+              <w:top w:w="90" w:type="dxa"/>
+              <w:start w:w="100" w:type="dxa"/>
+              <w:bottom w:w="90" w:type="dxa"/>
+              <w:end w:w="100" w:type="dxa"/>
             </w:tcMar>
           </w:tcPr>
           <w:p>
@@ -10861,100 +10444,7 @@
                 <w:color w:val="000000"/>
                 <w:sz w:val="17"/>
               </w:rPr>
-              <w:t>部分实现</w:t>
-            </w:r>
-          </w:p>
-        </w:tc>
-      </w:tr>
-      <w:tr>
-        <w:trPr>
-          <w:trHeight w:hRule="atLeast"/>
-          <w:cantSplit/>
-        </w:trPr>
-        <w:tc>
-          <w:tcPr>
-            <w:tcW w:type="dxa" w:w="1944"/>
-            <w:shd w:fill="F2F2F2"/>
-            <w:tcBorders>
-              <w:bottom w:val="single" w:sz="4" w:color="DDE5E8"/>
-            </w:tcBorders>
-            <w:vAlign w:val="center"/>
-            <w:tcMar>
-              <w:top w:w="80" w:type="dxa"/>
-              <w:start w:w="120" w:type="dxa"/>
-              <w:bottom w:w="80" w:type="dxa"/>
-              <w:end w:w="120" w:type="dxa"/>
-            </w:tcMar>
-          </w:tcPr>
-          <w:p>
-            <w:pPr>
-              <w:spacing w:after="0" w:line="252" w:lineRule="auto"/>
-            </w:pPr>
-            <w:r>
-              <w:rPr>
-                <w:rFonts w:ascii="Calibri" w:hAnsi="Calibri" w:eastAsia="Microsoft YaHei"/>
-                <w:color w:val="000000"/>
-                <w:sz w:val="17"/>
-              </w:rPr>
-              <w:t>效度与双评</w:t>
-            </w:r>
-          </w:p>
-        </w:tc>
-        <w:tc>
-          <w:tcPr>
-            <w:tcW w:type="dxa" w:w="5688"/>
-            <w:shd w:fill="F2F2F2"/>
-            <w:tcBorders>
-              <w:bottom w:val="single" w:sz="4" w:color="DDE5E8"/>
-            </w:tcBorders>
-            <w:vAlign w:val="center"/>
-            <w:tcMar>
-              <w:top w:w="80" w:type="dxa"/>
-              <w:start w:w="120" w:type="dxa"/>
-              <w:bottom w:w="80" w:type="dxa"/>
-              <w:end w:w="120" w:type="dxa"/>
-            </w:tcMar>
-          </w:tcPr>
-          <w:p>
-            <w:pPr>
-              <w:spacing w:after="0" w:line="252" w:lineRule="auto"/>
-            </w:pPr>
-            <w:r>
-              <w:rPr>
-                <w:rFonts w:ascii="Calibri" w:hAnsi="Calibri" w:eastAsia="Microsoft YaHei"/>
-                <w:color w:val="000000"/>
-                <w:sz w:val="17"/>
-              </w:rPr>
-              <w:t>100份分层仿真、200份非客观题双评；真实学生/教师仍需现场开展</w:t>
-            </w:r>
-          </w:p>
-        </w:tc>
-        <w:tc>
-          <w:tcPr>
-            <w:tcW w:type="dxa" w:w="1728"/>
-            <w:shd w:fill="F2F2F2"/>
-            <w:tcBorders>
-              <w:bottom w:val="single" w:sz="4" w:color="DDE5E8"/>
-            </w:tcBorders>
-            <w:vAlign w:val="center"/>
-            <w:tcMar>
-              <w:top w:w="80" w:type="dxa"/>
-              <w:start w:w="120" w:type="dxa"/>
-              <w:bottom w:w="80" w:type="dxa"/>
-              <w:end w:w="120" w:type="dxa"/>
-            </w:tcMar>
-          </w:tcPr>
-          <w:p>
-            <w:pPr>
-              <w:spacing w:after="0" w:line="252" w:lineRule="auto"/>
-            </w:pPr>
-            <w:r>
-              <w:rPr>
-                <w:rFonts w:ascii="Calibri" w:hAnsi="Calibri" w:eastAsia="Microsoft YaHei"/>
-                <w:color w:val="000000"/>
-                <w:sz w:val="17"/>
-              </w:rPr>
-              <w:t>仿真完成；真实待验证</w:t>
+              <w:t>待真实试测</w:t>
             </w:r>
           </w:p>
         </w:tc>
@@ -10968,10 +10458,9 @@
     <w:tbl>
       <w:tblPr>
         <w:tblW w:type="dxa" w:w="9360"/>
-        <w:jc w:val="left"/>
+        <w:jc w:val="center"/>
         <w:tblLayout w:type="fixed"/>
         <w:tblLook w:firstColumn="1" w:firstRow="1" w:lastColumn="0" w:lastRow="0" w:noHBand="0" w:noVBand="1" w:val="04A0"/>
-        <w:tblInd w:w="120" w:type="dxa"/>
       </w:tblPr>
       <w:tblGrid>
         <w:gridCol w:w="9360"/>
@@ -10979,74 +10468,16 @@
       <w:tr>
         <w:trPr>
           <w:trHeight w:hRule="atLeast"/>
-          <w:cantSplit/>
         </w:trPr>
         <w:tc>
           <w:tcPr>
             <w:tcW w:type="dxa" w:w="9360"/>
             <w:vAlign w:val="center"/>
             <w:tcMar>
-              <w:top w:w="80" w:type="dxa"/>
-              <w:start w:w="120" w:type="dxa"/>
-              <w:bottom w:w="80" w:type="dxa"/>
-              <w:end w:w="120" w:type="dxa"/>
-            </w:tcMar>
-            <w:shd w:fill="F2F2F2"/>
-            <w:tcBorders>
-              <w:left w:val="single" w:sz="18" w:color="000000"/>
-            </w:tcBorders>
-          </w:tcPr>
-          <w:p>
-            <w:r>
-              <w:rPr>
-                <w:rFonts w:ascii="Calibri" w:hAnsi="Calibri" w:eastAsia="Microsoft YaHei"/>
-                <w:b/>
-                <w:color w:val="000000"/>
-              </w:rPr>
-              <w:t xml:space="preserve">新增仿真证据  </w:t>
-            </w:r>
-            <w:r>
-              <w:rPr>
-                <w:rFonts w:ascii="Calibri" w:hAnsi="Calibri" w:eastAsia="Microsoft YaHei"/>
-                <w:color w:val="000000"/>
-                <w:sz w:val="19"/>
-              </w:rPr>
-              <w:t>L1-L5各20人、共2500条作答；潜在能力与测评分相关0.946。200份非客观题完成400条独立模拟教师评分，加权Kappa为0.861。当前等级命中率仅31%，暴露固定阈值偏高问题，必须校准后再做真实试测。</w:t>
-            </w:r>
-          </w:p>
-        </w:tc>
-      </w:tr>
-    </w:tbl>
-    <w:p>
-      <w:pPr>
-        <w:spacing w:after="20"/>
-      </w:pPr>
-    </w:p>
-    <w:tbl>
-      <w:tblPr>
-        <w:tblW w:type="dxa" w:w="9360"/>
-        <w:jc w:val="left"/>
-        <w:tblLayout w:type="fixed"/>
-        <w:tblLook w:firstColumn="1" w:firstRow="1" w:lastColumn="0" w:lastRow="0" w:noHBand="0" w:noVBand="1" w:val="04A0"/>
-        <w:tblInd w:w="120" w:type="dxa"/>
-      </w:tblPr>
-      <w:tblGrid>
-        <w:gridCol w:w="9360"/>
-      </w:tblGrid>
-      <w:tr>
-        <w:trPr>
-          <w:trHeight w:hRule="atLeast"/>
-          <w:cantSplit/>
-        </w:trPr>
-        <w:tc>
-          <w:tcPr>
-            <w:tcW w:type="dxa" w:w="9360"/>
-            <w:vAlign w:val="center"/>
-            <w:tcMar>
-              <w:top w:w="80" w:type="dxa"/>
-              <w:start w:w="120" w:type="dxa"/>
-              <w:bottom w:w="80" w:type="dxa"/>
-              <w:end w:w="120" w:type="dxa"/>
+              <w:top w:w="90" w:type="dxa"/>
+              <w:start w:w="100" w:type="dxa"/>
+              <w:bottom w:w="90" w:type="dxa"/>
+              <w:end w:w="100" w:type="dxa"/>
             </w:tcMar>
             <w:shd w:fill="D9D9D9"/>
             <w:tcBorders>
@@ -11068,7 +10499,7 @@
                 <w:color w:val="000000"/>
                 <w:sz w:val="19"/>
               </w:rPr>
-              <w:t>可陈述百宝箱双智能体已发布且真实接口调用成功；不得把未配置令牌时的本地降级结果、结构化引导、文件留存或合成模拟分别夸大为真实模型评分、通用连续对话、多模态理解或真实效度。</w:t>
+              <w:t>文档与答辩中可展示“当前系统完整可运行、非百宝箱功能已实现”；不得把本地量表初评描述为已验证的大模型自动评分，也不得把合成模拟结果描述为真实准确率。</w:t>
             </w:r>
           </w:p>
         </w:tc>
@@ -11083,7 +10514,7 @@
       <w:headerReference w:type="default" r:id="rId9"/>
       <w:footerReference w:type="default" r:id="rId10"/>
       <w:pgSz w:w="12240" w:h="15840"/>
-      <w:pgMar w:top="1440" w:right="1440" w:bottom="1440" w:left="1440" w:header="708" w:footer="708" w:gutter="0"/>
+      <w:pgMar w:top="1440" w:right="1440" w:bottom="1440" w:left="1440" w:header="504" w:footer="504" w:gutter="0"/>
       <w:cols w:space="720"/>
       <w:docGrid w:linePitch="360"/>
     </w:sectPr>
@@ -11343,12 +10774,6 @@
   </w:num>
   <w:num w:numId="9">
     <w:abstractNumId w:val="0"/>
-  </w:num>
-  <w:num w:numId="10">
-    <w:abstractNumId w:val="7"/>
-    <w:lvlOverride w:ilvl="0">
-      <w:startOverride w:val="1"/>
-    </w:lvlOverride>
   </w:num>
 </w:numbering>
 </file>
@@ -11514,7 +10939,7 @@
     <w:qFormat/>
     <w:rsid w:val="00FC693F"/>
     <w:pPr>
-      <w:spacing w:before="0" w:after="120" w:line="300" w:lineRule="auto"/>
+      <w:spacing w:after="140" w:line="278" w:lineRule="auto"/>
     </w:pPr>
     <w:rPr>
       <w:rFonts w:ascii="Calibri" w:hAnsi="Calibri" w:eastAsia="Microsoft YaHei"/>
@@ -11577,7 +11002,7 @@
     <w:pPr>
       <w:keepNext/>
       <w:keepLines/>
-      <w:spacing w:before="360" w:after="200"/>
+      <w:spacing w:before="360" w:after="160"/>
       <w:outlineLvl w:val="0"/>
     </w:pPr>
     <w:rPr>
@@ -11585,7 +11010,7 @@
       <w:b/>
       <w:bCs/>
       <w:color w:val="000000"/>
-      <w:sz w:val="32"/>
+      <w:sz w:val="36"/>
       <w:szCs w:val="28"/>
     </w:rPr>
   </w:style>
@@ -11601,7 +11026,7 @@
     <w:pPr>
       <w:keepNext/>
       <w:keepLines/>
-      <w:spacing w:before="280" w:after="140"/>
+      <w:spacing w:before="240" w:after="100"/>
       <w:outlineLvl w:val="1"/>
     </w:pPr>
     <w:rPr>
@@ -11609,7 +11034,7 @@
       <w:b/>
       <w:bCs/>
       <w:color w:val="000000"/>
-      <w:sz w:val="26"/>
+      <w:sz w:val="28"/>
       <w:szCs w:val="26"/>
     </w:rPr>
   </w:style>
@@ -11625,7 +11050,7 @@
     <w:pPr>
       <w:keepNext/>
       <w:keepLines/>
-      <w:spacing w:before="200" w:after="100"/>
+      <w:spacing w:before="180" w:after="60"/>
       <w:outlineLvl w:val="2"/>
     </w:pPr>
     <w:rPr>
@@ -11633,7 +11058,7 @@
       <w:b/>
       <w:bCs/>
       <w:color w:val="000000"/>
-      <w:sz w:val="24"/>
+      <w:sz w:val="22"/>
     </w:rPr>
   </w:style>
   <w:style w:type="paragraph" w:styleId="Heading4">
@@ -12054,13 +11479,12 @@
       <w:numPr>
         <w:numId w:val="1"/>
       </w:numPr>
-      <w:spacing w:after="80" w:line="300" w:lineRule="auto"/>
-      <w:ind w:left="540" w:hanging="271"/>
+      <w:spacing w:after="80" w:line="269" w:lineRule="auto"/>
       <w:contextualSpacing/>
     </w:pPr>
     <w:rPr>
       <w:rFonts w:ascii="Calibri" w:hAnsi="Calibri" w:eastAsia="Microsoft YaHei"/>
-      <w:sz w:val="22"/>
+      <w:sz w:val="21"/>
     </w:rPr>
   </w:style>
   <w:style w:type="paragraph" w:styleId="ListBullet2">
@@ -12099,13 +11523,12 @@
       <w:numPr>
         <w:numId w:val="5"/>
       </w:numPr>
-      <w:spacing w:after="80" w:line="300" w:lineRule="auto"/>
-      <w:ind w:left="540" w:hanging="271"/>
+      <w:spacing w:after="80" w:line="269" w:lineRule="auto"/>
       <w:contextualSpacing/>
     </w:pPr>
     <w:rPr>
       <w:rFonts w:ascii="Calibri" w:hAnsi="Calibri" w:eastAsia="Microsoft YaHei"/>
-      <w:sz w:val="22"/>
+      <w:sz w:val="21"/>
     </w:rPr>
   </w:style>
   <w:style w:type="paragraph" w:styleId="ListNumber2">

--- a/提交材料/01_详细功能设计文档.docx
+++ b/提交材料/01_详细功能设计文档.docx
@@ -300,7 +300,7 @@
           </w:tcPr>
           <w:p>
             <w:r>
-              <w:t>2026年8月14日</w:t>
+              <w:t>2026年8月17日</w:t>
             </w:r>
           </w:p>
         </w:tc>
@@ -344,15 +344,7 @@
                 <w:b/>
                 <w:color w:val="000000"/>
               </w:rPr>
-              <w:t xml:space="preserve">范围说明  </w:t>
-            </w:r>
-            <w:r>
-              <w:rPr>
-                <w:rFonts w:ascii="Calibri" w:hAnsi="Calibri" w:eastAsia="Microsoft YaHei"/>
-                <w:color w:val="000000"/>
-                <w:sz w:val="19"/>
-              </w:rPr>
-              <w:t>本文基于当前可运行版本撰写。百宝箱相关能力在取得正式接口与 Token 后接入；未完成的真实学员效度验证不表述为既有成果。</w:t>
+              <w:t>范围说明  本文基于当前可运行版本撰写。百宝箱双智能体已发布并通过真实接口验证；真实学员效度、教师双评和生产级身份体系仍按未完成或部分完成标注。</w:t>
             </w:r>
           </w:p>
         </w:tc>
@@ -1042,7 +1034,7 @@
                 <w:color w:val="000000"/>
                 <w:sz w:val="18"/>
               </w:rPr>
-              <w:t>六维90题题库、自适应选题、15/18/25题模式、题号导航、客观/开放/实操作答、结构化初评、报告、成长档案、题库后台、双人复核、统计与导出。</w:t>
+              <w:t>六维96题题库、自适应选题、15/18/25题模式、题号导航、客观/开放/实操作答、结构化初评、报告、成长档案、题库后台、双人复核、统计与导出。</w:t>
             </w:r>
           </w:p>
         </w:tc>
@@ -2007,7 +1999,7 @@
                 <w:color w:val="000000"/>
                 <w:sz w:val="18"/>
               </w:rPr>
-              <w:t>0–49</w:t>
+              <w:t>0–34.5</w:t>
             </w:r>
           </w:p>
         </w:tc>
@@ -2098,7 +2090,7 @@
                 <w:color w:val="000000"/>
                 <w:sz w:val="18"/>
               </w:rPr>
-              <w:t>50–64</w:t>
+              <w:t>34.5–49.7</w:t>
             </w:r>
           </w:p>
         </w:tc>
@@ -2188,7 +2180,7 @@
                 <w:color w:val="000000"/>
                 <w:sz w:val="18"/>
               </w:rPr>
-              <w:t>65–79</w:t>
+              <w:t>49.7–65.9</w:t>
             </w:r>
           </w:p>
         </w:tc>
@@ -2279,7 +2271,7 @@
                 <w:color w:val="000000"/>
                 <w:sz w:val="18"/>
               </w:rPr>
-              <w:t>80–89</w:t>
+              <w:t>65.9–80.8</w:t>
             </w:r>
           </w:p>
         </w:tc>
@@ -2369,7 +2361,7 @@
                 <w:color w:val="000000"/>
                 <w:sz w:val="18"/>
               </w:rPr>
-              <w:t>90–100</w:t>
+              <w:t>80.8–100</w:t>
             </w:r>
           </w:p>
         </w:tc>
@@ -2444,15 +2436,7 @@
                 <w:b/>
                 <w:color w:val="000000"/>
               </w:rPr>
-              <w:t xml:space="preserve">解释边界  </w:t>
-            </w:r>
-            <w:r>
-              <w:rPr>
-                <w:rFonts w:ascii="Calibri" w:hAnsi="Calibri" w:eastAsia="Microsoft YaHei"/>
-                <w:color w:val="000000"/>
-                <w:sz w:val="19"/>
-              </w:rPr>
-              <w:t>L5 不以单道选择题直接判定。当前等级阈值属于产品初始口径，正式对外宣称测评效度前，应使用真实样本完成难度、区分度和等级一致性校准。</w:t>
+              <w:t>解释边界  L5 不以单道选择题直接判定。分数区间与 config/level_thresholds.json（100份仿真样本校准）保持一致；正式对外宣称测评效度前应使用真实样本复校。</w:t>
             </w:r>
           </w:p>
         </w:tc>
@@ -6157,7 +6141,7 @@
                 <w:color w:val="000000"/>
                 <w:sz w:val="17"/>
               </w:rPr>
-              <w:t>90题</w:t>
+              <w:t>96题</w:t>
             </w:r>
           </w:p>
         </w:tc>
@@ -6248,7 +6232,7 @@
                 <w:color w:val="000000"/>
                 <w:sz w:val="17"/>
               </w:rPr>
-              <w:t>84选择 + 3开放 + 3实操</w:t>
+              <w:t>84选择 + 3开放 + 3实操 + 2对话 + 2代码 + 2图像</w:t>
             </w:r>
           </w:p>
         </w:tc>
@@ -6338,7 +6322,7 @@
                 <w:color w:val="000000"/>
                 <w:sz w:val="17"/>
               </w:rPr>
-              <w:t>难度1：30；难度2：34；难度3：26</w:t>
+              <w:t>难度1：30；难度2：36；难度3：30</w:t>
             </w:r>
           </w:p>
         </w:tc>
@@ -6519,7 +6503,7 @@
                 <w:color w:val="000000"/>
                 <w:sz w:val="17"/>
               </w:rPr>
-              <w:t>90/90</w:t>
+              <w:t>96/96</w:t>
             </w:r>
           </w:p>
         </w:tc>

--- a/提交材料/01_详细功能设计文档.docx
+++ b/提交材料/01_详细功能设计文档.docx
@@ -42,10 +42,9 @@
     <w:tbl>
       <w:tblPr>
         <w:tblW w:type="dxa" w:w="9360"/>
-        <w:jc w:val="left"/>
+        <w:jc w:val="center"/>
         <w:tblLayout w:type="fixed"/>
         <w:tblLook w:firstColumn="1" w:firstRow="1" w:lastColumn="0" w:lastRow="0" w:noHBand="0" w:noVBand="1" w:val="04A0"/>
-        <w:tblInd w:w="120" w:type="dxa"/>
       </w:tblPr>
       <w:tblGrid>
         <w:gridCol w:w="2088"/>
@@ -54,17 +53,16 @@
       <w:tr>
         <w:trPr>
           <w:trHeight w:hRule="atLeast"/>
-          <w:cantSplit/>
         </w:trPr>
         <w:tc>
           <w:tcPr>
             <w:tcW w:type="dxa" w:w="2088"/>
             <w:vAlign w:val="center"/>
             <w:tcMar>
-              <w:top w:w="80" w:type="dxa"/>
-              <w:start w:w="120" w:type="dxa"/>
-              <w:bottom w:w="80" w:type="dxa"/>
-              <w:end w:w="120" w:type="dxa"/>
+              <w:top w:w="90" w:type="dxa"/>
+              <w:start w:w="100" w:type="dxa"/>
+              <w:bottom w:w="90" w:type="dxa"/>
+              <w:end w:w="100" w:type="dxa"/>
             </w:tcMar>
             <w:shd w:fill="F2F2F2"/>
             <w:tcBorders>
@@ -87,10 +85,10 @@
             <w:tcW w:type="dxa" w:w="7272"/>
             <w:vAlign w:val="center"/>
             <w:tcMar>
-              <w:top w:w="80" w:type="dxa"/>
-              <w:start w:w="120" w:type="dxa"/>
-              <w:bottom w:w="80" w:type="dxa"/>
-              <w:end w:w="120" w:type="dxa"/>
+              <w:top w:w="90" w:type="dxa"/>
+              <w:start w:w="100" w:type="dxa"/>
+              <w:bottom w:w="90" w:type="dxa"/>
+              <w:end w:w="100" w:type="dxa"/>
             </w:tcMar>
             <w:tcBorders>
               <w:bottom w:val="single" w:sz="4" w:color="DDE5E8"/>
@@ -106,17 +104,16 @@
       <w:tr>
         <w:trPr>
           <w:trHeight w:hRule="atLeast"/>
-          <w:cantSplit/>
         </w:trPr>
         <w:tc>
           <w:tcPr>
             <w:tcW w:type="dxa" w:w="2088"/>
             <w:vAlign w:val="center"/>
             <w:tcMar>
-              <w:top w:w="80" w:type="dxa"/>
-              <w:start w:w="120" w:type="dxa"/>
-              <w:bottom w:w="80" w:type="dxa"/>
-              <w:end w:w="120" w:type="dxa"/>
+              <w:top w:w="90" w:type="dxa"/>
+              <w:start w:w="100" w:type="dxa"/>
+              <w:bottom w:w="90" w:type="dxa"/>
+              <w:end w:w="100" w:type="dxa"/>
             </w:tcMar>
             <w:shd w:fill="F2F2F2"/>
             <w:tcBorders>
@@ -139,10 +136,10 @@
             <w:tcW w:type="dxa" w:w="7272"/>
             <w:vAlign w:val="center"/>
             <w:tcMar>
-              <w:top w:w="80" w:type="dxa"/>
-              <w:start w:w="120" w:type="dxa"/>
-              <w:bottom w:w="80" w:type="dxa"/>
-              <w:end w:w="120" w:type="dxa"/>
+              <w:top w:w="90" w:type="dxa"/>
+              <w:start w:w="100" w:type="dxa"/>
+              <w:bottom w:w="90" w:type="dxa"/>
+              <w:end w:w="100" w:type="dxa"/>
             </w:tcMar>
             <w:tcBorders>
               <w:bottom w:val="single" w:sz="4" w:color="DDE5E8"/>
@@ -158,17 +155,16 @@
       <w:tr>
         <w:trPr>
           <w:trHeight w:hRule="atLeast"/>
-          <w:cantSplit/>
         </w:trPr>
         <w:tc>
           <w:tcPr>
             <w:tcW w:type="dxa" w:w="2088"/>
             <w:vAlign w:val="center"/>
             <w:tcMar>
-              <w:top w:w="80" w:type="dxa"/>
-              <w:start w:w="120" w:type="dxa"/>
-              <w:bottom w:w="80" w:type="dxa"/>
-              <w:end w:w="120" w:type="dxa"/>
+              <w:top w:w="90" w:type="dxa"/>
+              <w:start w:w="100" w:type="dxa"/>
+              <w:bottom w:w="90" w:type="dxa"/>
+              <w:end w:w="100" w:type="dxa"/>
             </w:tcMar>
             <w:shd w:fill="F2F2F2"/>
             <w:tcBorders>
@@ -191,10 +187,10 @@
             <w:tcW w:type="dxa" w:w="7272"/>
             <w:vAlign w:val="center"/>
             <w:tcMar>
-              <w:top w:w="80" w:type="dxa"/>
-              <w:start w:w="120" w:type="dxa"/>
-              <w:bottom w:w="80" w:type="dxa"/>
-              <w:end w:w="120" w:type="dxa"/>
+              <w:top w:w="90" w:type="dxa"/>
+              <w:start w:w="100" w:type="dxa"/>
+              <w:bottom w:w="90" w:type="dxa"/>
+              <w:end w:w="100" w:type="dxa"/>
             </w:tcMar>
             <w:tcBorders>
               <w:bottom w:val="single" w:sz="4" w:color="DDE5E8"/>
@@ -210,17 +206,16 @@
       <w:tr>
         <w:trPr>
           <w:trHeight w:hRule="atLeast"/>
-          <w:cantSplit/>
         </w:trPr>
         <w:tc>
           <w:tcPr>
             <w:tcW w:type="dxa" w:w="2088"/>
             <w:vAlign w:val="center"/>
             <w:tcMar>
-              <w:top w:w="80" w:type="dxa"/>
-              <w:start w:w="120" w:type="dxa"/>
-              <w:bottom w:w="80" w:type="dxa"/>
-              <w:end w:w="120" w:type="dxa"/>
+              <w:top w:w="90" w:type="dxa"/>
+              <w:start w:w="100" w:type="dxa"/>
+              <w:bottom w:w="90" w:type="dxa"/>
+              <w:end w:w="100" w:type="dxa"/>
             </w:tcMar>
             <w:shd w:fill="F2F2F2"/>
             <w:tcBorders>
@@ -243,10 +238,10 @@
             <w:tcW w:type="dxa" w:w="7272"/>
             <w:vAlign w:val="center"/>
             <w:tcMar>
-              <w:top w:w="80" w:type="dxa"/>
-              <w:start w:w="120" w:type="dxa"/>
-              <w:bottom w:w="80" w:type="dxa"/>
-              <w:end w:w="120" w:type="dxa"/>
+              <w:top w:w="90" w:type="dxa"/>
+              <w:start w:w="100" w:type="dxa"/>
+              <w:bottom w:w="90" w:type="dxa"/>
+              <w:end w:w="100" w:type="dxa"/>
             </w:tcMar>
             <w:tcBorders>
               <w:bottom w:val="single" w:sz="4" w:color="DDE5E8"/>
@@ -262,17 +257,16 @@
       <w:tr>
         <w:trPr>
           <w:trHeight w:hRule="atLeast"/>
-          <w:cantSplit/>
         </w:trPr>
         <w:tc>
           <w:tcPr>
             <w:tcW w:type="dxa" w:w="2088"/>
             <w:vAlign w:val="center"/>
             <w:tcMar>
-              <w:top w:w="80" w:type="dxa"/>
-              <w:start w:w="120" w:type="dxa"/>
-              <w:bottom w:w="80" w:type="dxa"/>
-              <w:end w:w="120" w:type="dxa"/>
+              <w:top w:w="90" w:type="dxa"/>
+              <w:start w:w="100" w:type="dxa"/>
+              <w:bottom w:w="90" w:type="dxa"/>
+              <w:end w:w="100" w:type="dxa"/>
             </w:tcMar>
             <w:shd w:fill="F2F2F2"/>
             <w:tcBorders>
@@ -295,10 +289,10 @@
             <w:tcW w:type="dxa" w:w="7272"/>
             <w:vAlign w:val="center"/>
             <w:tcMar>
-              <w:top w:w="80" w:type="dxa"/>
-              <w:start w:w="120" w:type="dxa"/>
-              <w:bottom w:w="80" w:type="dxa"/>
-              <w:end w:w="120" w:type="dxa"/>
+              <w:top w:w="90" w:type="dxa"/>
+              <w:start w:w="100" w:type="dxa"/>
+              <w:bottom w:w="90" w:type="dxa"/>
+              <w:end w:w="100" w:type="dxa"/>
             </w:tcMar>
             <w:tcBorders>
               <w:bottom w:val="single" w:sz="4" w:color="DDE5E8"/>
@@ -306,7 +300,7 @@
           </w:tcPr>
           <w:p>
             <w:r>
-              <w:t>2026年8月16日</w:t>
+              <w:t>2026年8月17日</w:t>
             </w:r>
           </w:p>
         </w:tc>
@@ -320,10 +314,9 @@
     <w:tbl>
       <w:tblPr>
         <w:tblW w:type="dxa" w:w="9360"/>
-        <w:jc w:val="left"/>
+        <w:jc w:val="center"/>
         <w:tblLayout w:type="fixed"/>
         <w:tblLook w:firstColumn="1" w:firstRow="1" w:lastColumn="0" w:lastRow="0" w:noHBand="0" w:noVBand="1" w:val="04A0"/>
-        <w:tblInd w:w="120" w:type="dxa"/>
       </w:tblPr>
       <w:tblGrid>
         <w:gridCol w:w="9360"/>
@@ -331,17 +324,16 @@
       <w:tr>
         <w:trPr>
           <w:trHeight w:hRule="atLeast"/>
-          <w:cantSplit/>
         </w:trPr>
         <w:tc>
           <w:tcPr>
             <w:tcW w:type="dxa" w:w="9360"/>
             <w:vAlign w:val="center"/>
             <w:tcMar>
-              <w:top w:w="80" w:type="dxa"/>
-              <w:start w:w="120" w:type="dxa"/>
-              <w:bottom w:w="80" w:type="dxa"/>
-              <w:end w:w="120" w:type="dxa"/>
+              <w:top w:w="90" w:type="dxa"/>
+              <w:start w:w="100" w:type="dxa"/>
+              <w:bottom w:w="90" w:type="dxa"/>
+              <w:end w:w="100" w:type="dxa"/>
             </w:tcMar>
             <w:shd w:fill="F2F2F2"/>
           </w:tcPr>
@@ -352,15 +344,7 @@
                 <w:b/>
                 <w:color w:val="000000"/>
               </w:rPr>
-              <w:t xml:space="preserve">范围说明  </w:t>
-            </w:r>
-            <w:r>
-              <w:rPr>
-                <w:rFonts w:ascii="Calibri" w:hAnsi="Calibri" w:eastAsia="Microsoft YaHei"/>
-                <w:color w:val="000000"/>
-                <w:sz w:val="19"/>
-              </w:rPr>
-              <w:t>本文基于当前可运行版本撰写。百宝箱双智能体已发布并通过真实接口验证；真实学员效度、教师双评和生产级身份体系仍按未完成或部分完成标注。</w:t>
+              <w:t>范围说明  本文基于当前可运行版本撰写。百宝箱双智能体已发布并通过真实接口验证；真实学员效度、教师双评和生产级身份体系仍按未完成或部分完成标注。</w:t>
             </w:r>
           </w:p>
         </w:tc>
@@ -384,16 +368,15 @@
         <w:spacing w:after="200"/>
       </w:pPr>
       <w:r>
-        <w:t>平台聚焦一个业务场景：校企联合 AI 能力培养。以一套平台贯通企业岗位标准、教师发布与分析测评、学生作答与成长、训练复测和授权后的岗位能力参考，不建设三套割裂系统。</w:t>
+        <w:t>本系统面向高校学员、教师/培训师及教学管理者，通过客观题、开放作答与实操任务，在较短测评时间内形成可解释、可追溯的六维 AI 能力画像，并将结果转化为个体学习建议和群体教学决策依据。</w:t>
       </w:r>
     </w:p>
     <w:tbl>
       <w:tblPr>
         <w:tblW w:type="dxa" w:w="9360"/>
-        <w:jc w:val="left"/>
+        <w:jc w:val="center"/>
         <w:tblLayout w:type="fixed"/>
         <w:tblLook w:firstColumn="1" w:firstRow="1" w:lastColumn="0" w:lastRow="0" w:noHBand="0" w:noVBand="1" w:val="04A0"/>
-        <w:tblInd w:w="120" w:type="dxa"/>
       </w:tblPr>
       <w:tblGrid>
         <w:gridCol w:w="9360"/>
@@ -401,17 +384,16 @@
       <w:tr>
         <w:trPr>
           <w:trHeight w:hRule="atLeast"/>
-          <w:cantSplit/>
         </w:trPr>
         <w:tc>
           <w:tcPr>
             <w:tcW w:type="dxa" w:w="9360"/>
             <w:vAlign w:val="center"/>
             <w:tcMar>
-              <w:top w:w="80" w:type="dxa"/>
-              <w:start w:w="120" w:type="dxa"/>
-              <w:bottom w:w="80" w:type="dxa"/>
-              <w:end w:w="120" w:type="dxa"/>
+              <w:top w:w="90" w:type="dxa"/>
+              <w:start w:w="100" w:type="dxa"/>
+              <w:bottom w:w="90" w:type="dxa"/>
+              <w:end w:w="100" w:type="dxa"/>
             </w:tcMar>
             <w:shd w:fill="F2F2F2"/>
             <w:tcBorders>
@@ -433,7 +415,7 @@
                 <w:color w:val="000000"/>
                 <w:sz w:val="19"/>
               </w:rPr>
-              <w:t>形成“企业岗位标准—教师测评—学生能力画像—分层教学—训练复测—授权匹配”的完整闭环。学生端和教师端重点实现，企业端只承担岗位标准共建与匿名群体洞察。</w:t>
+              <w:t>以“测得准、解释清、可复核、能扩展”为主线：用分层与自适应减少无效题量，用证据与置信度避免单题定级，用人工复核守住开放题评分边界。</w:t>
             </w:r>
           </w:p>
         </w:tc>
@@ -455,10 +437,9 @@
     <w:tbl>
       <w:tblPr>
         <w:tblW w:type="dxa" w:w="9360"/>
+        <w:jc w:val="center"/>
         <w:tblLayout w:type="fixed"/>
         <w:tblLook w:firstColumn="1" w:firstRow="1" w:lastColumn="0" w:lastRow="0" w:noHBand="0" w:noVBand="1" w:val="04A0"/>
-        <w:jc w:val="left"/>
-        <w:tblInd w:w="120" w:type="dxa"/>
       </w:tblPr>
       <w:tblGrid>
         <w:gridCol w:w="1512"/>
@@ -468,17 +449,16 @@
       <w:tr>
         <w:trPr>
           <w:trHeight w:hRule="atLeast" w:val="547"/>
-          <w:cantSplit/>
         </w:trPr>
         <w:tc>
           <w:tcPr>
             <w:tcW w:type="dxa" w:w="1512"/>
             <w:vAlign w:val="center"/>
             <w:tcMar>
-              <w:top w:w="80" w:type="dxa"/>
-              <w:start w:w="120" w:type="dxa"/>
-              <w:bottom w:w="80" w:type="dxa"/>
-              <w:end w:w="120" w:type="dxa"/>
+              <w:top w:w="90" w:type="dxa"/>
+              <w:start w:w="100" w:type="dxa"/>
+              <w:bottom w:w="90" w:type="dxa"/>
+              <w:end w:w="100" w:type="dxa"/>
             </w:tcMar>
             <w:shd w:fill="D9D9D9"/>
           </w:tcPr>
@@ -502,10 +482,10 @@
             <w:tcW w:type="dxa" w:w="3960"/>
             <w:vAlign w:val="center"/>
             <w:tcMar>
-              <w:top w:w="80" w:type="dxa"/>
-              <w:start w:w="120" w:type="dxa"/>
-              <w:bottom w:w="80" w:type="dxa"/>
-              <w:end w:w="120" w:type="dxa"/>
+              <w:top w:w="90" w:type="dxa"/>
+              <w:start w:w="100" w:type="dxa"/>
+              <w:bottom w:w="90" w:type="dxa"/>
+              <w:end w:w="100" w:type="dxa"/>
             </w:tcMar>
             <w:shd w:fill="D9D9D9"/>
           </w:tcPr>
@@ -529,10 +509,10 @@
             <w:tcW w:type="dxa" w:w="3888"/>
             <w:vAlign w:val="center"/>
             <w:tcMar>
-              <w:top w:w="80" w:type="dxa"/>
-              <w:start w:w="120" w:type="dxa"/>
-              <w:bottom w:w="80" w:type="dxa"/>
-              <w:end w:w="120" w:type="dxa"/>
+              <w:top w:w="90" w:type="dxa"/>
+              <w:start w:w="100" w:type="dxa"/>
+              <w:bottom w:w="90" w:type="dxa"/>
+              <w:end w:w="100" w:type="dxa"/>
             </w:tcMar>
             <w:shd w:fill="D9D9D9"/>
           </w:tcPr>
@@ -555,7 +535,6 @@
       <w:tr>
         <w:trPr>
           <w:trHeight w:hRule="atLeast"/>
-          <w:cantSplit/>
         </w:trPr>
         <w:tc>
           <w:tcPr>
@@ -565,10 +544,10 @@
             </w:tcBorders>
             <w:vAlign w:val="center"/>
             <w:tcMar>
-              <w:top w:w="80" w:type="dxa"/>
-              <w:start w:w="120" w:type="dxa"/>
-              <w:bottom w:w="80" w:type="dxa"/>
-              <w:end w:w="120" w:type="dxa"/>
+              <w:top w:w="90" w:type="dxa"/>
+              <w:start w:w="100" w:type="dxa"/>
+              <w:bottom w:w="90" w:type="dxa"/>
+              <w:end w:w="100" w:type="dxa"/>
             </w:tcMar>
           </w:tcPr>
           <w:p>
@@ -581,7 +560,7 @@
                 <w:color w:val="000000"/>
                 <w:sz w:val="18"/>
               </w:rPr>
-              <w:t>学生（重点）</w:t>
+              <w:t>学员</w:t>
             </w:r>
           </w:p>
         </w:tc>
@@ -593,10 +572,10 @@
             </w:tcBorders>
             <w:vAlign w:val="center"/>
             <w:tcMar>
-              <w:top w:w="80" w:type="dxa"/>
-              <w:start w:w="120" w:type="dxa"/>
-              <w:bottom w:w="80" w:type="dxa"/>
-              <w:end w:w="120" w:type="dxa"/>
+              <w:top w:w="90" w:type="dxa"/>
+              <w:start w:w="100" w:type="dxa"/>
+              <w:bottom w:w="90" w:type="dxa"/>
+              <w:end w:w="100" w:type="dxa"/>
             </w:tcMar>
           </w:tcPr>
           <w:p>
@@ -609,7 +588,7 @@
                 <w:color w:val="000000"/>
                 <w:sz w:val="18"/>
               </w:rPr>
-              <w:t>创建/继续测评；过程引导；上传证据；查看报告、成长与授权岗位参考</w:t>
+              <w:t>创建/继续测评；阶段内选题；完成开放与实操任务；查看解析</w:t>
             </w:r>
           </w:p>
         </w:tc>
@@ -621,10 +600,10 @@
             </w:tcBorders>
             <w:vAlign w:val="center"/>
             <w:tcMar>
-              <w:top w:w="80" w:type="dxa"/>
-              <w:start w:w="120" w:type="dxa"/>
-              <w:bottom w:w="80" w:type="dxa"/>
-              <w:end w:w="120" w:type="dxa"/>
+              <w:top w:w="90" w:type="dxa"/>
+              <w:start w:w="100" w:type="dxa"/>
+              <w:bottom w:w="90" w:type="dxa"/>
+              <w:end w:w="100" w:type="dxa"/>
             </w:tcMar>
           </w:tcPr>
           <w:p>
@@ -637,7 +616,7 @@
                 <w:color w:val="000000"/>
                 <w:sz w:val="18"/>
               </w:rPr>
-              <w:t>L1–L5、六维雷达图、证据、建议、成长记录与本人岗位参考</w:t>
+              <w:t>综合分、L1–L5等级、六维雷达图、证据、建议与成长记录</w:t>
             </w:r>
           </w:p>
         </w:tc>
@@ -645,7 +624,6 @@
       <w:tr>
         <w:trPr>
           <w:trHeight w:hRule="atLeast"/>
-          <w:cantSplit/>
         </w:trPr>
         <w:tc>
           <w:tcPr>
@@ -656,10 +634,10 @@
             </w:tcBorders>
             <w:vAlign w:val="center"/>
             <w:tcMar>
-              <w:top w:w="80" w:type="dxa"/>
-              <w:start w:w="120" w:type="dxa"/>
-              <w:bottom w:w="80" w:type="dxa"/>
-              <w:end w:w="120" w:type="dxa"/>
+              <w:top w:w="90" w:type="dxa"/>
+              <w:start w:w="100" w:type="dxa"/>
+              <w:bottom w:w="90" w:type="dxa"/>
+              <w:end w:w="100" w:type="dxa"/>
             </w:tcMar>
           </w:tcPr>
           <w:p>
@@ -672,7 +650,7 @@
                 <w:color w:val="000000"/>
                 <w:sz w:val="18"/>
               </w:rPr>
-              <w:t>教师（重点）</w:t>
+              <w:t>教师/评审</w:t>
             </w:r>
           </w:p>
         </w:tc>
@@ -685,10 +663,10 @@
             </w:tcBorders>
             <w:vAlign w:val="center"/>
             <w:tcMar>
-              <w:top w:w="80" w:type="dxa"/>
-              <w:start w:w="120" w:type="dxa"/>
-              <w:bottom w:w="80" w:type="dxa"/>
-              <w:end w:w="120" w:type="dxa"/>
+              <w:top w:w="90" w:type="dxa"/>
+              <w:start w:w="100" w:type="dxa"/>
+              <w:bottom w:w="90" w:type="dxa"/>
+              <w:end w:w="100" w:type="dxa"/>
             </w:tcMar>
           </w:tcPr>
           <w:p>
@@ -701,7 +679,7 @@
                 <w:color w:val="000000"/>
                 <w:sz w:val="18"/>
               </w:rPr>
-              <w:t>查看实名班级画像；管理题库；对开放作答独立评分；处理分歧</w:t>
+              <w:t>查看班级画像；对开放作答独立评分；处理分歧</w:t>
             </w:r>
           </w:p>
         </w:tc>
@@ -714,10 +692,10 @@
             </w:tcBorders>
             <w:vAlign w:val="center"/>
             <w:tcMar>
-              <w:top w:w="80" w:type="dxa"/>
-              <w:start w:w="120" w:type="dxa"/>
-              <w:bottom w:w="80" w:type="dxa"/>
-              <w:end w:w="120" w:type="dxa"/>
+              <w:top w:w="90" w:type="dxa"/>
+              <w:start w:w="100" w:type="dxa"/>
+              <w:bottom w:w="90" w:type="dxa"/>
+              <w:end w:w="100" w:type="dxa"/>
             </w:tcMar>
           </w:tcPr>
           <w:p>
@@ -730,7 +708,7 @@
                 <w:color w:val="000000"/>
                 <w:sz w:val="18"/>
               </w:rPr>
-              <w:t>群体短板、题目质量、评审一致性、裁决记录与教研数据</w:t>
+              <w:t>群体短板、题目质量、评审一致性与裁决记录</w:t>
             </w:r>
           </w:p>
         </w:tc>
@@ -738,7 +716,6 @@
       <w:tr>
         <w:trPr>
           <w:trHeight w:hRule="atLeast"/>
-          <w:cantSplit/>
         </w:trPr>
         <w:tc>
           <w:tcPr>
@@ -748,10 +725,10 @@
             </w:tcBorders>
             <w:vAlign w:val="center"/>
             <w:tcMar>
-              <w:top w:w="80" w:type="dxa"/>
-              <w:start w:w="120" w:type="dxa"/>
-              <w:bottom w:w="80" w:type="dxa"/>
-              <w:end w:w="120" w:type="dxa"/>
+              <w:top w:w="90" w:type="dxa"/>
+              <w:start w:w="100" w:type="dxa"/>
+              <w:bottom w:w="90" w:type="dxa"/>
+              <w:end w:w="100" w:type="dxa"/>
             </w:tcMar>
           </w:tcPr>
           <w:p>
@@ -764,7 +741,7 @@
                 <w:color w:val="000000"/>
                 <w:sz w:val="18"/>
               </w:rPr>
-              <w:t>企业（轻量）</w:t>
+              <w:t>题库管理员</w:t>
             </w:r>
           </w:p>
         </w:tc>
@@ -776,10 +753,10 @@
             </w:tcBorders>
             <w:vAlign w:val="center"/>
             <w:tcMar>
-              <w:top w:w="80" w:type="dxa"/>
-              <w:start w:w="120" w:type="dxa"/>
-              <w:bottom w:w="80" w:type="dxa"/>
-              <w:end w:w="120" w:type="dxa"/>
+              <w:top w:w="90" w:type="dxa"/>
+              <w:start w:w="100" w:type="dxa"/>
+              <w:bottom w:w="90" w:type="dxa"/>
+              <w:end w:w="100" w:type="dxa"/>
             </w:tcMar>
           </w:tcPr>
           <w:p>
@@ -792,7 +769,7 @@
                 <w:color w:val="000000"/>
                 <w:sz w:val="18"/>
               </w:rPr>
-              <w:t>维护岗位能力模板；查看满足隐私阈值的匿名群体统计</w:t>
+              <w:t>新增、编辑、启停、导入导出和版本检查</w:t>
             </w:r>
           </w:p>
         </w:tc>
@@ -804,10 +781,10 @@
             </w:tcBorders>
             <w:vAlign w:val="center"/>
             <w:tcMar>
-              <w:top w:w="80" w:type="dxa"/>
-              <w:start w:w="120" w:type="dxa"/>
-              <w:bottom w:w="80" w:type="dxa"/>
-              <w:end w:w="120" w:type="dxa"/>
+              <w:top w:w="90" w:type="dxa"/>
+              <w:start w:w="100" w:type="dxa"/>
+              <w:bottom w:w="90" w:type="dxa"/>
+              <w:end w:w="100" w:type="dxa"/>
             </w:tcMar>
           </w:tcPr>
           <w:p>
@@ -820,7 +797,99 @@
                 <w:color w:val="000000"/>
                 <w:sz w:val="18"/>
               </w:rPr>
-              <w:t>岗位六维权重/门槛、匿名群体画像；不得查看个人记录</w:t>
+              <w:t>题库统计、质量预警、操作版本与备份文件</w:t>
+            </w:r>
+          </w:p>
+        </w:tc>
+      </w:tr>
+      <w:tr>
+        <w:trPr>
+          <w:trHeight w:hRule="atLeast"/>
+        </w:trPr>
+        <w:tc>
+          <w:tcPr>
+            <w:tcW w:type="dxa" w:w="1512"/>
+            <w:shd w:fill="F2F2F2"/>
+            <w:tcBorders>
+              <w:bottom w:val="single" w:sz="4" w:color="DDE5E8"/>
+            </w:tcBorders>
+            <w:vAlign w:val="center"/>
+            <w:tcMar>
+              <w:top w:w="90" w:type="dxa"/>
+              <w:start w:w="100" w:type="dxa"/>
+              <w:bottom w:w="90" w:type="dxa"/>
+              <w:end w:w="100" w:type="dxa"/>
+            </w:tcMar>
+          </w:tcPr>
+          <w:p>
+            <w:pPr>
+              <w:spacing w:after="0" w:line="252" w:lineRule="auto"/>
+            </w:pPr>
+            <w:r>
+              <w:rPr>
+                <w:rFonts w:ascii="Calibri" w:hAnsi="Calibri" w:eastAsia="Microsoft YaHei"/>
+                <w:color w:val="000000"/>
+                <w:sz w:val="18"/>
+              </w:rPr>
+              <w:t>学校/企业</w:t>
+            </w:r>
+          </w:p>
+        </w:tc>
+        <w:tc>
+          <w:tcPr>
+            <w:tcW w:type="dxa" w:w="3960"/>
+            <w:shd w:fill="F2F2F2"/>
+            <w:tcBorders>
+              <w:bottom w:val="single" w:sz="4" w:color="DDE5E8"/>
+            </w:tcBorders>
+            <w:vAlign w:val="center"/>
+            <w:tcMar>
+              <w:top w:w="90" w:type="dxa"/>
+              <w:start w:w="100" w:type="dxa"/>
+              <w:bottom w:w="90" w:type="dxa"/>
+              <w:end w:w="100" w:type="dxa"/>
+            </w:tcMar>
+          </w:tcPr>
+          <w:p>
+            <w:pPr>
+              <w:spacing w:after="0" w:line="252" w:lineRule="auto"/>
+            </w:pPr>
+            <w:r>
+              <w:rPr>
+                <w:rFonts w:ascii="Calibri" w:hAnsi="Calibri" w:eastAsia="Microsoft YaHei"/>
+                <w:color w:val="000000"/>
+                <w:sz w:val="18"/>
+              </w:rPr>
+              <w:t>开展课程诊断、培训评估或能力认证试点</w:t>
+            </w:r>
+          </w:p>
+        </w:tc>
+        <w:tc>
+          <w:tcPr>
+            <w:tcW w:type="dxa" w:w="3888"/>
+            <w:shd w:fill="F2F2F2"/>
+            <w:tcBorders>
+              <w:bottom w:val="single" w:sz="4" w:color="DDE5E8"/>
+            </w:tcBorders>
+            <w:vAlign w:val="center"/>
+            <w:tcMar>
+              <w:top w:w="90" w:type="dxa"/>
+              <w:start w:w="100" w:type="dxa"/>
+              <w:bottom w:w="90" w:type="dxa"/>
+              <w:end w:w="100" w:type="dxa"/>
+            </w:tcMar>
+          </w:tcPr>
+          <w:p>
+            <w:pPr>
+              <w:spacing w:after="0" w:line="252" w:lineRule="auto"/>
+            </w:pPr>
+            <w:r>
+              <w:rPr>
+                <w:rFonts w:ascii="Calibri" w:hAnsi="Calibri" w:eastAsia="Microsoft YaHei"/>
+                <w:color w:val="000000"/>
+                <w:sz w:val="18"/>
+              </w:rPr>
+              <w:t>聚合画像、课程改进线索与可对接的数据接口</w:t>
             </w:r>
           </w:p>
         </w:tc>
@@ -842,67 +911,9 @@
     <w:tbl>
       <w:tblPr>
         <w:tblW w:type="dxa" w:w="9360"/>
-        <w:jc w:val="left"/>
+        <w:jc w:val="center"/>
         <w:tblLayout w:type="fixed"/>
         <w:tblLook w:firstColumn="1" w:firstRow="1" w:lastColumn="0" w:lastRow="0" w:noHBand="0" w:noVBand="1" w:val="04A0"/>
-        <w:tblInd w:w="120" w:type="dxa"/>
-      </w:tblPr>
-      <w:tblGrid>
-        <w:gridCol w:w="9360"/>
-      </w:tblGrid>
-      <w:tr>
-        <w:trPr>
-          <w:trHeight w:hRule="atLeast"/>
-          <w:cantSplit/>
-        </w:trPr>
-        <w:tc>
-          <w:tcPr>
-            <w:tcW w:type="dxa" w:w="9360"/>
-            <w:vAlign w:val="center"/>
-            <w:tcMar>
-              <w:top w:w="80" w:type="dxa"/>
-              <w:start w:w="120" w:type="dxa"/>
-              <w:bottom w:w="80" w:type="dxa"/>
-              <w:end w:w="120" w:type="dxa"/>
-            </w:tcMar>
-            <w:shd w:fill="D9D9D9"/>
-            <w:tcBorders>
-              <w:left w:val="single" w:sz="18" w:color="000000"/>
-            </w:tcBorders>
-          </w:tcPr>
-          <w:p>
-            <w:r>
-              <w:rPr>
-                <w:rFonts w:ascii="Calibri" w:hAnsi="Calibri" w:eastAsia="Microsoft YaHei"/>
-                <w:b/>
-                <w:color w:val="000000"/>
-              </w:rPr>
-              <w:t xml:space="preserve">角色口径  </w:t>
-            </w:r>
-            <w:r>
-              <w:rPr>
-                <w:rFonts w:ascii="Calibri" w:hAnsi="Calibri" w:eastAsia="Microsoft YaHei"/>
-                <w:color w:val="000000"/>
-                <w:sz w:val="19"/>
-              </w:rPr>
-              <w:t>学生、教师、企业是平台业务角色；项目负责人、技术负责人、客户关系经理是参赛团队角色。两套角色用于不同维度，文档、分工与答辩中不得混淆。</w:t>
-            </w:r>
-          </w:p>
-        </w:tc>
-      </w:tr>
-    </w:tbl>
-    <w:p>
-      <w:pPr>
-        <w:spacing w:after="20"/>
-      </w:pPr>
-    </w:p>
-    <w:tbl>
-      <w:tblPr>
-        <w:tblW w:type="dxa" w:w="9360"/>
-        <w:tblLayout w:type="fixed"/>
-        <w:tblLook w:firstColumn="1" w:firstRow="1" w:lastColumn="0" w:lastRow="0" w:noHBand="0" w:noVBand="1" w:val="04A0"/>
-        <w:jc w:val="left"/>
-        <w:tblInd w:w="120" w:type="dxa"/>
       </w:tblPr>
       <w:tblGrid>
         <w:gridCol w:w="1800"/>
@@ -911,17 +922,16 @@
       <w:tr>
         <w:trPr>
           <w:trHeight w:hRule="atLeast" w:val="547"/>
-          <w:cantSplit/>
         </w:trPr>
         <w:tc>
           <w:tcPr>
             <w:tcW w:type="dxa" w:w="1800"/>
             <w:vAlign w:val="center"/>
             <w:tcMar>
-              <w:top w:w="80" w:type="dxa"/>
-              <w:start w:w="120" w:type="dxa"/>
-              <w:bottom w:w="80" w:type="dxa"/>
-              <w:end w:w="120" w:type="dxa"/>
+              <w:top w:w="90" w:type="dxa"/>
+              <w:start w:w="100" w:type="dxa"/>
+              <w:bottom w:w="90" w:type="dxa"/>
+              <w:end w:w="100" w:type="dxa"/>
             </w:tcMar>
             <w:shd w:fill="D9D9D9"/>
           </w:tcPr>
@@ -945,10 +955,10 @@
             <w:tcW w:type="dxa" w:w="7560"/>
             <w:vAlign w:val="center"/>
             <w:tcMar>
-              <w:top w:w="80" w:type="dxa"/>
-              <w:start w:w="120" w:type="dxa"/>
-              <w:bottom w:w="80" w:type="dxa"/>
-              <w:end w:w="120" w:type="dxa"/>
+              <w:top w:w="90" w:type="dxa"/>
+              <w:start w:w="100" w:type="dxa"/>
+              <w:bottom w:w="90" w:type="dxa"/>
+              <w:end w:w="100" w:type="dxa"/>
             </w:tcMar>
             <w:shd w:fill="D9D9D9"/>
           </w:tcPr>
@@ -971,7 +981,6 @@
       <w:tr>
         <w:trPr>
           <w:trHeight w:hRule="atLeast"/>
-          <w:cantSplit/>
         </w:trPr>
         <w:tc>
           <w:tcPr>
@@ -981,10 +990,10 @@
             </w:tcBorders>
             <w:vAlign w:val="center"/>
             <w:tcMar>
-              <w:top w:w="80" w:type="dxa"/>
-              <w:start w:w="120" w:type="dxa"/>
-              <w:bottom w:w="80" w:type="dxa"/>
-              <w:end w:w="120" w:type="dxa"/>
+              <w:top w:w="90" w:type="dxa"/>
+              <w:start w:w="100" w:type="dxa"/>
+              <w:bottom w:w="90" w:type="dxa"/>
+              <w:end w:w="100" w:type="dxa"/>
             </w:tcMar>
           </w:tcPr>
           <w:p>
@@ -1009,10 +1018,10 @@
             </w:tcBorders>
             <w:vAlign w:val="center"/>
             <w:tcMar>
-              <w:top w:w="80" w:type="dxa"/>
-              <w:start w:w="120" w:type="dxa"/>
-              <w:bottom w:w="80" w:type="dxa"/>
-              <w:end w:w="120" w:type="dxa"/>
+              <w:top w:w="90" w:type="dxa"/>
+              <w:start w:w="100" w:type="dxa"/>
+              <w:bottom w:w="90" w:type="dxa"/>
+              <w:end w:w="100" w:type="dxa"/>
             </w:tcMar>
           </w:tcPr>
           <w:p>
@@ -1025,7 +1034,7 @@
                 <w:color w:val="000000"/>
                 <w:sz w:val="18"/>
               </w:rPr>
-              <w:t>90题六维题库、自适应选题、报告与成长档案、教师题库/复核/导出、百宝箱评分适配与真实接口验证、企业独立密钥/岗位模板/匿名聚合、学生授权岗位参考、过程引导和证据文件留存。</w:t>
+              <w:t>六维96题题库、自适应选题、15/18/25题模式、题号导航、客观/开放/实操作答、结构化初评、报告、成长档案、题库后台、双人复核、统计与导出。</w:t>
             </w:r>
           </w:p>
         </w:tc>
@@ -1033,7 +1042,6 @@
       <w:tr>
         <w:trPr>
           <w:trHeight w:hRule="atLeast"/>
-          <w:cantSplit/>
         </w:trPr>
         <w:tc>
           <w:tcPr>
@@ -1044,10 +1052,10 @@
             </w:tcBorders>
             <w:vAlign w:val="center"/>
             <w:tcMar>
-              <w:top w:w="80" w:type="dxa"/>
-              <w:start w:w="120" w:type="dxa"/>
-              <w:bottom w:w="80" w:type="dxa"/>
-              <w:end w:w="120" w:type="dxa"/>
+              <w:top w:w="90" w:type="dxa"/>
+              <w:start w:w="100" w:type="dxa"/>
+              <w:bottom w:w="90" w:type="dxa"/>
+              <w:end w:w="100" w:type="dxa"/>
             </w:tcMar>
           </w:tcPr>
           <w:p>
@@ -1060,7 +1068,7 @@
                 <w:color w:val="000000"/>
                 <w:sz w:val="18"/>
               </w:rPr>
-              <w:t>部分实现</w:t>
+              <w:t>待外部条件</w:t>
             </w:r>
           </w:p>
         </w:tc>
@@ -1073,10 +1081,10 @@
             </w:tcBorders>
             <w:vAlign w:val="center"/>
             <w:tcMar>
-              <w:top w:w="80" w:type="dxa"/>
-              <w:start w:w="120" w:type="dxa"/>
-              <w:bottom w:w="80" w:type="dxa"/>
-              <w:end w:w="120" w:type="dxa"/>
+              <w:top w:w="90" w:type="dxa"/>
+              <w:start w:w="100" w:type="dxa"/>
+              <w:bottom w:w="90" w:type="dxa"/>
+              <w:end w:w="100" w:type="dxa"/>
             </w:tcMar>
           </w:tcPr>
           <w:p>
@@ -1089,7 +1097,7 @@
                 <w:color w:val="000000"/>
                 <w:sz w:val="18"/>
               </w:rPr>
-              <w:t>多模态已支持图片/PDF/文本等证据上传与摘要，但未调用视觉模型解读；过程对话为结构化引导，不等同通用大模型连续会话；当前权限为原型级密钥/UUID。</w:t>
+              <w:t>百宝箱正式接口与 Token；开放题真实模型评分的一致性验证；至少30名真实学员与两名教师的测评效度验证。</w:t>
             </w:r>
           </w:p>
         </w:tc>
@@ -1097,7 +1105,6 @@
       <w:tr>
         <w:trPr>
           <w:trHeight w:hRule="atLeast"/>
-          <w:cantSplit/>
         </w:trPr>
         <w:tc>
           <w:tcPr>
@@ -1107,10 +1114,10 @@
             </w:tcBorders>
             <w:vAlign w:val="center"/>
             <w:tcMar>
-              <w:top w:w="80" w:type="dxa"/>
-              <w:start w:w="120" w:type="dxa"/>
-              <w:bottom w:w="80" w:type="dxa"/>
-              <w:end w:w="120" w:type="dxa"/>
+              <w:top w:w="90" w:type="dxa"/>
+              <w:start w:w="100" w:type="dxa"/>
+              <w:bottom w:w="90" w:type="dxa"/>
+              <w:end w:w="100" w:type="dxa"/>
             </w:tcMar>
           </w:tcPr>
           <w:p>
@@ -1123,7 +1130,7 @@
                 <w:color w:val="000000"/>
                 <w:sz w:val="18"/>
               </w:rPr>
-              <w:t>尚未实现</w:t>
+              <w:t>本次不含</w:t>
             </w:r>
           </w:p>
         </w:tc>
@@ -1135,10 +1142,10 @@
             </w:tcBorders>
             <w:vAlign w:val="center"/>
             <w:tcMar>
-              <w:top w:w="80" w:type="dxa"/>
-              <w:start w:w="120" w:type="dxa"/>
-              <w:bottom w:w="80" w:type="dxa"/>
-              <w:end w:w="120" w:type="dxa"/>
+              <w:top w:w="90" w:type="dxa"/>
+              <w:start w:w="100" w:type="dxa"/>
+              <w:bottom w:w="90" w:type="dxa"/>
+              <w:end w:w="100" w:type="dxa"/>
             </w:tcMar>
           </w:tcPr>
           <w:p>
@@ -1151,7 +1158,7 @@
                 <w:color w:val="000000"/>
                 <w:sz w:val="18"/>
               </w:rPr>
-              <w:t>真实外部 AI 操作沙箱、生产级统一身份与多租户、至少30名学员真实试测、两名教师双评/Kappa和正式效度结论。</w:t>
+              <w:t>提交材料序号（3）的演示视频或正式在线测试环境。</w:t>
             </w:r>
           </w:p>
         </w:tc>
@@ -1162,7 +1169,11 @@
         <w:spacing w:after="20"/>
       </w:pPr>
     </w:p>
-    <w:p/>
+    <w:p>
+      <w:r>
+        <w:br w:type="page"/>
+      </w:r>
+    </w:p>
     <w:p>
       <w:pPr>
         <w:pStyle w:val="Heading1"/>
@@ -1182,10 +1193,9 @@
     <w:tbl>
       <w:tblPr>
         <w:tblW w:type="dxa" w:w="9360"/>
+        <w:jc w:val="center"/>
         <w:tblLayout w:type="fixed"/>
         <w:tblLook w:firstColumn="1" w:firstRow="1" w:lastColumn="0" w:lastRow="0" w:noHBand="0" w:noVBand="1" w:val="04A0"/>
-        <w:jc w:val="left"/>
-        <w:tblInd w:w="120" w:type="dxa"/>
       </w:tblPr>
       <w:tblGrid>
         <w:gridCol w:w="1944"/>
@@ -1195,17 +1205,16 @@
       <w:tr>
         <w:trPr>
           <w:trHeight w:hRule="atLeast" w:val="547"/>
-          <w:cantSplit/>
         </w:trPr>
         <w:tc>
           <w:tcPr>
             <w:tcW w:type="dxa" w:w="1944"/>
             <w:vAlign w:val="center"/>
             <w:tcMar>
-              <w:top w:w="80" w:type="dxa"/>
-              <w:start w:w="120" w:type="dxa"/>
-              <w:bottom w:w="80" w:type="dxa"/>
-              <w:end w:w="120" w:type="dxa"/>
+              <w:top w:w="90" w:type="dxa"/>
+              <w:start w:w="100" w:type="dxa"/>
+              <w:bottom w:w="90" w:type="dxa"/>
+              <w:end w:w="100" w:type="dxa"/>
             </w:tcMar>
             <w:shd w:fill="D9D9D9"/>
           </w:tcPr>
@@ -1229,10 +1238,10 @@
             <w:tcW w:type="dxa" w:w="4680"/>
             <w:vAlign w:val="center"/>
             <w:tcMar>
-              <w:top w:w="80" w:type="dxa"/>
-              <w:start w:w="120" w:type="dxa"/>
-              <w:bottom w:w="80" w:type="dxa"/>
-              <w:end w:w="120" w:type="dxa"/>
+              <w:top w:w="90" w:type="dxa"/>
+              <w:start w:w="100" w:type="dxa"/>
+              <w:bottom w:w="90" w:type="dxa"/>
+              <w:end w:w="100" w:type="dxa"/>
             </w:tcMar>
             <w:shd w:fill="D9D9D9"/>
           </w:tcPr>
@@ -1256,10 +1265,10 @@
             <w:tcW w:type="dxa" w:w="2736"/>
             <w:vAlign w:val="center"/>
             <w:tcMar>
-              <w:top w:w="80" w:type="dxa"/>
-              <w:start w:w="120" w:type="dxa"/>
-              <w:bottom w:w="80" w:type="dxa"/>
-              <w:end w:w="120" w:type="dxa"/>
+              <w:top w:w="90" w:type="dxa"/>
+              <w:start w:w="100" w:type="dxa"/>
+              <w:bottom w:w="90" w:type="dxa"/>
+              <w:end w:w="100" w:type="dxa"/>
             </w:tcMar>
             <w:shd w:fill="D9D9D9"/>
           </w:tcPr>
@@ -1282,7 +1291,6 @@
       <w:tr>
         <w:trPr>
           <w:trHeight w:hRule="atLeast"/>
-          <w:cantSplit/>
         </w:trPr>
         <w:tc>
           <w:tcPr>
@@ -1292,10 +1300,10 @@
             </w:tcBorders>
             <w:vAlign w:val="center"/>
             <w:tcMar>
-              <w:top w:w="80" w:type="dxa"/>
-              <w:start w:w="120" w:type="dxa"/>
-              <w:bottom w:w="80" w:type="dxa"/>
-              <w:end w:w="120" w:type="dxa"/>
+              <w:top w:w="90" w:type="dxa"/>
+              <w:start w:w="100" w:type="dxa"/>
+              <w:bottom w:w="90" w:type="dxa"/>
+              <w:end w:w="100" w:type="dxa"/>
             </w:tcMar>
           </w:tcPr>
           <w:p>
@@ -1320,10 +1328,10 @@
             </w:tcBorders>
             <w:vAlign w:val="center"/>
             <w:tcMar>
-              <w:top w:w="80" w:type="dxa"/>
-              <w:start w:w="120" w:type="dxa"/>
-              <w:bottom w:w="80" w:type="dxa"/>
-              <w:end w:w="120" w:type="dxa"/>
+              <w:top w:w="90" w:type="dxa"/>
+              <w:start w:w="100" w:type="dxa"/>
+              <w:bottom w:w="90" w:type="dxa"/>
+              <w:end w:w="100" w:type="dxa"/>
             </w:tcMar>
           </w:tcPr>
           <w:p>
@@ -1348,10 +1356,10 @@
             </w:tcBorders>
             <w:vAlign w:val="center"/>
             <w:tcMar>
-              <w:top w:w="80" w:type="dxa"/>
-              <w:start w:w="120" w:type="dxa"/>
-              <w:bottom w:w="80" w:type="dxa"/>
-              <w:end w:w="120" w:type="dxa"/>
+              <w:top w:w="90" w:type="dxa"/>
+              <w:start w:w="100" w:type="dxa"/>
+              <w:bottom w:w="90" w:type="dxa"/>
+              <w:end w:w="100" w:type="dxa"/>
             </w:tcMar>
           </w:tcPr>
           <w:p>
@@ -1372,7 +1380,6 @@
       <w:tr>
         <w:trPr>
           <w:trHeight w:hRule="atLeast"/>
-          <w:cantSplit/>
         </w:trPr>
         <w:tc>
           <w:tcPr>
@@ -1383,10 +1390,10 @@
             </w:tcBorders>
             <w:vAlign w:val="center"/>
             <w:tcMar>
-              <w:top w:w="80" w:type="dxa"/>
-              <w:start w:w="120" w:type="dxa"/>
-              <w:bottom w:w="80" w:type="dxa"/>
-              <w:end w:w="120" w:type="dxa"/>
+              <w:top w:w="90" w:type="dxa"/>
+              <w:start w:w="100" w:type="dxa"/>
+              <w:bottom w:w="90" w:type="dxa"/>
+              <w:end w:w="100" w:type="dxa"/>
             </w:tcMar>
           </w:tcPr>
           <w:p>
@@ -1412,10 +1419,10 @@
             </w:tcBorders>
             <w:vAlign w:val="center"/>
             <w:tcMar>
-              <w:top w:w="80" w:type="dxa"/>
-              <w:start w:w="120" w:type="dxa"/>
-              <w:bottom w:w="80" w:type="dxa"/>
-              <w:end w:w="120" w:type="dxa"/>
+              <w:top w:w="90" w:type="dxa"/>
+              <w:start w:w="100" w:type="dxa"/>
+              <w:bottom w:w="90" w:type="dxa"/>
+              <w:end w:w="100" w:type="dxa"/>
             </w:tcMar>
           </w:tcPr>
           <w:p>
@@ -1441,10 +1448,10 @@
             </w:tcBorders>
             <w:vAlign w:val="center"/>
             <w:tcMar>
-              <w:top w:w="80" w:type="dxa"/>
-              <w:start w:w="120" w:type="dxa"/>
-              <w:bottom w:w="80" w:type="dxa"/>
-              <w:end w:w="120" w:type="dxa"/>
+              <w:top w:w="90" w:type="dxa"/>
+              <w:start w:w="100" w:type="dxa"/>
+              <w:bottom w:w="90" w:type="dxa"/>
+              <w:end w:w="100" w:type="dxa"/>
             </w:tcMar>
           </w:tcPr>
           <w:p>
@@ -1465,7 +1472,6 @@
       <w:tr>
         <w:trPr>
           <w:trHeight w:hRule="atLeast"/>
-          <w:cantSplit/>
         </w:trPr>
         <w:tc>
           <w:tcPr>
@@ -1475,10 +1481,10 @@
             </w:tcBorders>
             <w:vAlign w:val="center"/>
             <w:tcMar>
-              <w:top w:w="80" w:type="dxa"/>
-              <w:start w:w="120" w:type="dxa"/>
-              <w:bottom w:w="80" w:type="dxa"/>
-              <w:end w:w="120" w:type="dxa"/>
+              <w:top w:w="90" w:type="dxa"/>
+              <w:start w:w="100" w:type="dxa"/>
+              <w:bottom w:w="90" w:type="dxa"/>
+              <w:end w:w="100" w:type="dxa"/>
             </w:tcMar>
           </w:tcPr>
           <w:p>
@@ -1503,10 +1509,10 @@
             </w:tcBorders>
             <w:vAlign w:val="center"/>
             <w:tcMar>
-              <w:top w:w="80" w:type="dxa"/>
-              <w:start w:w="120" w:type="dxa"/>
-              <w:bottom w:w="80" w:type="dxa"/>
-              <w:end w:w="120" w:type="dxa"/>
+              <w:top w:w="90" w:type="dxa"/>
+              <w:start w:w="100" w:type="dxa"/>
+              <w:bottom w:w="90" w:type="dxa"/>
+              <w:end w:w="100" w:type="dxa"/>
             </w:tcMar>
           </w:tcPr>
           <w:p>
@@ -1531,10 +1537,10 @@
             </w:tcBorders>
             <w:vAlign w:val="center"/>
             <w:tcMar>
-              <w:top w:w="80" w:type="dxa"/>
-              <w:start w:w="120" w:type="dxa"/>
-              <w:bottom w:w="80" w:type="dxa"/>
-              <w:end w:w="120" w:type="dxa"/>
+              <w:top w:w="90" w:type="dxa"/>
+              <w:start w:w="100" w:type="dxa"/>
+              <w:bottom w:w="90" w:type="dxa"/>
+              <w:end w:w="100" w:type="dxa"/>
             </w:tcMar>
           </w:tcPr>
           <w:p>
@@ -1555,7 +1561,6 @@
       <w:tr>
         <w:trPr>
           <w:trHeight w:hRule="atLeast"/>
-          <w:cantSplit/>
         </w:trPr>
         <w:tc>
           <w:tcPr>
@@ -1566,10 +1571,10 @@
             </w:tcBorders>
             <w:vAlign w:val="center"/>
             <w:tcMar>
-              <w:top w:w="80" w:type="dxa"/>
-              <w:start w:w="120" w:type="dxa"/>
-              <w:bottom w:w="80" w:type="dxa"/>
-              <w:end w:w="120" w:type="dxa"/>
+              <w:top w:w="90" w:type="dxa"/>
+              <w:start w:w="100" w:type="dxa"/>
+              <w:bottom w:w="90" w:type="dxa"/>
+              <w:end w:w="100" w:type="dxa"/>
             </w:tcMar>
           </w:tcPr>
           <w:p>
@@ -1595,10 +1600,10 @@
             </w:tcBorders>
             <w:vAlign w:val="center"/>
             <w:tcMar>
-              <w:top w:w="80" w:type="dxa"/>
-              <w:start w:w="120" w:type="dxa"/>
-              <w:bottom w:w="80" w:type="dxa"/>
-              <w:end w:w="120" w:type="dxa"/>
+              <w:top w:w="90" w:type="dxa"/>
+              <w:start w:w="100" w:type="dxa"/>
+              <w:bottom w:w="90" w:type="dxa"/>
+              <w:end w:w="100" w:type="dxa"/>
             </w:tcMar>
           </w:tcPr>
           <w:p>
@@ -1624,10 +1629,10 @@
             </w:tcBorders>
             <w:vAlign w:val="center"/>
             <w:tcMar>
-              <w:top w:w="80" w:type="dxa"/>
-              <w:start w:w="120" w:type="dxa"/>
-              <w:bottom w:w="80" w:type="dxa"/>
-              <w:end w:w="120" w:type="dxa"/>
+              <w:top w:w="90" w:type="dxa"/>
+              <w:start w:w="100" w:type="dxa"/>
+              <w:bottom w:w="90" w:type="dxa"/>
+              <w:end w:w="100" w:type="dxa"/>
             </w:tcMar>
           </w:tcPr>
           <w:p>
@@ -1648,7 +1653,6 @@
       <w:tr>
         <w:trPr>
           <w:trHeight w:hRule="atLeast"/>
-          <w:cantSplit/>
         </w:trPr>
         <w:tc>
           <w:tcPr>
@@ -1658,10 +1662,10 @@
             </w:tcBorders>
             <w:vAlign w:val="center"/>
             <w:tcMar>
-              <w:top w:w="80" w:type="dxa"/>
-              <w:start w:w="120" w:type="dxa"/>
-              <w:bottom w:w="80" w:type="dxa"/>
-              <w:end w:w="120" w:type="dxa"/>
+              <w:top w:w="90" w:type="dxa"/>
+              <w:start w:w="100" w:type="dxa"/>
+              <w:bottom w:w="90" w:type="dxa"/>
+              <w:end w:w="100" w:type="dxa"/>
             </w:tcMar>
           </w:tcPr>
           <w:p>
@@ -1686,10 +1690,10 @@
             </w:tcBorders>
             <w:vAlign w:val="center"/>
             <w:tcMar>
-              <w:top w:w="80" w:type="dxa"/>
-              <w:start w:w="120" w:type="dxa"/>
-              <w:bottom w:w="80" w:type="dxa"/>
-              <w:end w:w="120" w:type="dxa"/>
+              <w:top w:w="90" w:type="dxa"/>
+              <w:start w:w="100" w:type="dxa"/>
+              <w:bottom w:w="90" w:type="dxa"/>
+              <w:end w:w="100" w:type="dxa"/>
             </w:tcMar>
           </w:tcPr>
           <w:p>
@@ -1714,10 +1718,10 @@
             </w:tcBorders>
             <w:vAlign w:val="center"/>
             <w:tcMar>
-              <w:top w:w="80" w:type="dxa"/>
-              <w:start w:w="120" w:type="dxa"/>
-              <w:bottom w:w="80" w:type="dxa"/>
-              <w:end w:w="120" w:type="dxa"/>
+              <w:top w:w="90" w:type="dxa"/>
+              <w:start w:w="100" w:type="dxa"/>
+              <w:bottom w:w="90" w:type="dxa"/>
+              <w:end w:w="100" w:type="dxa"/>
             </w:tcMar>
           </w:tcPr>
           <w:p>
@@ -1738,7 +1742,6 @@
       <w:tr>
         <w:trPr>
           <w:trHeight w:hRule="atLeast"/>
-          <w:cantSplit/>
         </w:trPr>
         <w:tc>
           <w:tcPr>
@@ -1749,10 +1752,10 @@
             </w:tcBorders>
             <w:vAlign w:val="center"/>
             <w:tcMar>
-              <w:top w:w="80" w:type="dxa"/>
-              <w:start w:w="120" w:type="dxa"/>
-              <w:bottom w:w="80" w:type="dxa"/>
-              <w:end w:w="120" w:type="dxa"/>
+              <w:top w:w="90" w:type="dxa"/>
+              <w:start w:w="100" w:type="dxa"/>
+              <w:bottom w:w="90" w:type="dxa"/>
+              <w:end w:w="100" w:type="dxa"/>
             </w:tcMar>
           </w:tcPr>
           <w:p>
@@ -1778,10 +1781,10 @@
             </w:tcBorders>
             <w:vAlign w:val="center"/>
             <w:tcMar>
-              <w:top w:w="80" w:type="dxa"/>
-              <w:start w:w="120" w:type="dxa"/>
-              <w:bottom w:w="80" w:type="dxa"/>
-              <w:end w:w="120" w:type="dxa"/>
+              <w:top w:w="90" w:type="dxa"/>
+              <w:start w:w="100" w:type="dxa"/>
+              <w:bottom w:w="90" w:type="dxa"/>
+              <w:end w:w="100" w:type="dxa"/>
             </w:tcMar>
           </w:tcPr>
           <w:p>
@@ -1807,10 +1810,10 @@
             </w:tcBorders>
             <w:vAlign w:val="center"/>
             <w:tcMar>
-              <w:top w:w="80" w:type="dxa"/>
-              <w:start w:w="120" w:type="dxa"/>
-              <w:bottom w:w="80" w:type="dxa"/>
-              <w:end w:w="120" w:type="dxa"/>
+              <w:top w:w="90" w:type="dxa"/>
+              <w:start w:w="100" w:type="dxa"/>
+              <w:bottom w:w="90" w:type="dxa"/>
+              <w:end w:w="100" w:type="dxa"/>
             </w:tcMar>
           </w:tcPr>
           <w:p>
@@ -1845,10 +1848,9 @@
     <w:tbl>
       <w:tblPr>
         <w:tblW w:type="dxa" w:w="9360"/>
+        <w:jc w:val="center"/>
         <w:tblLayout w:type="fixed"/>
         <w:tblLook w:firstColumn="1" w:firstRow="1" w:lastColumn="0" w:lastRow="0" w:noHBand="0" w:noVBand="1" w:val="04A0"/>
-        <w:jc w:val="left"/>
-        <w:tblInd w:w="120" w:type="dxa"/>
       </w:tblPr>
       <w:tblGrid>
         <w:gridCol w:w="1584"/>
@@ -1858,17 +1860,16 @@
       <w:tr>
         <w:trPr>
           <w:trHeight w:hRule="atLeast" w:val="547"/>
-          <w:cantSplit/>
         </w:trPr>
         <w:tc>
           <w:tcPr>
             <w:tcW w:type="dxa" w:w="1584"/>
             <w:vAlign w:val="center"/>
             <w:tcMar>
-              <w:top w:w="80" w:type="dxa"/>
-              <w:start w:w="120" w:type="dxa"/>
-              <w:bottom w:w="80" w:type="dxa"/>
-              <w:end w:w="120" w:type="dxa"/>
+              <w:top w:w="90" w:type="dxa"/>
+              <w:start w:w="100" w:type="dxa"/>
+              <w:bottom w:w="90" w:type="dxa"/>
+              <w:end w:w="100" w:type="dxa"/>
             </w:tcMar>
             <w:shd w:fill="D9D9D9"/>
           </w:tcPr>
@@ -1892,10 +1893,10 @@
             <w:tcW w:type="dxa" w:w="1800"/>
             <w:vAlign w:val="center"/>
             <w:tcMar>
-              <w:top w:w="80" w:type="dxa"/>
-              <w:start w:w="120" w:type="dxa"/>
-              <w:bottom w:w="80" w:type="dxa"/>
-              <w:end w:w="120" w:type="dxa"/>
+              <w:top w:w="90" w:type="dxa"/>
+              <w:start w:w="100" w:type="dxa"/>
+              <w:bottom w:w="90" w:type="dxa"/>
+              <w:end w:w="100" w:type="dxa"/>
             </w:tcMar>
             <w:shd w:fill="D9D9D9"/>
           </w:tcPr>
@@ -1919,10 +1920,10 @@
             <w:tcW w:type="dxa" w:w="5976"/>
             <w:vAlign w:val="center"/>
             <w:tcMar>
-              <w:top w:w="80" w:type="dxa"/>
-              <w:start w:w="120" w:type="dxa"/>
-              <w:bottom w:w="80" w:type="dxa"/>
-              <w:end w:w="120" w:type="dxa"/>
+              <w:top w:w="90" w:type="dxa"/>
+              <w:start w:w="100" w:type="dxa"/>
+              <w:bottom w:w="90" w:type="dxa"/>
+              <w:end w:w="100" w:type="dxa"/>
             </w:tcMar>
             <w:shd w:fill="D9D9D9"/>
           </w:tcPr>
@@ -1945,7 +1946,6 @@
       <w:tr>
         <w:trPr>
           <w:trHeight w:hRule="atLeast"/>
-          <w:cantSplit/>
         </w:trPr>
         <w:tc>
           <w:tcPr>
@@ -1955,10 +1955,10 @@
             </w:tcBorders>
             <w:vAlign w:val="center"/>
             <w:tcMar>
-              <w:top w:w="80" w:type="dxa"/>
-              <w:start w:w="120" w:type="dxa"/>
-              <w:bottom w:w="80" w:type="dxa"/>
-              <w:end w:w="120" w:type="dxa"/>
+              <w:top w:w="90" w:type="dxa"/>
+              <w:start w:w="100" w:type="dxa"/>
+              <w:bottom w:w="90" w:type="dxa"/>
+              <w:end w:w="100" w:type="dxa"/>
             </w:tcMar>
           </w:tcPr>
           <w:p>
@@ -1983,10 +1983,10 @@
             </w:tcBorders>
             <w:vAlign w:val="center"/>
             <w:tcMar>
-              <w:top w:w="80" w:type="dxa"/>
-              <w:start w:w="120" w:type="dxa"/>
-              <w:bottom w:w="80" w:type="dxa"/>
-              <w:end w:w="120" w:type="dxa"/>
+              <w:top w:w="90" w:type="dxa"/>
+              <w:start w:w="100" w:type="dxa"/>
+              <w:bottom w:w="90" w:type="dxa"/>
+              <w:end w:w="100" w:type="dxa"/>
             </w:tcMar>
           </w:tcPr>
           <w:p>
@@ -1999,7 +1999,7 @@
                 <w:color w:val="000000"/>
                 <w:sz w:val="18"/>
               </w:rPr>
-              <w:t>0–49</w:t>
+              <w:t>0–34.5</w:t>
             </w:r>
           </w:p>
         </w:tc>
@@ -2011,10 +2011,10 @@
             </w:tcBorders>
             <w:vAlign w:val="center"/>
             <w:tcMar>
-              <w:top w:w="80" w:type="dxa"/>
-              <w:start w:w="120" w:type="dxa"/>
-              <w:bottom w:w="80" w:type="dxa"/>
-              <w:end w:w="120" w:type="dxa"/>
+              <w:top w:w="90" w:type="dxa"/>
+              <w:start w:w="100" w:type="dxa"/>
+              <w:bottom w:w="90" w:type="dxa"/>
+              <w:end w:w="100" w:type="dxa"/>
             </w:tcMar>
           </w:tcPr>
           <w:p>
@@ -2035,7 +2035,6 @@
       <w:tr>
         <w:trPr>
           <w:trHeight w:hRule="atLeast"/>
-          <w:cantSplit/>
         </w:trPr>
         <w:tc>
           <w:tcPr>
@@ -2046,10 +2045,10 @@
             </w:tcBorders>
             <w:vAlign w:val="center"/>
             <w:tcMar>
-              <w:top w:w="80" w:type="dxa"/>
-              <w:start w:w="120" w:type="dxa"/>
-              <w:bottom w:w="80" w:type="dxa"/>
-              <w:end w:w="120" w:type="dxa"/>
+              <w:top w:w="90" w:type="dxa"/>
+              <w:start w:w="100" w:type="dxa"/>
+              <w:bottom w:w="90" w:type="dxa"/>
+              <w:end w:w="100" w:type="dxa"/>
             </w:tcMar>
           </w:tcPr>
           <w:p>
@@ -2075,10 +2074,10 @@
             </w:tcBorders>
             <w:vAlign w:val="center"/>
             <w:tcMar>
-              <w:top w:w="80" w:type="dxa"/>
-              <w:start w:w="120" w:type="dxa"/>
-              <w:bottom w:w="80" w:type="dxa"/>
-              <w:end w:w="120" w:type="dxa"/>
+              <w:top w:w="90" w:type="dxa"/>
+              <w:start w:w="100" w:type="dxa"/>
+              <w:bottom w:w="90" w:type="dxa"/>
+              <w:end w:w="100" w:type="dxa"/>
             </w:tcMar>
           </w:tcPr>
           <w:p>
@@ -2091,7 +2090,7 @@
                 <w:color w:val="000000"/>
                 <w:sz w:val="18"/>
               </w:rPr>
-              <w:t>50–64</w:t>
+              <w:t>34.5–49.7</w:t>
             </w:r>
           </w:p>
         </w:tc>
@@ -2104,10 +2103,10 @@
             </w:tcBorders>
             <w:vAlign w:val="center"/>
             <w:tcMar>
-              <w:top w:w="80" w:type="dxa"/>
-              <w:start w:w="120" w:type="dxa"/>
-              <w:bottom w:w="80" w:type="dxa"/>
-              <w:end w:w="120" w:type="dxa"/>
+              <w:top w:w="90" w:type="dxa"/>
+              <w:start w:w="100" w:type="dxa"/>
+              <w:bottom w:w="90" w:type="dxa"/>
+              <w:end w:w="100" w:type="dxa"/>
             </w:tcMar>
           </w:tcPr>
           <w:p>
@@ -2128,7 +2127,6 @@
       <w:tr>
         <w:trPr>
           <w:trHeight w:hRule="atLeast"/>
-          <w:cantSplit/>
         </w:trPr>
         <w:tc>
           <w:tcPr>
@@ -2138,10 +2136,10 @@
             </w:tcBorders>
             <w:vAlign w:val="center"/>
             <w:tcMar>
-              <w:top w:w="80" w:type="dxa"/>
-              <w:start w:w="120" w:type="dxa"/>
-              <w:bottom w:w="80" w:type="dxa"/>
-              <w:end w:w="120" w:type="dxa"/>
+              <w:top w:w="90" w:type="dxa"/>
+              <w:start w:w="100" w:type="dxa"/>
+              <w:bottom w:w="90" w:type="dxa"/>
+              <w:end w:w="100" w:type="dxa"/>
             </w:tcMar>
           </w:tcPr>
           <w:p>
@@ -2166,10 +2164,10 @@
             </w:tcBorders>
             <w:vAlign w:val="center"/>
             <w:tcMar>
-              <w:top w:w="80" w:type="dxa"/>
-              <w:start w:w="120" w:type="dxa"/>
-              <w:bottom w:w="80" w:type="dxa"/>
-              <w:end w:w="120" w:type="dxa"/>
+              <w:top w:w="90" w:type="dxa"/>
+              <w:start w:w="100" w:type="dxa"/>
+              <w:bottom w:w="90" w:type="dxa"/>
+              <w:end w:w="100" w:type="dxa"/>
             </w:tcMar>
           </w:tcPr>
           <w:p>
@@ -2182,7 +2180,7 @@
                 <w:color w:val="000000"/>
                 <w:sz w:val="18"/>
               </w:rPr>
-              <w:t>65–79</w:t>
+              <w:t>49.7–65.9</w:t>
             </w:r>
           </w:p>
         </w:tc>
@@ -2194,10 +2192,10 @@
             </w:tcBorders>
             <w:vAlign w:val="center"/>
             <w:tcMar>
-              <w:top w:w="80" w:type="dxa"/>
-              <w:start w:w="120" w:type="dxa"/>
-              <w:bottom w:w="80" w:type="dxa"/>
-              <w:end w:w="120" w:type="dxa"/>
+              <w:top w:w="90" w:type="dxa"/>
+              <w:start w:w="100" w:type="dxa"/>
+              <w:bottom w:w="90" w:type="dxa"/>
+              <w:end w:w="100" w:type="dxa"/>
             </w:tcMar>
           </w:tcPr>
           <w:p>
@@ -2218,7 +2216,6 @@
       <w:tr>
         <w:trPr>
           <w:trHeight w:hRule="atLeast"/>
-          <w:cantSplit/>
         </w:trPr>
         <w:tc>
           <w:tcPr>
@@ -2229,10 +2226,10 @@
             </w:tcBorders>
             <w:vAlign w:val="center"/>
             <w:tcMar>
-              <w:top w:w="80" w:type="dxa"/>
-              <w:start w:w="120" w:type="dxa"/>
-              <w:bottom w:w="80" w:type="dxa"/>
-              <w:end w:w="120" w:type="dxa"/>
+              <w:top w:w="90" w:type="dxa"/>
+              <w:start w:w="100" w:type="dxa"/>
+              <w:bottom w:w="90" w:type="dxa"/>
+              <w:end w:w="100" w:type="dxa"/>
             </w:tcMar>
           </w:tcPr>
           <w:p>
@@ -2258,10 +2255,10 @@
             </w:tcBorders>
             <w:vAlign w:val="center"/>
             <w:tcMar>
-              <w:top w:w="80" w:type="dxa"/>
-              <w:start w:w="120" w:type="dxa"/>
-              <w:bottom w:w="80" w:type="dxa"/>
-              <w:end w:w="120" w:type="dxa"/>
+              <w:top w:w="90" w:type="dxa"/>
+              <w:start w:w="100" w:type="dxa"/>
+              <w:bottom w:w="90" w:type="dxa"/>
+              <w:end w:w="100" w:type="dxa"/>
             </w:tcMar>
           </w:tcPr>
           <w:p>
@@ -2274,7 +2271,7 @@
                 <w:color w:val="000000"/>
                 <w:sz w:val="18"/>
               </w:rPr>
-              <w:t>80–89</w:t>
+              <w:t>65.9–80.8</w:t>
             </w:r>
           </w:p>
         </w:tc>
@@ -2287,10 +2284,10 @@
             </w:tcBorders>
             <w:vAlign w:val="center"/>
             <w:tcMar>
-              <w:top w:w="80" w:type="dxa"/>
-              <w:start w:w="120" w:type="dxa"/>
-              <w:bottom w:w="80" w:type="dxa"/>
-              <w:end w:w="120" w:type="dxa"/>
+              <w:top w:w="90" w:type="dxa"/>
+              <w:start w:w="100" w:type="dxa"/>
+              <w:bottom w:w="90" w:type="dxa"/>
+              <w:end w:w="100" w:type="dxa"/>
             </w:tcMar>
           </w:tcPr>
           <w:p>
@@ -2311,7 +2308,6 @@
       <w:tr>
         <w:trPr>
           <w:trHeight w:hRule="atLeast"/>
-          <w:cantSplit/>
         </w:trPr>
         <w:tc>
           <w:tcPr>
@@ -2321,10 +2317,10 @@
             </w:tcBorders>
             <w:vAlign w:val="center"/>
             <w:tcMar>
-              <w:top w:w="80" w:type="dxa"/>
-              <w:start w:w="120" w:type="dxa"/>
-              <w:bottom w:w="80" w:type="dxa"/>
-              <w:end w:w="120" w:type="dxa"/>
+              <w:top w:w="90" w:type="dxa"/>
+              <w:start w:w="100" w:type="dxa"/>
+              <w:bottom w:w="90" w:type="dxa"/>
+              <w:end w:w="100" w:type="dxa"/>
             </w:tcMar>
           </w:tcPr>
           <w:p>
@@ -2349,10 +2345,10 @@
             </w:tcBorders>
             <w:vAlign w:val="center"/>
             <w:tcMar>
-              <w:top w:w="80" w:type="dxa"/>
-              <w:start w:w="120" w:type="dxa"/>
-              <w:bottom w:w="80" w:type="dxa"/>
-              <w:end w:w="120" w:type="dxa"/>
+              <w:top w:w="90" w:type="dxa"/>
+              <w:start w:w="100" w:type="dxa"/>
+              <w:bottom w:w="90" w:type="dxa"/>
+              <w:end w:w="100" w:type="dxa"/>
             </w:tcMar>
           </w:tcPr>
           <w:p>
@@ -2365,7 +2361,7 @@
                 <w:color w:val="000000"/>
                 <w:sz w:val="18"/>
               </w:rPr>
-              <w:t>90–100</w:t>
+              <w:t>80.8–100</w:t>
             </w:r>
           </w:p>
         </w:tc>
@@ -2377,10 +2373,10 @@
             </w:tcBorders>
             <w:vAlign w:val="center"/>
             <w:tcMar>
-              <w:top w:w="80" w:type="dxa"/>
-              <w:start w:w="120" w:type="dxa"/>
-              <w:bottom w:w="80" w:type="dxa"/>
-              <w:end w:w="120" w:type="dxa"/>
+              <w:top w:w="90" w:type="dxa"/>
+              <w:start w:w="100" w:type="dxa"/>
+              <w:bottom w:w="90" w:type="dxa"/>
+              <w:end w:w="100" w:type="dxa"/>
             </w:tcMar>
           </w:tcPr>
           <w:p>
@@ -2407,10 +2403,9 @@
     <w:tbl>
       <w:tblPr>
         <w:tblW w:type="dxa" w:w="9360"/>
-        <w:jc w:val="left"/>
+        <w:jc w:val="center"/>
         <w:tblLayout w:type="fixed"/>
         <w:tblLook w:firstColumn="1" w:firstRow="1" w:lastColumn="0" w:lastRow="0" w:noHBand="0" w:noVBand="1" w:val="04A0"/>
-        <w:tblInd w:w="120" w:type="dxa"/>
       </w:tblPr>
       <w:tblGrid>
         <w:gridCol w:w="9360"/>
@@ -2418,17 +2413,16 @@
       <w:tr>
         <w:trPr>
           <w:trHeight w:hRule="atLeast"/>
-          <w:cantSplit/>
         </w:trPr>
         <w:tc>
           <w:tcPr>
             <w:tcW w:type="dxa" w:w="9360"/>
             <w:vAlign w:val="center"/>
             <w:tcMar>
-              <w:top w:w="80" w:type="dxa"/>
-              <w:start w:w="120" w:type="dxa"/>
-              <w:bottom w:w="80" w:type="dxa"/>
-              <w:end w:w="120" w:type="dxa"/>
+              <w:top w:w="90" w:type="dxa"/>
+              <w:start w:w="100" w:type="dxa"/>
+              <w:bottom w:w="90" w:type="dxa"/>
+              <w:end w:w="100" w:type="dxa"/>
             </w:tcMar>
             <w:shd w:fill="D9D9D9"/>
             <w:tcBorders>
@@ -2442,15 +2436,7 @@
                 <w:b/>
                 <w:color w:val="000000"/>
               </w:rPr>
-              <w:t xml:space="preserve">解释边界  </w:t>
-            </w:r>
-            <w:r>
-              <w:rPr>
-                <w:rFonts w:ascii="Calibri" w:hAnsi="Calibri" w:eastAsia="Microsoft YaHei"/>
-                <w:color w:val="000000"/>
-                <w:sz w:val="19"/>
-              </w:rPr>
-              <w:t>L5 不以单道选择题直接判定。当前等级阈值属于产品初始口径，正式对外宣称测评效度前，应使用真实样本完成难度、区分度和等级一致性校准。</w:t>
+              <w:t>解释边界  L5 不以单道选择题直接判定。分数区间与 config/level_thresholds.json（100份仿真样本校准）保持一致；正式对外宣称测评效度前应使用真实样本复校。</w:t>
             </w:r>
           </w:p>
         </w:tc>
@@ -2461,7 +2447,11 @@
         <w:spacing w:after="20"/>
       </w:pPr>
     </w:p>
-    <w:p/>
+    <w:p>
+      <w:r>
+        <w:br w:type="page"/>
+      </w:r>
+    </w:p>
     <w:p>
       <w:pPr>
         <w:pStyle w:val="Heading1"/>
@@ -2481,10 +2471,9 @@
     <w:tbl>
       <w:tblPr>
         <w:tblW w:type="dxa" w:w="9244"/>
-        <w:jc w:val="left"/>
+        <w:jc w:val="center"/>
         <w:tblLayout w:type="fixed"/>
         <w:tblLook w:firstColumn="1" w:firstRow="1" w:lastColumn="0" w:lastRow="0" w:noHBand="0" w:noVBand="1" w:val="04A0"/>
-        <w:tblInd w:w="120" w:type="dxa"/>
       </w:tblPr>
       <w:tblGrid>
         <w:gridCol w:w="1324"/>
@@ -2502,17 +2491,16 @@
       <w:tr>
         <w:trPr>
           <w:trHeight w:hRule="atLeast"/>
-          <w:cantSplit/>
         </w:trPr>
         <w:tc>
           <w:tcPr>
             <w:tcW w:type="dxa" w:w="1324"/>
             <w:vAlign w:val="center"/>
             <w:tcMar>
-              <w:top w:w="80" w:type="dxa"/>
-              <w:start w:w="120" w:type="dxa"/>
-              <w:bottom w:w="80" w:type="dxa"/>
-              <w:end w:w="120" w:type="dxa"/>
+              <w:top w:w="90" w:type="dxa"/>
+              <w:start w:w="100" w:type="dxa"/>
+              <w:bottom w:w="90" w:type="dxa"/>
+              <w:end w:w="100" w:type="dxa"/>
             </w:tcMar>
             <w:shd w:fill="E7E7E7"/>
             <w:tcBorders>
@@ -2542,10 +2530,10 @@
             <w:tcW w:type="dxa" w:w="259"/>
             <w:vAlign w:val="center"/>
             <w:tcMar>
-              <w:top w:w="80" w:type="dxa"/>
-              <w:start w:w="120" w:type="dxa"/>
-              <w:bottom w:w="80" w:type="dxa"/>
-              <w:end w:w="120" w:type="dxa"/>
+              <w:top w:w="90" w:type="dxa"/>
+              <w:start w:w="100" w:type="dxa"/>
+              <w:bottom w:w="90" w:type="dxa"/>
+              <w:end w:w="100" w:type="dxa"/>
             </w:tcMar>
           </w:tcPr>
           <w:p/>
@@ -2555,10 +2543,10 @@
             <w:tcW w:type="dxa" w:w="1324"/>
             <w:vAlign w:val="center"/>
             <w:tcMar>
-              <w:top w:w="80" w:type="dxa"/>
-              <w:start w:w="120" w:type="dxa"/>
-              <w:bottom w:w="80" w:type="dxa"/>
-              <w:end w:w="120" w:type="dxa"/>
+              <w:top w:w="90" w:type="dxa"/>
+              <w:start w:w="100" w:type="dxa"/>
+              <w:bottom w:w="90" w:type="dxa"/>
+              <w:end w:w="100" w:type="dxa"/>
             </w:tcMar>
             <w:shd w:fill="E7E7E7"/>
             <w:tcBorders>
@@ -2588,10 +2576,10 @@
             <w:tcW w:type="dxa" w:w="259"/>
             <w:vAlign w:val="center"/>
             <w:tcMar>
-              <w:top w:w="80" w:type="dxa"/>
-              <w:start w:w="120" w:type="dxa"/>
-              <w:bottom w:w="80" w:type="dxa"/>
-              <w:end w:w="120" w:type="dxa"/>
+              <w:top w:w="90" w:type="dxa"/>
+              <w:start w:w="100" w:type="dxa"/>
+              <w:bottom w:w="90" w:type="dxa"/>
+              <w:end w:w="100" w:type="dxa"/>
             </w:tcMar>
           </w:tcPr>
           <w:p/>
@@ -2601,10 +2589,10 @@
             <w:tcW w:type="dxa" w:w="1324"/>
             <w:vAlign w:val="center"/>
             <w:tcMar>
-              <w:top w:w="80" w:type="dxa"/>
-              <w:start w:w="120" w:type="dxa"/>
-              <w:bottom w:w="80" w:type="dxa"/>
-              <w:end w:w="120" w:type="dxa"/>
+              <w:top w:w="90" w:type="dxa"/>
+              <w:start w:w="100" w:type="dxa"/>
+              <w:bottom w:w="90" w:type="dxa"/>
+              <w:end w:w="100" w:type="dxa"/>
             </w:tcMar>
             <w:shd w:fill="E7E7E7"/>
             <w:tcBorders>
@@ -2634,10 +2622,10 @@
             <w:tcW w:type="dxa" w:w="259"/>
             <w:vAlign w:val="center"/>
             <w:tcMar>
-              <w:top w:w="80" w:type="dxa"/>
-              <w:start w:w="120" w:type="dxa"/>
-              <w:bottom w:w="80" w:type="dxa"/>
-              <w:end w:w="120" w:type="dxa"/>
+              <w:top w:w="90" w:type="dxa"/>
+              <w:start w:w="100" w:type="dxa"/>
+              <w:bottom w:w="90" w:type="dxa"/>
+              <w:end w:w="100" w:type="dxa"/>
             </w:tcMar>
           </w:tcPr>
           <w:p/>
@@ -2647,10 +2635,10 @@
             <w:tcW w:type="dxa" w:w="1324"/>
             <w:vAlign w:val="center"/>
             <w:tcMar>
-              <w:top w:w="80" w:type="dxa"/>
-              <w:start w:w="120" w:type="dxa"/>
-              <w:bottom w:w="80" w:type="dxa"/>
-              <w:end w:w="120" w:type="dxa"/>
+              <w:top w:w="90" w:type="dxa"/>
+              <w:start w:w="100" w:type="dxa"/>
+              <w:bottom w:w="90" w:type="dxa"/>
+              <w:end w:w="100" w:type="dxa"/>
             </w:tcMar>
             <w:shd w:fill="E7E7E7"/>
             <w:tcBorders>
@@ -2680,10 +2668,10 @@
             <w:tcW w:type="dxa" w:w="259"/>
             <w:vAlign w:val="center"/>
             <w:tcMar>
-              <w:top w:w="80" w:type="dxa"/>
-              <w:start w:w="120" w:type="dxa"/>
-              <w:bottom w:w="80" w:type="dxa"/>
-              <w:end w:w="120" w:type="dxa"/>
+              <w:top w:w="90" w:type="dxa"/>
+              <w:start w:w="100" w:type="dxa"/>
+              <w:bottom w:w="90" w:type="dxa"/>
+              <w:end w:w="100" w:type="dxa"/>
             </w:tcMar>
           </w:tcPr>
           <w:p/>
@@ -2693,10 +2681,10 @@
             <w:tcW w:type="dxa" w:w="1324"/>
             <w:vAlign w:val="center"/>
             <w:tcMar>
-              <w:top w:w="80" w:type="dxa"/>
-              <w:start w:w="120" w:type="dxa"/>
-              <w:bottom w:w="80" w:type="dxa"/>
-              <w:end w:w="120" w:type="dxa"/>
+              <w:top w:w="90" w:type="dxa"/>
+              <w:start w:w="100" w:type="dxa"/>
+              <w:bottom w:w="90" w:type="dxa"/>
+              <w:end w:w="100" w:type="dxa"/>
             </w:tcMar>
             <w:shd w:fill="E7E7E7"/>
             <w:tcBorders>
@@ -2726,10 +2714,10 @@
             <w:tcW w:type="dxa" w:w="259"/>
             <w:vAlign w:val="center"/>
             <w:tcMar>
-              <w:top w:w="80" w:type="dxa"/>
-              <w:start w:w="120" w:type="dxa"/>
-              <w:bottom w:w="80" w:type="dxa"/>
-              <w:end w:w="120" w:type="dxa"/>
+              <w:top w:w="90" w:type="dxa"/>
+              <w:start w:w="100" w:type="dxa"/>
+              <w:bottom w:w="90" w:type="dxa"/>
+              <w:end w:w="100" w:type="dxa"/>
             </w:tcMar>
           </w:tcPr>
           <w:p/>
@@ -2739,10 +2727,10 @@
             <w:tcW w:type="dxa" w:w="1324"/>
             <w:vAlign w:val="center"/>
             <w:tcMar>
-              <w:top w:w="80" w:type="dxa"/>
-              <w:start w:w="120" w:type="dxa"/>
-              <w:bottom w:w="80" w:type="dxa"/>
-              <w:end w:w="120" w:type="dxa"/>
+              <w:top w:w="90" w:type="dxa"/>
+              <w:start w:w="100" w:type="dxa"/>
+              <w:bottom w:w="90" w:type="dxa"/>
+              <w:end w:w="100" w:type="dxa"/>
             </w:tcMar>
             <w:shd w:fill="E7E7E7"/>
             <w:tcBorders>
@@ -2771,17 +2759,16 @@
       <w:tr>
         <w:trPr>
           <w:trHeight w:hRule="atLeast"/>
-          <w:cantSplit/>
         </w:trPr>
         <w:tc>
           <w:tcPr>
             <w:tcW w:type="dxa" w:w="1324"/>
             <w:vAlign w:val="center"/>
             <w:tcMar>
-              <w:top w:w="80" w:type="dxa"/>
-              <w:start w:w="120" w:type="dxa"/>
-              <w:bottom w:w="80" w:type="dxa"/>
-              <w:end w:w="120" w:type="dxa"/>
+              <w:top w:w="90" w:type="dxa"/>
+              <w:start w:w="100" w:type="dxa"/>
+              <w:bottom w:w="90" w:type="dxa"/>
+              <w:end w:w="100" w:type="dxa"/>
             </w:tcMar>
             <w:tcBorders>
               <w:top w:val="single" w:sz="6" w:color="7F7F7F"/>
@@ -2810,10 +2797,10 @@
             <w:tcW w:type="dxa" w:w="259"/>
             <w:vAlign w:val="center"/>
             <w:tcMar>
-              <w:top w:w="80" w:type="dxa"/>
-              <w:start w:w="120" w:type="dxa"/>
-              <w:bottom w:w="80" w:type="dxa"/>
-              <w:end w:w="120" w:type="dxa"/>
+              <w:top w:w="90" w:type="dxa"/>
+              <w:start w:w="100" w:type="dxa"/>
+              <w:bottom w:w="90" w:type="dxa"/>
+              <w:end w:w="100" w:type="dxa"/>
             </w:tcMar>
           </w:tcPr>
           <w:p>
@@ -2836,10 +2823,10 @@
             <w:tcW w:type="dxa" w:w="1324"/>
             <w:vAlign w:val="center"/>
             <w:tcMar>
-              <w:top w:w="80" w:type="dxa"/>
-              <w:start w:w="120" w:type="dxa"/>
-              <w:bottom w:w="80" w:type="dxa"/>
-              <w:end w:w="120" w:type="dxa"/>
+              <w:top w:w="90" w:type="dxa"/>
+              <w:start w:w="100" w:type="dxa"/>
+              <w:bottom w:w="90" w:type="dxa"/>
+              <w:end w:w="100" w:type="dxa"/>
             </w:tcMar>
             <w:tcBorders>
               <w:top w:val="single" w:sz="6" w:color="7F7F7F"/>
@@ -2868,10 +2855,10 @@
             <w:tcW w:type="dxa" w:w="259"/>
             <w:vAlign w:val="center"/>
             <w:tcMar>
-              <w:top w:w="80" w:type="dxa"/>
-              <w:start w:w="120" w:type="dxa"/>
-              <w:bottom w:w="80" w:type="dxa"/>
-              <w:end w:w="120" w:type="dxa"/>
+              <w:top w:w="90" w:type="dxa"/>
+              <w:start w:w="100" w:type="dxa"/>
+              <w:bottom w:w="90" w:type="dxa"/>
+              <w:end w:w="100" w:type="dxa"/>
             </w:tcMar>
           </w:tcPr>
           <w:p>
@@ -2894,10 +2881,10 @@
             <w:tcW w:type="dxa" w:w="1324"/>
             <w:vAlign w:val="center"/>
             <w:tcMar>
-              <w:top w:w="80" w:type="dxa"/>
-              <w:start w:w="120" w:type="dxa"/>
-              <w:bottom w:w="80" w:type="dxa"/>
-              <w:end w:w="120" w:type="dxa"/>
+              <w:top w:w="90" w:type="dxa"/>
+              <w:start w:w="100" w:type="dxa"/>
+              <w:bottom w:w="90" w:type="dxa"/>
+              <w:end w:w="100" w:type="dxa"/>
             </w:tcMar>
             <w:tcBorders>
               <w:top w:val="single" w:sz="6" w:color="7F7F7F"/>
@@ -2926,10 +2913,10 @@
             <w:tcW w:type="dxa" w:w="259"/>
             <w:vAlign w:val="center"/>
             <w:tcMar>
-              <w:top w:w="80" w:type="dxa"/>
-              <w:start w:w="120" w:type="dxa"/>
-              <w:bottom w:w="80" w:type="dxa"/>
-              <w:end w:w="120" w:type="dxa"/>
+              <w:top w:w="90" w:type="dxa"/>
+              <w:start w:w="100" w:type="dxa"/>
+              <w:bottom w:w="90" w:type="dxa"/>
+              <w:end w:w="100" w:type="dxa"/>
             </w:tcMar>
           </w:tcPr>
           <w:p>
@@ -2952,10 +2939,10 @@
             <w:tcW w:type="dxa" w:w="1324"/>
             <w:vAlign w:val="center"/>
             <w:tcMar>
-              <w:top w:w="80" w:type="dxa"/>
-              <w:start w:w="120" w:type="dxa"/>
-              <w:bottom w:w="80" w:type="dxa"/>
-              <w:end w:w="120" w:type="dxa"/>
+              <w:top w:w="90" w:type="dxa"/>
+              <w:start w:w="100" w:type="dxa"/>
+              <w:bottom w:w="90" w:type="dxa"/>
+              <w:end w:w="100" w:type="dxa"/>
             </w:tcMar>
             <w:tcBorders>
               <w:top w:val="single" w:sz="6" w:color="7F7F7F"/>
@@ -2984,10 +2971,10 @@
             <w:tcW w:type="dxa" w:w="259"/>
             <w:vAlign w:val="center"/>
             <w:tcMar>
-              <w:top w:w="80" w:type="dxa"/>
-              <w:start w:w="120" w:type="dxa"/>
-              <w:bottom w:w="80" w:type="dxa"/>
-              <w:end w:w="120" w:type="dxa"/>
+              <w:top w:w="90" w:type="dxa"/>
+              <w:start w:w="100" w:type="dxa"/>
+              <w:bottom w:w="90" w:type="dxa"/>
+              <w:end w:w="100" w:type="dxa"/>
             </w:tcMar>
           </w:tcPr>
           <w:p>
@@ -3010,10 +2997,10 @@
             <w:tcW w:type="dxa" w:w="1324"/>
             <w:vAlign w:val="center"/>
             <w:tcMar>
-              <w:top w:w="80" w:type="dxa"/>
-              <w:start w:w="120" w:type="dxa"/>
-              <w:bottom w:w="80" w:type="dxa"/>
-              <w:end w:w="120" w:type="dxa"/>
+              <w:top w:w="90" w:type="dxa"/>
+              <w:start w:w="100" w:type="dxa"/>
+              <w:bottom w:w="90" w:type="dxa"/>
+              <w:end w:w="100" w:type="dxa"/>
             </w:tcMar>
             <w:tcBorders>
               <w:top w:val="single" w:sz="6" w:color="7F7F7F"/>
@@ -3042,10 +3029,10 @@
             <w:tcW w:type="dxa" w:w="259"/>
             <w:vAlign w:val="center"/>
             <w:tcMar>
-              <w:top w:w="80" w:type="dxa"/>
-              <w:start w:w="120" w:type="dxa"/>
-              <w:bottom w:w="80" w:type="dxa"/>
-              <w:end w:w="120" w:type="dxa"/>
+              <w:top w:w="90" w:type="dxa"/>
+              <w:start w:w="100" w:type="dxa"/>
+              <w:bottom w:w="90" w:type="dxa"/>
+              <w:end w:w="100" w:type="dxa"/>
             </w:tcMar>
           </w:tcPr>
           <w:p>
@@ -3068,10 +3055,10 @@
             <w:tcW w:type="dxa" w:w="1324"/>
             <w:vAlign w:val="center"/>
             <w:tcMar>
-              <w:top w:w="80" w:type="dxa"/>
-              <w:start w:w="120" w:type="dxa"/>
-              <w:bottom w:w="80" w:type="dxa"/>
-              <w:end w:w="120" w:type="dxa"/>
+              <w:top w:w="90" w:type="dxa"/>
+              <w:start w:w="100" w:type="dxa"/>
+              <w:bottom w:w="90" w:type="dxa"/>
+              <w:end w:w="100" w:type="dxa"/>
             </w:tcMar>
             <w:tcBorders>
               <w:top w:val="single" w:sz="6" w:color="7F7F7F"/>
@@ -3099,17 +3086,16 @@
       <w:tr>
         <w:trPr>
           <w:trHeight w:hRule="atLeast"/>
-          <w:cantSplit/>
         </w:trPr>
         <w:tc>
           <w:tcPr>
             <w:tcW w:type="dxa" w:w="1324"/>
             <w:vAlign w:val="center"/>
             <w:tcMar>
-              <w:top w:w="80" w:type="dxa"/>
-              <w:start w:w="120" w:type="dxa"/>
-              <w:bottom w:w="80" w:type="dxa"/>
-              <w:end w:w="120" w:type="dxa"/>
+              <w:top w:w="90" w:type="dxa"/>
+              <w:start w:w="100" w:type="dxa"/>
+              <w:bottom w:w="90" w:type="dxa"/>
+              <w:end w:w="100" w:type="dxa"/>
             </w:tcMar>
             <w:tcBorders>
               <w:top w:val="single" w:sz="6" w:color="7F7F7F"/>
@@ -3138,10 +3124,10 @@
             <w:tcW w:type="dxa" w:w="259"/>
             <w:vAlign w:val="center"/>
             <w:tcMar>
-              <w:top w:w="80" w:type="dxa"/>
-              <w:start w:w="120" w:type="dxa"/>
-              <w:bottom w:w="80" w:type="dxa"/>
-              <w:end w:w="120" w:type="dxa"/>
+              <w:top w:w="90" w:type="dxa"/>
+              <w:start w:w="100" w:type="dxa"/>
+              <w:bottom w:w="90" w:type="dxa"/>
+              <w:end w:w="100" w:type="dxa"/>
             </w:tcMar>
           </w:tcPr>
           <w:p/>
@@ -3151,10 +3137,10 @@
             <w:tcW w:type="dxa" w:w="1324"/>
             <w:vAlign w:val="center"/>
             <w:tcMar>
-              <w:top w:w="80" w:type="dxa"/>
-              <w:start w:w="120" w:type="dxa"/>
-              <w:bottom w:w="80" w:type="dxa"/>
-              <w:end w:w="120" w:type="dxa"/>
+              <w:top w:w="90" w:type="dxa"/>
+              <w:start w:w="100" w:type="dxa"/>
+              <w:bottom w:w="90" w:type="dxa"/>
+              <w:end w:w="100" w:type="dxa"/>
             </w:tcMar>
             <w:tcBorders>
               <w:top w:val="single" w:sz="6" w:color="7F7F7F"/>
@@ -3183,10 +3169,10 @@
             <w:tcW w:type="dxa" w:w="259"/>
             <w:vAlign w:val="center"/>
             <w:tcMar>
-              <w:top w:w="80" w:type="dxa"/>
-              <w:start w:w="120" w:type="dxa"/>
-              <w:bottom w:w="80" w:type="dxa"/>
-              <w:end w:w="120" w:type="dxa"/>
+              <w:top w:w="90" w:type="dxa"/>
+              <w:start w:w="100" w:type="dxa"/>
+              <w:bottom w:w="90" w:type="dxa"/>
+              <w:end w:w="100" w:type="dxa"/>
             </w:tcMar>
           </w:tcPr>
           <w:p/>
@@ -3196,10 +3182,10 @@
             <w:tcW w:type="dxa" w:w="1324"/>
             <w:vAlign w:val="center"/>
             <w:tcMar>
-              <w:top w:w="80" w:type="dxa"/>
-              <w:start w:w="120" w:type="dxa"/>
-              <w:bottom w:w="80" w:type="dxa"/>
-              <w:end w:w="120" w:type="dxa"/>
+              <w:top w:w="90" w:type="dxa"/>
+              <w:start w:w="100" w:type="dxa"/>
+              <w:bottom w:w="90" w:type="dxa"/>
+              <w:end w:w="100" w:type="dxa"/>
             </w:tcMar>
             <w:tcBorders>
               <w:top w:val="single" w:sz="6" w:color="7F7F7F"/>
@@ -3228,10 +3214,10 @@
             <w:tcW w:type="dxa" w:w="259"/>
             <w:vAlign w:val="center"/>
             <w:tcMar>
-              <w:top w:w="80" w:type="dxa"/>
-              <w:start w:w="120" w:type="dxa"/>
-              <w:bottom w:w="80" w:type="dxa"/>
-              <w:end w:w="120" w:type="dxa"/>
+              <w:top w:w="90" w:type="dxa"/>
+              <w:start w:w="100" w:type="dxa"/>
+              <w:bottom w:w="90" w:type="dxa"/>
+              <w:end w:w="100" w:type="dxa"/>
             </w:tcMar>
           </w:tcPr>
           <w:p/>
@@ -3241,10 +3227,10 @@
             <w:tcW w:type="dxa" w:w="1324"/>
             <w:vAlign w:val="center"/>
             <w:tcMar>
-              <w:top w:w="80" w:type="dxa"/>
-              <w:start w:w="120" w:type="dxa"/>
-              <w:bottom w:w="80" w:type="dxa"/>
-              <w:end w:w="120" w:type="dxa"/>
+              <w:top w:w="90" w:type="dxa"/>
+              <w:start w:w="100" w:type="dxa"/>
+              <w:bottom w:w="90" w:type="dxa"/>
+              <w:end w:w="100" w:type="dxa"/>
             </w:tcMar>
             <w:tcBorders>
               <w:top w:val="single" w:sz="6" w:color="7F7F7F"/>
@@ -3273,10 +3259,10 @@
             <w:tcW w:type="dxa" w:w="259"/>
             <w:vAlign w:val="center"/>
             <w:tcMar>
-              <w:top w:w="80" w:type="dxa"/>
-              <w:start w:w="120" w:type="dxa"/>
-              <w:bottom w:w="80" w:type="dxa"/>
-              <w:end w:w="120" w:type="dxa"/>
+              <w:top w:w="90" w:type="dxa"/>
+              <w:start w:w="100" w:type="dxa"/>
+              <w:bottom w:w="90" w:type="dxa"/>
+              <w:end w:w="100" w:type="dxa"/>
             </w:tcMar>
           </w:tcPr>
           <w:p/>
@@ -3286,10 +3272,10 @@
             <w:tcW w:type="dxa" w:w="1324"/>
             <w:vAlign w:val="center"/>
             <w:tcMar>
-              <w:top w:w="80" w:type="dxa"/>
-              <w:start w:w="120" w:type="dxa"/>
-              <w:bottom w:w="80" w:type="dxa"/>
-              <w:end w:w="120" w:type="dxa"/>
+              <w:top w:w="90" w:type="dxa"/>
+              <w:start w:w="100" w:type="dxa"/>
+              <w:bottom w:w="90" w:type="dxa"/>
+              <w:end w:w="100" w:type="dxa"/>
             </w:tcMar>
             <w:tcBorders>
               <w:top w:val="single" w:sz="6" w:color="7F7F7F"/>
@@ -3318,10 +3304,10 @@
             <w:tcW w:type="dxa" w:w="259"/>
             <w:vAlign w:val="center"/>
             <w:tcMar>
-              <w:top w:w="80" w:type="dxa"/>
-              <w:start w:w="120" w:type="dxa"/>
-              <w:bottom w:w="80" w:type="dxa"/>
-              <w:end w:w="120" w:type="dxa"/>
+              <w:top w:w="90" w:type="dxa"/>
+              <w:start w:w="100" w:type="dxa"/>
+              <w:bottom w:w="90" w:type="dxa"/>
+              <w:end w:w="100" w:type="dxa"/>
             </w:tcMar>
           </w:tcPr>
           <w:p/>
@@ -3331,10 +3317,10 @@
             <w:tcW w:type="dxa" w:w="1324"/>
             <w:vAlign w:val="center"/>
             <w:tcMar>
-              <w:top w:w="80" w:type="dxa"/>
-              <w:start w:w="120" w:type="dxa"/>
-              <w:bottom w:w="80" w:type="dxa"/>
-              <w:end w:w="120" w:type="dxa"/>
+              <w:top w:w="90" w:type="dxa"/>
+              <w:start w:w="100" w:type="dxa"/>
+              <w:bottom w:w="90" w:type="dxa"/>
+              <w:end w:w="100" w:type="dxa"/>
             </w:tcMar>
             <w:tcBorders>
               <w:top w:val="single" w:sz="6" w:color="7F7F7F"/>
@@ -3384,10 +3370,6 @@
     <w:p>
       <w:pPr>
         <w:pStyle w:val="ListNumber"/>
-        <w:numPr>
-          <w:ilvl w:val="0"/>
-          <w:numId w:val="10"/>
-        </w:numPr>
       </w:pPr>
       <w:r>
         <w:t>开始：学员填写姓名、班级/团队并选择15题快速、18题标准或25题深入模式。系统创建独立 user_id 与 test_id。</w:t>
@@ -3396,10 +3378,6 @@
     <w:p>
       <w:pPr>
         <w:pStyle w:val="ListNumber"/>
-        <w:numPr>
-          <w:ilvl w:val="0"/>
-          <w:numId w:val="10"/>
-        </w:numPr>
       </w:pPr>
       <w:r>
         <w:t>分层初测：前12题按六个维度轮转，前6题为难度1，后6题为难度2；同一测评按题目ID去重。</w:t>
@@ -3408,10 +3386,6 @@
     <w:p>
       <w:pPr>
         <w:pStyle w:val="ListNumber"/>
-        <w:numPr>
-          <w:ilvl w:val="0"/>
-          <w:numId w:val="10"/>
-        </w:numPr>
       </w:pPr>
       <w:r>
         <w:t>自适应补测：按“置信度优先、分数次优先”排序维度，在薄弱或证据不足的维度继续抽题；根据当前分数选择难度1/2/3。</w:t>
@@ -3420,10 +3394,6 @@
     <w:p>
       <w:pPr>
         <w:pStyle w:val="ListNumber"/>
-        <w:numPr>
-          <w:ilvl w:val="0"/>
-          <w:numId w:val="10"/>
-        </w:numPr>
       </w:pPr>
       <w:r>
         <w:t>开放/实操：目标题量末段至少包含一题开放作答和一题实操任务，避免只凭客观题判断高阶能力。</w:t>
@@ -3432,22 +3402,14 @@
     <w:p>
       <w:pPr>
         <w:pStyle w:val="ListNumber"/>
-        <w:numPr>
-          <w:ilvl w:val="0"/>
-          <w:numId w:val="10"/>
-        </w:numPr>
       </w:pPr>
       <w:r>
-        <w:t>评分：客观题确定性评分；配置运行时令牌后由百宝箱评分智能体输出结构化初评，失败时透明降级为本地量表并进入人工复核。</w:t>
+        <w:t>评分：客观题确定性评分；开放与实操题由结构化量表初评并标记人工复核。取得百宝箱 Token 后启用模型评分适配器。</w:t>
       </w:r>
     </w:p>
     <w:p>
       <w:pPr>
         <w:pStyle w:val="ListNumber"/>
-        <w:numPr>
-          <w:ilvl w:val="0"/>
-          <w:numId w:val="10"/>
-        </w:numPr>
       </w:pPr>
       <w:r>
         <w:t>反馈与巩固：提交后留在答题界面，以错误/半对/全对三种状态着色，错误题立即显示正确答案和解析；按钮切换为“进入下一题”。</w:t>
@@ -3456,10 +3418,6 @@
     <w:p>
       <w:pPr>
         <w:pStyle w:val="ListNumber"/>
-        <w:numPr>
-          <w:ilvl w:val="0"/>
-          <w:numId w:val="10"/>
-        </w:numPr>
       </w:pPr>
       <w:r>
         <w:t>报告：完成全部目标题量后计算六维分数、置信度、优势/薄弱项、题型与难度分布，并形成学习建议与成长档案。</w:t>
@@ -3476,10 +3434,9 @@
     <w:tbl>
       <w:tblPr>
         <w:tblW w:type="dxa" w:w="9360"/>
+        <w:jc w:val="center"/>
         <w:tblLayout w:type="fixed"/>
         <w:tblLook w:firstColumn="1" w:firstRow="1" w:lastColumn="0" w:lastRow="0" w:noHBand="0" w:noVBand="1" w:val="04A0"/>
-        <w:jc w:val="left"/>
-        <w:tblInd w:w="120" w:type="dxa"/>
       </w:tblPr>
       <w:tblGrid>
         <w:gridCol w:w="1728"/>
@@ -3490,17 +3447,16 @@
       <w:tr>
         <w:trPr>
           <w:trHeight w:hRule="atLeast" w:val="547"/>
-          <w:cantSplit/>
         </w:trPr>
         <w:tc>
           <w:tcPr>
             <w:tcW w:type="dxa" w:w="1728"/>
             <w:vAlign w:val="center"/>
             <w:tcMar>
-              <w:top w:w="80" w:type="dxa"/>
-              <w:start w:w="120" w:type="dxa"/>
-              <w:bottom w:w="80" w:type="dxa"/>
-              <w:end w:w="120" w:type="dxa"/>
+              <w:top w:w="90" w:type="dxa"/>
+              <w:start w:w="100" w:type="dxa"/>
+              <w:bottom w:w="90" w:type="dxa"/>
+              <w:end w:w="100" w:type="dxa"/>
             </w:tcMar>
             <w:shd w:fill="D9D9D9"/>
           </w:tcPr>
@@ -3524,10 +3480,10 @@
             <w:tcW w:type="dxa" w:w="1152"/>
             <w:vAlign w:val="center"/>
             <w:tcMar>
-              <w:top w:w="80" w:type="dxa"/>
-              <w:start w:w="120" w:type="dxa"/>
-              <w:bottom w:w="80" w:type="dxa"/>
-              <w:end w:w="120" w:type="dxa"/>
+              <w:top w:w="90" w:type="dxa"/>
+              <w:start w:w="100" w:type="dxa"/>
+              <w:bottom w:w="90" w:type="dxa"/>
+              <w:end w:w="100" w:type="dxa"/>
             </w:tcMar>
             <w:shd w:fill="D9D9D9"/>
           </w:tcPr>
@@ -3551,10 +3507,10 @@
             <w:tcW w:type="dxa" w:w="2880"/>
             <w:vAlign w:val="center"/>
             <w:tcMar>
-              <w:top w:w="80" w:type="dxa"/>
-              <w:start w:w="120" w:type="dxa"/>
-              <w:bottom w:w="80" w:type="dxa"/>
-              <w:end w:w="120" w:type="dxa"/>
+              <w:top w:w="90" w:type="dxa"/>
+              <w:start w:w="100" w:type="dxa"/>
+              <w:bottom w:w="90" w:type="dxa"/>
+              <w:end w:w="100" w:type="dxa"/>
             </w:tcMar>
             <w:shd w:fill="D9D9D9"/>
           </w:tcPr>
@@ -3578,10 +3534,10 @@
             <w:tcW w:type="dxa" w:w="3600"/>
             <w:vAlign w:val="center"/>
             <w:tcMar>
-              <w:top w:w="80" w:type="dxa"/>
-              <w:start w:w="120" w:type="dxa"/>
-              <w:bottom w:w="80" w:type="dxa"/>
-              <w:end w:w="120" w:type="dxa"/>
+              <w:top w:w="90" w:type="dxa"/>
+              <w:start w:w="100" w:type="dxa"/>
+              <w:bottom w:w="90" w:type="dxa"/>
+              <w:end w:w="100" w:type="dxa"/>
             </w:tcMar>
             <w:shd w:fill="D9D9D9"/>
           </w:tcPr>
@@ -3604,7 +3560,6 @@
       <w:tr>
         <w:trPr>
           <w:trHeight w:hRule="atLeast"/>
-          <w:cantSplit/>
         </w:trPr>
         <w:tc>
           <w:tcPr>
@@ -3614,10 +3569,10 @@
             </w:tcBorders>
             <w:vAlign w:val="center"/>
             <w:tcMar>
-              <w:top w:w="80" w:type="dxa"/>
-              <w:start w:w="120" w:type="dxa"/>
-              <w:bottom w:w="80" w:type="dxa"/>
-              <w:end w:w="120" w:type="dxa"/>
+              <w:top w:w="90" w:type="dxa"/>
+              <w:start w:w="100" w:type="dxa"/>
+              <w:bottom w:w="90" w:type="dxa"/>
+              <w:end w:w="100" w:type="dxa"/>
             </w:tcMar>
           </w:tcPr>
           <w:p>
@@ -3642,10 +3597,10 @@
             </w:tcBorders>
             <w:vAlign w:val="center"/>
             <w:tcMar>
-              <w:top w:w="80" w:type="dxa"/>
-              <w:start w:w="120" w:type="dxa"/>
-              <w:bottom w:w="80" w:type="dxa"/>
-              <w:end w:w="120" w:type="dxa"/>
+              <w:top w:w="90" w:type="dxa"/>
+              <w:start w:w="100" w:type="dxa"/>
+              <w:bottom w:w="90" w:type="dxa"/>
+              <w:end w:w="100" w:type="dxa"/>
             </w:tcMar>
           </w:tcPr>
           <w:p>
@@ -3670,10 +3625,10 @@
             </w:tcBorders>
             <w:vAlign w:val="center"/>
             <w:tcMar>
-              <w:top w:w="80" w:type="dxa"/>
-              <w:start w:w="120" w:type="dxa"/>
-              <w:bottom w:w="80" w:type="dxa"/>
-              <w:end w:w="120" w:type="dxa"/>
+              <w:top w:w="90" w:type="dxa"/>
+              <w:start w:w="100" w:type="dxa"/>
+              <w:bottom w:w="90" w:type="dxa"/>
+              <w:end w:w="100" w:type="dxa"/>
             </w:tcMar>
           </w:tcPr>
           <w:p>
@@ -3698,10 +3653,10 @@
             </w:tcBorders>
             <w:vAlign w:val="center"/>
             <w:tcMar>
-              <w:top w:w="80" w:type="dxa"/>
-              <w:start w:w="120" w:type="dxa"/>
-              <w:bottom w:w="80" w:type="dxa"/>
-              <w:end w:w="120" w:type="dxa"/>
+              <w:top w:w="90" w:type="dxa"/>
+              <w:start w:w="100" w:type="dxa"/>
+              <w:bottom w:w="90" w:type="dxa"/>
+              <w:end w:w="100" w:type="dxa"/>
             </w:tcMar>
           </w:tcPr>
           <w:p>
@@ -3722,7 +3677,6 @@
       <w:tr>
         <w:trPr>
           <w:trHeight w:hRule="atLeast"/>
-          <w:cantSplit/>
         </w:trPr>
         <w:tc>
           <w:tcPr>
@@ -3733,10 +3687,10 @@
             </w:tcBorders>
             <w:vAlign w:val="center"/>
             <w:tcMar>
-              <w:top w:w="80" w:type="dxa"/>
-              <w:start w:w="120" w:type="dxa"/>
-              <w:bottom w:w="80" w:type="dxa"/>
-              <w:end w:w="120" w:type="dxa"/>
+              <w:top w:w="90" w:type="dxa"/>
+              <w:start w:w="100" w:type="dxa"/>
+              <w:bottom w:w="90" w:type="dxa"/>
+              <w:end w:w="100" w:type="dxa"/>
             </w:tcMar>
           </w:tcPr>
           <w:p>
@@ -3762,10 +3716,10 @@
             </w:tcBorders>
             <w:vAlign w:val="center"/>
             <w:tcMar>
-              <w:top w:w="80" w:type="dxa"/>
-              <w:start w:w="120" w:type="dxa"/>
-              <w:bottom w:w="80" w:type="dxa"/>
-              <w:end w:w="120" w:type="dxa"/>
+              <w:top w:w="90" w:type="dxa"/>
+              <w:start w:w="100" w:type="dxa"/>
+              <w:bottom w:w="90" w:type="dxa"/>
+              <w:end w:w="100" w:type="dxa"/>
             </w:tcMar>
           </w:tcPr>
           <w:p>
@@ -3791,10 +3745,10 @@
             </w:tcBorders>
             <w:vAlign w:val="center"/>
             <w:tcMar>
-              <w:top w:w="80" w:type="dxa"/>
-              <w:start w:w="120" w:type="dxa"/>
-              <w:bottom w:w="80" w:type="dxa"/>
-              <w:end w:w="120" w:type="dxa"/>
+              <w:top w:w="90" w:type="dxa"/>
+              <w:start w:w="100" w:type="dxa"/>
+              <w:bottom w:w="90" w:type="dxa"/>
+              <w:end w:w="100" w:type="dxa"/>
             </w:tcMar>
           </w:tcPr>
           <w:p>
@@ -3820,10 +3774,10 @@
             </w:tcBorders>
             <w:vAlign w:val="center"/>
             <w:tcMar>
-              <w:top w:w="80" w:type="dxa"/>
-              <w:start w:w="120" w:type="dxa"/>
-              <w:bottom w:w="80" w:type="dxa"/>
-              <w:end w:w="120" w:type="dxa"/>
+              <w:top w:w="90" w:type="dxa"/>
+              <w:start w:w="100" w:type="dxa"/>
+              <w:bottom w:w="90" w:type="dxa"/>
+              <w:end w:w="100" w:type="dxa"/>
             </w:tcMar>
           </w:tcPr>
           <w:p>
@@ -3844,7 +3798,6 @@
       <w:tr>
         <w:trPr>
           <w:trHeight w:hRule="atLeast"/>
-          <w:cantSplit/>
         </w:trPr>
         <w:tc>
           <w:tcPr>
@@ -3854,10 +3807,10 @@
             </w:tcBorders>
             <w:vAlign w:val="center"/>
             <w:tcMar>
-              <w:top w:w="80" w:type="dxa"/>
-              <w:start w:w="120" w:type="dxa"/>
-              <w:bottom w:w="80" w:type="dxa"/>
-              <w:end w:w="120" w:type="dxa"/>
+              <w:top w:w="90" w:type="dxa"/>
+              <w:start w:w="100" w:type="dxa"/>
+              <w:bottom w:w="90" w:type="dxa"/>
+              <w:end w:w="100" w:type="dxa"/>
             </w:tcMar>
           </w:tcPr>
           <w:p>
@@ -3882,10 +3835,10 @@
             </w:tcBorders>
             <w:vAlign w:val="center"/>
             <w:tcMar>
-              <w:top w:w="80" w:type="dxa"/>
-              <w:start w:w="120" w:type="dxa"/>
-              <w:bottom w:w="80" w:type="dxa"/>
-              <w:end w:w="120" w:type="dxa"/>
+              <w:top w:w="90" w:type="dxa"/>
+              <w:start w:w="100" w:type="dxa"/>
+              <w:bottom w:w="90" w:type="dxa"/>
+              <w:end w:w="100" w:type="dxa"/>
             </w:tcMar>
           </w:tcPr>
           <w:p>
@@ -3910,10 +3863,10 @@
             </w:tcBorders>
             <w:vAlign w:val="center"/>
             <w:tcMar>
-              <w:top w:w="80" w:type="dxa"/>
-              <w:start w:w="120" w:type="dxa"/>
-              <w:bottom w:w="80" w:type="dxa"/>
-              <w:end w:w="120" w:type="dxa"/>
+              <w:top w:w="90" w:type="dxa"/>
+              <w:start w:w="100" w:type="dxa"/>
+              <w:bottom w:w="90" w:type="dxa"/>
+              <w:end w:w="100" w:type="dxa"/>
             </w:tcMar>
           </w:tcPr>
           <w:p>
@@ -3938,10 +3891,10 @@
             </w:tcBorders>
             <w:vAlign w:val="center"/>
             <w:tcMar>
-              <w:top w:w="80" w:type="dxa"/>
-              <w:start w:w="120" w:type="dxa"/>
-              <w:bottom w:w="80" w:type="dxa"/>
-              <w:end w:w="120" w:type="dxa"/>
+              <w:top w:w="90" w:type="dxa"/>
+              <w:start w:w="100" w:type="dxa"/>
+              <w:bottom w:w="90" w:type="dxa"/>
+              <w:end w:w="100" w:type="dxa"/>
             </w:tcMar>
           </w:tcPr>
           <w:p>
@@ -3965,7 +3918,11 @@
         <w:spacing w:after="20"/>
       </w:pPr>
     </w:p>
-    <w:p/>
+    <w:p>
+      <w:r>
+        <w:br w:type="page"/>
+      </w:r>
+    </w:p>
     <w:p>
       <w:pPr>
         <w:pStyle w:val="Heading1"/>
@@ -3979,70 +3936,15 @@
         <w:spacing w:after="200"/>
       </w:pPr>
       <w:r>
-        <w:t>交互遵循“当前任务突出、状态可见、错误即时巩固”的原则。新版 UI 采用参考图的纸张、粗边框与编辑部式视觉语言，同时保留原有题号、测评状态、报告和教学管理功能。</w:t>
-      </w:r>
-    </w:p>
-    <w:p>
-      <w:pPr>
-        <w:keepNext/>
-        <w:jc w:val="center"/>
-      </w:pPr>
-      <w:r>
-        <w:drawing>
-          <wp:inline xmlns:a="http://schemas.openxmlformats.org/drawingml/2006/main" xmlns:pic="http://schemas.openxmlformats.org/drawingml/2006/picture">
-            <wp:extent cx="5715000" cy="3929062"/>
-            <wp:docPr id="1" name="Picture 1"/>
-            <wp:cNvGraphicFramePr>
-              <a:graphicFrameLocks noChangeAspect="1"/>
-            </wp:cNvGraphicFramePr>
-            <a:graphic>
-              <a:graphicData uri="http://schemas.openxmlformats.org/drawingml/2006/picture">
-                <pic:pic>
-                  <pic:nvPicPr>
-                    <pic:cNvPr id="0" name="UI预览_三角色首页.png"/>
-                    <pic:cNvPicPr/>
-                  </pic:nvPicPr>
-                  <pic:blipFill>
-                    <a:blip r:embed="rId11"/>
-                    <a:stretch>
-                      <a:fillRect/>
-                    </a:stretch>
-                  </pic:blipFill>
-                  <pic:spPr>
-                    <a:xfrm>
-                      <a:off x="0" y="0"/>
-                      <a:ext cx="5715000" cy="3929062"/>
-                    </a:xfrm>
-                    <a:prstGeom prst="rect"/>
-                  </pic:spPr>
-                </pic:pic>
-              </a:graphicData>
-            </a:graphic>
-          </wp:inline>
-        </w:drawing>
-      </w:r>
-    </w:p>
-    <w:p>
-      <w:pPr>
-        <w:spacing w:after="160"/>
-        <w:jc w:val="center"/>
-      </w:pPr>
-      <w:r>
-        <w:rPr>
-          <w:rFonts w:ascii="Calibri" w:hAnsi="Calibri" w:eastAsia="Microsoft YaHei"/>
-          <w:color w:val="000000"/>
-          <w:sz w:val="17"/>
-        </w:rPr>
-        <w:t>图 2  新版三角色平台首页（真实浏览器渲染）</w:t>
+        <w:t>交互遵循“当前任务突出、状态可见、错误即时巩固”的原则。题号面板置于进度条下方，阶段内允许自由选题；已提交题目可以回看，但不能重复计分。</w:t>
       </w:r>
     </w:p>
     <w:tbl>
       <w:tblPr>
         <w:tblW w:type="dxa" w:w="9360"/>
-        <w:jc w:val="left"/>
+        <w:jc w:val="center"/>
         <w:tblLayout w:type="fixed"/>
         <w:tblLook w:firstColumn="1" w:firstRow="1" w:lastColumn="0" w:lastRow="0" w:noHBand="0" w:noVBand="1" w:val="04A0"/>
-        <w:tblInd w:w="120" w:type="dxa"/>
       </w:tblPr>
       <w:tblGrid>
         <w:gridCol w:w="6552"/>
@@ -4051,17 +3953,16 @@
       <w:tr>
         <w:trPr>
           <w:trHeight w:hRule="atLeast"/>
-          <w:cantSplit/>
         </w:trPr>
         <w:tc>
           <w:tcPr>
             <w:tcW w:type="dxa" w:w="9360"/>
             <w:vAlign w:val="center"/>
             <w:tcMar>
-              <w:top w:w="80" w:type="dxa"/>
-              <w:start w:w="120" w:type="dxa"/>
-              <w:bottom w:w="80" w:type="dxa"/>
-              <w:end w:w="120" w:type="dxa"/>
+              <w:top w:w="90" w:type="dxa"/>
+              <w:start w:w="100" w:type="dxa"/>
+              <w:bottom w:w="90" w:type="dxa"/>
+              <w:end w:w="100" w:type="dxa"/>
             </w:tcMar>
             <w:gridSpan w:val="2"/>
             <w:shd w:fill="D9D9D9"/>
@@ -4076,17 +3977,16 @@
       <w:tr>
         <w:trPr>
           <w:trHeight w:hRule="atLeast"/>
-          <w:cantSplit/>
         </w:trPr>
         <w:tc>
           <w:tcPr>
             <w:tcW w:type="dxa" w:w="6552"/>
             <w:vAlign w:val="center"/>
             <w:tcMar>
-              <w:top w:w="80" w:type="dxa"/>
-              <w:start w:w="120" w:type="dxa"/>
-              <w:bottom w:w="80" w:type="dxa"/>
-              <w:end w:w="120" w:type="dxa"/>
+              <w:top w:w="90" w:type="dxa"/>
+              <w:start w:w="100" w:type="dxa"/>
+              <w:bottom w:w="90" w:type="dxa"/>
+              <w:end w:w="100" w:type="dxa"/>
             </w:tcMar>
             <w:tcBorders>
               <w:top w:val="single" w:sz="6" w:color="7F7F7F"/>
@@ -4117,10 +4017,10 @@
             <w:tcW w:type="dxa" w:w="2808"/>
             <w:vAlign w:val="center"/>
             <w:tcMar>
-              <w:top w:w="80" w:type="dxa"/>
-              <w:start w:w="120" w:type="dxa"/>
-              <w:bottom w:w="80" w:type="dxa"/>
-              <w:end w:w="120" w:type="dxa"/>
+              <w:top w:w="90" w:type="dxa"/>
+              <w:start w:w="100" w:type="dxa"/>
+              <w:bottom w:w="90" w:type="dxa"/>
+              <w:end w:w="100" w:type="dxa"/>
             </w:tcMar>
             <w:shd w:fill="E7E7E7"/>
             <w:tcBorders>
@@ -4151,17 +4051,16 @@
       <w:tr>
         <w:trPr>
           <w:trHeight w:hRule="atLeast"/>
-          <w:cantSplit/>
         </w:trPr>
         <w:tc>
           <w:tcPr>
             <w:tcW w:type="dxa" w:w="6552"/>
             <w:vAlign w:val="center"/>
             <w:tcMar>
-              <w:top w:w="80" w:type="dxa"/>
-              <w:start w:w="120" w:type="dxa"/>
-              <w:bottom w:w="80" w:type="dxa"/>
-              <w:end w:w="120" w:type="dxa"/>
+              <w:top w:w="90" w:type="dxa"/>
+              <w:start w:w="100" w:type="dxa"/>
+              <w:bottom w:w="90" w:type="dxa"/>
+              <w:end w:w="100" w:type="dxa"/>
             </w:tcMar>
             <w:shd w:fill="F2F2F2"/>
             <w:tcBorders>
@@ -4193,10 +4092,10 @@
             <w:tcW w:type="dxa" w:w="2808"/>
             <w:vAlign w:val="center"/>
             <w:tcMar>
-              <w:top w:w="80" w:type="dxa"/>
-              <w:start w:w="120" w:type="dxa"/>
-              <w:bottom w:w="80" w:type="dxa"/>
-              <w:end w:w="120" w:type="dxa"/>
+              <w:top w:w="90" w:type="dxa"/>
+              <w:start w:w="100" w:type="dxa"/>
+              <w:bottom w:w="90" w:type="dxa"/>
+              <w:end w:w="100" w:type="dxa"/>
             </w:tcMar>
             <w:shd w:fill="E7E7E7"/>
             <w:tcBorders>
@@ -4227,17 +4126,16 @@
       <w:tr>
         <w:trPr>
           <w:trHeight w:hRule="atLeast"/>
-          <w:cantSplit/>
         </w:trPr>
         <w:tc>
           <w:tcPr>
             <w:tcW w:type="dxa" w:w="6552"/>
             <w:vAlign w:val="center"/>
             <w:tcMar>
-              <w:top w:w="80" w:type="dxa"/>
-              <w:start w:w="120" w:type="dxa"/>
-              <w:bottom w:w="80" w:type="dxa"/>
-              <w:end w:w="120" w:type="dxa"/>
+              <w:top w:w="90" w:type="dxa"/>
+              <w:start w:w="100" w:type="dxa"/>
+              <w:bottom w:w="90" w:type="dxa"/>
+              <w:end w:w="100" w:type="dxa"/>
             </w:tcMar>
             <w:tcBorders>
               <w:top w:val="single" w:sz="6" w:color="7F7F7F"/>
@@ -4268,10 +4166,10 @@
             <w:tcW w:type="dxa" w:w="2808"/>
             <w:vAlign w:val="center"/>
             <w:tcMar>
-              <w:top w:w="80" w:type="dxa"/>
-              <w:start w:w="120" w:type="dxa"/>
-              <w:bottom w:w="80" w:type="dxa"/>
-              <w:end w:w="120" w:type="dxa"/>
+              <w:top w:w="90" w:type="dxa"/>
+              <w:start w:w="100" w:type="dxa"/>
+              <w:bottom w:w="90" w:type="dxa"/>
+              <w:end w:w="100" w:type="dxa"/>
             </w:tcMar>
             <w:shd w:fill="E7E7E7"/>
             <w:tcBorders>
@@ -4302,17 +4200,16 @@
       <w:tr>
         <w:trPr>
           <w:trHeight w:hRule="atLeast"/>
-          <w:cantSplit/>
         </w:trPr>
         <w:tc>
           <w:tcPr>
             <w:tcW w:type="dxa" w:w="6552"/>
             <w:vAlign w:val="center"/>
             <w:tcMar>
-              <w:top w:w="80" w:type="dxa"/>
-              <w:start w:w="120" w:type="dxa"/>
-              <w:bottom w:w="80" w:type="dxa"/>
-              <w:end w:w="120" w:type="dxa"/>
+              <w:top w:w="90" w:type="dxa"/>
+              <w:start w:w="100" w:type="dxa"/>
+              <w:bottom w:w="90" w:type="dxa"/>
+              <w:end w:w="100" w:type="dxa"/>
             </w:tcMar>
             <w:shd w:fill="F2F2F2"/>
             <w:tcBorders>
@@ -4344,10 +4241,10 @@
             <w:tcW w:type="dxa" w:w="2808"/>
             <w:vAlign w:val="center"/>
             <w:tcMar>
-              <w:top w:w="80" w:type="dxa"/>
-              <w:start w:w="120" w:type="dxa"/>
-              <w:bottom w:w="80" w:type="dxa"/>
-              <w:end w:w="120" w:type="dxa"/>
+              <w:top w:w="90" w:type="dxa"/>
+              <w:start w:w="100" w:type="dxa"/>
+              <w:bottom w:w="90" w:type="dxa"/>
+              <w:end w:w="100" w:type="dxa"/>
             </w:tcMar>
             <w:shd w:fill="E7E7E7"/>
             <w:tcBorders>
@@ -4378,17 +4275,16 @@
       <w:tr>
         <w:trPr>
           <w:trHeight w:hRule="atLeast"/>
-          <w:cantSplit/>
         </w:trPr>
         <w:tc>
           <w:tcPr>
             <w:tcW w:type="dxa" w:w="6552"/>
             <w:vAlign w:val="center"/>
             <w:tcMar>
-              <w:top w:w="80" w:type="dxa"/>
-              <w:start w:w="120" w:type="dxa"/>
-              <w:bottom w:w="80" w:type="dxa"/>
-              <w:end w:w="120" w:type="dxa"/>
+              <w:top w:w="90" w:type="dxa"/>
+              <w:start w:w="100" w:type="dxa"/>
+              <w:bottom w:w="90" w:type="dxa"/>
+              <w:end w:w="100" w:type="dxa"/>
             </w:tcMar>
             <w:tcBorders>
               <w:top w:val="single" w:sz="6" w:color="7F7F7F"/>
@@ -4419,10 +4315,10 @@
             <w:tcW w:type="dxa" w:w="2808"/>
             <w:vAlign w:val="center"/>
             <w:tcMar>
-              <w:top w:w="80" w:type="dxa"/>
-              <w:start w:w="120" w:type="dxa"/>
-              <w:bottom w:w="80" w:type="dxa"/>
-              <w:end w:w="120" w:type="dxa"/>
+              <w:top w:w="90" w:type="dxa"/>
+              <w:start w:w="100" w:type="dxa"/>
+              <w:bottom w:w="90" w:type="dxa"/>
+              <w:end w:w="100" w:type="dxa"/>
             </w:tcMar>
             <w:tcBorders>
               <w:top w:val="single" w:sz="6" w:color="7F7F7F"/>
@@ -4449,17 +4345,16 @@
       <w:tr>
         <w:trPr>
           <w:trHeight w:hRule="atLeast"/>
-          <w:cantSplit/>
         </w:trPr>
         <w:tc>
           <w:tcPr>
             <w:tcW w:type="dxa" w:w="6552"/>
             <w:vAlign w:val="center"/>
             <w:tcMar>
-              <w:top w:w="80" w:type="dxa"/>
-              <w:start w:w="120" w:type="dxa"/>
-              <w:bottom w:w="80" w:type="dxa"/>
-              <w:end w:w="120" w:type="dxa"/>
+              <w:top w:w="90" w:type="dxa"/>
+              <w:start w:w="100" w:type="dxa"/>
+              <w:bottom w:w="90" w:type="dxa"/>
+              <w:end w:w="100" w:type="dxa"/>
             </w:tcMar>
             <w:shd w:fill="F2F2F2"/>
             <w:tcBorders>
@@ -4491,10 +4386,10 @@
             <w:tcW w:type="dxa" w:w="2808"/>
             <w:vAlign w:val="center"/>
             <w:tcMar>
-              <w:top w:w="80" w:type="dxa"/>
-              <w:start w:w="120" w:type="dxa"/>
-              <w:bottom w:w="80" w:type="dxa"/>
-              <w:end w:w="120" w:type="dxa"/>
+              <w:top w:w="90" w:type="dxa"/>
+              <w:start w:w="100" w:type="dxa"/>
+              <w:bottom w:w="90" w:type="dxa"/>
+              <w:end w:w="100" w:type="dxa"/>
             </w:tcMar>
             <w:tcBorders>
               <w:top w:val="single" w:sz="6" w:color="7F7F7F"/>
@@ -4529,7 +4424,7 @@
           <w:color w:val="000000"/>
           <w:sz w:val="17"/>
         </w:rPr>
-        <w:t>图 3  用户交互线框原型（Word表格绘制，可编辑）</w:t>
+        <w:t>图 2  用户交互线框原型（Word表格绘制，可编辑）</w:t>
       </w:r>
     </w:p>
     <w:p>
@@ -4543,10 +4438,9 @@
     <w:tbl>
       <w:tblPr>
         <w:tblW w:type="dxa" w:w="9360"/>
+        <w:jc w:val="center"/>
         <w:tblLayout w:type="fixed"/>
         <w:tblLook w:firstColumn="1" w:firstRow="1" w:lastColumn="0" w:lastRow="0" w:noHBand="0" w:noVBand="1" w:val="04A0"/>
-        <w:jc w:val="left"/>
-        <w:tblInd w:w="120" w:type="dxa"/>
       </w:tblPr>
       <w:tblGrid>
         <w:gridCol w:w="1512"/>
@@ -4556,17 +4450,16 @@
       <w:tr>
         <w:trPr>
           <w:trHeight w:hRule="atLeast" w:val="547"/>
-          <w:cantSplit/>
         </w:trPr>
         <w:tc>
           <w:tcPr>
             <w:tcW w:type="dxa" w:w="1512"/>
             <w:vAlign w:val="center"/>
             <w:tcMar>
-              <w:top w:w="80" w:type="dxa"/>
-              <w:start w:w="120" w:type="dxa"/>
-              <w:bottom w:w="80" w:type="dxa"/>
-              <w:end w:w="120" w:type="dxa"/>
+              <w:top w:w="90" w:type="dxa"/>
+              <w:start w:w="100" w:type="dxa"/>
+              <w:bottom w:w="90" w:type="dxa"/>
+              <w:end w:w="100" w:type="dxa"/>
             </w:tcMar>
             <w:shd w:fill="D9D9D9"/>
           </w:tcPr>
@@ -4590,10 +4483,10 @@
             <w:tcW w:type="dxa" w:w="4536"/>
             <w:vAlign w:val="center"/>
             <w:tcMar>
-              <w:top w:w="80" w:type="dxa"/>
-              <w:start w:w="120" w:type="dxa"/>
-              <w:bottom w:w="80" w:type="dxa"/>
-              <w:end w:w="120" w:type="dxa"/>
+              <w:top w:w="90" w:type="dxa"/>
+              <w:start w:w="100" w:type="dxa"/>
+              <w:bottom w:w="90" w:type="dxa"/>
+              <w:end w:w="100" w:type="dxa"/>
             </w:tcMar>
             <w:shd w:fill="D9D9D9"/>
           </w:tcPr>
@@ -4617,10 +4510,10 @@
             <w:tcW w:type="dxa" w:w="3311"/>
             <w:vAlign w:val="center"/>
             <w:tcMar>
-              <w:top w:w="80" w:type="dxa"/>
-              <w:start w:w="120" w:type="dxa"/>
-              <w:bottom w:w="80" w:type="dxa"/>
-              <w:end w:w="120" w:type="dxa"/>
+              <w:top w:w="90" w:type="dxa"/>
+              <w:start w:w="100" w:type="dxa"/>
+              <w:bottom w:w="90" w:type="dxa"/>
+              <w:end w:w="100" w:type="dxa"/>
             </w:tcMar>
             <w:shd w:fill="D9D9D9"/>
           </w:tcPr>
@@ -4643,7 +4536,6 @@
       <w:tr>
         <w:trPr>
           <w:trHeight w:hRule="atLeast"/>
-          <w:cantSplit/>
         </w:trPr>
         <w:tc>
           <w:tcPr>
@@ -4653,10 +4545,10 @@
             </w:tcBorders>
             <w:vAlign w:val="center"/>
             <w:tcMar>
-              <w:top w:w="80" w:type="dxa"/>
-              <w:start w:w="120" w:type="dxa"/>
-              <w:bottom w:w="80" w:type="dxa"/>
-              <w:end w:w="120" w:type="dxa"/>
+              <w:top w:w="90" w:type="dxa"/>
+              <w:start w:w="100" w:type="dxa"/>
+              <w:bottom w:w="90" w:type="dxa"/>
+              <w:end w:w="100" w:type="dxa"/>
             </w:tcMar>
           </w:tcPr>
           <w:p>
@@ -4681,10 +4573,10 @@
             </w:tcBorders>
             <w:vAlign w:val="center"/>
             <w:tcMar>
-              <w:top w:w="80" w:type="dxa"/>
-              <w:start w:w="120" w:type="dxa"/>
-              <w:bottom w:w="80" w:type="dxa"/>
-              <w:end w:w="120" w:type="dxa"/>
+              <w:top w:w="90" w:type="dxa"/>
+              <w:start w:w="100" w:type="dxa"/>
+              <w:bottom w:w="90" w:type="dxa"/>
+              <w:end w:w="100" w:type="dxa"/>
             </w:tcMar>
           </w:tcPr>
           <w:p>
@@ -4709,10 +4601,10 @@
             </w:tcBorders>
             <w:vAlign w:val="center"/>
             <w:tcMar>
-              <w:top w:w="80" w:type="dxa"/>
-              <w:start w:w="120" w:type="dxa"/>
-              <w:bottom w:w="80" w:type="dxa"/>
-              <w:end w:w="120" w:type="dxa"/>
+              <w:top w:w="90" w:type="dxa"/>
+              <w:start w:w="100" w:type="dxa"/>
+              <w:bottom w:w="90" w:type="dxa"/>
+              <w:end w:w="100" w:type="dxa"/>
             </w:tcMar>
           </w:tcPr>
           <w:p>
@@ -4733,7 +4625,6 @@
       <w:tr>
         <w:trPr>
           <w:trHeight w:hRule="atLeast"/>
-          <w:cantSplit/>
         </w:trPr>
         <w:tc>
           <w:tcPr>
@@ -4744,10 +4635,10 @@
             </w:tcBorders>
             <w:vAlign w:val="center"/>
             <w:tcMar>
-              <w:top w:w="80" w:type="dxa"/>
-              <w:start w:w="120" w:type="dxa"/>
-              <w:bottom w:w="80" w:type="dxa"/>
-              <w:end w:w="120" w:type="dxa"/>
+              <w:top w:w="90" w:type="dxa"/>
+              <w:start w:w="100" w:type="dxa"/>
+              <w:bottom w:w="90" w:type="dxa"/>
+              <w:end w:w="100" w:type="dxa"/>
             </w:tcMar>
           </w:tcPr>
           <w:p>
@@ -4773,10 +4664,10 @@
             </w:tcBorders>
             <w:vAlign w:val="center"/>
             <w:tcMar>
-              <w:top w:w="80" w:type="dxa"/>
-              <w:start w:w="120" w:type="dxa"/>
-              <w:bottom w:w="80" w:type="dxa"/>
-              <w:end w:w="120" w:type="dxa"/>
+              <w:top w:w="90" w:type="dxa"/>
+              <w:start w:w="100" w:type="dxa"/>
+              <w:bottom w:w="90" w:type="dxa"/>
+              <w:end w:w="100" w:type="dxa"/>
             </w:tcMar>
           </w:tcPr>
           <w:p>
@@ -4802,10 +4693,10 @@
             </w:tcBorders>
             <w:vAlign w:val="center"/>
             <w:tcMar>
-              <w:top w:w="80" w:type="dxa"/>
-              <w:start w:w="120" w:type="dxa"/>
-              <w:bottom w:w="80" w:type="dxa"/>
-              <w:end w:w="120" w:type="dxa"/>
+              <w:top w:w="90" w:type="dxa"/>
+              <w:start w:w="100" w:type="dxa"/>
+              <w:bottom w:w="90" w:type="dxa"/>
+              <w:end w:w="100" w:type="dxa"/>
             </w:tcMar>
           </w:tcPr>
           <w:p>
@@ -4826,7 +4717,6 @@
       <w:tr>
         <w:trPr>
           <w:trHeight w:hRule="atLeast"/>
-          <w:cantSplit/>
         </w:trPr>
         <w:tc>
           <w:tcPr>
@@ -4836,10 +4726,10 @@
             </w:tcBorders>
             <w:vAlign w:val="center"/>
             <w:tcMar>
-              <w:top w:w="80" w:type="dxa"/>
-              <w:start w:w="120" w:type="dxa"/>
-              <w:bottom w:w="80" w:type="dxa"/>
-              <w:end w:w="120" w:type="dxa"/>
+              <w:top w:w="90" w:type="dxa"/>
+              <w:start w:w="100" w:type="dxa"/>
+              <w:bottom w:w="90" w:type="dxa"/>
+              <w:end w:w="100" w:type="dxa"/>
             </w:tcMar>
           </w:tcPr>
           <w:p>
@@ -4864,10 +4754,10 @@
             </w:tcBorders>
             <w:vAlign w:val="center"/>
             <w:tcMar>
-              <w:top w:w="80" w:type="dxa"/>
-              <w:start w:w="120" w:type="dxa"/>
-              <w:bottom w:w="80" w:type="dxa"/>
-              <w:end w:w="120" w:type="dxa"/>
+              <w:top w:w="90" w:type="dxa"/>
+              <w:start w:w="100" w:type="dxa"/>
+              <w:bottom w:w="90" w:type="dxa"/>
+              <w:end w:w="100" w:type="dxa"/>
             </w:tcMar>
           </w:tcPr>
           <w:p>
@@ -4892,10 +4782,10 @@
             </w:tcBorders>
             <w:vAlign w:val="center"/>
             <w:tcMar>
-              <w:top w:w="80" w:type="dxa"/>
-              <w:start w:w="120" w:type="dxa"/>
-              <w:bottom w:w="80" w:type="dxa"/>
-              <w:end w:w="120" w:type="dxa"/>
+              <w:top w:w="90" w:type="dxa"/>
+              <w:start w:w="100" w:type="dxa"/>
+              <w:bottom w:w="90" w:type="dxa"/>
+              <w:end w:w="100" w:type="dxa"/>
             </w:tcMar>
           </w:tcPr>
           <w:p>
@@ -4916,7 +4806,6 @@
       <w:tr>
         <w:trPr>
           <w:trHeight w:hRule="atLeast"/>
-          <w:cantSplit/>
         </w:trPr>
         <w:tc>
           <w:tcPr>
@@ -4927,102 +4816,10 @@
             </w:tcBorders>
             <w:vAlign w:val="center"/>
             <w:tcMar>
-              <w:top w:w="80" w:type="dxa"/>
-              <w:start w:w="120" w:type="dxa"/>
-              <w:bottom w:w="80" w:type="dxa"/>
-              <w:end w:w="120" w:type="dxa"/>
-            </w:tcMar>
-          </w:tcPr>
-          <w:p>
-            <w:pPr>
-              <w:spacing w:after="0" w:line="252" w:lineRule="auto"/>
-            </w:pPr>
-            <w:r>
-              <w:rPr>
-                <w:rFonts w:ascii="Calibri" w:hAnsi="Calibri" w:eastAsia="Microsoft YaHei"/>
-                <w:color w:val="000000"/>
-                <w:sz w:val="17"/>
-              </w:rPr>
-              <w:t>过程证据</w:t>
-            </w:r>
-          </w:p>
-        </w:tc>
-        <w:tc>
-          <w:tcPr>
-            <w:tcW w:type="dxa" w:w="4536"/>
-            <w:shd w:fill="F2F2F2"/>
-            <w:tcBorders>
-              <w:bottom w:val="single" w:sz="4" w:color="DDE5E8"/>
-            </w:tcBorders>
-            <w:vAlign w:val="center"/>
-            <w:tcMar>
-              <w:top w:w="80" w:type="dxa"/>
-              <w:start w:w="120" w:type="dxa"/>
-              <w:bottom w:w="80" w:type="dxa"/>
-              <w:end w:w="120" w:type="dxa"/>
-            </w:tcMar>
-          </w:tcPr>
-          <w:p>
-            <w:pPr>
-              <w:spacing w:after="0" w:line="252" w:lineRule="auto"/>
-            </w:pPr>
-            <w:r>
-              <w:rPr>
-                <w:rFonts w:ascii="Calibri" w:hAnsi="Calibri" w:eastAsia="Microsoft YaHei"/>
-                <w:color w:val="000000"/>
-                <w:sz w:val="17"/>
-              </w:rPr>
-              <w:t>开放/实操题可请求最多6轮结构化引导，并上传图片、PDF、文本或数据文件</w:t>
-            </w:r>
-          </w:p>
-        </w:tc>
-        <w:tc>
-          <w:tcPr>
-            <w:tcW w:type="dxa" w:w="3311"/>
-            <w:shd w:fill="F2F2F2"/>
-            <w:tcBorders>
-              <w:bottom w:val="single" w:sz="4" w:color="DDE5E8"/>
-            </w:tcBorders>
-            <w:vAlign w:val="center"/>
-            <w:tcMar>
-              <w:top w:w="80" w:type="dxa"/>
-              <w:start w:w="120" w:type="dxa"/>
-              <w:bottom w:w="80" w:type="dxa"/>
-              <w:end w:w="120" w:type="dxa"/>
-            </w:tcMar>
-          </w:tcPr>
-          <w:p>
-            <w:pPr>
-              <w:spacing w:after="0" w:line="252" w:lineRule="auto"/>
-            </w:pPr>
-            <w:r>
-              <w:rPr>
-                <w:rFonts w:ascii="Calibri" w:hAnsi="Calibri" w:eastAsia="Microsoft YaHei"/>
-                <w:color w:val="000000"/>
-                <w:sz w:val="17"/>
-              </w:rPr>
-              <w:t>文件≤5MB；保存SHA-256摘要；教师复核可见</w:t>
-            </w:r>
-          </w:p>
-        </w:tc>
-      </w:tr>
-      <w:tr>
-        <w:trPr>
-          <w:trHeight w:hRule="atLeast"/>
-          <w:cantSplit/>
-        </w:trPr>
-        <w:tc>
-          <w:tcPr>
-            <w:tcW w:type="dxa" w:w="1512"/>
-            <w:tcBorders>
-              <w:bottom w:val="single" w:sz="4" w:color="DDE5E8"/>
-            </w:tcBorders>
-            <w:vAlign w:val="center"/>
-            <w:tcMar>
-              <w:top w:w="80" w:type="dxa"/>
-              <w:start w:w="120" w:type="dxa"/>
-              <w:bottom w:w="80" w:type="dxa"/>
-              <w:end w:w="120" w:type="dxa"/>
+              <w:top w:w="90" w:type="dxa"/>
+              <w:start w:w="100" w:type="dxa"/>
+              <w:bottom w:w="90" w:type="dxa"/>
+              <w:end w:w="100" w:type="dxa"/>
             </w:tcMar>
           </w:tcPr>
           <w:p>
@@ -5042,15 +4839,16 @@
         <w:tc>
           <w:tcPr>
             <w:tcW w:type="dxa" w:w="4536"/>
+            <w:shd w:fill="F2F2F2"/>
             <w:tcBorders>
               <w:bottom w:val="single" w:sz="4" w:color="DDE5E8"/>
             </w:tcBorders>
             <w:vAlign w:val="center"/>
             <w:tcMar>
-              <w:top w:w="80" w:type="dxa"/>
-              <w:start w:w="120" w:type="dxa"/>
-              <w:bottom w:w="80" w:type="dxa"/>
-              <w:end w:w="120" w:type="dxa"/>
+              <w:top w:w="90" w:type="dxa"/>
+              <w:start w:w="100" w:type="dxa"/>
+              <w:bottom w:w="90" w:type="dxa"/>
+              <w:end w:w="100" w:type="dxa"/>
             </w:tcMar>
           </w:tcPr>
           <w:p>
@@ -5070,15 +4868,16 @@
         <w:tc>
           <w:tcPr>
             <w:tcW w:type="dxa" w:w="3311"/>
+            <w:shd w:fill="F2F2F2"/>
             <w:tcBorders>
               <w:bottom w:val="single" w:sz="4" w:color="DDE5E8"/>
             </w:tcBorders>
             <w:vAlign w:val="center"/>
             <w:tcMar>
-              <w:top w:w="80" w:type="dxa"/>
-              <w:start w:w="120" w:type="dxa"/>
-              <w:bottom w:w="80" w:type="dxa"/>
-              <w:end w:w="120" w:type="dxa"/>
+              <w:top w:w="90" w:type="dxa"/>
+              <w:start w:w="100" w:type="dxa"/>
+              <w:bottom w:w="90" w:type="dxa"/>
+              <w:end w:w="100" w:type="dxa"/>
             </w:tcMar>
           </w:tcPr>
           <w:p>
@@ -5150,7 +4949,11 @@
         <w:t>人工复核：开放作答进入待复核队列，两名评审独立评分，差异较大时由第三人/负责人裁决。</w:t>
       </w:r>
     </w:p>
-    <w:p/>
+    <w:p>
+      <w:r>
+        <w:br w:type="page"/>
+      </w:r>
+    </w:p>
     <w:p>
       <w:pPr>
         <w:pStyle w:val="Heading1"/>
@@ -5170,10 +4973,9 @@
     <w:tbl>
       <w:tblPr>
         <w:tblW w:type="dxa" w:w="9360"/>
+        <w:jc w:val="center"/>
         <w:tblLayout w:type="fixed"/>
         <w:tblLook w:firstColumn="1" w:firstRow="1" w:lastColumn="0" w:lastRow="0" w:noHBand="0" w:noVBand="1" w:val="04A0"/>
-        <w:jc w:val="left"/>
-        <w:tblInd w:w="120" w:type="dxa"/>
       </w:tblPr>
       <w:tblGrid>
         <w:gridCol w:w="1655"/>
@@ -5183,17 +4985,16 @@
       <w:tr>
         <w:trPr>
           <w:trHeight w:hRule="atLeast" w:val="547"/>
-          <w:cantSplit/>
         </w:trPr>
         <w:tc>
           <w:tcPr>
             <w:tcW w:type="dxa" w:w="1655"/>
             <w:vAlign w:val="center"/>
             <w:tcMar>
-              <w:top w:w="80" w:type="dxa"/>
-              <w:start w:w="120" w:type="dxa"/>
-              <w:bottom w:w="80" w:type="dxa"/>
-              <w:end w:w="120" w:type="dxa"/>
+              <w:top w:w="90" w:type="dxa"/>
+              <w:start w:w="100" w:type="dxa"/>
+              <w:bottom w:w="90" w:type="dxa"/>
+              <w:end w:w="100" w:type="dxa"/>
             </w:tcMar>
             <w:shd w:fill="D9D9D9"/>
           </w:tcPr>
@@ -5217,10 +5018,10 @@
             <w:tcW w:type="dxa" w:w="3960"/>
             <w:vAlign w:val="center"/>
             <w:tcMar>
-              <w:top w:w="80" w:type="dxa"/>
-              <w:start w:w="120" w:type="dxa"/>
-              <w:bottom w:w="80" w:type="dxa"/>
-              <w:end w:w="120" w:type="dxa"/>
+              <w:top w:w="90" w:type="dxa"/>
+              <w:start w:w="100" w:type="dxa"/>
+              <w:bottom w:w="90" w:type="dxa"/>
+              <w:end w:w="100" w:type="dxa"/>
             </w:tcMar>
             <w:shd w:fill="D9D9D9"/>
           </w:tcPr>
@@ -5244,10 +5045,10 @@
             <w:tcW w:type="dxa" w:w="3744"/>
             <w:vAlign w:val="center"/>
             <w:tcMar>
-              <w:top w:w="80" w:type="dxa"/>
-              <w:start w:w="120" w:type="dxa"/>
-              <w:bottom w:w="80" w:type="dxa"/>
-              <w:end w:w="120" w:type="dxa"/>
+              <w:top w:w="90" w:type="dxa"/>
+              <w:start w:w="100" w:type="dxa"/>
+              <w:bottom w:w="90" w:type="dxa"/>
+              <w:end w:w="100" w:type="dxa"/>
             </w:tcMar>
             <w:shd w:fill="D9D9D9"/>
           </w:tcPr>
@@ -5270,7 +5071,6 @@
       <w:tr>
         <w:trPr>
           <w:trHeight w:hRule="atLeast"/>
-          <w:cantSplit/>
         </w:trPr>
         <w:tc>
           <w:tcPr>
@@ -5280,10 +5080,10 @@
             </w:tcBorders>
             <w:vAlign w:val="center"/>
             <w:tcMar>
-              <w:top w:w="80" w:type="dxa"/>
-              <w:start w:w="120" w:type="dxa"/>
-              <w:bottom w:w="80" w:type="dxa"/>
-              <w:end w:w="120" w:type="dxa"/>
+              <w:top w:w="90" w:type="dxa"/>
+              <w:start w:w="100" w:type="dxa"/>
+              <w:bottom w:w="90" w:type="dxa"/>
+              <w:end w:w="100" w:type="dxa"/>
             </w:tcMar>
           </w:tcPr>
           <w:p>
@@ -5308,10 +5108,10 @@
             </w:tcBorders>
             <w:vAlign w:val="center"/>
             <w:tcMar>
-              <w:top w:w="80" w:type="dxa"/>
-              <w:start w:w="120" w:type="dxa"/>
-              <w:bottom w:w="80" w:type="dxa"/>
-              <w:end w:w="120" w:type="dxa"/>
+              <w:top w:w="90" w:type="dxa"/>
+              <w:start w:w="100" w:type="dxa"/>
+              <w:bottom w:w="90" w:type="dxa"/>
+              <w:end w:w="100" w:type="dxa"/>
             </w:tcMar>
           </w:tcPr>
           <w:p>
@@ -5336,10 +5136,10 @@
             </w:tcBorders>
             <w:vAlign w:val="center"/>
             <w:tcMar>
-              <w:top w:w="80" w:type="dxa"/>
-              <w:start w:w="120" w:type="dxa"/>
-              <w:bottom w:w="80" w:type="dxa"/>
-              <w:end w:w="120" w:type="dxa"/>
+              <w:top w:w="90" w:type="dxa"/>
+              <w:start w:w="100" w:type="dxa"/>
+              <w:bottom w:w="90" w:type="dxa"/>
+              <w:end w:w="100" w:type="dxa"/>
             </w:tcMar>
           </w:tcPr>
           <w:p>
@@ -5360,7 +5160,6 @@
       <w:tr>
         <w:trPr>
           <w:trHeight w:hRule="atLeast"/>
-          <w:cantSplit/>
         </w:trPr>
         <w:tc>
           <w:tcPr>
@@ -5371,10 +5170,10 @@
             </w:tcBorders>
             <w:vAlign w:val="center"/>
             <w:tcMar>
-              <w:top w:w="80" w:type="dxa"/>
-              <w:start w:w="120" w:type="dxa"/>
-              <w:bottom w:w="80" w:type="dxa"/>
-              <w:end w:w="120" w:type="dxa"/>
+              <w:top w:w="90" w:type="dxa"/>
+              <w:start w:w="100" w:type="dxa"/>
+              <w:bottom w:w="90" w:type="dxa"/>
+              <w:end w:w="100" w:type="dxa"/>
             </w:tcMar>
           </w:tcPr>
           <w:p>
@@ -5400,10 +5199,10 @@
             </w:tcBorders>
             <w:vAlign w:val="center"/>
             <w:tcMar>
-              <w:top w:w="80" w:type="dxa"/>
-              <w:start w:w="120" w:type="dxa"/>
-              <w:bottom w:w="80" w:type="dxa"/>
-              <w:end w:w="120" w:type="dxa"/>
+              <w:top w:w="90" w:type="dxa"/>
+              <w:start w:w="100" w:type="dxa"/>
+              <w:bottom w:w="90" w:type="dxa"/>
+              <w:end w:w="100" w:type="dxa"/>
             </w:tcMar>
           </w:tcPr>
           <w:p>
@@ -5429,10 +5228,10 @@
             </w:tcBorders>
             <w:vAlign w:val="center"/>
             <w:tcMar>
-              <w:top w:w="80" w:type="dxa"/>
-              <w:start w:w="120" w:type="dxa"/>
-              <w:bottom w:w="80" w:type="dxa"/>
-              <w:end w:w="120" w:type="dxa"/>
+              <w:top w:w="90" w:type="dxa"/>
+              <w:start w:w="100" w:type="dxa"/>
+              <w:bottom w:w="90" w:type="dxa"/>
+              <w:end w:w="100" w:type="dxa"/>
             </w:tcMar>
           </w:tcPr>
           <w:p>
@@ -5453,7 +5252,6 @@
       <w:tr>
         <w:trPr>
           <w:trHeight w:hRule="atLeast"/>
-          <w:cantSplit/>
         </w:trPr>
         <w:tc>
           <w:tcPr>
@@ -5463,10 +5261,10 @@
             </w:tcBorders>
             <w:vAlign w:val="center"/>
             <w:tcMar>
-              <w:top w:w="80" w:type="dxa"/>
-              <w:start w:w="120" w:type="dxa"/>
-              <w:bottom w:w="80" w:type="dxa"/>
-              <w:end w:w="120" w:type="dxa"/>
+              <w:top w:w="90" w:type="dxa"/>
+              <w:start w:w="100" w:type="dxa"/>
+              <w:bottom w:w="90" w:type="dxa"/>
+              <w:end w:w="100" w:type="dxa"/>
             </w:tcMar>
           </w:tcPr>
           <w:p>
@@ -5491,10 +5289,10 @@
             </w:tcBorders>
             <w:vAlign w:val="center"/>
             <w:tcMar>
-              <w:top w:w="80" w:type="dxa"/>
-              <w:start w:w="120" w:type="dxa"/>
-              <w:bottom w:w="80" w:type="dxa"/>
-              <w:end w:w="120" w:type="dxa"/>
+              <w:top w:w="90" w:type="dxa"/>
+              <w:start w:w="100" w:type="dxa"/>
+              <w:bottom w:w="90" w:type="dxa"/>
+              <w:end w:w="100" w:type="dxa"/>
             </w:tcMar>
           </w:tcPr>
           <w:p>
@@ -5519,10 +5317,10 @@
             </w:tcBorders>
             <w:vAlign w:val="center"/>
             <w:tcMar>
-              <w:top w:w="80" w:type="dxa"/>
-              <w:start w:w="120" w:type="dxa"/>
-              <w:bottom w:w="80" w:type="dxa"/>
-              <w:end w:w="120" w:type="dxa"/>
+              <w:top w:w="90" w:type="dxa"/>
+              <w:start w:w="100" w:type="dxa"/>
+              <w:bottom w:w="90" w:type="dxa"/>
+              <w:end w:w="100" w:type="dxa"/>
             </w:tcMar>
           </w:tcPr>
           <w:p>
@@ -5543,7 +5341,6 @@
       <w:tr>
         <w:trPr>
           <w:trHeight w:hRule="atLeast"/>
-          <w:cantSplit/>
         </w:trPr>
         <w:tc>
           <w:tcPr>
@@ -5554,10 +5351,10 @@
             </w:tcBorders>
             <w:vAlign w:val="center"/>
             <w:tcMar>
-              <w:top w:w="80" w:type="dxa"/>
-              <w:start w:w="120" w:type="dxa"/>
-              <w:bottom w:w="80" w:type="dxa"/>
-              <w:end w:w="120" w:type="dxa"/>
+              <w:top w:w="90" w:type="dxa"/>
+              <w:start w:w="100" w:type="dxa"/>
+              <w:bottom w:w="90" w:type="dxa"/>
+              <w:end w:w="100" w:type="dxa"/>
             </w:tcMar>
           </w:tcPr>
           <w:p>
@@ -5583,10 +5380,10 @@
             </w:tcBorders>
             <w:vAlign w:val="center"/>
             <w:tcMar>
-              <w:top w:w="80" w:type="dxa"/>
-              <w:start w:w="120" w:type="dxa"/>
-              <w:bottom w:w="80" w:type="dxa"/>
-              <w:end w:w="120" w:type="dxa"/>
+              <w:top w:w="90" w:type="dxa"/>
+              <w:start w:w="100" w:type="dxa"/>
+              <w:bottom w:w="90" w:type="dxa"/>
+              <w:end w:w="100" w:type="dxa"/>
             </w:tcMar>
           </w:tcPr>
           <w:p>
@@ -5612,10 +5409,10 @@
             </w:tcBorders>
             <w:vAlign w:val="center"/>
             <w:tcMar>
-              <w:top w:w="80" w:type="dxa"/>
-              <w:start w:w="120" w:type="dxa"/>
-              <w:bottom w:w="80" w:type="dxa"/>
-              <w:end w:w="120" w:type="dxa"/>
+              <w:top w:w="90" w:type="dxa"/>
+              <w:start w:w="100" w:type="dxa"/>
+              <w:bottom w:w="90" w:type="dxa"/>
+              <w:end w:w="100" w:type="dxa"/>
             </w:tcMar>
           </w:tcPr>
           <w:p>
@@ -5636,7 +5433,6 @@
       <w:tr>
         <w:trPr>
           <w:trHeight w:hRule="atLeast"/>
-          <w:cantSplit/>
         </w:trPr>
         <w:tc>
           <w:tcPr>
@@ -5646,10 +5442,10 @@
             </w:tcBorders>
             <w:vAlign w:val="center"/>
             <w:tcMar>
-              <w:top w:w="80" w:type="dxa"/>
-              <w:start w:w="120" w:type="dxa"/>
-              <w:bottom w:w="80" w:type="dxa"/>
-              <w:end w:w="120" w:type="dxa"/>
+              <w:top w:w="90" w:type="dxa"/>
+              <w:start w:w="100" w:type="dxa"/>
+              <w:bottom w:w="90" w:type="dxa"/>
+              <w:end w:w="100" w:type="dxa"/>
             </w:tcMar>
           </w:tcPr>
           <w:p>
@@ -5674,10 +5470,10 @@
             </w:tcBorders>
             <w:vAlign w:val="center"/>
             <w:tcMar>
-              <w:top w:w="80" w:type="dxa"/>
-              <w:start w:w="120" w:type="dxa"/>
-              <w:bottom w:w="80" w:type="dxa"/>
-              <w:end w:w="120" w:type="dxa"/>
+              <w:top w:w="90" w:type="dxa"/>
+              <w:start w:w="100" w:type="dxa"/>
+              <w:bottom w:w="90" w:type="dxa"/>
+              <w:end w:w="100" w:type="dxa"/>
             </w:tcMar>
           </w:tcPr>
           <w:p>
@@ -5702,10 +5498,10 @@
             </w:tcBorders>
             <w:vAlign w:val="center"/>
             <w:tcMar>
-              <w:top w:w="80" w:type="dxa"/>
-              <w:start w:w="120" w:type="dxa"/>
-              <w:bottom w:w="80" w:type="dxa"/>
-              <w:end w:w="120" w:type="dxa"/>
+              <w:top w:w="90" w:type="dxa"/>
+              <w:start w:w="100" w:type="dxa"/>
+              <w:bottom w:w="90" w:type="dxa"/>
+              <w:end w:w="100" w:type="dxa"/>
             </w:tcMar>
           </w:tcPr>
           <w:p>
@@ -5726,7 +5522,6 @@
       <w:tr>
         <w:trPr>
           <w:trHeight w:hRule="atLeast"/>
-          <w:cantSplit/>
         </w:trPr>
         <w:tc>
           <w:tcPr>
@@ -5737,10 +5532,10 @@
             </w:tcBorders>
             <w:vAlign w:val="center"/>
             <w:tcMar>
-              <w:top w:w="80" w:type="dxa"/>
-              <w:start w:w="120" w:type="dxa"/>
-              <w:bottom w:w="80" w:type="dxa"/>
-              <w:end w:w="120" w:type="dxa"/>
+              <w:top w:w="90" w:type="dxa"/>
+              <w:start w:w="100" w:type="dxa"/>
+              <w:bottom w:w="90" w:type="dxa"/>
+              <w:end w:w="100" w:type="dxa"/>
             </w:tcMar>
           </w:tcPr>
           <w:p>
@@ -5766,10 +5561,10 @@
             </w:tcBorders>
             <w:vAlign w:val="center"/>
             <w:tcMar>
-              <w:top w:w="80" w:type="dxa"/>
-              <w:start w:w="120" w:type="dxa"/>
-              <w:bottom w:w="80" w:type="dxa"/>
-              <w:end w:w="120" w:type="dxa"/>
+              <w:top w:w="90" w:type="dxa"/>
+              <w:start w:w="100" w:type="dxa"/>
+              <w:bottom w:w="90" w:type="dxa"/>
+              <w:end w:w="100" w:type="dxa"/>
             </w:tcMar>
           </w:tcPr>
           <w:p>
@@ -5795,10 +5590,10 @@
             </w:tcBorders>
             <w:vAlign w:val="center"/>
             <w:tcMar>
-              <w:top w:w="80" w:type="dxa"/>
-              <w:start w:w="120" w:type="dxa"/>
-              <w:bottom w:w="80" w:type="dxa"/>
-              <w:end w:w="120" w:type="dxa"/>
+              <w:top w:w="90" w:type="dxa"/>
+              <w:start w:w="100" w:type="dxa"/>
+              <w:bottom w:w="90" w:type="dxa"/>
+              <w:end w:w="100" w:type="dxa"/>
             </w:tcMar>
           </w:tcPr>
           <w:p>
@@ -5819,7 +5614,6 @@
       <w:tr>
         <w:trPr>
           <w:trHeight w:hRule="atLeast"/>
-          <w:cantSplit/>
         </w:trPr>
         <w:tc>
           <w:tcPr>
@@ -5829,10 +5623,10 @@
             </w:tcBorders>
             <w:vAlign w:val="center"/>
             <w:tcMar>
-              <w:top w:w="80" w:type="dxa"/>
-              <w:start w:w="120" w:type="dxa"/>
-              <w:bottom w:w="80" w:type="dxa"/>
-              <w:end w:w="120" w:type="dxa"/>
+              <w:top w:w="90" w:type="dxa"/>
+              <w:start w:w="100" w:type="dxa"/>
+              <w:bottom w:w="90" w:type="dxa"/>
+              <w:end w:w="100" w:type="dxa"/>
             </w:tcMar>
           </w:tcPr>
           <w:p>
@@ -5857,10 +5651,10 @@
             </w:tcBorders>
             <w:vAlign w:val="center"/>
             <w:tcMar>
-              <w:top w:w="80" w:type="dxa"/>
-              <w:start w:w="120" w:type="dxa"/>
-              <w:bottom w:w="80" w:type="dxa"/>
-              <w:end w:w="120" w:type="dxa"/>
+              <w:top w:w="90" w:type="dxa"/>
+              <w:start w:w="100" w:type="dxa"/>
+              <w:bottom w:w="90" w:type="dxa"/>
+              <w:end w:w="100" w:type="dxa"/>
             </w:tcMar>
           </w:tcPr>
           <w:p>
@@ -5885,10 +5679,10 @@
             </w:tcBorders>
             <w:vAlign w:val="center"/>
             <w:tcMar>
-              <w:top w:w="80" w:type="dxa"/>
-              <w:start w:w="120" w:type="dxa"/>
-              <w:bottom w:w="80" w:type="dxa"/>
-              <w:end w:w="120" w:type="dxa"/>
+              <w:top w:w="90" w:type="dxa"/>
+              <w:start w:w="100" w:type="dxa"/>
+              <w:bottom w:w="90" w:type="dxa"/>
+              <w:end w:w="100" w:type="dxa"/>
             </w:tcMar>
           </w:tcPr>
           <w:p>
@@ -5909,7 +5703,6 @@
       <w:tr>
         <w:trPr>
           <w:trHeight w:hRule="atLeast"/>
-          <w:cantSplit/>
         </w:trPr>
         <w:tc>
           <w:tcPr>
@@ -5920,10 +5713,10 @@
             </w:tcBorders>
             <w:vAlign w:val="center"/>
             <w:tcMar>
-              <w:top w:w="80" w:type="dxa"/>
-              <w:start w:w="120" w:type="dxa"/>
-              <w:bottom w:w="80" w:type="dxa"/>
-              <w:end w:w="120" w:type="dxa"/>
+              <w:top w:w="90" w:type="dxa"/>
+              <w:start w:w="100" w:type="dxa"/>
+              <w:bottom w:w="90" w:type="dxa"/>
+              <w:end w:w="100" w:type="dxa"/>
             </w:tcMar>
           </w:tcPr>
           <w:p>
@@ -5949,10 +5742,10 @@
             </w:tcBorders>
             <w:vAlign w:val="center"/>
             <w:tcMar>
-              <w:top w:w="80" w:type="dxa"/>
-              <w:start w:w="120" w:type="dxa"/>
-              <w:bottom w:w="80" w:type="dxa"/>
-              <w:end w:w="120" w:type="dxa"/>
+              <w:top w:w="90" w:type="dxa"/>
+              <w:start w:w="100" w:type="dxa"/>
+              <w:bottom w:w="90" w:type="dxa"/>
+              <w:end w:w="100" w:type="dxa"/>
             </w:tcMar>
           </w:tcPr>
           <w:p>
@@ -5978,10 +5771,10 @@
             </w:tcBorders>
             <w:vAlign w:val="center"/>
             <w:tcMar>
-              <w:top w:w="80" w:type="dxa"/>
-              <w:start w:w="120" w:type="dxa"/>
-              <w:bottom w:w="80" w:type="dxa"/>
-              <w:end w:w="120" w:type="dxa"/>
+              <w:top w:w="90" w:type="dxa"/>
+              <w:start w:w="100" w:type="dxa"/>
+              <w:bottom w:w="90" w:type="dxa"/>
+              <w:end w:w="100" w:type="dxa"/>
             </w:tcMar>
           </w:tcPr>
           <w:p>
@@ -6002,7 +5795,6 @@
       <w:tr>
         <w:trPr>
           <w:trHeight w:hRule="atLeast"/>
-          <w:cantSplit/>
         </w:trPr>
         <w:tc>
           <w:tcPr>
@@ -6012,10 +5804,10 @@
             </w:tcBorders>
             <w:vAlign w:val="center"/>
             <w:tcMar>
-              <w:top w:w="80" w:type="dxa"/>
-              <w:start w:w="120" w:type="dxa"/>
-              <w:bottom w:w="80" w:type="dxa"/>
-              <w:end w:w="120" w:type="dxa"/>
+              <w:top w:w="90" w:type="dxa"/>
+              <w:start w:w="100" w:type="dxa"/>
+              <w:bottom w:w="90" w:type="dxa"/>
+              <w:end w:w="100" w:type="dxa"/>
             </w:tcMar>
           </w:tcPr>
           <w:p>
@@ -6040,10 +5832,10 @@
             </w:tcBorders>
             <w:vAlign w:val="center"/>
             <w:tcMar>
-              <w:top w:w="80" w:type="dxa"/>
-              <w:start w:w="120" w:type="dxa"/>
-              <w:bottom w:w="80" w:type="dxa"/>
-              <w:end w:w="120" w:type="dxa"/>
+              <w:top w:w="90" w:type="dxa"/>
+              <w:start w:w="100" w:type="dxa"/>
+              <w:bottom w:w="90" w:type="dxa"/>
+              <w:end w:w="100" w:type="dxa"/>
             </w:tcMar>
           </w:tcPr>
           <w:p>
@@ -6068,10 +5860,10 @@
             </w:tcBorders>
             <w:vAlign w:val="center"/>
             <w:tcMar>
-              <w:top w:w="80" w:type="dxa"/>
-              <w:start w:w="120" w:type="dxa"/>
-              <w:bottom w:w="80" w:type="dxa"/>
-              <w:end w:w="120" w:type="dxa"/>
+              <w:top w:w="90" w:type="dxa"/>
+              <w:start w:w="100" w:type="dxa"/>
+              <w:bottom w:w="90" w:type="dxa"/>
+              <w:end w:w="100" w:type="dxa"/>
             </w:tcMar>
           </w:tcPr>
           <w:p>
@@ -6092,7 +5884,6 @@
       <w:tr>
         <w:trPr>
           <w:trHeight w:hRule="atLeast"/>
-          <w:cantSplit/>
         </w:trPr>
         <w:tc>
           <w:tcPr>
@@ -6103,10 +5894,10 @@
             </w:tcBorders>
             <w:vAlign w:val="center"/>
             <w:tcMar>
-              <w:top w:w="80" w:type="dxa"/>
-              <w:start w:w="120" w:type="dxa"/>
-              <w:bottom w:w="80" w:type="dxa"/>
-              <w:end w:w="120" w:type="dxa"/>
+              <w:top w:w="90" w:type="dxa"/>
+              <w:start w:w="100" w:type="dxa"/>
+              <w:bottom w:w="90" w:type="dxa"/>
+              <w:end w:w="100" w:type="dxa"/>
             </w:tcMar>
           </w:tcPr>
           <w:p>
@@ -6132,10 +5923,10 @@
             </w:tcBorders>
             <w:vAlign w:val="center"/>
             <w:tcMar>
-              <w:top w:w="80" w:type="dxa"/>
-              <w:start w:w="120" w:type="dxa"/>
-              <w:bottom w:w="80" w:type="dxa"/>
-              <w:end w:w="120" w:type="dxa"/>
+              <w:top w:w="90" w:type="dxa"/>
+              <w:start w:w="100" w:type="dxa"/>
+              <w:bottom w:w="90" w:type="dxa"/>
+              <w:end w:w="100" w:type="dxa"/>
             </w:tcMar>
           </w:tcPr>
           <w:p>
@@ -6161,10 +5952,10 @@
             </w:tcBorders>
             <w:vAlign w:val="center"/>
             <w:tcMar>
-              <w:top w:w="80" w:type="dxa"/>
-              <w:start w:w="120" w:type="dxa"/>
-              <w:bottom w:w="80" w:type="dxa"/>
-              <w:end w:w="120" w:type="dxa"/>
+              <w:top w:w="90" w:type="dxa"/>
+              <w:start w:w="100" w:type="dxa"/>
+              <w:bottom w:w="90" w:type="dxa"/>
+              <w:end w:w="100" w:type="dxa"/>
             </w:tcMar>
           </w:tcPr>
           <w:p>
@@ -6199,10 +5990,9 @@
     <w:tbl>
       <w:tblPr>
         <w:tblW w:type="dxa" w:w="9360"/>
+        <w:jc w:val="center"/>
         <w:tblLayout w:type="fixed"/>
         <w:tblLook w:firstColumn="1" w:firstRow="1" w:lastColumn="0" w:lastRow="0" w:noHBand="0" w:noVBand="1" w:val="04A0"/>
-        <w:jc w:val="left"/>
-        <w:tblInd w:w="120" w:type="dxa"/>
       </w:tblPr>
       <w:tblGrid>
         <w:gridCol w:w="1655"/>
@@ -6212,17 +6002,16 @@
       <w:tr>
         <w:trPr>
           <w:trHeight w:hRule="atLeast" w:val="547"/>
-          <w:cantSplit/>
         </w:trPr>
         <w:tc>
           <w:tcPr>
             <w:tcW w:type="dxa" w:w="1655"/>
             <w:vAlign w:val="center"/>
             <w:tcMar>
-              <w:top w:w="80" w:type="dxa"/>
-              <w:start w:w="120" w:type="dxa"/>
-              <w:bottom w:w="80" w:type="dxa"/>
-              <w:end w:w="120" w:type="dxa"/>
+              <w:top w:w="90" w:type="dxa"/>
+              <w:start w:w="100" w:type="dxa"/>
+              <w:bottom w:w="90" w:type="dxa"/>
+              <w:end w:w="100" w:type="dxa"/>
             </w:tcMar>
             <w:shd w:fill="D9D9D9"/>
           </w:tcPr>
@@ -6246,10 +6035,10 @@
             <w:tcW w:type="dxa" w:w="2232"/>
             <w:vAlign w:val="center"/>
             <w:tcMar>
-              <w:top w:w="80" w:type="dxa"/>
-              <w:start w:w="120" w:type="dxa"/>
-              <w:bottom w:w="80" w:type="dxa"/>
-              <w:end w:w="120" w:type="dxa"/>
+              <w:top w:w="90" w:type="dxa"/>
+              <w:start w:w="100" w:type="dxa"/>
+              <w:bottom w:w="90" w:type="dxa"/>
+              <w:end w:w="100" w:type="dxa"/>
             </w:tcMar>
             <w:shd w:fill="D9D9D9"/>
           </w:tcPr>
@@ -6273,10 +6062,10 @@
             <w:tcW w:type="dxa" w:w="5472"/>
             <w:vAlign w:val="center"/>
             <w:tcMar>
-              <w:top w:w="80" w:type="dxa"/>
-              <w:start w:w="120" w:type="dxa"/>
-              <w:bottom w:w="80" w:type="dxa"/>
-              <w:end w:w="120" w:type="dxa"/>
+              <w:top w:w="90" w:type="dxa"/>
+              <w:start w:w="100" w:type="dxa"/>
+              <w:bottom w:w="90" w:type="dxa"/>
+              <w:end w:w="100" w:type="dxa"/>
             </w:tcMar>
             <w:shd w:fill="D9D9D9"/>
           </w:tcPr>
@@ -6299,7 +6088,6 @@
       <w:tr>
         <w:trPr>
           <w:trHeight w:hRule="atLeast"/>
-          <w:cantSplit/>
         </w:trPr>
         <w:tc>
           <w:tcPr>
@@ -6309,10 +6097,10 @@
             </w:tcBorders>
             <w:vAlign w:val="center"/>
             <w:tcMar>
-              <w:top w:w="80" w:type="dxa"/>
-              <w:start w:w="120" w:type="dxa"/>
-              <w:bottom w:w="80" w:type="dxa"/>
-              <w:end w:w="120" w:type="dxa"/>
+              <w:top w:w="90" w:type="dxa"/>
+              <w:start w:w="100" w:type="dxa"/>
+              <w:bottom w:w="90" w:type="dxa"/>
+              <w:end w:w="100" w:type="dxa"/>
             </w:tcMar>
           </w:tcPr>
           <w:p>
@@ -6337,10 +6125,10 @@
             </w:tcBorders>
             <w:vAlign w:val="center"/>
             <w:tcMar>
-              <w:top w:w="80" w:type="dxa"/>
-              <w:start w:w="120" w:type="dxa"/>
-              <w:bottom w:w="80" w:type="dxa"/>
-              <w:end w:w="120" w:type="dxa"/>
+              <w:top w:w="90" w:type="dxa"/>
+              <w:start w:w="100" w:type="dxa"/>
+              <w:bottom w:w="90" w:type="dxa"/>
+              <w:end w:w="100" w:type="dxa"/>
             </w:tcMar>
           </w:tcPr>
           <w:p>
@@ -6353,7 +6141,7 @@
                 <w:color w:val="000000"/>
                 <w:sz w:val="17"/>
               </w:rPr>
-              <w:t>90题</w:t>
+              <w:t>96题</w:t>
             </w:r>
           </w:p>
         </w:tc>
@@ -6365,10 +6153,10 @@
             </w:tcBorders>
             <w:vAlign w:val="center"/>
             <w:tcMar>
-              <w:top w:w="80" w:type="dxa"/>
-              <w:start w:w="120" w:type="dxa"/>
-              <w:bottom w:w="80" w:type="dxa"/>
-              <w:end w:w="120" w:type="dxa"/>
+              <w:top w:w="90" w:type="dxa"/>
+              <w:start w:w="100" w:type="dxa"/>
+              <w:bottom w:w="90" w:type="dxa"/>
+              <w:end w:w="100" w:type="dxa"/>
             </w:tcMar>
           </w:tcPr>
           <w:p>
@@ -6389,7 +6177,6 @@
       <w:tr>
         <w:trPr>
           <w:trHeight w:hRule="atLeast"/>
-          <w:cantSplit/>
         </w:trPr>
         <w:tc>
           <w:tcPr>
@@ -6400,10 +6187,10 @@
             </w:tcBorders>
             <w:vAlign w:val="center"/>
             <w:tcMar>
-              <w:top w:w="80" w:type="dxa"/>
-              <w:start w:w="120" w:type="dxa"/>
-              <w:bottom w:w="80" w:type="dxa"/>
-              <w:end w:w="120" w:type="dxa"/>
+              <w:top w:w="90" w:type="dxa"/>
+              <w:start w:w="100" w:type="dxa"/>
+              <w:bottom w:w="90" w:type="dxa"/>
+              <w:end w:w="100" w:type="dxa"/>
             </w:tcMar>
           </w:tcPr>
           <w:p>
@@ -6429,10 +6216,10 @@
             </w:tcBorders>
             <w:vAlign w:val="center"/>
             <w:tcMar>
-              <w:top w:w="80" w:type="dxa"/>
-              <w:start w:w="120" w:type="dxa"/>
-              <w:bottom w:w="80" w:type="dxa"/>
-              <w:end w:w="120" w:type="dxa"/>
+              <w:top w:w="90" w:type="dxa"/>
+              <w:start w:w="100" w:type="dxa"/>
+              <w:bottom w:w="90" w:type="dxa"/>
+              <w:end w:w="100" w:type="dxa"/>
             </w:tcMar>
           </w:tcPr>
           <w:p>
@@ -6445,7 +6232,7 @@
                 <w:color w:val="000000"/>
                 <w:sz w:val="17"/>
               </w:rPr>
-              <w:t>84选择 + 3开放 + 3实操</w:t>
+              <w:t>84选择 + 3开放 + 3实操 + 2对话 + 2代码 + 2图像</w:t>
             </w:r>
           </w:p>
         </w:tc>
@@ -6458,10 +6245,10 @@
             </w:tcBorders>
             <w:vAlign w:val="center"/>
             <w:tcMar>
-              <w:top w:w="80" w:type="dxa"/>
-              <w:start w:w="120" w:type="dxa"/>
-              <w:bottom w:w="80" w:type="dxa"/>
-              <w:end w:w="120" w:type="dxa"/>
+              <w:top w:w="90" w:type="dxa"/>
+              <w:start w:w="100" w:type="dxa"/>
+              <w:bottom w:w="90" w:type="dxa"/>
+              <w:end w:w="100" w:type="dxa"/>
             </w:tcMar>
           </w:tcPr>
           <w:p>
@@ -6482,7 +6269,6 @@
       <w:tr>
         <w:trPr>
           <w:trHeight w:hRule="atLeast"/>
-          <w:cantSplit/>
         </w:trPr>
         <w:tc>
           <w:tcPr>
@@ -6492,10 +6278,10 @@
             </w:tcBorders>
             <w:vAlign w:val="center"/>
             <w:tcMar>
-              <w:top w:w="80" w:type="dxa"/>
-              <w:start w:w="120" w:type="dxa"/>
-              <w:bottom w:w="80" w:type="dxa"/>
-              <w:end w:w="120" w:type="dxa"/>
+              <w:top w:w="90" w:type="dxa"/>
+              <w:start w:w="100" w:type="dxa"/>
+              <w:bottom w:w="90" w:type="dxa"/>
+              <w:end w:w="100" w:type="dxa"/>
             </w:tcMar>
           </w:tcPr>
           <w:p>
@@ -6520,10 +6306,10 @@
             </w:tcBorders>
             <w:vAlign w:val="center"/>
             <w:tcMar>
-              <w:top w:w="80" w:type="dxa"/>
-              <w:start w:w="120" w:type="dxa"/>
-              <w:bottom w:w="80" w:type="dxa"/>
-              <w:end w:w="120" w:type="dxa"/>
+              <w:top w:w="90" w:type="dxa"/>
+              <w:start w:w="100" w:type="dxa"/>
+              <w:bottom w:w="90" w:type="dxa"/>
+              <w:end w:w="100" w:type="dxa"/>
             </w:tcMar>
           </w:tcPr>
           <w:p>
@@ -6536,7 +6322,7 @@
                 <w:color w:val="000000"/>
                 <w:sz w:val="17"/>
               </w:rPr>
-              <w:t>难度1：30；难度2：34；难度3：26</w:t>
+              <w:t>难度1：30；难度2：36；难度3：30</w:t>
             </w:r>
           </w:p>
         </w:tc>
@@ -6548,10 +6334,10 @@
             </w:tcBorders>
             <w:vAlign w:val="center"/>
             <w:tcMar>
-              <w:top w:w="80" w:type="dxa"/>
-              <w:start w:w="120" w:type="dxa"/>
-              <w:bottom w:w="80" w:type="dxa"/>
-              <w:end w:w="120" w:type="dxa"/>
+              <w:top w:w="90" w:type="dxa"/>
+              <w:start w:w="100" w:type="dxa"/>
+              <w:bottom w:w="90" w:type="dxa"/>
+              <w:end w:w="100" w:type="dxa"/>
             </w:tcMar>
           </w:tcPr>
           <w:p>
@@ -6572,7 +6358,6 @@
       <w:tr>
         <w:trPr>
           <w:trHeight w:hRule="atLeast"/>
-          <w:cantSplit/>
         </w:trPr>
         <w:tc>
           <w:tcPr>
@@ -6583,10 +6368,10 @@
             </w:tcBorders>
             <w:vAlign w:val="center"/>
             <w:tcMar>
-              <w:top w:w="80" w:type="dxa"/>
-              <w:start w:w="120" w:type="dxa"/>
-              <w:bottom w:w="80" w:type="dxa"/>
-              <w:end w:w="120" w:type="dxa"/>
+              <w:top w:w="90" w:type="dxa"/>
+              <w:start w:w="100" w:type="dxa"/>
+              <w:bottom w:w="90" w:type="dxa"/>
+              <w:end w:w="100" w:type="dxa"/>
             </w:tcMar>
           </w:tcPr>
           <w:p>
@@ -6612,10 +6397,10 @@
             </w:tcBorders>
             <w:vAlign w:val="center"/>
             <w:tcMar>
-              <w:top w:w="80" w:type="dxa"/>
-              <w:start w:w="120" w:type="dxa"/>
-              <w:bottom w:w="80" w:type="dxa"/>
-              <w:end w:w="120" w:type="dxa"/>
+              <w:top w:w="90" w:type="dxa"/>
+              <w:start w:w="100" w:type="dxa"/>
+              <w:bottom w:w="90" w:type="dxa"/>
+              <w:end w:w="100" w:type="dxa"/>
             </w:tcMar>
           </w:tcPr>
           <w:p>
@@ -6641,10 +6426,10 @@
             </w:tcBorders>
             <w:vAlign w:val="center"/>
             <w:tcMar>
-              <w:top w:w="80" w:type="dxa"/>
-              <w:start w:w="120" w:type="dxa"/>
-              <w:bottom w:w="80" w:type="dxa"/>
-              <w:end w:w="120" w:type="dxa"/>
+              <w:top w:w="90" w:type="dxa"/>
+              <w:start w:w="100" w:type="dxa"/>
+              <w:bottom w:w="90" w:type="dxa"/>
+              <w:end w:w="100" w:type="dxa"/>
             </w:tcMar>
           </w:tcPr>
           <w:p>
@@ -6665,7 +6450,6 @@
       <w:tr>
         <w:trPr>
           <w:trHeight w:hRule="atLeast"/>
-          <w:cantSplit/>
         </w:trPr>
         <w:tc>
           <w:tcPr>
@@ -6675,10 +6459,10 @@
             </w:tcBorders>
             <w:vAlign w:val="center"/>
             <w:tcMar>
-              <w:top w:w="80" w:type="dxa"/>
-              <w:start w:w="120" w:type="dxa"/>
-              <w:bottom w:w="80" w:type="dxa"/>
-              <w:end w:w="120" w:type="dxa"/>
+              <w:top w:w="90" w:type="dxa"/>
+              <w:start w:w="100" w:type="dxa"/>
+              <w:bottom w:w="90" w:type="dxa"/>
+              <w:end w:w="100" w:type="dxa"/>
             </w:tcMar>
           </w:tcPr>
           <w:p>
@@ -6703,10 +6487,10 @@
             </w:tcBorders>
             <w:vAlign w:val="center"/>
             <w:tcMar>
-              <w:top w:w="80" w:type="dxa"/>
-              <w:start w:w="120" w:type="dxa"/>
-              <w:bottom w:w="80" w:type="dxa"/>
-              <w:end w:w="120" w:type="dxa"/>
+              <w:top w:w="90" w:type="dxa"/>
+              <w:start w:w="100" w:type="dxa"/>
+              <w:bottom w:w="90" w:type="dxa"/>
+              <w:end w:w="100" w:type="dxa"/>
             </w:tcMar>
           </w:tcPr>
           <w:p>
@@ -6719,7 +6503,7 @@
                 <w:color w:val="000000"/>
                 <w:sz w:val="17"/>
               </w:rPr>
-              <w:t>90/90</w:t>
+              <w:t>96/96</w:t>
             </w:r>
           </w:p>
         </w:tc>
@@ -6731,10 +6515,10 @@
             </w:tcBorders>
             <w:vAlign w:val="center"/>
             <w:tcMar>
-              <w:top w:w="80" w:type="dxa"/>
-              <w:start w:w="120" w:type="dxa"/>
-              <w:bottom w:w="80" w:type="dxa"/>
-              <w:end w:w="120" w:type="dxa"/>
+              <w:top w:w="90" w:type="dxa"/>
+              <w:start w:w="100" w:type="dxa"/>
+              <w:bottom w:w="90" w:type="dxa"/>
+              <w:end w:w="100" w:type="dxa"/>
             </w:tcMar>
           </w:tcPr>
           <w:p>
@@ -6755,7 +6539,6 @@
       <w:tr>
         <w:trPr>
           <w:trHeight w:hRule="atLeast"/>
-          <w:cantSplit/>
         </w:trPr>
         <w:tc>
           <w:tcPr>
@@ -6766,10 +6549,10 @@
             </w:tcBorders>
             <w:vAlign w:val="center"/>
             <w:tcMar>
-              <w:top w:w="80" w:type="dxa"/>
-              <w:start w:w="120" w:type="dxa"/>
-              <w:bottom w:w="80" w:type="dxa"/>
-              <w:end w:w="120" w:type="dxa"/>
+              <w:top w:w="90" w:type="dxa"/>
+              <w:start w:w="100" w:type="dxa"/>
+              <w:bottom w:w="90" w:type="dxa"/>
+              <w:end w:w="100" w:type="dxa"/>
             </w:tcMar>
           </w:tcPr>
           <w:p>
@@ -6795,10 +6578,10 @@
             </w:tcBorders>
             <w:vAlign w:val="center"/>
             <w:tcMar>
-              <w:top w:w="80" w:type="dxa"/>
-              <w:start w:w="120" w:type="dxa"/>
-              <w:bottom w:w="80" w:type="dxa"/>
-              <w:end w:w="120" w:type="dxa"/>
+              <w:top w:w="90" w:type="dxa"/>
+              <w:start w:w="100" w:type="dxa"/>
+              <w:bottom w:w="90" w:type="dxa"/>
+              <w:end w:w="100" w:type="dxa"/>
             </w:tcMar>
           </w:tcPr>
           <w:p>
@@ -6824,10 +6607,10 @@
             </w:tcBorders>
             <w:vAlign w:val="center"/>
             <w:tcMar>
-              <w:top w:w="80" w:type="dxa"/>
-              <w:start w:w="120" w:type="dxa"/>
-              <w:bottom w:w="80" w:type="dxa"/>
-              <w:end w:w="120" w:type="dxa"/>
+              <w:top w:w="90" w:type="dxa"/>
+              <w:start w:w="100" w:type="dxa"/>
+              <w:bottom w:w="90" w:type="dxa"/>
+              <w:end w:w="100" w:type="dxa"/>
             </w:tcMar>
           </w:tcPr>
           <w:p>
@@ -6851,7 +6634,11 @@
         <w:spacing w:after="20"/>
       </w:pPr>
     </w:p>
-    <w:p/>
+    <w:p>
+      <w:r>
+        <w:br w:type="page"/>
+      </w:r>
+    </w:p>
     <w:p>
       <w:pPr>
         <w:pStyle w:val="Heading1"/>
@@ -6887,10 +6674,9 @@
     <w:tbl>
       <w:tblPr>
         <w:tblW w:type="dxa" w:w="9360"/>
+        <w:jc w:val="center"/>
         <w:tblLayout w:type="fixed"/>
         <w:tblLook w:firstColumn="1" w:firstRow="1" w:lastColumn="0" w:lastRow="0" w:noHBand="0" w:noVBand="1" w:val="04A0"/>
-        <w:jc w:val="left"/>
-        <w:tblInd w:w="120" w:type="dxa"/>
       </w:tblPr>
       <w:tblGrid>
         <w:gridCol w:w="5976"/>
@@ -6899,17 +6685,16 @@
       <w:tr>
         <w:trPr>
           <w:trHeight w:hRule="atLeast" w:val="547"/>
-          <w:cantSplit/>
         </w:trPr>
         <w:tc>
           <w:tcPr>
             <w:tcW w:type="dxa" w:w="5976"/>
             <w:vAlign w:val="center"/>
             <w:tcMar>
-              <w:top w:w="80" w:type="dxa"/>
-              <w:start w:w="120" w:type="dxa"/>
-              <w:bottom w:w="80" w:type="dxa"/>
-              <w:end w:w="120" w:type="dxa"/>
+              <w:top w:w="90" w:type="dxa"/>
+              <w:start w:w="100" w:type="dxa"/>
+              <w:bottom w:w="90" w:type="dxa"/>
+              <w:end w:w="100" w:type="dxa"/>
             </w:tcMar>
             <w:shd w:fill="D9D9D9"/>
           </w:tcPr>
@@ -6933,10 +6718,10 @@
             <w:tcW w:type="dxa" w:w="3384"/>
             <w:vAlign w:val="center"/>
             <w:tcMar>
-              <w:top w:w="80" w:type="dxa"/>
-              <w:start w:w="120" w:type="dxa"/>
-              <w:bottom w:w="80" w:type="dxa"/>
-              <w:end w:w="120" w:type="dxa"/>
+              <w:top w:w="90" w:type="dxa"/>
+              <w:start w:w="100" w:type="dxa"/>
+              <w:bottom w:w="90" w:type="dxa"/>
+              <w:end w:w="100" w:type="dxa"/>
             </w:tcMar>
             <w:shd w:fill="D9D9D9"/>
           </w:tcPr>
@@ -6959,7 +6744,6 @@
       <w:tr>
         <w:trPr>
           <w:trHeight w:hRule="atLeast"/>
-          <w:cantSplit/>
         </w:trPr>
         <w:tc>
           <w:tcPr>
@@ -6969,10 +6753,10 @@
             </w:tcBorders>
             <w:vAlign w:val="center"/>
             <w:tcMar>
-              <w:top w:w="80" w:type="dxa"/>
-              <w:start w:w="120" w:type="dxa"/>
-              <w:bottom w:w="80" w:type="dxa"/>
-              <w:end w:w="120" w:type="dxa"/>
+              <w:top w:w="90" w:type="dxa"/>
+              <w:start w:w="100" w:type="dxa"/>
+              <w:bottom w:w="90" w:type="dxa"/>
+              <w:end w:w="100" w:type="dxa"/>
             </w:tcMar>
           </w:tcPr>
           <w:p>
@@ -7005,10 +6789,10 @@
             </w:tcBorders>
             <w:vAlign w:val="center"/>
             <w:tcMar>
-              <w:top w:w="80" w:type="dxa"/>
-              <w:start w:w="120" w:type="dxa"/>
-              <w:bottom w:w="80" w:type="dxa"/>
-              <w:end w:w="120" w:type="dxa"/>
+              <w:top w:w="90" w:type="dxa"/>
+              <w:start w:w="100" w:type="dxa"/>
+              <w:bottom w:w="90" w:type="dxa"/>
+              <w:end w:w="100" w:type="dxa"/>
             </w:tcMar>
           </w:tcPr>
           <w:p>
@@ -7039,10 +6823,9 @@
     <w:tbl>
       <w:tblPr>
         <w:tblW w:type="dxa" w:w="9360"/>
+        <w:jc w:val="center"/>
         <w:tblLayout w:type="fixed"/>
         <w:tblLook w:firstColumn="1" w:firstRow="1" w:lastColumn="0" w:lastRow="0" w:noHBand="0" w:noVBand="1" w:val="04A0"/>
-        <w:jc w:val="left"/>
-        <w:tblInd w:w="120" w:type="dxa"/>
       </w:tblPr>
       <w:tblGrid>
         <w:gridCol w:w="5976"/>
@@ -7051,17 +6834,16 @@
       <w:tr>
         <w:trPr>
           <w:trHeight w:hRule="atLeast" w:val="547"/>
-          <w:cantSplit/>
         </w:trPr>
         <w:tc>
           <w:tcPr>
             <w:tcW w:type="dxa" w:w="5976"/>
             <w:vAlign w:val="center"/>
             <w:tcMar>
-              <w:top w:w="80" w:type="dxa"/>
-              <w:start w:w="120" w:type="dxa"/>
-              <w:bottom w:w="80" w:type="dxa"/>
-              <w:end w:w="120" w:type="dxa"/>
+              <w:top w:w="90" w:type="dxa"/>
+              <w:start w:w="100" w:type="dxa"/>
+              <w:bottom w:w="90" w:type="dxa"/>
+              <w:end w:w="100" w:type="dxa"/>
             </w:tcMar>
             <w:shd w:fill="D9D9D9"/>
           </w:tcPr>
@@ -7085,10 +6867,10 @@
             <w:tcW w:type="dxa" w:w="3384"/>
             <w:vAlign w:val="center"/>
             <w:tcMar>
-              <w:top w:w="80" w:type="dxa"/>
-              <w:start w:w="120" w:type="dxa"/>
-              <w:bottom w:w="80" w:type="dxa"/>
-              <w:end w:w="120" w:type="dxa"/>
+              <w:top w:w="90" w:type="dxa"/>
+              <w:start w:w="100" w:type="dxa"/>
+              <w:bottom w:w="90" w:type="dxa"/>
+              <w:end w:w="100" w:type="dxa"/>
             </w:tcMar>
             <w:shd w:fill="D9D9D9"/>
           </w:tcPr>
@@ -7111,7 +6893,6 @@
       <w:tr>
         <w:trPr>
           <w:trHeight w:hRule="atLeast"/>
-          <w:cantSplit/>
         </w:trPr>
         <w:tc>
           <w:tcPr>
@@ -7121,10 +6902,10 @@
             </w:tcBorders>
             <w:vAlign w:val="center"/>
             <w:tcMar>
-              <w:top w:w="80" w:type="dxa"/>
-              <w:start w:w="120" w:type="dxa"/>
-              <w:bottom w:w="80" w:type="dxa"/>
-              <w:end w:w="120" w:type="dxa"/>
+              <w:top w:w="90" w:type="dxa"/>
+              <w:start w:w="100" w:type="dxa"/>
+              <w:bottom w:w="90" w:type="dxa"/>
+              <w:end w:w="100" w:type="dxa"/>
             </w:tcMar>
           </w:tcPr>
           <w:p>
@@ -7149,10 +6930,10 @@
             </w:tcBorders>
             <w:vAlign w:val="center"/>
             <w:tcMar>
-              <w:top w:w="80" w:type="dxa"/>
-              <w:start w:w="120" w:type="dxa"/>
-              <w:bottom w:w="80" w:type="dxa"/>
-              <w:end w:w="120" w:type="dxa"/>
+              <w:top w:w="90" w:type="dxa"/>
+              <w:start w:w="100" w:type="dxa"/>
+              <w:bottom w:w="90" w:type="dxa"/>
+              <w:end w:w="100" w:type="dxa"/>
             </w:tcMar>
           </w:tcPr>
           <w:p>
@@ -7197,10 +6978,9 @@
     <w:tbl>
       <w:tblPr>
         <w:tblW w:type="dxa" w:w="9360"/>
+        <w:jc w:val="center"/>
         <w:tblLayout w:type="fixed"/>
         <w:tblLook w:firstColumn="1" w:firstRow="1" w:lastColumn="0" w:lastRow="0" w:noHBand="0" w:noVBand="1" w:val="04A0"/>
-        <w:jc w:val="left"/>
-        <w:tblInd w:w="120" w:type="dxa"/>
       </w:tblPr>
       <w:tblGrid>
         <w:gridCol w:w="5976"/>
@@ -7209,17 +6989,16 @@
       <w:tr>
         <w:trPr>
           <w:trHeight w:hRule="atLeast" w:val="547"/>
-          <w:cantSplit/>
         </w:trPr>
         <w:tc>
           <w:tcPr>
             <w:tcW w:type="dxa" w:w="5976"/>
             <w:vAlign w:val="center"/>
             <w:tcMar>
-              <w:top w:w="80" w:type="dxa"/>
-              <w:start w:w="120" w:type="dxa"/>
-              <w:bottom w:w="80" w:type="dxa"/>
-              <w:end w:w="120" w:type="dxa"/>
+              <w:top w:w="90" w:type="dxa"/>
+              <w:start w:w="100" w:type="dxa"/>
+              <w:bottom w:w="90" w:type="dxa"/>
+              <w:end w:w="100" w:type="dxa"/>
             </w:tcMar>
             <w:shd w:fill="D9D9D9"/>
           </w:tcPr>
@@ -7243,10 +7022,10 @@
             <w:tcW w:type="dxa" w:w="3384"/>
             <w:vAlign w:val="center"/>
             <w:tcMar>
-              <w:top w:w="80" w:type="dxa"/>
-              <w:start w:w="120" w:type="dxa"/>
-              <w:bottom w:w="80" w:type="dxa"/>
-              <w:end w:w="120" w:type="dxa"/>
+              <w:top w:w="90" w:type="dxa"/>
+              <w:start w:w="100" w:type="dxa"/>
+              <w:bottom w:w="90" w:type="dxa"/>
+              <w:end w:w="100" w:type="dxa"/>
             </w:tcMar>
             <w:shd w:fill="D9D9D9"/>
           </w:tcPr>
@@ -7269,7 +7048,6 @@
       <w:tr>
         <w:trPr>
           <w:trHeight w:hRule="atLeast"/>
-          <w:cantSplit/>
         </w:trPr>
         <w:tc>
           <w:tcPr>
@@ -7279,10 +7057,10 @@
             </w:tcBorders>
             <w:vAlign w:val="center"/>
             <w:tcMar>
-              <w:top w:w="80" w:type="dxa"/>
-              <w:start w:w="120" w:type="dxa"/>
-              <w:bottom w:w="80" w:type="dxa"/>
-              <w:end w:w="120" w:type="dxa"/>
+              <w:top w:w="90" w:type="dxa"/>
+              <w:start w:w="100" w:type="dxa"/>
+              <w:bottom w:w="90" w:type="dxa"/>
+              <w:end w:w="100" w:type="dxa"/>
             </w:tcMar>
           </w:tcPr>
           <w:p>
@@ -7315,10 +7093,10 @@
             </w:tcBorders>
             <w:vAlign w:val="center"/>
             <w:tcMar>
-              <w:top w:w="80" w:type="dxa"/>
-              <w:start w:w="120" w:type="dxa"/>
-              <w:bottom w:w="80" w:type="dxa"/>
-              <w:end w:w="120" w:type="dxa"/>
+              <w:top w:w="90" w:type="dxa"/>
+              <w:start w:w="100" w:type="dxa"/>
+              <w:bottom w:w="90" w:type="dxa"/>
+              <w:end w:w="100" w:type="dxa"/>
             </w:tcMar>
           </w:tcPr>
           <w:p>
@@ -7349,10 +7127,9 @@
     <w:tbl>
       <w:tblPr>
         <w:tblW w:type="dxa" w:w="9360"/>
+        <w:jc w:val="center"/>
         <w:tblLayout w:type="fixed"/>
         <w:tblLook w:firstColumn="1" w:firstRow="1" w:lastColumn="0" w:lastRow="0" w:noHBand="0" w:noVBand="1" w:val="04A0"/>
-        <w:jc w:val="left"/>
-        <w:tblInd w:w="120" w:type="dxa"/>
       </w:tblPr>
       <w:tblGrid>
         <w:gridCol w:w="5976"/>
@@ -7361,17 +7138,16 @@
       <w:tr>
         <w:trPr>
           <w:trHeight w:hRule="atLeast" w:val="547"/>
-          <w:cantSplit/>
         </w:trPr>
         <w:tc>
           <w:tcPr>
             <w:tcW w:type="dxa" w:w="5976"/>
             <w:vAlign w:val="center"/>
             <w:tcMar>
-              <w:top w:w="80" w:type="dxa"/>
-              <w:start w:w="120" w:type="dxa"/>
-              <w:bottom w:w="80" w:type="dxa"/>
-              <w:end w:w="120" w:type="dxa"/>
+              <w:top w:w="90" w:type="dxa"/>
+              <w:start w:w="100" w:type="dxa"/>
+              <w:bottom w:w="90" w:type="dxa"/>
+              <w:end w:w="100" w:type="dxa"/>
             </w:tcMar>
             <w:shd w:fill="D9D9D9"/>
           </w:tcPr>
@@ -7395,10 +7171,10 @@
             <w:tcW w:type="dxa" w:w="3384"/>
             <w:vAlign w:val="center"/>
             <w:tcMar>
-              <w:top w:w="80" w:type="dxa"/>
-              <w:start w:w="120" w:type="dxa"/>
-              <w:bottom w:w="80" w:type="dxa"/>
-              <w:end w:w="120" w:type="dxa"/>
+              <w:top w:w="90" w:type="dxa"/>
+              <w:start w:w="100" w:type="dxa"/>
+              <w:bottom w:w="90" w:type="dxa"/>
+              <w:end w:w="100" w:type="dxa"/>
             </w:tcMar>
             <w:shd w:fill="D9D9D9"/>
           </w:tcPr>
@@ -7421,7 +7197,6 @@
       <w:tr>
         <w:trPr>
           <w:trHeight w:hRule="atLeast"/>
-          <w:cantSplit/>
         </w:trPr>
         <w:tc>
           <w:tcPr>
@@ -7431,10 +7206,10 @@
             </w:tcBorders>
             <w:vAlign w:val="center"/>
             <w:tcMar>
-              <w:top w:w="80" w:type="dxa"/>
-              <w:start w:w="120" w:type="dxa"/>
-              <w:bottom w:w="80" w:type="dxa"/>
-              <w:end w:w="120" w:type="dxa"/>
+              <w:top w:w="90" w:type="dxa"/>
+              <w:start w:w="100" w:type="dxa"/>
+              <w:bottom w:w="90" w:type="dxa"/>
+              <w:end w:w="100" w:type="dxa"/>
             </w:tcMar>
           </w:tcPr>
           <w:p>
@@ -7459,10 +7234,10 @@
             </w:tcBorders>
             <w:vAlign w:val="center"/>
             <w:tcMar>
-              <w:top w:w="80" w:type="dxa"/>
-              <w:start w:w="120" w:type="dxa"/>
-              <w:bottom w:w="80" w:type="dxa"/>
-              <w:end w:w="120" w:type="dxa"/>
+              <w:top w:w="90" w:type="dxa"/>
+              <w:start w:w="100" w:type="dxa"/>
+              <w:bottom w:w="90" w:type="dxa"/>
+              <w:end w:w="100" w:type="dxa"/>
             </w:tcMar>
           </w:tcPr>
           <w:p>
@@ -7488,7 +7263,11 @@
         <w:spacing w:after="20"/>
       </w:pPr>
     </w:p>
-    <w:p/>
+    <w:p>
+      <w:r>
+        <w:br w:type="page"/>
+      </w:r>
+    </w:p>
     <w:p>
       <w:pPr>
         <w:pStyle w:val="Heading2"/>
@@ -7508,10 +7287,9 @@
     <w:tbl>
       <w:tblPr>
         <w:tblW w:type="dxa" w:w="9360"/>
+        <w:jc w:val="center"/>
         <w:tblLayout w:type="fixed"/>
         <w:tblLook w:firstColumn="1" w:firstRow="1" w:lastColumn="0" w:lastRow="0" w:noHBand="0" w:noVBand="1" w:val="04A0"/>
-        <w:jc w:val="left"/>
-        <w:tblInd w:w="120" w:type="dxa"/>
       </w:tblPr>
       <w:tblGrid>
         <w:gridCol w:w="5976"/>
@@ -7520,17 +7298,16 @@
       <w:tr>
         <w:trPr>
           <w:trHeight w:hRule="atLeast" w:val="547"/>
-          <w:cantSplit/>
         </w:trPr>
         <w:tc>
           <w:tcPr>
             <w:tcW w:type="dxa" w:w="5976"/>
             <w:vAlign w:val="center"/>
             <w:tcMar>
-              <w:top w:w="80" w:type="dxa"/>
-              <w:start w:w="120" w:type="dxa"/>
-              <w:bottom w:w="80" w:type="dxa"/>
-              <w:end w:w="120" w:type="dxa"/>
+              <w:top w:w="90" w:type="dxa"/>
+              <w:start w:w="100" w:type="dxa"/>
+              <w:bottom w:w="90" w:type="dxa"/>
+              <w:end w:w="100" w:type="dxa"/>
             </w:tcMar>
             <w:shd w:fill="D9D9D9"/>
           </w:tcPr>
@@ -7554,10 +7331,10 @@
             <w:tcW w:type="dxa" w:w="3384"/>
             <w:vAlign w:val="center"/>
             <w:tcMar>
-              <w:top w:w="80" w:type="dxa"/>
-              <w:start w:w="120" w:type="dxa"/>
-              <w:bottom w:w="80" w:type="dxa"/>
-              <w:end w:w="120" w:type="dxa"/>
+              <w:top w:w="90" w:type="dxa"/>
+              <w:start w:w="100" w:type="dxa"/>
+              <w:bottom w:w="90" w:type="dxa"/>
+              <w:end w:w="100" w:type="dxa"/>
             </w:tcMar>
             <w:shd w:fill="D9D9D9"/>
           </w:tcPr>
@@ -7580,7 +7357,6 @@
       <w:tr>
         <w:trPr>
           <w:trHeight w:hRule="atLeast"/>
-          <w:cantSplit/>
         </w:trPr>
         <w:tc>
           <w:tcPr>
@@ -7590,10 +7366,10 @@
             </w:tcBorders>
             <w:vAlign w:val="center"/>
             <w:tcMar>
-              <w:top w:w="80" w:type="dxa"/>
-              <w:start w:w="120" w:type="dxa"/>
-              <w:bottom w:w="80" w:type="dxa"/>
-              <w:end w:w="120" w:type="dxa"/>
+              <w:top w:w="90" w:type="dxa"/>
+              <w:start w:w="100" w:type="dxa"/>
+              <w:bottom w:w="90" w:type="dxa"/>
+              <w:end w:w="100" w:type="dxa"/>
             </w:tcMar>
           </w:tcPr>
           <w:p>
@@ -7626,10 +7402,10 @@
             </w:tcBorders>
             <w:vAlign w:val="center"/>
             <w:tcMar>
-              <w:top w:w="80" w:type="dxa"/>
-              <w:start w:w="120" w:type="dxa"/>
-              <w:bottom w:w="80" w:type="dxa"/>
-              <w:end w:w="120" w:type="dxa"/>
+              <w:top w:w="90" w:type="dxa"/>
+              <w:start w:w="100" w:type="dxa"/>
+              <w:bottom w:w="90" w:type="dxa"/>
+              <w:end w:w="100" w:type="dxa"/>
             </w:tcMar>
           </w:tcPr>
           <w:p>
@@ -7660,10 +7436,9 @@
     <w:tbl>
       <w:tblPr>
         <w:tblW w:type="dxa" w:w="9360"/>
+        <w:jc w:val="center"/>
         <w:tblLayout w:type="fixed"/>
         <w:tblLook w:firstColumn="1" w:firstRow="1" w:lastColumn="0" w:lastRow="0" w:noHBand="0" w:noVBand="1" w:val="04A0"/>
-        <w:jc w:val="left"/>
-        <w:tblInd w:w="120" w:type="dxa"/>
       </w:tblPr>
       <w:tblGrid>
         <w:gridCol w:w="5976"/>
@@ -7672,17 +7447,16 @@
       <w:tr>
         <w:trPr>
           <w:trHeight w:hRule="atLeast" w:val="547"/>
-          <w:cantSplit/>
         </w:trPr>
         <w:tc>
           <w:tcPr>
             <w:tcW w:type="dxa" w:w="5976"/>
             <w:vAlign w:val="center"/>
             <w:tcMar>
-              <w:top w:w="80" w:type="dxa"/>
-              <w:start w:w="120" w:type="dxa"/>
-              <w:bottom w:w="80" w:type="dxa"/>
-              <w:end w:w="120" w:type="dxa"/>
+              <w:top w:w="90" w:type="dxa"/>
+              <w:start w:w="100" w:type="dxa"/>
+              <w:bottom w:w="90" w:type="dxa"/>
+              <w:end w:w="100" w:type="dxa"/>
             </w:tcMar>
             <w:shd w:fill="D9D9D9"/>
           </w:tcPr>
@@ -7706,10 +7480,10 @@
             <w:tcW w:type="dxa" w:w="3384"/>
             <w:vAlign w:val="center"/>
             <w:tcMar>
-              <w:top w:w="80" w:type="dxa"/>
-              <w:start w:w="120" w:type="dxa"/>
-              <w:bottom w:w="80" w:type="dxa"/>
-              <w:end w:w="120" w:type="dxa"/>
+              <w:top w:w="90" w:type="dxa"/>
+              <w:start w:w="100" w:type="dxa"/>
+              <w:bottom w:w="90" w:type="dxa"/>
+              <w:end w:w="100" w:type="dxa"/>
             </w:tcMar>
             <w:shd w:fill="D9D9D9"/>
           </w:tcPr>
@@ -7732,7 +7506,6 @@
       <w:tr>
         <w:trPr>
           <w:trHeight w:hRule="atLeast"/>
-          <w:cantSplit/>
         </w:trPr>
         <w:tc>
           <w:tcPr>
@@ -7742,10 +7515,10 @@
             </w:tcBorders>
             <w:vAlign w:val="center"/>
             <w:tcMar>
-              <w:top w:w="80" w:type="dxa"/>
-              <w:start w:w="120" w:type="dxa"/>
-              <w:bottom w:w="80" w:type="dxa"/>
-              <w:end w:w="120" w:type="dxa"/>
+              <w:top w:w="90" w:type="dxa"/>
+              <w:start w:w="100" w:type="dxa"/>
+              <w:bottom w:w="90" w:type="dxa"/>
+              <w:end w:w="100" w:type="dxa"/>
             </w:tcMar>
           </w:tcPr>
           <w:p>
@@ -7770,10 +7543,10 @@
             </w:tcBorders>
             <w:vAlign w:val="center"/>
             <w:tcMar>
-              <w:top w:w="80" w:type="dxa"/>
-              <w:start w:w="120" w:type="dxa"/>
-              <w:bottom w:w="80" w:type="dxa"/>
-              <w:end w:w="120" w:type="dxa"/>
+              <w:top w:w="90" w:type="dxa"/>
+              <w:start w:w="100" w:type="dxa"/>
+              <w:bottom w:w="90" w:type="dxa"/>
+              <w:end w:w="100" w:type="dxa"/>
             </w:tcMar>
           </w:tcPr>
           <w:p>
@@ -7818,10 +7591,9 @@
     <w:tbl>
       <w:tblPr>
         <w:tblW w:type="dxa" w:w="9360"/>
+        <w:jc w:val="center"/>
         <w:tblLayout w:type="fixed"/>
         <w:tblLook w:firstColumn="1" w:firstRow="1" w:lastColumn="0" w:lastRow="0" w:noHBand="0" w:noVBand="1" w:val="04A0"/>
-        <w:jc w:val="left"/>
-        <w:tblInd w:w="120" w:type="dxa"/>
       </w:tblPr>
       <w:tblGrid>
         <w:gridCol w:w="5976"/>
@@ -7830,17 +7602,16 @@
       <w:tr>
         <w:trPr>
           <w:trHeight w:hRule="atLeast" w:val="547"/>
-          <w:cantSplit/>
         </w:trPr>
         <w:tc>
           <w:tcPr>
             <w:tcW w:type="dxa" w:w="5976"/>
             <w:vAlign w:val="center"/>
             <w:tcMar>
-              <w:top w:w="80" w:type="dxa"/>
-              <w:start w:w="120" w:type="dxa"/>
-              <w:bottom w:w="80" w:type="dxa"/>
-              <w:end w:w="120" w:type="dxa"/>
+              <w:top w:w="90" w:type="dxa"/>
+              <w:start w:w="100" w:type="dxa"/>
+              <w:bottom w:w="90" w:type="dxa"/>
+              <w:end w:w="100" w:type="dxa"/>
             </w:tcMar>
             <w:shd w:fill="D9D9D9"/>
           </w:tcPr>
@@ -7864,10 +7635,10 @@
             <w:tcW w:type="dxa" w:w="3384"/>
             <w:vAlign w:val="center"/>
             <w:tcMar>
-              <w:top w:w="80" w:type="dxa"/>
-              <w:start w:w="120" w:type="dxa"/>
-              <w:bottom w:w="80" w:type="dxa"/>
-              <w:end w:w="120" w:type="dxa"/>
+              <w:top w:w="90" w:type="dxa"/>
+              <w:start w:w="100" w:type="dxa"/>
+              <w:bottom w:w="90" w:type="dxa"/>
+              <w:end w:w="100" w:type="dxa"/>
             </w:tcMar>
             <w:shd w:fill="D9D9D9"/>
           </w:tcPr>
@@ -7890,7 +7661,6 @@
       <w:tr>
         <w:trPr>
           <w:trHeight w:hRule="atLeast"/>
-          <w:cantSplit/>
         </w:trPr>
         <w:tc>
           <w:tcPr>
@@ -7900,10 +7670,10 @@
             </w:tcBorders>
             <w:vAlign w:val="center"/>
             <w:tcMar>
-              <w:top w:w="80" w:type="dxa"/>
-              <w:start w:w="120" w:type="dxa"/>
-              <w:bottom w:w="80" w:type="dxa"/>
-              <w:end w:w="120" w:type="dxa"/>
+              <w:top w:w="90" w:type="dxa"/>
+              <w:start w:w="100" w:type="dxa"/>
+              <w:bottom w:w="90" w:type="dxa"/>
+              <w:end w:w="100" w:type="dxa"/>
             </w:tcMar>
           </w:tcPr>
           <w:p>
@@ -7936,10 +7706,10 @@
             </w:tcBorders>
             <w:vAlign w:val="center"/>
             <w:tcMar>
-              <w:top w:w="80" w:type="dxa"/>
-              <w:start w:w="120" w:type="dxa"/>
-              <w:bottom w:w="80" w:type="dxa"/>
-              <w:end w:w="120" w:type="dxa"/>
+              <w:top w:w="90" w:type="dxa"/>
+              <w:start w:w="100" w:type="dxa"/>
+              <w:bottom w:w="90" w:type="dxa"/>
+              <w:end w:w="100" w:type="dxa"/>
             </w:tcMar>
           </w:tcPr>
           <w:p>
@@ -7970,10 +7740,9 @@
     <w:tbl>
       <w:tblPr>
         <w:tblW w:type="dxa" w:w="9360"/>
+        <w:jc w:val="center"/>
         <w:tblLayout w:type="fixed"/>
         <w:tblLook w:firstColumn="1" w:firstRow="1" w:lastColumn="0" w:lastRow="0" w:noHBand="0" w:noVBand="1" w:val="04A0"/>
-        <w:jc w:val="left"/>
-        <w:tblInd w:w="120" w:type="dxa"/>
       </w:tblPr>
       <w:tblGrid>
         <w:gridCol w:w="5976"/>
@@ -7982,17 +7751,16 @@
       <w:tr>
         <w:trPr>
           <w:trHeight w:hRule="atLeast" w:val="547"/>
-          <w:cantSplit/>
         </w:trPr>
         <w:tc>
           <w:tcPr>
             <w:tcW w:type="dxa" w:w="5976"/>
             <w:vAlign w:val="center"/>
             <w:tcMar>
-              <w:top w:w="80" w:type="dxa"/>
-              <w:start w:w="120" w:type="dxa"/>
-              <w:bottom w:w="80" w:type="dxa"/>
-              <w:end w:w="120" w:type="dxa"/>
+              <w:top w:w="90" w:type="dxa"/>
+              <w:start w:w="100" w:type="dxa"/>
+              <w:bottom w:w="90" w:type="dxa"/>
+              <w:end w:w="100" w:type="dxa"/>
             </w:tcMar>
             <w:shd w:fill="D9D9D9"/>
           </w:tcPr>
@@ -8016,10 +7784,10 @@
             <w:tcW w:type="dxa" w:w="3384"/>
             <w:vAlign w:val="center"/>
             <w:tcMar>
-              <w:top w:w="80" w:type="dxa"/>
-              <w:start w:w="120" w:type="dxa"/>
-              <w:bottom w:w="80" w:type="dxa"/>
-              <w:end w:w="120" w:type="dxa"/>
+              <w:top w:w="90" w:type="dxa"/>
+              <w:start w:w="100" w:type="dxa"/>
+              <w:bottom w:w="90" w:type="dxa"/>
+              <w:end w:w="100" w:type="dxa"/>
             </w:tcMar>
             <w:shd w:fill="D9D9D9"/>
           </w:tcPr>
@@ -8042,7 +7810,6 @@
       <w:tr>
         <w:trPr>
           <w:trHeight w:hRule="atLeast"/>
-          <w:cantSplit/>
         </w:trPr>
         <w:tc>
           <w:tcPr>
@@ -8052,10 +7819,10 @@
             </w:tcBorders>
             <w:vAlign w:val="center"/>
             <w:tcMar>
-              <w:top w:w="80" w:type="dxa"/>
-              <w:start w:w="120" w:type="dxa"/>
-              <w:bottom w:w="80" w:type="dxa"/>
-              <w:end w:w="120" w:type="dxa"/>
+              <w:top w:w="90" w:type="dxa"/>
+              <w:start w:w="100" w:type="dxa"/>
+              <w:bottom w:w="90" w:type="dxa"/>
+              <w:end w:w="100" w:type="dxa"/>
             </w:tcMar>
           </w:tcPr>
           <w:p>
@@ -8080,10 +7847,10 @@
             </w:tcBorders>
             <w:vAlign w:val="center"/>
             <w:tcMar>
-              <w:top w:w="80" w:type="dxa"/>
-              <w:start w:w="120" w:type="dxa"/>
-              <w:bottom w:w="80" w:type="dxa"/>
-              <w:end w:w="120" w:type="dxa"/>
+              <w:top w:w="90" w:type="dxa"/>
+              <w:start w:w="100" w:type="dxa"/>
+              <w:bottom w:w="90" w:type="dxa"/>
+              <w:end w:w="100" w:type="dxa"/>
             </w:tcMar>
           </w:tcPr>
           <w:p>
@@ -8109,7 +7876,11 @@
         <w:spacing w:after="20"/>
       </w:pPr>
     </w:p>
-    <w:p/>
+    <w:p>
+      <w:r>
+        <w:br w:type="page"/>
+      </w:r>
+    </w:p>
     <w:p>
       <w:pPr>
         <w:pStyle w:val="Heading2"/>
@@ -8129,10 +7900,9 @@
     <w:tbl>
       <w:tblPr>
         <w:tblW w:type="dxa" w:w="9360"/>
+        <w:jc w:val="center"/>
         <w:tblLayout w:type="fixed"/>
         <w:tblLook w:firstColumn="1" w:firstRow="1" w:lastColumn="0" w:lastRow="0" w:noHBand="0" w:noVBand="1" w:val="04A0"/>
-        <w:jc w:val="left"/>
-        <w:tblInd w:w="120" w:type="dxa"/>
       </w:tblPr>
       <w:tblGrid>
         <w:gridCol w:w="5976"/>
@@ -8141,17 +7911,16 @@
       <w:tr>
         <w:trPr>
           <w:trHeight w:hRule="atLeast" w:val="547"/>
-          <w:cantSplit/>
         </w:trPr>
         <w:tc>
           <w:tcPr>
             <w:tcW w:type="dxa" w:w="5976"/>
             <w:vAlign w:val="center"/>
             <w:tcMar>
-              <w:top w:w="80" w:type="dxa"/>
-              <w:start w:w="120" w:type="dxa"/>
-              <w:bottom w:w="80" w:type="dxa"/>
-              <w:end w:w="120" w:type="dxa"/>
+              <w:top w:w="90" w:type="dxa"/>
+              <w:start w:w="100" w:type="dxa"/>
+              <w:bottom w:w="90" w:type="dxa"/>
+              <w:end w:w="100" w:type="dxa"/>
             </w:tcMar>
             <w:shd w:fill="D9D9D9"/>
           </w:tcPr>
@@ -8175,10 +7944,10 @@
             <w:tcW w:type="dxa" w:w="3384"/>
             <w:vAlign w:val="center"/>
             <w:tcMar>
-              <w:top w:w="80" w:type="dxa"/>
-              <w:start w:w="120" w:type="dxa"/>
-              <w:bottom w:w="80" w:type="dxa"/>
-              <w:end w:w="120" w:type="dxa"/>
+              <w:top w:w="90" w:type="dxa"/>
+              <w:start w:w="100" w:type="dxa"/>
+              <w:bottom w:w="90" w:type="dxa"/>
+              <w:end w:w="100" w:type="dxa"/>
             </w:tcMar>
             <w:shd w:fill="D9D9D9"/>
           </w:tcPr>
@@ -8201,7 +7970,6 @@
       <w:tr>
         <w:trPr>
           <w:trHeight w:hRule="atLeast"/>
-          <w:cantSplit/>
         </w:trPr>
         <w:tc>
           <w:tcPr>
@@ -8211,10 +7979,10 @@
             </w:tcBorders>
             <w:vAlign w:val="center"/>
             <w:tcMar>
-              <w:top w:w="80" w:type="dxa"/>
-              <w:start w:w="120" w:type="dxa"/>
-              <w:bottom w:w="80" w:type="dxa"/>
-              <w:end w:w="120" w:type="dxa"/>
+              <w:top w:w="90" w:type="dxa"/>
+              <w:start w:w="100" w:type="dxa"/>
+              <w:bottom w:w="90" w:type="dxa"/>
+              <w:end w:w="100" w:type="dxa"/>
             </w:tcMar>
           </w:tcPr>
           <w:p>
@@ -8247,10 +8015,10 @@
             </w:tcBorders>
             <w:vAlign w:val="center"/>
             <w:tcMar>
-              <w:top w:w="80" w:type="dxa"/>
-              <w:start w:w="120" w:type="dxa"/>
-              <w:bottom w:w="80" w:type="dxa"/>
-              <w:end w:w="120" w:type="dxa"/>
+              <w:top w:w="90" w:type="dxa"/>
+              <w:start w:w="100" w:type="dxa"/>
+              <w:bottom w:w="90" w:type="dxa"/>
+              <w:end w:w="100" w:type="dxa"/>
             </w:tcMar>
           </w:tcPr>
           <w:p>
@@ -8281,10 +8049,9 @@
     <w:tbl>
       <w:tblPr>
         <w:tblW w:type="dxa" w:w="9360"/>
+        <w:jc w:val="center"/>
         <w:tblLayout w:type="fixed"/>
         <w:tblLook w:firstColumn="1" w:firstRow="1" w:lastColumn="0" w:lastRow="0" w:noHBand="0" w:noVBand="1" w:val="04A0"/>
-        <w:jc w:val="left"/>
-        <w:tblInd w:w="120" w:type="dxa"/>
       </w:tblPr>
       <w:tblGrid>
         <w:gridCol w:w="5976"/>
@@ -8293,17 +8060,16 @@
       <w:tr>
         <w:trPr>
           <w:trHeight w:hRule="atLeast" w:val="547"/>
-          <w:cantSplit/>
         </w:trPr>
         <w:tc>
           <w:tcPr>
             <w:tcW w:type="dxa" w:w="5976"/>
             <w:vAlign w:val="center"/>
             <w:tcMar>
-              <w:top w:w="80" w:type="dxa"/>
-              <w:start w:w="120" w:type="dxa"/>
-              <w:bottom w:w="80" w:type="dxa"/>
-              <w:end w:w="120" w:type="dxa"/>
+              <w:top w:w="90" w:type="dxa"/>
+              <w:start w:w="100" w:type="dxa"/>
+              <w:bottom w:w="90" w:type="dxa"/>
+              <w:end w:w="100" w:type="dxa"/>
             </w:tcMar>
             <w:shd w:fill="D9D9D9"/>
           </w:tcPr>
@@ -8327,10 +8093,10 @@
             <w:tcW w:type="dxa" w:w="3384"/>
             <w:vAlign w:val="center"/>
             <w:tcMar>
-              <w:top w:w="80" w:type="dxa"/>
-              <w:start w:w="120" w:type="dxa"/>
-              <w:bottom w:w="80" w:type="dxa"/>
-              <w:end w:w="120" w:type="dxa"/>
+              <w:top w:w="90" w:type="dxa"/>
+              <w:start w:w="100" w:type="dxa"/>
+              <w:bottom w:w="90" w:type="dxa"/>
+              <w:end w:w="100" w:type="dxa"/>
             </w:tcMar>
             <w:shd w:fill="D9D9D9"/>
           </w:tcPr>
@@ -8353,7 +8119,6 @@
       <w:tr>
         <w:trPr>
           <w:trHeight w:hRule="atLeast"/>
-          <w:cantSplit/>
         </w:trPr>
         <w:tc>
           <w:tcPr>
@@ -8363,10 +8128,10 @@
             </w:tcBorders>
             <w:vAlign w:val="center"/>
             <w:tcMar>
-              <w:top w:w="80" w:type="dxa"/>
-              <w:start w:w="120" w:type="dxa"/>
-              <w:bottom w:w="80" w:type="dxa"/>
-              <w:end w:w="120" w:type="dxa"/>
+              <w:top w:w="90" w:type="dxa"/>
+              <w:start w:w="100" w:type="dxa"/>
+              <w:bottom w:w="90" w:type="dxa"/>
+              <w:end w:w="100" w:type="dxa"/>
             </w:tcMar>
           </w:tcPr>
           <w:p>
@@ -8391,10 +8156,10 @@
             </w:tcBorders>
             <w:vAlign w:val="center"/>
             <w:tcMar>
-              <w:top w:w="80" w:type="dxa"/>
-              <w:start w:w="120" w:type="dxa"/>
-              <w:bottom w:w="80" w:type="dxa"/>
-              <w:end w:w="120" w:type="dxa"/>
+              <w:top w:w="90" w:type="dxa"/>
+              <w:start w:w="100" w:type="dxa"/>
+              <w:bottom w:w="90" w:type="dxa"/>
+              <w:end w:w="100" w:type="dxa"/>
             </w:tcMar>
           </w:tcPr>
           <w:p>
@@ -8439,10 +8204,9 @@
     <w:tbl>
       <w:tblPr>
         <w:tblW w:type="dxa" w:w="9360"/>
+        <w:jc w:val="center"/>
         <w:tblLayout w:type="fixed"/>
         <w:tblLook w:firstColumn="1" w:firstRow="1" w:lastColumn="0" w:lastRow="0" w:noHBand="0" w:noVBand="1" w:val="04A0"/>
-        <w:jc w:val="left"/>
-        <w:tblInd w:w="120" w:type="dxa"/>
       </w:tblPr>
       <w:tblGrid>
         <w:gridCol w:w="5976"/>
@@ -8451,17 +8215,16 @@
       <w:tr>
         <w:trPr>
           <w:trHeight w:hRule="atLeast" w:val="547"/>
-          <w:cantSplit/>
         </w:trPr>
         <w:tc>
           <w:tcPr>
             <w:tcW w:type="dxa" w:w="5976"/>
             <w:vAlign w:val="center"/>
             <w:tcMar>
-              <w:top w:w="80" w:type="dxa"/>
-              <w:start w:w="120" w:type="dxa"/>
-              <w:bottom w:w="80" w:type="dxa"/>
-              <w:end w:w="120" w:type="dxa"/>
+              <w:top w:w="90" w:type="dxa"/>
+              <w:start w:w="100" w:type="dxa"/>
+              <w:bottom w:w="90" w:type="dxa"/>
+              <w:end w:w="100" w:type="dxa"/>
             </w:tcMar>
             <w:shd w:fill="D9D9D9"/>
           </w:tcPr>
@@ -8485,10 +8248,10 @@
             <w:tcW w:type="dxa" w:w="3384"/>
             <w:vAlign w:val="center"/>
             <w:tcMar>
-              <w:top w:w="80" w:type="dxa"/>
-              <w:start w:w="120" w:type="dxa"/>
-              <w:bottom w:w="80" w:type="dxa"/>
-              <w:end w:w="120" w:type="dxa"/>
+              <w:top w:w="90" w:type="dxa"/>
+              <w:start w:w="100" w:type="dxa"/>
+              <w:bottom w:w="90" w:type="dxa"/>
+              <w:end w:w="100" w:type="dxa"/>
             </w:tcMar>
             <w:shd w:fill="D9D9D9"/>
           </w:tcPr>
@@ -8511,7 +8274,6 @@
       <w:tr>
         <w:trPr>
           <w:trHeight w:hRule="atLeast"/>
-          <w:cantSplit/>
         </w:trPr>
         <w:tc>
           <w:tcPr>
@@ -8521,10 +8283,10 @@
             </w:tcBorders>
             <w:vAlign w:val="center"/>
             <w:tcMar>
-              <w:top w:w="80" w:type="dxa"/>
-              <w:start w:w="120" w:type="dxa"/>
-              <w:bottom w:w="80" w:type="dxa"/>
-              <w:end w:w="120" w:type="dxa"/>
+              <w:top w:w="90" w:type="dxa"/>
+              <w:start w:w="100" w:type="dxa"/>
+              <w:bottom w:w="90" w:type="dxa"/>
+              <w:end w:w="100" w:type="dxa"/>
             </w:tcMar>
           </w:tcPr>
           <w:p>
@@ -8557,10 +8319,10 @@
             </w:tcBorders>
             <w:vAlign w:val="center"/>
             <w:tcMar>
-              <w:top w:w="80" w:type="dxa"/>
-              <w:start w:w="120" w:type="dxa"/>
-              <w:bottom w:w="80" w:type="dxa"/>
-              <w:end w:w="120" w:type="dxa"/>
+              <w:top w:w="90" w:type="dxa"/>
+              <w:start w:w="100" w:type="dxa"/>
+              <w:bottom w:w="90" w:type="dxa"/>
+              <w:end w:w="100" w:type="dxa"/>
             </w:tcMar>
           </w:tcPr>
           <w:p>
@@ -8591,10 +8353,9 @@
     <w:tbl>
       <w:tblPr>
         <w:tblW w:type="dxa" w:w="9360"/>
+        <w:jc w:val="center"/>
         <w:tblLayout w:type="fixed"/>
         <w:tblLook w:firstColumn="1" w:firstRow="1" w:lastColumn="0" w:lastRow="0" w:noHBand="0" w:noVBand="1" w:val="04A0"/>
-        <w:jc w:val="left"/>
-        <w:tblInd w:w="120" w:type="dxa"/>
       </w:tblPr>
       <w:tblGrid>
         <w:gridCol w:w="5976"/>
@@ -8603,17 +8364,16 @@
       <w:tr>
         <w:trPr>
           <w:trHeight w:hRule="atLeast" w:val="547"/>
-          <w:cantSplit/>
         </w:trPr>
         <w:tc>
           <w:tcPr>
             <w:tcW w:type="dxa" w:w="5976"/>
             <w:vAlign w:val="center"/>
             <w:tcMar>
-              <w:top w:w="80" w:type="dxa"/>
-              <w:start w:w="120" w:type="dxa"/>
-              <w:bottom w:w="80" w:type="dxa"/>
-              <w:end w:w="120" w:type="dxa"/>
+              <w:top w:w="90" w:type="dxa"/>
+              <w:start w:w="100" w:type="dxa"/>
+              <w:bottom w:w="90" w:type="dxa"/>
+              <w:end w:w="100" w:type="dxa"/>
             </w:tcMar>
             <w:shd w:fill="D9D9D9"/>
           </w:tcPr>
@@ -8637,10 +8397,10 @@
             <w:tcW w:type="dxa" w:w="3384"/>
             <w:vAlign w:val="center"/>
             <w:tcMar>
-              <w:top w:w="80" w:type="dxa"/>
-              <w:start w:w="120" w:type="dxa"/>
-              <w:bottom w:w="80" w:type="dxa"/>
-              <w:end w:w="120" w:type="dxa"/>
+              <w:top w:w="90" w:type="dxa"/>
+              <w:start w:w="100" w:type="dxa"/>
+              <w:bottom w:w="90" w:type="dxa"/>
+              <w:end w:w="100" w:type="dxa"/>
             </w:tcMar>
             <w:shd w:fill="D9D9D9"/>
           </w:tcPr>
@@ -8663,7 +8423,6 @@
       <w:tr>
         <w:trPr>
           <w:trHeight w:hRule="atLeast"/>
-          <w:cantSplit/>
         </w:trPr>
         <w:tc>
           <w:tcPr>
@@ -8673,10 +8432,10 @@
             </w:tcBorders>
             <w:vAlign w:val="center"/>
             <w:tcMar>
-              <w:top w:w="80" w:type="dxa"/>
-              <w:start w:w="120" w:type="dxa"/>
-              <w:bottom w:w="80" w:type="dxa"/>
-              <w:end w:w="120" w:type="dxa"/>
+              <w:top w:w="90" w:type="dxa"/>
+              <w:start w:w="100" w:type="dxa"/>
+              <w:bottom w:w="90" w:type="dxa"/>
+              <w:end w:w="100" w:type="dxa"/>
             </w:tcMar>
           </w:tcPr>
           <w:p>
@@ -8701,10 +8460,10 @@
             </w:tcBorders>
             <w:vAlign w:val="center"/>
             <w:tcMar>
-              <w:top w:w="80" w:type="dxa"/>
-              <w:start w:w="120" w:type="dxa"/>
-              <w:bottom w:w="80" w:type="dxa"/>
-              <w:end w:w="120" w:type="dxa"/>
+              <w:top w:w="90" w:type="dxa"/>
+              <w:start w:w="100" w:type="dxa"/>
+              <w:bottom w:w="90" w:type="dxa"/>
+              <w:end w:w="100" w:type="dxa"/>
             </w:tcMar>
           </w:tcPr>
           <w:p>
@@ -8730,7 +8489,11 @@
         <w:spacing w:after="20"/>
       </w:pPr>
     </w:p>
-    <w:p/>
+    <w:p>
+      <w:r>
+        <w:br w:type="page"/>
+      </w:r>
+    </w:p>
     <w:p>
       <w:pPr>
         <w:pStyle w:val="Heading1"/>
@@ -8750,10 +8513,9 @@
     <w:tbl>
       <w:tblPr>
         <w:tblW w:type="dxa" w:w="9360"/>
+        <w:jc w:val="center"/>
         <w:tblLayout w:type="fixed"/>
         <w:tblLook w:firstColumn="1" w:firstRow="1" w:lastColumn="0" w:lastRow="0" w:noHBand="0" w:noVBand="1" w:val="04A0"/>
-        <w:jc w:val="left"/>
-        <w:tblInd w:w="120" w:type="dxa"/>
       </w:tblPr>
       <w:tblGrid>
         <w:gridCol w:w="1512"/>
@@ -8764,17 +8526,16 @@
       <w:tr>
         <w:trPr>
           <w:trHeight w:hRule="atLeast" w:val="547"/>
-          <w:cantSplit/>
         </w:trPr>
         <w:tc>
           <w:tcPr>
             <w:tcW w:type="dxa" w:w="1512"/>
             <w:vAlign w:val="center"/>
             <w:tcMar>
-              <w:top w:w="80" w:type="dxa"/>
-              <w:start w:w="120" w:type="dxa"/>
-              <w:bottom w:w="80" w:type="dxa"/>
-              <w:end w:w="120" w:type="dxa"/>
+              <w:top w:w="90" w:type="dxa"/>
+              <w:start w:w="100" w:type="dxa"/>
+              <w:bottom w:w="90" w:type="dxa"/>
+              <w:end w:w="100" w:type="dxa"/>
             </w:tcMar>
             <w:shd w:fill="D9D9D9"/>
           </w:tcPr>
@@ -8798,10 +8559,10 @@
             <w:tcW w:type="dxa" w:w="3240"/>
             <w:vAlign w:val="center"/>
             <w:tcMar>
-              <w:top w:w="80" w:type="dxa"/>
-              <w:start w:w="120" w:type="dxa"/>
-              <w:bottom w:w="80" w:type="dxa"/>
-              <w:end w:w="120" w:type="dxa"/>
+              <w:top w:w="90" w:type="dxa"/>
+              <w:start w:w="100" w:type="dxa"/>
+              <w:bottom w:w="90" w:type="dxa"/>
+              <w:end w:w="100" w:type="dxa"/>
             </w:tcMar>
             <w:shd w:fill="D9D9D9"/>
           </w:tcPr>
@@ -8825,10 +8586,10 @@
             <w:tcW w:type="dxa" w:w="2376"/>
             <w:vAlign w:val="center"/>
             <w:tcMar>
-              <w:top w:w="80" w:type="dxa"/>
-              <w:start w:w="120" w:type="dxa"/>
-              <w:bottom w:w="80" w:type="dxa"/>
-              <w:end w:w="120" w:type="dxa"/>
+              <w:top w:w="90" w:type="dxa"/>
+              <w:start w:w="100" w:type="dxa"/>
+              <w:bottom w:w="90" w:type="dxa"/>
+              <w:end w:w="100" w:type="dxa"/>
             </w:tcMar>
             <w:shd w:fill="D9D9D9"/>
           </w:tcPr>
@@ -8852,10 +8613,10 @@
             <w:tcW w:type="dxa" w:w="2232"/>
             <w:vAlign w:val="center"/>
             <w:tcMar>
-              <w:top w:w="80" w:type="dxa"/>
-              <w:start w:w="120" w:type="dxa"/>
-              <w:bottom w:w="80" w:type="dxa"/>
-              <w:end w:w="120" w:type="dxa"/>
+              <w:top w:w="90" w:type="dxa"/>
+              <w:start w:w="100" w:type="dxa"/>
+              <w:bottom w:w="90" w:type="dxa"/>
+              <w:end w:w="100" w:type="dxa"/>
             </w:tcMar>
             <w:shd w:fill="D9D9D9"/>
           </w:tcPr>
@@ -8878,7 +8639,6 @@
       <w:tr>
         <w:trPr>
           <w:trHeight w:hRule="atLeast"/>
-          <w:cantSplit/>
         </w:trPr>
         <w:tc>
           <w:tcPr>
@@ -8888,10 +8648,10 @@
             </w:tcBorders>
             <w:vAlign w:val="center"/>
             <w:tcMar>
-              <w:top w:w="80" w:type="dxa"/>
-              <w:start w:w="120" w:type="dxa"/>
-              <w:bottom w:w="80" w:type="dxa"/>
-              <w:end w:w="120" w:type="dxa"/>
+              <w:top w:w="90" w:type="dxa"/>
+              <w:start w:w="100" w:type="dxa"/>
+              <w:bottom w:w="90" w:type="dxa"/>
+              <w:end w:w="100" w:type="dxa"/>
             </w:tcMar>
           </w:tcPr>
           <w:p>
@@ -8916,10 +8676,10 @@
             </w:tcBorders>
             <w:vAlign w:val="center"/>
             <w:tcMar>
-              <w:top w:w="80" w:type="dxa"/>
-              <w:start w:w="120" w:type="dxa"/>
-              <w:bottom w:w="80" w:type="dxa"/>
-              <w:end w:w="120" w:type="dxa"/>
+              <w:top w:w="90" w:type="dxa"/>
+              <w:start w:w="100" w:type="dxa"/>
+              <w:bottom w:w="90" w:type="dxa"/>
+              <w:end w:w="100" w:type="dxa"/>
             </w:tcMar>
           </w:tcPr>
           <w:p>
@@ -8944,10 +8704,10 @@
             </w:tcBorders>
             <w:vAlign w:val="center"/>
             <w:tcMar>
-              <w:top w:w="80" w:type="dxa"/>
-              <w:start w:w="120" w:type="dxa"/>
-              <w:bottom w:w="80" w:type="dxa"/>
-              <w:end w:w="120" w:type="dxa"/>
+              <w:top w:w="90" w:type="dxa"/>
+              <w:start w:w="100" w:type="dxa"/>
+              <w:bottom w:w="90" w:type="dxa"/>
+              <w:end w:w="100" w:type="dxa"/>
             </w:tcMar>
           </w:tcPr>
           <w:p>
@@ -8972,10 +8732,10 @@
             </w:tcBorders>
             <w:vAlign w:val="center"/>
             <w:tcMar>
-              <w:top w:w="80" w:type="dxa"/>
-              <w:start w:w="120" w:type="dxa"/>
-              <w:bottom w:w="80" w:type="dxa"/>
-              <w:end w:w="120" w:type="dxa"/>
+              <w:top w:w="90" w:type="dxa"/>
+              <w:start w:w="100" w:type="dxa"/>
+              <w:bottom w:w="90" w:type="dxa"/>
+              <w:end w:w="100" w:type="dxa"/>
             </w:tcMar>
           </w:tcPr>
           <w:p>
@@ -8996,7 +8756,6 @@
       <w:tr>
         <w:trPr>
           <w:trHeight w:hRule="atLeast"/>
-          <w:cantSplit/>
         </w:trPr>
         <w:tc>
           <w:tcPr>
@@ -9007,10 +8766,10 @@
             </w:tcBorders>
             <w:vAlign w:val="center"/>
             <w:tcMar>
-              <w:top w:w="80" w:type="dxa"/>
-              <w:start w:w="120" w:type="dxa"/>
-              <w:bottom w:w="80" w:type="dxa"/>
-              <w:end w:w="120" w:type="dxa"/>
+              <w:top w:w="90" w:type="dxa"/>
+              <w:start w:w="100" w:type="dxa"/>
+              <w:bottom w:w="90" w:type="dxa"/>
+              <w:end w:w="100" w:type="dxa"/>
             </w:tcMar>
           </w:tcPr>
           <w:p>
@@ -9036,10 +8795,10 @@
             </w:tcBorders>
             <w:vAlign w:val="center"/>
             <w:tcMar>
-              <w:top w:w="80" w:type="dxa"/>
-              <w:start w:w="120" w:type="dxa"/>
-              <w:bottom w:w="80" w:type="dxa"/>
-              <w:end w:w="120" w:type="dxa"/>
+              <w:top w:w="90" w:type="dxa"/>
+              <w:start w:w="100" w:type="dxa"/>
+              <w:bottom w:w="90" w:type="dxa"/>
+              <w:end w:w="100" w:type="dxa"/>
             </w:tcMar>
           </w:tcPr>
           <w:p>
@@ -9065,10 +8824,10 @@
             </w:tcBorders>
             <w:vAlign w:val="center"/>
             <w:tcMar>
-              <w:top w:w="80" w:type="dxa"/>
-              <w:start w:w="120" w:type="dxa"/>
-              <w:bottom w:w="80" w:type="dxa"/>
-              <w:end w:w="120" w:type="dxa"/>
+              <w:top w:w="90" w:type="dxa"/>
+              <w:start w:w="100" w:type="dxa"/>
+              <w:bottom w:w="90" w:type="dxa"/>
+              <w:end w:w="100" w:type="dxa"/>
             </w:tcMar>
           </w:tcPr>
           <w:p>
@@ -9094,10 +8853,10 @@
             </w:tcBorders>
             <w:vAlign w:val="center"/>
             <w:tcMar>
-              <w:top w:w="80" w:type="dxa"/>
-              <w:start w:w="120" w:type="dxa"/>
-              <w:bottom w:w="80" w:type="dxa"/>
-              <w:end w:w="120" w:type="dxa"/>
+              <w:top w:w="90" w:type="dxa"/>
+              <w:start w:w="100" w:type="dxa"/>
+              <w:bottom w:w="90" w:type="dxa"/>
+              <w:end w:w="100" w:type="dxa"/>
             </w:tcMar>
           </w:tcPr>
           <w:p>
@@ -9118,7 +8877,6 @@
       <w:tr>
         <w:trPr>
           <w:trHeight w:hRule="atLeast"/>
-          <w:cantSplit/>
         </w:trPr>
         <w:tc>
           <w:tcPr>
@@ -9128,10 +8886,10 @@
             </w:tcBorders>
             <w:vAlign w:val="center"/>
             <w:tcMar>
-              <w:top w:w="80" w:type="dxa"/>
-              <w:start w:w="120" w:type="dxa"/>
-              <w:bottom w:w="80" w:type="dxa"/>
-              <w:end w:w="120" w:type="dxa"/>
+              <w:top w:w="90" w:type="dxa"/>
+              <w:start w:w="100" w:type="dxa"/>
+              <w:bottom w:w="90" w:type="dxa"/>
+              <w:end w:w="100" w:type="dxa"/>
             </w:tcMar>
           </w:tcPr>
           <w:p>
@@ -9156,10 +8914,10 @@
             </w:tcBorders>
             <w:vAlign w:val="center"/>
             <w:tcMar>
-              <w:top w:w="80" w:type="dxa"/>
-              <w:start w:w="120" w:type="dxa"/>
-              <w:bottom w:w="80" w:type="dxa"/>
-              <w:end w:w="120" w:type="dxa"/>
+              <w:top w:w="90" w:type="dxa"/>
+              <w:start w:w="100" w:type="dxa"/>
+              <w:bottom w:w="90" w:type="dxa"/>
+              <w:end w:w="100" w:type="dxa"/>
             </w:tcMar>
           </w:tcPr>
           <w:p>
@@ -9184,10 +8942,10 @@
             </w:tcBorders>
             <w:vAlign w:val="center"/>
             <w:tcMar>
-              <w:top w:w="80" w:type="dxa"/>
-              <w:start w:w="120" w:type="dxa"/>
-              <w:bottom w:w="80" w:type="dxa"/>
-              <w:end w:w="120" w:type="dxa"/>
+              <w:top w:w="90" w:type="dxa"/>
+              <w:start w:w="100" w:type="dxa"/>
+              <w:bottom w:w="90" w:type="dxa"/>
+              <w:end w:w="100" w:type="dxa"/>
             </w:tcMar>
           </w:tcPr>
           <w:p>
@@ -9212,10 +8970,10 @@
             </w:tcBorders>
             <w:vAlign w:val="center"/>
             <w:tcMar>
-              <w:top w:w="80" w:type="dxa"/>
-              <w:start w:w="120" w:type="dxa"/>
-              <w:bottom w:w="80" w:type="dxa"/>
-              <w:end w:w="120" w:type="dxa"/>
+              <w:top w:w="90" w:type="dxa"/>
+              <w:start w:w="100" w:type="dxa"/>
+              <w:bottom w:w="90" w:type="dxa"/>
+              <w:end w:w="100" w:type="dxa"/>
             </w:tcMar>
           </w:tcPr>
           <w:p>
@@ -9300,7 +9058,11 @@
         <w:t>未满30名真实学员、未完成教师双评前，模拟准确率不得写成真实测评准确率。</w:t>
       </w:r>
     </w:p>
-    <w:p/>
+    <w:p>
+      <w:r>
+        <w:br w:type="page"/>
+      </w:r>
+    </w:p>
     <w:p>
       <w:pPr>
         <w:pStyle w:val="Heading1"/>
@@ -9320,10 +9082,9 @@
     <w:tbl>
       <w:tblPr>
         <w:tblW w:type="dxa" w:w="9360"/>
+        <w:jc w:val="center"/>
         <w:tblLayout w:type="fixed"/>
         <w:tblLook w:firstColumn="1" w:firstRow="1" w:lastColumn="0" w:lastRow="0" w:noHBand="0" w:noVBand="1" w:val="04A0"/>
-        <w:jc w:val="left"/>
-        <w:tblInd w:w="120" w:type="dxa"/>
       </w:tblPr>
       <w:tblGrid>
         <w:gridCol w:w="1944"/>
@@ -9333,17 +9094,16 @@
       <w:tr>
         <w:trPr>
           <w:trHeight w:hRule="atLeast" w:val="547"/>
-          <w:cantSplit/>
         </w:trPr>
         <w:tc>
           <w:tcPr>
             <w:tcW w:type="dxa" w:w="1944"/>
             <w:vAlign w:val="center"/>
             <w:tcMar>
-              <w:top w:w="80" w:type="dxa"/>
-              <w:start w:w="120" w:type="dxa"/>
-              <w:bottom w:w="80" w:type="dxa"/>
-              <w:end w:w="120" w:type="dxa"/>
+              <w:top w:w="90" w:type="dxa"/>
+              <w:start w:w="100" w:type="dxa"/>
+              <w:bottom w:w="90" w:type="dxa"/>
+              <w:end w:w="100" w:type="dxa"/>
             </w:tcMar>
             <w:shd w:fill="D9D9D9"/>
           </w:tcPr>
@@ -9367,10 +9127,10 @@
             <w:tcW w:type="dxa" w:w="3816"/>
             <w:vAlign w:val="center"/>
             <w:tcMar>
-              <w:top w:w="80" w:type="dxa"/>
-              <w:start w:w="120" w:type="dxa"/>
-              <w:bottom w:w="80" w:type="dxa"/>
-              <w:end w:w="120" w:type="dxa"/>
+              <w:top w:w="90" w:type="dxa"/>
+              <w:start w:w="100" w:type="dxa"/>
+              <w:bottom w:w="90" w:type="dxa"/>
+              <w:end w:w="100" w:type="dxa"/>
             </w:tcMar>
             <w:shd w:fill="D9D9D9"/>
           </w:tcPr>
@@ -9394,10 +9154,10 @@
             <w:tcW w:type="dxa" w:w="3600"/>
             <w:vAlign w:val="center"/>
             <w:tcMar>
-              <w:top w:w="80" w:type="dxa"/>
-              <w:start w:w="120" w:type="dxa"/>
-              <w:bottom w:w="80" w:type="dxa"/>
-              <w:end w:w="120" w:type="dxa"/>
+              <w:top w:w="90" w:type="dxa"/>
+              <w:start w:w="100" w:type="dxa"/>
+              <w:bottom w:w="90" w:type="dxa"/>
+              <w:end w:w="100" w:type="dxa"/>
             </w:tcMar>
             <w:shd w:fill="D9D9D9"/>
           </w:tcPr>
@@ -9420,7 +9180,6 @@
       <w:tr>
         <w:trPr>
           <w:trHeight w:hRule="atLeast"/>
-          <w:cantSplit/>
         </w:trPr>
         <w:tc>
           <w:tcPr>
@@ -9430,10 +9189,10 @@
             </w:tcBorders>
             <w:vAlign w:val="center"/>
             <w:tcMar>
-              <w:top w:w="80" w:type="dxa"/>
-              <w:start w:w="120" w:type="dxa"/>
-              <w:bottom w:w="80" w:type="dxa"/>
-              <w:end w:w="120" w:type="dxa"/>
+              <w:top w:w="90" w:type="dxa"/>
+              <w:start w:w="100" w:type="dxa"/>
+              <w:bottom w:w="90" w:type="dxa"/>
+              <w:end w:w="100" w:type="dxa"/>
             </w:tcMar>
           </w:tcPr>
           <w:p>
@@ -9458,10 +9217,10 @@
             </w:tcBorders>
             <w:vAlign w:val="center"/>
             <w:tcMar>
-              <w:top w:w="80" w:type="dxa"/>
-              <w:start w:w="120" w:type="dxa"/>
-              <w:bottom w:w="80" w:type="dxa"/>
-              <w:end w:w="120" w:type="dxa"/>
+              <w:top w:w="90" w:type="dxa"/>
+              <w:start w:w="100" w:type="dxa"/>
+              <w:bottom w:w="90" w:type="dxa"/>
+              <w:end w:w="100" w:type="dxa"/>
             </w:tcMar>
           </w:tcPr>
           <w:p>
@@ -9486,10 +9245,10 @@
             </w:tcBorders>
             <w:vAlign w:val="center"/>
             <w:tcMar>
-              <w:top w:w="80" w:type="dxa"/>
-              <w:start w:w="120" w:type="dxa"/>
-              <w:bottom w:w="80" w:type="dxa"/>
-              <w:end w:w="120" w:type="dxa"/>
+              <w:top w:w="90" w:type="dxa"/>
+              <w:start w:w="100" w:type="dxa"/>
+              <w:bottom w:w="90" w:type="dxa"/>
+              <w:end w:w="100" w:type="dxa"/>
             </w:tcMar>
           </w:tcPr>
           <w:p>
@@ -9510,7 +9269,6 @@
       <w:tr>
         <w:trPr>
           <w:trHeight w:hRule="atLeast"/>
-          <w:cantSplit/>
         </w:trPr>
         <w:tc>
           <w:tcPr>
@@ -9521,10 +9279,10 @@
             </w:tcBorders>
             <w:vAlign w:val="center"/>
             <w:tcMar>
-              <w:top w:w="80" w:type="dxa"/>
-              <w:start w:w="120" w:type="dxa"/>
-              <w:bottom w:w="80" w:type="dxa"/>
-              <w:end w:w="120" w:type="dxa"/>
+              <w:top w:w="90" w:type="dxa"/>
+              <w:start w:w="100" w:type="dxa"/>
+              <w:bottom w:w="90" w:type="dxa"/>
+              <w:end w:w="100" w:type="dxa"/>
             </w:tcMar>
           </w:tcPr>
           <w:p>
@@ -9550,10 +9308,10 @@
             </w:tcBorders>
             <w:vAlign w:val="center"/>
             <w:tcMar>
-              <w:top w:w="80" w:type="dxa"/>
-              <w:start w:w="120" w:type="dxa"/>
-              <w:bottom w:w="80" w:type="dxa"/>
-              <w:end w:w="120" w:type="dxa"/>
+              <w:top w:w="90" w:type="dxa"/>
+              <w:start w:w="100" w:type="dxa"/>
+              <w:bottom w:w="90" w:type="dxa"/>
+              <w:end w:w="100" w:type="dxa"/>
             </w:tcMar>
           </w:tcPr>
           <w:p>
@@ -9579,10 +9337,10 @@
             </w:tcBorders>
             <w:vAlign w:val="center"/>
             <w:tcMar>
-              <w:top w:w="80" w:type="dxa"/>
-              <w:start w:w="120" w:type="dxa"/>
-              <w:bottom w:w="80" w:type="dxa"/>
-              <w:end w:w="120" w:type="dxa"/>
+              <w:top w:w="90" w:type="dxa"/>
+              <w:start w:w="100" w:type="dxa"/>
+              <w:bottom w:w="90" w:type="dxa"/>
+              <w:end w:w="100" w:type="dxa"/>
             </w:tcMar>
           </w:tcPr>
           <w:p>
@@ -9603,7 +9361,6 @@
       <w:tr>
         <w:trPr>
           <w:trHeight w:hRule="atLeast"/>
-          <w:cantSplit/>
         </w:trPr>
         <w:tc>
           <w:tcPr>
@@ -9613,10 +9370,10 @@
             </w:tcBorders>
             <w:vAlign w:val="center"/>
             <w:tcMar>
-              <w:top w:w="80" w:type="dxa"/>
-              <w:start w:w="120" w:type="dxa"/>
-              <w:bottom w:w="80" w:type="dxa"/>
-              <w:end w:w="120" w:type="dxa"/>
+              <w:top w:w="90" w:type="dxa"/>
+              <w:start w:w="100" w:type="dxa"/>
+              <w:bottom w:w="90" w:type="dxa"/>
+              <w:end w:w="100" w:type="dxa"/>
             </w:tcMar>
           </w:tcPr>
           <w:p>
@@ -9641,10 +9398,10 @@
             </w:tcBorders>
             <w:vAlign w:val="center"/>
             <w:tcMar>
-              <w:top w:w="80" w:type="dxa"/>
-              <w:start w:w="120" w:type="dxa"/>
-              <w:bottom w:w="80" w:type="dxa"/>
-              <w:end w:w="120" w:type="dxa"/>
+              <w:top w:w="90" w:type="dxa"/>
+              <w:start w:w="100" w:type="dxa"/>
+              <w:bottom w:w="90" w:type="dxa"/>
+              <w:end w:w="100" w:type="dxa"/>
             </w:tcMar>
           </w:tcPr>
           <w:p>
@@ -9669,10 +9426,10 @@
             </w:tcBorders>
             <w:vAlign w:val="center"/>
             <w:tcMar>
-              <w:top w:w="80" w:type="dxa"/>
-              <w:start w:w="120" w:type="dxa"/>
-              <w:bottom w:w="80" w:type="dxa"/>
-              <w:end w:w="120" w:type="dxa"/>
+              <w:top w:w="90" w:type="dxa"/>
+              <w:start w:w="100" w:type="dxa"/>
+              <w:bottom w:w="90" w:type="dxa"/>
+              <w:end w:w="100" w:type="dxa"/>
             </w:tcMar>
           </w:tcPr>
           <w:p>
@@ -9693,7 +9450,6 @@
       <w:tr>
         <w:trPr>
           <w:trHeight w:hRule="atLeast"/>
-          <w:cantSplit/>
         </w:trPr>
         <w:tc>
           <w:tcPr>
@@ -9704,10 +9460,10 @@
             </w:tcBorders>
             <w:vAlign w:val="center"/>
             <w:tcMar>
-              <w:top w:w="80" w:type="dxa"/>
-              <w:start w:w="120" w:type="dxa"/>
-              <w:bottom w:w="80" w:type="dxa"/>
-              <w:end w:w="120" w:type="dxa"/>
+              <w:top w:w="90" w:type="dxa"/>
+              <w:start w:w="100" w:type="dxa"/>
+              <w:bottom w:w="90" w:type="dxa"/>
+              <w:end w:w="100" w:type="dxa"/>
             </w:tcMar>
           </w:tcPr>
           <w:p>
@@ -9733,10 +9489,10 @@
             </w:tcBorders>
             <w:vAlign w:val="center"/>
             <w:tcMar>
-              <w:top w:w="80" w:type="dxa"/>
-              <w:start w:w="120" w:type="dxa"/>
-              <w:bottom w:w="80" w:type="dxa"/>
-              <w:end w:w="120" w:type="dxa"/>
+              <w:top w:w="90" w:type="dxa"/>
+              <w:start w:w="100" w:type="dxa"/>
+              <w:bottom w:w="90" w:type="dxa"/>
+              <w:end w:w="100" w:type="dxa"/>
             </w:tcMar>
           </w:tcPr>
           <w:p>
@@ -9762,10 +9518,10 @@
             </w:tcBorders>
             <w:vAlign w:val="center"/>
             <w:tcMar>
-              <w:top w:w="80" w:type="dxa"/>
-              <w:start w:w="120" w:type="dxa"/>
-              <w:bottom w:w="80" w:type="dxa"/>
-              <w:end w:w="120" w:type="dxa"/>
+              <w:top w:w="90" w:type="dxa"/>
+              <w:start w:w="100" w:type="dxa"/>
+              <w:bottom w:w="90" w:type="dxa"/>
+              <w:end w:w="100" w:type="dxa"/>
             </w:tcMar>
           </w:tcPr>
           <w:p>
@@ -9786,7 +9542,6 @@
       <w:tr>
         <w:trPr>
           <w:trHeight w:hRule="atLeast"/>
-          <w:cantSplit/>
         </w:trPr>
         <w:tc>
           <w:tcPr>
@@ -9796,10 +9551,10 @@
             </w:tcBorders>
             <w:vAlign w:val="center"/>
             <w:tcMar>
-              <w:top w:w="80" w:type="dxa"/>
-              <w:start w:w="120" w:type="dxa"/>
-              <w:bottom w:w="80" w:type="dxa"/>
-              <w:end w:w="120" w:type="dxa"/>
+              <w:top w:w="90" w:type="dxa"/>
+              <w:start w:w="100" w:type="dxa"/>
+              <w:bottom w:w="90" w:type="dxa"/>
+              <w:end w:w="100" w:type="dxa"/>
             </w:tcMar>
           </w:tcPr>
           <w:p>
@@ -9824,10 +9579,10 @@
             </w:tcBorders>
             <w:vAlign w:val="center"/>
             <w:tcMar>
-              <w:top w:w="80" w:type="dxa"/>
-              <w:start w:w="120" w:type="dxa"/>
-              <w:bottom w:w="80" w:type="dxa"/>
-              <w:end w:w="120" w:type="dxa"/>
+              <w:top w:w="90" w:type="dxa"/>
+              <w:start w:w="100" w:type="dxa"/>
+              <w:bottom w:w="90" w:type="dxa"/>
+              <w:end w:w="100" w:type="dxa"/>
             </w:tcMar>
           </w:tcPr>
           <w:p>
@@ -9852,10 +9607,10 @@
             </w:tcBorders>
             <w:vAlign w:val="center"/>
             <w:tcMar>
-              <w:top w:w="80" w:type="dxa"/>
-              <w:start w:w="120" w:type="dxa"/>
-              <w:bottom w:w="80" w:type="dxa"/>
-              <w:end w:w="120" w:type="dxa"/>
+              <w:top w:w="90" w:type="dxa"/>
+              <w:start w:w="100" w:type="dxa"/>
+              <w:bottom w:w="90" w:type="dxa"/>
+              <w:end w:w="100" w:type="dxa"/>
             </w:tcMar>
           </w:tcPr>
           <w:p>
@@ -9927,7 +9682,11 @@
         <w:t>报告提前访问：未完成测评时拒绝生成，防止报告与作答证据不一致。</w:t>
       </w:r>
     </w:p>
-    <w:p/>
+    <w:p>
+      <w:r>
+        <w:br w:type="page"/>
+      </w:r>
+    </w:p>
     <w:p>
       <w:pPr>
         <w:pStyle w:val="Heading1"/>
@@ -9947,10 +9706,9 @@
     <w:tbl>
       <w:tblPr>
         <w:tblW w:type="dxa" w:w="9360"/>
+        <w:jc w:val="center"/>
         <w:tblLayout w:type="fixed"/>
         <w:tblLook w:firstColumn="1" w:firstRow="1" w:lastColumn="0" w:lastRow="0" w:noHBand="0" w:noVBand="1" w:val="04A0"/>
-        <w:jc w:val="left"/>
-        <w:tblInd w:w="120" w:type="dxa"/>
       </w:tblPr>
       <w:tblGrid>
         <w:gridCol w:w="1944"/>
@@ -9960,17 +9718,16 @@
       <w:tr>
         <w:trPr>
           <w:trHeight w:hRule="atLeast" w:val="547"/>
-          <w:cantSplit/>
         </w:trPr>
         <w:tc>
           <w:tcPr>
             <w:tcW w:type="dxa" w:w="1944"/>
             <w:vAlign w:val="center"/>
             <w:tcMar>
-              <w:top w:w="80" w:type="dxa"/>
-              <w:start w:w="120" w:type="dxa"/>
-              <w:bottom w:w="80" w:type="dxa"/>
-              <w:end w:w="120" w:type="dxa"/>
+              <w:top w:w="90" w:type="dxa"/>
+              <w:start w:w="100" w:type="dxa"/>
+              <w:bottom w:w="90" w:type="dxa"/>
+              <w:end w:w="100" w:type="dxa"/>
             </w:tcMar>
             <w:shd w:fill="D9D9D9"/>
           </w:tcPr>
@@ -9994,10 +9751,10 @@
             <w:tcW w:type="dxa" w:w="5688"/>
             <w:vAlign w:val="center"/>
             <w:tcMar>
-              <w:top w:w="80" w:type="dxa"/>
-              <w:start w:w="120" w:type="dxa"/>
-              <w:bottom w:w="80" w:type="dxa"/>
-              <w:end w:w="120" w:type="dxa"/>
+              <w:top w:w="90" w:type="dxa"/>
+              <w:start w:w="100" w:type="dxa"/>
+              <w:bottom w:w="90" w:type="dxa"/>
+              <w:end w:w="100" w:type="dxa"/>
             </w:tcMar>
             <w:shd w:fill="D9D9D9"/>
           </w:tcPr>
@@ -10021,10 +9778,10 @@
             <w:tcW w:type="dxa" w:w="1728"/>
             <w:vAlign w:val="center"/>
             <w:tcMar>
-              <w:top w:w="80" w:type="dxa"/>
-              <w:start w:w="120" w:type="dxa"/>
-              <w:bottom w:w="80" w:type="dxa"/>
-              <w:end w:w="120" w:type="dxa"/>
+              <w:top w:w="90" w:type="dxa"/>
+              <w:start w:w="100" w:type="dxa"/>
+              <w:bottom w:w="90" w:type="dxa"/>
+              <w:end w:w="100" w:type="dxa"/>
             </w:tcMar>
             <w:shd w:fill="D9D9D9"/>
           </w:tcPr>
@@ -10047,7 +9804,6 @@
       <w:tr>
         <w:trPr>
           <w:trHeight w:hRule="atLeast"/>
-          <w:cantSplit/>
         </w:trPr>
         <w:tc>
           <w:tcPr>
@@ -10057,10 +9813,10 @@
             </w:tcBorders>
             <w:vAlign w:val="center"/>
             <w:tcMar>
-              <w:top w:w="80" w:type="dxa"/>
-              <w:start w:w="120" w:type="dxa"/>
-              <w:bottom w:w="80" w:type="dxa"/>
-              <w:end w:w="120" w:type="dxa"/>
+              <w:top w:w="90" w:type="dxa"/>
+              <w:start w:w="100" w:type="dxa"/>
+              <w:bottom w:w="90" w:type="dxa"/>
+              <w:end w:w="100" w:type="dxa"/>
             </w:tcMar>
           </w:tcPr>
           <w:p>
@@ -10085,10 +9841,10 @@
             </w:tcBorders>
             <w:vAlign w:val="center"/>
             <w:tcMar>
-              <w:top w:w="80" w:type="dxa"/>
-              <w:start w:w="120" w:type="dxa"/>
-              <w:bottom w:w="80" w:type="dxa"/>
-              <w:end w:w="120" w:type="dxa"/>
+              <w:top w:w="90" w:type="dxa"/>
+              <w:start w:w="100" w:type="dxa"/>
+              <w:bottom w:w="90" w:type="dxa"/>
+              <w:end w:w="100" w:type="dxa"/>
             </w:tcMar>
           </w:tcPr>
           <w:p>
@@ -10113,10 +9869,10 @@
             </w:tcBorders>
             <w:vAlign w:val="center"/>
             <w:tcMar>
-              <w:top w:w="80" w:type="dxa"/>
-              <w:start w:w="120" w:type="dxa"/>
-              <w:bottom w:w="80" w:type="dxa"/>
-              <w:end w:w="120" w:type="dxa"/>
+              <w:top w:w="90" w:type="dxa"/>
+              <w:start w:w="100" w:type="dxa"/>
+              <w:bottom w:w="90" w:type="dxa"/>
+              <w:end w:w="100" w:type="dxa"/>
             </w:tcMar>
           </w:tcPr>
           <w:p>
@@ -10137,7 +9893,6 @@
       <w:tr>
         <w:trPr>
           <w:trHeight w:hRule="atLeast"/>
-          <w:cantSplit/>
         </w:trPr>
         <w:tc>
           <w:tcPr>
@@ -10148,10 +9903,10 @@
             </w:tcBorders>
             <w:vAlign w:val="center"/>
             <w:tcMar>
-              <w:top w:w="80" w:type="dxa"/>
-              <w:start w:w="120" w:type="dxa"/>
-              <w:bottom w:w="80" w:type="dxa"/>
-              <w:end w:w="120" w:type="dxa"/>
+              <w:top w:w="90" w:type="dxa"/>
+              <w:start w:w="100" w:type="dxa"/>
+              <w:bottom w:w="90" w:type="dxa"/>
+              <w:end w:w="100" w:type="dxa"/>
             </w:tcMar>
           </w:tcPr>
           <w:p>
@@ -10177,10 +9932,10 @@
             </w:tcBorders>
             <w:vAlign w:val="center"/>
             <w:tcMar>
-              <w:top w:w="80" w:type="dxa"/>
-              <w:start w:w="120" w:type="dxa"/>
-              <w:bottom w:w="80" w:type="dxa"/>
-              <w:end w:w="120" w:type="dxa"/>
+              <w:top w:w="90" w:type="dxa"/>
+              <w:start w:w="100" w:type="dxa"/>
+              <w:bottom w:w="90" w:type="dxa"/>
+              <w:end w:w="100" w:type="dxa"/>
             </w:tcMar>
           </w:tcPr>
           <w:p>
@@ -10206,10 +9961,10 @@
             </w:tcBorders>
             <w:vAlign w:val="center"/>
             <w:tcMar>
-              <w:top w:w="80" w:type="dxa"/>
-              <w:start w:w="120" w:type="dxa"/>
-              <w:bottom w:w="80" w:type="dxa"/>
-              <w:end w:w="120" w:type="dxa"/>
+              <w:top w:w="90" w:type="dxa"/>
+              <w:start w:w="100" w:type="dxa"/>
+              <w:bottom w:w="90" w:type="dxa"/>
+              <w:end w:w="100" w:type="dxa"/>
             </w:tcMar>
           </w:tcPr>
           <w:p>
@@ -10230,7 +9985,6 @@
       <w:tr>
         <w:trPr>
           <w:trHeight w:hRule="atLeast"/>
-          <w:cantSplit/>
         </w:trPr>
         <w:tc>
           <w:tcPr>
@@ -10240,10 +9994,10 @@
             </w:tcBorders>
             <w:vAlign w:val="center"/>
             <w:tcMar>
-              <w:top w:w="80" w:type="dxa"/>
-              <w:start w:w="120" w:type="dxa"/>
-              <w:bottom w:w="80" w:type="dxa"/>
-              <w:end w:w="120" w:type="dxa"/>
+              <w:top w:w="90" w:type="dxa"/>
+              <w:start w:w="100" w:type="dxa"/>
+              <w:bottom w:w="90" w:type="dxa"/>
+              <w:end w:w="100" w:type="dxa"/>
             </w:tcMar>
           </w:tcPr>
           <w:p>
@@ -10268,10 +10022,10 @@
             </w:tcBorders>
             <w:vAlign w:val="center"/>
             <w:tcMar>
-              <w:top w:w="80" w:type="dxa"/>
-              <w:start w:w="120" w:type="dxa"/>
-              <w:bottom w:w="80" w:type="dxa"/>
-              <w:end w:w="120" w:type="dxa"/>
+              <w:top w:w="90" w:type="dxa"/>
+              <w:start w:w="100" w:type="dxa"/>
+              <w:bottom w:w="90" w:type="dxa"/>
+              <w:end w:w="100" w:type="dxa"/>
             </w:tcMar>
           </w:tcPr>
           <w:p>
@@ -10296,10 +10050,10 @@
             </w:tcBorders>
             <w:vAlign w:val="center"/>
             <w:tcMar>
-              <w:top w:w="80" w:type="dxa"/>
-              <w:start w:w="120" w:type="dxa"/>
-              <w:bottom w:w="80" w:type="dxa"/>
-              <w:end w:w="120" w:type="dxa"/>
+              <w:top w:w="90" w:type="dxa"/>
+              <w:start w:w="100" w:type="dxa"/>
+              <w:bottom w:w="90" w:type="dxa"/>
+              <w:end w:w="100" w:type="dxa"/>
             </w:tcMar>
           </w:tcPr>
           <w:p>
@@ -10320,7 +10074,6 @@
       <w:tr>
         <w:trPr>
           <w:trHeight w:hRule="atLeast"/>
-          <w:cantSplit/>
         </w:trPr>
         <w:tc>
           <w:tcPr>
@@ -10331,10 +10084,10 @@
             </w:tcBorders>
             <w:vAlign w:val="center"/>
             <w:tcMar>
-              <w:top w:w="80" w:type="dxa"/>
-              <w:start w:w="120" w:type="dxa"/>
-              <w:bottom w:w="80" w:type="dxa"/>
-              <w:end w:w="120" w:type="dxa"/>
+              <w:top w:w="90" w:type="dxa"/>
+              <w:start w:w="100" w:type="dxa"/>
+              <w:bottom w:w="90" w:type="dxa"/>
+              <w:end w:w="100" w:type="dxa"/>
             </w:tcMar>
           </w:tcPr>
           <w:p>
@@ -10360,10 +10113,10 @@
             </w:tcBorders>
             <w:vAlign w:val="center"/>
             <w:tcMar>
-              <w:top w:w="80" w:type="dxa"/>
-              <w:start w:w="120" w:type="dxa"/>
-              <w:bottom w:w="80" w:type="dxa"/>
-              <w:end w:w="120" w:type="dxa"/>
+              <w:top w:w="90" w:type="dxa"/>
+              <w:start w:w="100" w:type="dxa"/>
+              <w:bottom w:w="90" w:type="dxa"/>
+              <w:end w:w="100" w:type="dxa"/>
             </w:tcMar>
           </w:tcPr>
           <w:p>
@@ -10389,10 +10142,10 @@
             </w:tcBorders>
             <w:vAlign w:val="center"/>
             <w:tcMar>
-              <w:top w:w="80" w:type="dxa"/>
-              <w:start w:w="120" w:type="dxa"/>
-              <w:bottom w:w="80" w:type="dxa"/>
-              <w:end w:w="120" w:type="dxa"/>
+              <w:top w:w="90" w:type="dxa"/>
+              <w:start w:w="100" w:type="dxa"/>
+              <w:bottom w:w="90" w:type="dxa"/>
+              <w:end w:w="100" w:type="dxa"/>
             </w:tcMar>
           </w:tcPr>
           <w:p>
@@ -10413,7 +10166,6 @@
       <w:tr>
         <w:trPr>
           <w:trHeight w:hRule="atLeast"/>
-          <w:cantSplit/>
         </w:trPr>
         <w:tc>
           <w:tcPr>
@@ -10423,10 +10175,10 @@
             </w:tcBorders>
             <w:vAlign w:val="center"/>
             <w:tcMar>
-              <w:top w:w="80" w:type="dxa"/>
-              <w:start w:w="120" w:type="dxa"/>
-              <w:bottom w:w="80" w:type="dxa"/>
-              <w:end w:w="120" w:type="dxa"/>
+              <w:top w:w="90" w:type="dxa"/>
+              <w:start w:w="100" w:type="dxa"/>
+              <w:bottom w:w="90" w:type="dxa"/>
+              <w:end w:w="100" w:type="dxa"/>
             </w:tcMar>
           </w:tcPr>
           <w:p>
@@ -10451,10 +10203,10 @@
             </w:tcBorders>
             <w:vAlign w:val="center"/>
             <w:tcMar>
-              <w:top w:w="80" w:type="dxa"/>
-              <w:start w:w="120" w:type="dxa"/>
-              <w:bottom w:w="80" w:type="dxa"/>
-              <w:end w:w="120" w:type="dxa"/>
+              <w:top w:w="90" w:type="dxa"/>
+              <w:start w:w="100" w:type="dxa"/>
+              <w:bottom w:w="90" w:type="dxa"/>
+              <w:end w:w="100" w:type="dxa"/>
             </w:tcMar>
           </w:tcPr>
           <w:p>
@@ -10467,7 +10219,7 @@
                 <w:color w:val="000000"/>
                 <w:sz w:val="17"/>
               </w:rPr>
-              <w:t>班级看板、题库、复核、统计、导入导出受教师密钥保护</w:t>
+              <w:t>班级看板、题库、复核、统计、导入导出受鉴权保护</w:t>
             </w:r>
           </w:p>
         </w:tc>
@@ -10479,10 +10231,10 @@
             </w:tcBorders>
             <w:vAlign w:val="center"/>
             <w:tcMar>
-              <w:top w:w="80" w:type="dxa"/>
-              <w:start w:w="120" w:type="dxa"/>
-              <w:bottom w:w="80" w:type="dxa"/>
-              <w:end w:w="120" w:type="dxa"/>
+              <w:top w:w="90" w:type="dxa"/>
+              <w:start w:w="100" w:type="dxa"/>
+              <w:bottom w:w="90" w:type="dxa"/>
+              <w:end w:w="100" w:type="dxa"/>
             </w:tcMar>
           </w:tcPr>
           <w:p>
@@ -10503,7 +10255,6 @@
       <w:tr>
         <w:trPr>
           <w:trHeight w:hRule="atLeast"/>
-          <w:cantSplit/>
         </w:trPr>
         <w:tc>
           <w:tcPr>
@@ -10514,193 +10265,10 @@
             </w:tcBorders>
             <w:vAlign w:val="center"/>
             <w:tcMar>
-              <w:top w:w="80" w:type="dxa"/>
-              <w:start w:w="120" w:type="dxa"/>
-              <w:bottom w:w="80" w:type="dxa"/>
-              <w:end w:w="120" w:type="dxa"/>
-            </w:tcMar>
-          </w:tcPr>
-          <w:p>
-            <w:pPr>
-              <w:spacing w:after="0" w:line="252" w:lineRule="auto"/>
-            </w:pPr>
-            <w:r>
-              <w:rPr>
-                <w:rFonts w:ascii="Calibri" w:hAnsi="Calibri" w:eastAsia="Microsoft YaHei"/>
-                <w:color w:val="000000"/>
-                <w:sz w:val="17"/>
-              </w:rPr>
-              <w:t>企业轻量端</w:t>
-            </w:r>
-          </w:p>
-        </w:tc>
-        <w:tc>
-          <w:tcPr>
-            <w:tcW w:type="dxa" w:w="5688"/>
-            <w:shd w:fill="F2F2F2"/>
-            <w:tcBorders>
-              <w:bottom w:val="single" w:sz="4" w:color="DDE5E8"/>
-            </w:tcBorders>
-            <w:vAlign w:val="center"/>
-            <w:tcMar>
-              <w:top w:w="80" w:type="dxa"/>
-              <w:start w:w="120" w:type="dxa"/>
-              <w:bottom w:w="80" w:type="dxa"/>
-              <w:end w:w="120" w:type="dxa"/>
-            </w:tcMar>
-          </w:tcPr>
-          <w:p>
-            <w:pPr>
-              <w:spacing w:after="0" w:line="252" w:lineRule="auto"/>
-            </w:pPr>
-            <w:r>
-              <w:rPr>
-                <w:rFonts w:ascii="Calibri" w:hAnsi="Calibri" w:eastAsia="Microsoft YaHei"/>
-                <w:color w:val="000000"/>
-                <w:sz w:val="17"/>
-              </w:rPr>
-              <w:t>独立密钥、岗位模板、匿名群体画像；不返回姓名/答案/个人报告</w:t>
-            </w:r>
-          </w:p>
-        </w:tc>
-        <w:tc>
-          <w:tcPr>
-            <w:tcW w:type="dxa" w:w="1728"/>
-            <w:shd w:fill="F2F2F2"/>
-            <w:tcBorders>
-              <w:bottom w:val="single" w:sz="4" w:color="DDE5E8"/>
-            </w:tcBorders>
-            <w:vAlign w:val="center"/>
-            <w:tcMar>
-              <w:top w:w="80" w:type="dxa"/>
-              <w:start w:w="120" w:type="dxa"/>
-              <w:bottom w:w="80" w:type="dxa"/>
-              <w:end w:w="120" w:type="dxa"/>
-            </w:tcMar>
-          </w:tcPr>
-          <w:p>
-            <w:pPr>
-              <w:spacing w:after="0" w:line="252" w:lineRule="auto"/>
-            </w:pPr>
-            <w:r>
-              <w:rPr>
-                <w:rFonts w:ascii="Calibri" w:hAnsi="Calibri" w:eastAsia="Microsoft YaHei"/>
-                <w:color w:val="000000"/>
-                <w:sz w:val="17"/>
-              </w:rPr>
-              <w:t>已实现</w:t>
-            </w:r>
-          </w:p>
-        </w:tc>
-      </w:tr>
-      <w:tr>
-        <w:trPr>
-          <w:trHeight w:hRule="atLeast"/>
-          <w:cantSplit/>
-        </w:trPr>
-        <w:tc>
-          <w:tcPr>
-            <w:tcW w:type="dxa" w:w="1944"/>
-            <w:tcBorders>
-              <w:bottom w:val="single" w:sz="4" w:color="DDE5E8"/>
-            </w:tcBorders>
-            <w:vAlign w:val="center"/>
-            <w:tcMar>
-              <w:top w:w="80" w:type="dxa"/>
-              <w:start w:w="120" w:type="dxa"/>
-              <w:bottom w:w="80" w:type="dxa"/>
-              <w:end w:w="120" w:type="dxa"/>
-            </w:tcMar>
-          </w:tcPr>
-          <w:p>
-            <w:pPr>
-              <w:spacing w:after="0" w:line="252" w:lineRule="auto"/>
-            </w:pPr>
-            <w:r>
-              <w:rPr>
-                <w:rFonts w:ascii="Calibri" w:hAnsi="Calibri" w:eastAsia="Microsoft YaHei"/>
-                <w:color w:val="000000"/>
-                <w:sz w:val="17"/>
-              </w:rPr>
-              <w:t>授权岗位参考</w:t>
-            </w:r>
-          </w:p>
-        </w:tc>
-        <w:tc>
-          <w:tcPr>
-            <w:tcW w:type="dxa" w:w="5688"/>
-            <w:tcBorders>
-              <w:bottom w:val="single" w:sz="4" w:color="DDE5E8"/>
-            </w:tcBorders>
-            <w:vAlign w:val="center"/>
-            <w:tcMar>
-              <w:top w:w="80" w:type="dxa"/>
-              <w:start w:w="120" w:type="dxa"/>
-              <w:bottom w:w="80" w:type="dxa"/>
-              <w:end w:w="120" w:type="dxa"/>
-            </w:tcMar>
-          </w:tcPr>
-          <w:p>
-            <w:pPr>
-              <w:spacing w:after="0" w:line="252" w:lineRule="auto"/>
-            </w:pPr>
-            <w:r>
-              <w:rPr>
-                <w:rFonts w:ascii="Calibri" w:hAnsi="Calibri" w:eastAsia="Microsoft YaHei"/>
-                <w:color w:val="000000"/>
-                <w:sz w:val="17"/>
-              </w:rPr>
-              <w:t>学员主动授权后生成；仅本人页面展示；不得作为自动录用依据</w:t>
-            </w:r>
-          </w:p>
-        </w:tc>
-        <w:tc>
-          <w:tcPr>
-            <w:tcW w:type="dxa" w:w="1728"/>
-            <w:tcBorders>
-              <w:bottom w:val="single" w:sz="4" w:color="DDE5E8"/>
-            </w:tcBorders>
-            <w:vAlign w:val="center"/>
-            <w:tcMar>
-              <w:top w:w="80" w:type="dxa"/>
-              <w:start w:w="120" w:type="dxa"/>
-              <w:bottom w:w="80" w:type="dxa"/>
-              <w:end w:w="120" w:type="dxa"/>
-            </w:tcMar>
-          </w:tcPr>
-          <w:p>
-            <w:pPr>
-              <w:spacing w:after="0" w:line="252" w:lineRule="auto"/>
-            </w:pPr>
-            <w:r>
-              <w:rPr>
-                <w:rFonts w:ascii="Calibri" w:hAnsi="Calibri" w:eastAsia="Microsoft YaHei"/>
-                <w:color w:val="000000"/>
-                <w:sz w:val="17"/>
-              </w:rPr>
-              <w:t>已实现</w:t>
-            </w:r>
-          </w:p>
-        </w:tc>
-      </w:tr>
-      <w:tr>
-        <w:trPr>
-          <w:trHeight w:hRule="atLeast"/>
-          <w:cantSplit/>
-        </w:trPr>
-        <w:tc>
-          <w:tcPr>
-            <w:tcW w:type="dxa" w:w="1944"/>
-            <w:shd w:fill="F2F2F2"/>
-            <w:tcBorders>
-              <w:bottom w:val="single" w:sz="4" w:color="DDE5E8"/>
-            </w:tcBorders>
-            <w:vAlign w:val="center"/>
-            <w:tcMar>
-              <w:top w:w="80" w:type="dxa"/>
-              <w:start w:w="120" w:type="dxa"/>
-              <w:bottom w:w="80" w:type="dxa"/>
-              <w:end w:w="120" w:type="dxa"/>
+              <w:top w:w="90" w:type="dxa"/>
+              <w:start w:w="100" w:type="dxa"/>
+              <w:bottom w:w="90" w:type="dxa"/>
+              <w:end w:w="100" w:type="dxa"/>
             </w:tcMar>
           </w:tcPr>
           <w:p>
@@ -10726,10 +10294,10 @@
             </w:tcBorders>
             <w:vAlign w:val="center"/>
             <w:tcMar>
-              <w:top w:w="80" w:type="dxa"/>
-              <w:start w:w="120" w:type="dxa"/>
-              <w:bottom w:w="80" w:type="dxa"/>
-              <w:end w:w="120" w:type="dxa"/>
+              <w:top w:w="90" w:type="dxa"/>
+              <w:start w:w="100" w:type="dxa"/>
+              <w:bottom w:w="90" w:type="dxa"/>
+              <w:end w:w="100" w:type="dxa"/>
             </w:tcMar>
           </w:tcPr>
           <w:p>
@@ -10742,7 +10310,7 @@
                 <w:color w:val="000000"/>
                 <w:sz w:val="17"/>
               </w:rPr>
-              <w:t>评分智能体与题库教研智能体已发布；结构化输出、异常降级已验证</w:t>
+              <w:t>正式 Token、结构化输出、异常降级、人工一致性验证</w:t>
             </w:r>
           </w:p>
         </w:tc>
@@ -10755,10 +10323,10 @@
             </w:tcBorders>
             <w:vAlign w:val="center"/>
             <w:tcMar>
-              <w:top w:w="80" w:type="dxa"/>
-              <w:start w:w="120" w:type="dxa"/>
-              <w:bottom w:w="80" w:type="dxa"/>
-              <w:end w:w="120" w:type="dxa"/>
+              <w:top w:w="90" w:type="dxa"/>
+              <w:start w:w="100" w:type="dxa"/>
+              <w:bottom w:w="90" w:type="dxa"/>
+              <w:end w:w="100" w:type="dxa"/>
             </w:tcMar>
           </w:tcPr>
           <w:p>
@@ -10771,7 +10339,7 @@
                 <w:color w:val="000000"/>
                 <w:sz w:val="17"/>
               </w:rPr>
-              <w:t>已接入；真实效度待验证</w:t>
+              <w:t>待接入/待验证</w:t>
             </w:r>
           </w:p>
         </w:tc>
@@ -10779,7 +10347,6 @@
       <w:tr>
         <w:trPr>
           <w:trHeight w:hRule="atLeast"/>
-          <w:cantSplit/>
         </w:trPr>
         <w:tc>
           <w:tcPr>
@@ -10789,10 +10356,10 @@
             </w:tcBorders>
             <w:vAlign w:val="center"/>
             <w:tcMar>
-              <w:top w:w="80" w:type="dxa"/>
-              <w:start w:w="120" w:type="dxa"/>
-              <w:bottom w:w="80" w:type="dxa"/>
-              <w:end w:w="120" w:type="dxa"/>
+              <w:top w:w="90" w:type="dxa"/>
+              <w:start w:w="100" w:type="dxa"/>
+              <w:bottom w:w="90" w:type="dxa"/>
+              <w:end w:w="100" w:type="dxa"/>
             </w:tcMar>
           </w:tcPr>
           <w:p>
@@ -10805,7 +10372,7 @@
                 <w:color w:val="000000"/>
                 <w:sz w:val="17"/>
               </w:rPr>
-              <w:t>多模态/实操</w:t>
+              <w:t>真实效度</w:t>
             </w:r>
           </w:p>
         </w:tc>
@@ -10817,10 +10384,10 @@
             </w:tcBorders>
             <w:vAlign w:val="center"/>
             <w:tcMar>
-              <w:top w:w="80" w:type="dxa"/>
-              <w:start w:w="120" w:type="dxa"/>
-              <w:bottom w:w="80" w:type="dxa"/>
-              <w:end w:w="120" w:type="dxa"/>
+              <w:top w:w="90" w:type="dxa"/>
+              <w:start w:w="100" w:type="dxa"/>
+              <w:bottom w:w="90" w:type="dxa"/>
+              <w:end w:w="100" w:type="dxa"/>
             </w:tcMar>
           </w:tcPr>
           <w:p>
@@ -10833,7 +10400,7 @@
                 <w:color w:val="000000"/>
                 <w:sz w:val="17"/>
               </w:rPr>
-              <w:t>证据文件上传与摘要已实现；视觉理解和外部AI操作沙箱</w:t>
+              <w:t>≥30名学员、教师双评、Kappa/相关性/区分度分析</w:t>
             </w:r>
           </w:p>
         </w:tc>
@@ -10845,10 +10412,10 @@
             </w:tcBorders>
             <w:vAlign w:val="center"/>
             <w:tcMar>
-              <w:top w:w="80" w:type="dxa"/>
-              <w:start w:w="120" w:type="dxa"/>
-              <w:bottom w:w="80" w:type="dxa"/>
-              <w:end w:w="120" w:type="dxa"/>
+              <w:top w:w="90" w:type="dxa"/>
+              <w:start w:w="100" w:type="dxa"/>
+              <w:bottom w:w="90" w:type="dxa"/>
+              <w:end w:w="100" w:type="dxa"/>
             </w:tcMar>
           </w:tcPr>
           <w:p>
@@ -10861,100 +10428,7 @@
                 <w:color w:val="000000"/>
                 <w:sz w:val="17"/>
               </w:rPr>
-              <w:t>部分实现</w:t>
-            </w:r>
-          </w:p>
-        </w:tc>
-      </w:tr>
-      <w:tr>
-        <w:trPr>
-          <w:trHeight w:hRule="atLeast"/>
-          <w:cantSplit/>
-        </w:trPr>
-        <w:tc>
-          <w:tcPr>
-            <w:tcW w:type="dxa" w:w="1944"/>
-            <w:shd w:fill="F2F2F2"/>
-            <w:tcBorders>
-              <w:bottom w:val="single" w:sz="4" w:color="DDE5E8"/>
-            </w:tcBorders>
-            <w:vAlign w:val="center"/>
-            <w:tcMar>
-              <w:top w:w="80" w:type="dxa"/>
-              <w:start w:w="120" w:type="dxa"/>
-              <w:bottom w:w="80" w:type="dxa"/>
-              <w:end w:w="120" w:type="dxa"/>
-            </w:tcMar>
-          </w:tcPr>
-          <w:p>
-            <w:pPr>
-              <w:spacing w:after="0" w:line="252" w:lineRule="auto"/>
-            </w:pPr>
-            <w:r>
-              <w:rPr>
-                <w:rFonts w:ascii="Calibri" w:hAnsi="Calibri" w:eastAsia="Microsoft YaHei"/>
-                <w:color w:val="000000"/>
-                <w:sz w:val="17"/>
-              </w:rPr>
-              <w:t>效度与双评</w:t>
-            </w:r>
-          </w:p>
-        </w:tc>
-        <w:tc>
-          <w:tcPr>
-            <w:tcW w:type="dxa" w:w="5688"/>
-            <w:shd w:fill="F2F2F2"/>
-            <w:tcBorders>
-              <w:bottom w:val="single" w:sz="4" w:color="DDE5E8"/>
-            </w:tcBorders>
-            <w:vAlign w:val="center"/>
-            <w:tcMar>
-              <w:top w:w="80" w:type="dxa"/>
-              <w:start w:w="120" w:type="dxa"/>
-              <w:bottom w:w="80" w:type="dxa"/>
-              <w:end w:w="120" w:type="dxa"/>
-            </w:tcMar>
-          </w:tcPr>
-          <w:p>
-            <w:pPr>
-              <w:spacing w:after="0" w:line="252" w:lineRule="auto"/>
-            </w:pPr>
-            <w:r>
-              <w:rPr>
-                <w:rFonts w:ascii="Calibri" w:hAnsi="Calibri" w:eastAsia="Microsoft YaHei"/>
-                <w:color w:val="000000"/>
-                <w:sz w:val="17"/>
-              </w:rPr>
-              <w:t>100份分层仿真、200份非客观题双评；真实学生/教师仍需现场开展</w:t>
-            </w:r>
-          </w:p>
-        </w:tc>
-        <w:tc>
-          <w:tcPr>
-            <w:tcW w:type="dxa" w:w="1728"/>
-            <w:shd w:fill="F2F2F2"/>
-            <w:tcBorders>
-              <w:bottom w:val="single" w:sz="4" w:color="DDE5E8"/>
-            </w:tcBorders>
-            <w:vAlign w:val="center"/>
-            <w:tcMar>
-              <w:top w:w="80" w:type="dxa"/>
-              <w:start w:w="120" w:type="dxa"/>
-              <w:bottom w:w="80" w:type="dxa"/>
-              <w:end w:w="120" w:type="dxa"/>
-            </w:tcMar>
-          </w:tcPr>
-          <w:p>
-            <w:pPr>
-              <w:spacing w:after="0" w:line="252" w:lineRule="auto"/>
-            </w:pPr>
-            <w:r>
-              <w:rPr>
-                <w:rFonts w:ascii="Calibri" w:hAnsi="Calibri" w:eastAsia="Microsoft YaHei"/>
-                <w:color w:val="000000"/>
-                <w:sz w:val="17"/>
-              </w:rPr>
-              <w:t>仿真完成；真实待验证</w:t>
+              <w:t>待真实试测</w:t>
             </w:r>
           </w:p>
         </w:tc>
@@ -10968,10 +10442,9 @@
     <w:tbl>
       <w:tblPr>
         <w:tblW w:type="dxa" w:w="9360"/>
-        <w:jc w:val="left"/>
+        <w:jc w:val="center"/>
         <w:tblLayout w:type="fixed"/>
         <w:tblLook w:firstColumn="1" w:firstRow="1" w:lastColumn="0" w:lastRow="0" w:noHBand="0" w:noVBand="1" w:val="04A0"/>
-        <w:tblInd w:w="120" w:type="dxa"/>
       </w:tblPr>
       <w:tblGrid>
         <w:gridCol w:w="9360"/>
@@ -10979,74 +10452,16 @@
       <w:tr>
         <w:trPr>
           <w:trHeight w:hRule="atLeast"/>
-          <w:cantSplit/>
         </w:trPr>
         <w:tc>
           <w:tcPr>
             <w:tcW w:type="dxa" w:w="9360"/>
             <w:vAlign w:val="center"/>
             <w:tcMar>
-              <w:top w:w="80" w:type="dxa"/>
-              <w:start w:w="120" w:type="dxa"/>
-              <w:bottom w:w="80" w:type="dxa"/>
-              <w:end w:w="120" w:type="dxa"/>
-            </w:tcMar>
-            <w:shd w:fill="F2F2F2"/>
-            <w:tcBorders>
-              <w:left w:val="single" w:sz="18" w:color="000000"/>
-            </w:tcBorders>
-          </w:tcPr>
-          <w:p>
-            <w:r>
-              <w:rPr>
-                <w:rFonts w:ascii="Calibri" w:hAnsi="Calibri" w:eastAsia="Microsoft YaHei"/>
-                <w:b/>
-                <w:color w:val="000000"/>
-              </w:rPr>
-              <w:t xml:space="preserve">新增仿真证据  </w:t>
-            </w:r>
-            <w:r>
-              <w:rPr>
-                <w:rFonts w:ascii="Calibri" w:hAnsi="Calibri" w:eastAsia="Microsoft YaHei"/>
-                <w:color w:val="000000"/>
-                <w:sz w:val="19"/>
-              </w:rPr>
-              <w:t>L1-L5各20人、共2500条作答；潜在能力与测评分相关0.946。200份非客观题完成400条独立模拟教师评分，加权Kappa为0.861。当前等级命中率仅31%，暴露固定阈值偏高问题，必须校准后再做真实试测。</w:t>
-            </w:r>
-          </w:p>
-        </w:tc>
-      </w:tr>
-    </w:tbl>
-    <w:p>
-      <w:pPr>
-        <w:spacing w:after="20"/>
-      </w:pPr>
-    </w:p>
-    <w:tbl>
-      <w:tblPr>
-        <w:tblW w:type="dxa" w:w="9360"/>
-        <w:jc w:val="left"/>
-        <w:tblLayout w:type="fixed"/>
-        <w:tblLook w:firstColumn="1" w:firstRow="1" w:lastColumn="0" w:lastRow="0" w:noHBand="0" w:noVBand="1" w:val="04A0"/>
-        <w:tblInd w:w="120" w:type="dxa"/>
-      </w:tblPr>
-      <w:tblGrid>
-        <w:gridCol w:w="9360"/>
-      </w:tblGrid>
-      <w:tr>
-        <w:trPr>
-          <w:trHeight w:hRule="atLeast"/>
-          <w:cantSplit/>
-        </w:trPr>
-        <w:tc>
-          <w:tcPr>
-            <w:tcW w:type="dxa" w:w="9360"/>
-            <w:vAlign w:val="center"/>
-            <w:tcMar>
-              <w:top w:w="80" w:type="dxa"/>
-              <w:start w:w="120" w:type="dxa"/>
-              <w:bottom w:w="80" w:type="dxa"/>
-              <w:end w:w="120" w:type="dxa"/>
+              <w:top w:w="90" w:type="dxa"/>
+              <w:start w:w="100" w:type="dxa"/>
+              <w:bottom w:w="90" w:type="dxa"/>
+              <w:end w:w="100" w:type="dxa"/>
             </w:tcMar>
             <w:shd w:fill="D9D9D9"/>
             <w:tcBorders>
@@ -11068,7 +10483,7 @@
                 <w:color w:val="000000"/>
                 <w:sz w:val="19"/>
               </w:rPr>
-              <w:t>可陈述百宝箱双智能体已发布且真实接口调用成功；不得把未配置令牌时的本地降级结果、结构化引导、文件留存或合成模拟分别夸大为真实模型评分、通用连续对话、多模态理解或真实效度。</w:t>
+              <w:t>文档与答辩中可展示“当前系统完整可运行、非百宝箱功能已实现”；不得把本地量表初评描述为已验证的大模型自动评分，也不得把合成模拟结果描述为真实准确率。</w:t>
             </w:r>
           </w:p>
         </w:tc>
@@ -11083,7 +10498,7 @@
       <w:headerReference w:type="default" r:id="rId9"/>
       <w:footerReference w:type="default" r:id="rId10"/>
       <w:pgSz w:w="12240" w:h="15840"/>
-      <w:pgMar w:top="1440" w:right="1440" w:bottom="1440" w:left="1440" w:header="708" w:footer="708" w:gutter="0"/>
+      <w:pgMar w:top="1440" w:right="1440" w:bottom="1440" w:left="1440" w:header="504" w:footer="504" w:gutter="0"/>
       <w:cols w:space="720"/>
       <w:docGrid w:linePitch="360"/>
     </w:sectPr>
@@ -11343,12 +10758,6 @@
   </w:num>
   <w:num w:numId="9">
     <w:abstractNumId w:val="0"/>
-  </w:num>
-  <w:num w:numId="10">
-    <w:abstractNumId w:val="7"/>
-    <w:lvlOverride w:ilvl="0">
-      <w:startOverride w:val="1"/>
-    </w:lvlOverride>
   </w:num>
 </w:numbering>
 </file>
@@ -11514,7 +10923,7 @@
     <w:qFormat/>
     <w:rsid w:val="00FC693F"/>
     <w:pPr>
-      <w:spacing w:before="0" w:after="120" w:line="300" w:lineRule="auto"/>
+      <w:spacing w:after="140" w:line="278" w:lineRule="auto"/>
     </w:pPr>
     <w:rPr>
       <w:rFonts w:ascii="Calibri" w:hAnsi="Calibri" w:eastAsia="Microsoft YaHei"/>
@@ -11577,7 +10986,7 @@
     <w:pPr>
       <w:keepNext/>
       <w:keepLines/>
-      <w:spacing w:before="360" w:after="200"/>
+      <w:spacing w:before="360" w:after="160"/>
       <w:outlineLvl w:val="0"/>
     </w:pPr>
     <w:rPr>
@@ -11585,7 +10994,7 @@
       <w:b/>
       <w:bCs/>
       <w:color w:val="000000"/>
-      <w:sz w:val="32"/>
+      <w:sz w:val="36"/>
       <w:szCs w:val="28"/>
     </w:rPr>
   </w:style>
@@ -11601,7 +11010,7 @@
     <w:pPr>
       <w:keepNext/>
       <w:keepLines/>
-      <w:spacing w:before="280" w:after="140"/>
+      <w:spacing w:before="240" w:after="100"/>
       <w:outlineLvl w:val="1"/>
     </w:pPr>
     <w:rPr>
@@ -11609,7 +11018,7 @@
       <w:b/>
       <w:bCs/>
       <w:color w:val="000000"/>
-      <w:sz w:val="26"/>
+      <w:sz w:val="28"/>
       <w:szCs w:val="26"/>
     </w:rPr>
   </w:style>
@@ -11625,7 +11034,7 @@
     <w:pPr>
       <w:keepNext/>
       <w:keepLines/>
-      <w:spacing w:before="200" w:after="100"/>
+      <w:spacing w:before="180" w:after="60"/>
       <w:outlineLvl w:val="2"/>
     </w:pPr>
     <w:rPr>
@@ -11633,7 +11042,7 @@
       <w:b/>
       <w:bCs/>
       <w:color w:val="000000"/>
-      <w:sz w:val="24"/>
+      <w:sz w:val="22"/>
     </w:rPr>
   </w:style>
   <w:style w:type="paragraph" w:styleId="Heading4">
@@ -12054,13 +11463,12 @@
       <w:numPr>
         <w:numId w:val="1"/>
       </w:numPr>
-      <w:spacing w:after="80" w:line="300" w:lineRule="auto"/>
-      <w:ind w:left="540" w:hanging="271"/>
+      <w:spacing w:after="80" w:line="269" w:lineRule="auto"/>
       <w:contextualSpacing/>
     </w:pPr>
     <w:rPr>
       <w:rFonts w:ascii="Calibri" w:hAnsi="Calibri" w:eastAsia="Microsoft YaHei"/>
-      <w:sz w:val="22"/>
+      <w:sz w:val="21"/>
     </w:rPr>
   </w:style>
   <w:style w:type="paragraph" w:styleId="ListBullet2">
@@ -12099,13 +11507,12 @@
       <w:numPr>
         <w:numId w:val="5"/>
       </w:numPr>
-      <w:spacing w:after="80" w:line="300" w:lineRule="auto"/>
-      <w:ind w:left="540" w:hanging="271"/>
+      <w:spacing w:after="80" w:line="269" w:lineRule="auto"/>
       <w:contextualSpacing/>
     </w:pPr>
     <w:rPr>
       <w:rFonts w:ascii="Calibri" w:hAnsi="Calibri" w:eastAsia="Microsoft YaHei"/>
-      <w:sz w:val="22"/>
+      <w:sz w:val="21"/>
     </w:rPr>
   </w:style>
   <w:style w:type="paragraph" w:styleId="ListNumber2">
